--- a/s-s-event-bogor/print-notebooks/03-services/11-filled-example.docx
+++ b/s-s-event-bogor/print-notebooks/03-services/11-filled-example.docx
@@ -112,9 +112,9 @@
                 <w:color w:val="FFFFFF"/>
                 <w:sz w:val="20"/>
               </w:rPr>
-              <w:t>CICES</w:t>
+              <w:t>SEEA EA</w:t>
               <w:br/>
-              <w:t>category</w:t>
+              <w:t>reference list</w:t>
             </w:r>
           </w:p>
         </w:tc>

--- a/s-s-event-bogor/print-notebooks/03-services/11-filled-example.docx
+++ b/s-s-event-bogor/print-notebooks/03-services/11-filled-example.docx
@@ -3359,6 +3359,1891 @@
         <w:t>Fish provisioning valued at resource rent (market price minus production costs), not gross revenue. Carbon sequestration uses the US EPA social cost of carbon (USD 51/tCO₂, 2020 value). Coastal protection based on avoided damage to coastal infrastructure using storm damage functions. Gleaning valued at local equivalent wage rate as subsistence activity has no market price.</w:t>
       </w:r>
     </w:p>
+    <w:p>
+      <w:r>
+        <w:br w:type="page"/>
+      </w:r>
+    </w:p>
+    <w:p>
+      <w:r>
+        <w:rPr>
+          <w:rFonts w:ascii="Arial" w:hAnsi="Arial"/>
+          <w:b w:val="0"/>
+          <w:color w:val="0A5455"/>
+          <w:sz w:val="32"/>
+        </w:rPr>
+        <w:t>Table 4e: Combined Physical Supply and Use Table</w:t>
+      </w:r>
+    </w:p>
+    <w:p>
+      <w:pPr>
+        <w:spacing w:before="80" w:after="80"/>
+      </w:pPr>
+      <w:r>
+        <w:rPr>
+          <w:rFonts w:ascii="Arial" w:hAnsi="Arial"/>
+          <w:b w:val="0"/>
+          <w:color w:val="555555"/>
+          <w:sz w:val="18"/>
+        </w:rPr>
+        <w:t>The SEEA EA presents supply and use together in a single integrated table. The left half shows which ecosystem types supply each service; the right half shows which economic sectors use (benefit from) each service. Total supply = Total use for every row.</w:t>
+      </w:r>
+    </w:p>
+    <w:tbl>
+      <w:tblPr>
+        <w:tblW w:type="auto" w:w="0"/>
+        <w:jc w:val="center"/>
+        <w:tblLook w:firstColumn="1" w:firstRow="1" w:lastColumn="0" w:lastRow="0" w:noHBand="0" w:noVBand="1" w:val="04A0"/>
+        <w:tblBorders>
+          <w:top w:val="single" w:sz="4" w:color="404040"/>
+          <w:left w:val="single" w:sz="4" w:color="404040"/>
+          <w:bottom w:val="single" w:sz="4" w:color="404040"/>
+          <w:right w:val="single" w:sz="4" w:color="404040"/>
+          <w:insideH w:val="single" w:sz="4" w:color="404040"/>
+          <w:insideV w:val="single" w:sz="4" w:color="404040"/>
+        </w:tblBorders>
+      </w:tblPr>
+      <w:tblGrid>
+        <w:gridCol w:w="1178"/>
+        <w:gridCol w:w="1178"/>
+        <w:gridCol w:w="1178"/>
+        <w:gridCol w:w="1178"/>
+        <w:gridCol w:w="1178"/>
+        <w:gridCol w:w="1178"/>
+        <w:gridCol w:w="1178"/>
+        <w:gridCol w:w="1178"/>
+        <w:gridCol w:w="1178"/>
+        <w:gridCol w:w="1178"/>
+        <w:gridCol w:w="1178"/>
+        <w:gridCol w:w="1178"/>
+      </w:tblGrid>
+      <w:tr>
+        <w:tc>
+          <w:tcPr>
+            <w:tcW w:type="dxa" w:w="1178"/>
+            <w:shd w:fill="3B9C7B"/>
+          </w:tcPr>
+          <w:p>
+            <w:pPr>
+              <w:jc w:val="center"/>
+            </w:pPr>
+            <w:r/>
+            <w:r>
+              <w:rPr>
+                <w:rFonts w:ascii="Arial" w:hAnsi="Arial"/>
+                <w:b/>
+                <w:color w:val="FFFFFF"/>
+                <w:sz w:val="20"/>
+              </w:rPr>
+              <w:t>Service</w:t>
+            </w:r>
+          </w:p>
+        </w:tc>
+        <w:tc>
+          <w:tcPr>
+            <w:tcW w:type="dxa" w:w="1178"/>
+            <w:shd w:fill="3B9C7B"/>
+          </w:tcPr>
+          <w:p>
+            <w:pPr>
+              <w:jc w:val="center"/>
+            </w:pPr>
+            <w:r/>
+            <w:r>
+              <w:rPr>
+                <w:rFonts w:ascii="Arial" w:hAnsi="Arial"/>
+                <w:b/>
+                <w:color w:val="FFFFFF"/>
+                <w:sz w:val="20"/>
+              </w:rPr>
+              <w:t>Unit</w:t>
+            </w:r>
+          </w:p>
+        </w:tc>
+        <w:tc>
+          <w:tcPr>
+            <w:tcW w:type="dxa" w:w="1178"/>
+            <w:shd w:fill="3B9C7B"/>
+          </w:tcPr>
+          <w:p>
+            <w:pPr>
+              <w:jc w:val="center"/>
+            </w:pPr>
+            <w:r/>
+            <w:r>
+              <w:rPr>
+                <w:rFonts w:ascii="Arial" w:hAnsi="Arial"/>
+                <w:b/>
+                <w:color w:val="FFFFFF"/>
+                <w:sz w:val="20"/>
+              </w:rPr>
+              <w:t>Coral reefs</w:t>
+              <w:br/>
+              <w:t>(supply)</w:t>
+            </w:r>
+          </w:p>
+        </w:tc>
+        <w:tc>
+          <w:tcPr>
+            <w:tcW w:type="dxa" w:w="1178"/>
+            <w:shd w:fill="3B9C7B"/>
+          </w:tcPr>
+          <w:p>
+            <w:pPr>
+              <w:jc w:val="center"/>
+            </w:pPr>
+            <w:r/>
+            <w:r>
+              <w:rPr>
+                <w:rFonts w:ascii="Arial" w:hAnsi="Arial"/>
+                <w:b/>
+                <w:color w:val="FFFFFF"/>
+                <w:sz w:val="20"/>
+              </w:rPr>
+              <w:t>Seagrass</w:t>
+              <w:br/>
+              <w:t>(supply)</w:t>
+            </w:r>
+          </w:p>
+        </w:tc>
+        <w:tc>
+          <w:tcPr>
+            <w:tcW w:type="dxa" w:w="1178"/>
+            <w:shd w:fill="3B9C7B"/>
+          </w:tcPr>
+          <w:p>
+            <w:pPr>
+              <w:jc w:val="center"/>
+            </w:pPr>
+            <w:r/>
+            <w:r>
+              <w:rPr>
+                <w:rFonts w:ascii="Arial" w:hAnsi="Arial"/>
+                <w:b/>
+                <w:color w:val="FFFFFF"/>
+                <w:sz w:val="20"/>
+              </w:rPr>
+              <w:t>Mangroves</w:t>
+              <w:br/>
+              <w:t>(supply)</w:t>
+            </w:r>
+          </w:p>
+        </w:tc>
+        <w:tc>
+          <w:tcPr>
+            <w:tcW w:type="dxa" w:w="1178"/>
+            <w:shd w:fill="3B9C7B"/>
+          </w:tcPr>
+          <w:p>
+            <w:pPr>
+              <w:jc w:val="center"/>
+            </w:pPr>
+            <w:r/>
+            <w:r>
+              <w:rPr>
+                <w:rFonts w:ascii="Arial" w:hAnsi="Arial"/>
+                <w:b/>
+                <w:color w:val="FFFFFF"/>
+                <w:sz w:val="20"/>
+              </w:rPr>
+              <w:t>Total</w:t>
+              <w:br/>
+              <w:t>supply</w:t>
+            </w:r>
+          </w:p>
+        </w:tc>
+        <w:tc>
+          <w:tcPr>
+            <w:tcW w:type="dxa" w:w="1178"/>
+            <w:shd w:fill="3B9C7B"/>
+          </w:tcPr>
+          <w:p>
+            <w:pPr>
+              <w:jc w:val="center"/>
+            </w:pPr>
+            <w:r/>
+            <w:r>
+              <w:rPr>
+                <w:rFonts w:ascii="Arial" w:hAnsi="Arial"/>
+                <w:b/>
+                <w:color w:val="FFFFFF"/>
+                <w:sz w:val="20"/>
+              </w:rPr>
+              <w:t>Fisheries</w:t>
+              <w:br/>
+              <w:t>(use)</w:t>
+            </w:r>
+          </w:p>
+        </w:tc>
+        <w:tc>
+          <w:tcPr>
+            <w:tcW w:type="dxa" w:w="1178"/>
+            <w:shd w:fill="3B9C7B"/>
+          </w:tcPr>
+          <w:p>
+            <w:pPr>
+              <w:jc w:val="center"/>
+            </w:pPr>
+            <w:r/>
+            <w:r>
+              <w:rPr>
+                <w:rFonts w:ascii="Arial" w:hAnsi="Arial"/>
+                <w:b/>
+                <w:color w:val="FFFFFF"/>
+                <w:sz w:val="20"/>
+              </w:rPr>
+              <w:t>Tourism</w:t>
+              <w:br/>
+              <w:t>(use)</w:t>
+            </w:r>
+          </w:p>
+        </w:tc>
+        <w:tc>
+          <w:tcPr>
+            <w:tcW w:type="dxa" w:w="1178"/>
+            <w:shd w:fill="3B9C7B"/>
+          </w:tcPr>
+          <w:p>
+            <w:pPr>
+              <w:jc w:val="center"/>
+            </w:pPr>
+            <w:r/>
+            <w:r>
+              <w:rPr>
+                <w:rFonts w:ascii="Arial" w:hAnsi="Arial"/>
+                <w:b/>
+                <w:color w:val="FFFFFF"/>
+                <w:sz w:val="20"/>
+              </w:rPr>
+              <w:t>Coastal HH</w:t>
+              <w:br/>
+              <w:t>(use)</w:t>
+            </w:r>
+          </w:p>
+        </w:tc>
+        <w:tc>
+          <w:tcPr>
+            <w:tcW w:type="dxa" w:w="1178"/>
+            <w:shd w:fill="3B9C7B"/>
+          </w:tcPr>
+          <w:p>
+            <w:pPr>
+              <w:jc w:val="center"/>
+            </w:pPr>
+            <w:r/>
+            <w:r>
+              <w:rPr>
+                <w:rFonts w:ascii="Arial" w:hAnsi="Arial"/>
+                <w:b/>
+                <w:color w:val="FFFFFF"/>
+                <w:sz w:val="20"/>
+              </w:rPr>
+              <w:t>Govt</w:t>
+              <w:br/>
+              <w:t>(use)</w:t>
+            </w:r>
+          </w:p>
+        </w:tc>
+        <w:tc>
+          <w:tcPr>
+            <w:tcW w:type="dxa" w:w="1178"/>
+            <w:shd w:fill="3B9C7B"/>
+          </w:tcPr>
+          <w:p>
+            <w:pPr>
+              <w:jc w:val="center"/>
+            </w:pPr>
+            <w:r/>
+            <w:r>
+              <w:rPr>
+                <w:rFonts w:ascii="Arial" w:hAnsi="Arial"/>
+                <w:b/>
+                <w:color w:val="FFFFFF"/>
+                <w:sz w:val="20"/>
+              </w:rPr>
+              <w:t>Global</w:t>
+              <w:br/>
+              <w:t>(use)</w:t>
+            </w:r>
+          </w:p>
+        </w:tc>
+        <w:tc>
+          <w:tcPr>
+            <w:tcW w:type="dxa" w:w="1178"/>
+            <w:shd w:fill="3B9C7B"/>
+          </w:tcPr>
+          <w:p>
+            <w:pPr>
+              <w:jc w:val="center"/>
+            </w:pPr>
+            <w:r/>
+            <w:r>
+              <w:rPr>
+                <w:rFonts w:ascii="Arial" w:hAnsi="Arial"/>
+                <w:b/>
+                <w:color w:val="FFFFFF"/>
+                <w:sz w:val="20"/>
+              </w:rPr>
+              <w:t>Total</w:t>
+              <w:br/>
+              <w:t>use</w:t>
+            </w:r>
+          </w:p>
+        </w:tc>
+      </w:tr>
+      <w:tr>
+        <w:tc>
+          <w:tcPr>
+            <w:tcW w:type="dxa" w:w="1178"/>
+            <w:shd w:fill="0A5455"/>
+          </w:tcPr>
+          <w:p>
+            <w:pPr>
+              <w:spacing w:before="60" w:after="60"/>
+            </w:pPr>
+            <w:r/>
+            <w:r>
+              <w:rPr>
+                <w:rFonts w:ascii="Arial" w:hAnsi="Arial"/>
+                <w:b/>
+                <w:color w:val="FFFFFF"/>
+                <w:sz w:val="20"/>
+              </w:rPr>
+              <w:t>Fish provisioning</w:t>
+            </w:r>
+          </w:p>
+        </w:tc>
+        <w:tc>
+          <w:tcPr>
+            <w:tcW w:type="dxa" w:w="1178"/>
+          </w:tcPr>
+          <w:p>
+            <w:pPr>
+              <w:spacing w:before="60" w:after="60"/>
+              <w:jc w:val="center"/>
+            </w:pPr>
+            <w:r/>
+            <w:r>
+              <w:rPr>
+                <w:rFonts w:ascii="Arial" w:hAnsi="Arial"/>
+                <w:b w:val="0"/>
+                <w:color w:val="30302F"/>
+                <w:sz w:val="20"/>
+              </w:rPr>
+              <w:t>kg/yr</w:t>
+            </w:r>
+          </w:p>
+        </w:tc>
+        <w:tc>
+          <w:tcPr>
+            <w:tcW w:type="dxa" w:w="1178"/>
+          </w:tcPr>
+          <w:p>
+            <w:pPr>
+              <w:spacing w:before="60" w:after="60"/>
+              <w:jc w:val="center"/>
+            </w:pPr>
+            <w:r/>
+            <w:r>
+              <w:rPr>
+                <w:rFonts w:ascii="Arial" w:hAnsi="Arial"/>
+                <w:b w:val="0"/>
+                <w:color w:val="30302F"/>
+                <w:sz w:val="20"/>
+              </w:rPr>
+              <w:t>120,000</w:t>
+            </w:r>
+          </w:p>
+        </w:tc>
+        <w:tc>
+          <w:tcPr>
+            <w:tcW w:type="dxa" w:w="1178"/>
+          </w:tcPr>
+          <w:p>
+            <w:pPr>
+              <w:spacing w:before="60" w:after="60"/>
+              <w:jc w:val="center"/>
+            </w:pPr>
+            <w:r/>
+            <w:r>
+              <w:rPr>
+                <w:rFonts w:ascii="Arial" w:hAnsi="Arial"/>
+                <w:b w:val="0"/>
+                <w:color w:val="30302F"/>
+                <w:sz w:val="20"/>
+              </w:rPr>
+              <w:t>45,000</w:t>
+            </w:r>
+          </w:p>
+        </w:tc>
+        <w:tc>
+          <w:tcPr>
+            <w:tcW w:type="dxa" w:w="1178"/>
+          </w:tcPr>
+          <w:p>
+            <w:pPr>
+              <w:spacing w:before="60" w:after="60"/>
+              <w:jc w:val="center"/>
+            </w:pPr>
+            <w:r/>
+            <w:r>
+              <w:rPr>
+                <w:rFonts w:ascii="Arial" w:hAnsi="Arial"/>
+                <w:b w:val="0"/>
+                <w:color w:val="30302F"/>
+                <w:sz w:val="20"/>
+              </w:rPr>
+              <w:t>15,000</w:t>
+            </w:r>
+          </w:p>
+        </w:tc>
+        <w:tc>
+          <w:tcPr>
+            <w:tcW w:type="dxa" w:w="1178"/>
+          </w:tcPr>
+          <w:p>
+            <w:pPr>
+              <w:spacing w:before="60" w:after="60"/>
+              <w:jc w:val="center"/>
+            </w:pPr>
+            <w:r/>
+            <w:r>
+              <w:rPr>
+                <w:rFonts w:ascii="Arial" w:hAnsi="Arial"/>
+                <w:b w:val="0"/>
+                <w:color w:val="30302F"/>
+                <w:sz w:val="20"/>
+              </w:rPr>
+              <w:t>180,000</w:t>
+            </w:r>
+          </w:p>
+        </w:tc>
+        <w:tc>
+          <w:tcPr>
+            <w:tcW w:type="dxa" w:w="1178"/>
+          </w:tcPr>
+          <w:p>
+            <w:pPr>
+              <w:spacing w:before="60" w:after="60"/>
+              <w:jc w:val="center"/>
+            </w:pPr>
+            <w:r/>
+            <w:r>
+              <w:rPr>
+                <w:rFonts w:ascii="Arial" w:hAnsi="Arial"/>
+                <w:b w:val="0"/>
+                <w:color w:val="30302F"/>
+                <w:sz w:val="20"/>
+              </w:rPr>
+              <w:t>180,000</w:t>
+            </w:r>
+          </w:p>
+        </w:tc>
+        <w:tc>
+          <w:tcPr>
+            <w:tcW w:type="dxa" w:w="1178"/>
+          </w:tcPr>
+          <w:p>
+            <w:pPr>
+              <w:spacing w:before="60" w:after="60"/>
+              <w:jc w:val="center"/>
+            </w:pPr>
+            <w:r/>
+            <w:r>
+              <w:rPr>
+                <w:rFonts w:ascii="Arial" w:hAnsi="Arial"/>
+                <w:b w:val="0"/>
+                <w:color w:val="30302F"/>
+                <w:sz w:val="20"/>
+              </w:rPr>
+              <w:t>0</w:t>
+            </w:r>
+          </w:p>
+        </w:tc>
+        <w:tc>
+          <w:tcPr>
+            <w:tcW w:type="dxa" w:w="1178"/>
+          </w:tcPr>
+          <w:p>
+            <w:pPr>
+              <w:spacing w:before="60" w:after="60"/>
+              <w:jc w:val="center"/>
+            </w:pPr>
+            <w:r/>
+            <w:r>
+              <w:rPr>
+                <w:rFonts w:ascii="Arial" w:hAnsi="Arial"/>
+                <w:b w:val="0"/>
+                <w:color w:val="30302F"/>
+                <w:sz w:val="20"/>
+              </w:rPr>
+              <w:t>0</w:t>
+            </w:r>
+          </w:p>
+        </w:tc>
+        <w:tc>
+          <w:tcPr>
+            <w:tcW w:type="dxa" w:w="1178"/>
+          </w:tcPr>
+          <w:p>
+            <w:pPr>
+              <w:spacing w:before="60" w:after="60"/>
+              <w:jc w:val="center"/>
+            </w:pPr>
+            <w:r/>
+            <w:r>
+              <w:rPr>
+                <w:rFonts w:ascii="Arial" w:hAnsi="Arial"/>
+                <w:b w:val="0"/>
+                <w:color w:val="30302F"/>
+                <w:sz w:val="20"/>
+              </w:rPr>
+              <w:t>0</w:t>
+            </w:r>
+          </w:p>
+        </w:tc>
+        <w:tc>
+          <w:tcPr>
+            <w:tcW w:type="dxa" w:w="1178"/>
+          </w:tcPr>
+          <w:p>
+            <w:pPr>
+              <w:spacing w:before="60" w:after="60"/>
+              <w:jc w:val="center"/>
+            </w:pPr>
+            <w:r/>
+            <w:r>
+              <w:rPr>
+                <w:rFonts w:ascii="Arial" w:hAnsi="Arial"/>
+                <w:b w:val="0"/>
+                <w:color w:val="30302F"/>
+                <w:sz w:val="20"/>
+              </w:rPr>
+              <w:t>0</w:t>
+            </w:r>
+          </w:p>
+        </w:tc>
+        <w:tc>
+          <w:tcPr>
+            <w:tcW w:type="dxa" w:w="1178"/>
+          </w:tcPr>
+          <w:p>
+            <w:pPr>
+              <w:spacing w:before="60" w:after="60"/>
+              <w:jc w:val="center"/>
+            </w:pPr>
+            <w:r/>
+            <w:r>
+              <w:rPr>
+                <w:rFonts w:ascii="Arial" w:hAnsi="Arial"/>
+                <w:b w:val="0"/>
+                <w:color w:val="30302F"/>
+                <w:sz w:val="20"/>
+              </w:rPr>
+              <w:t>180,000</w:t>
+            </w:r>
+          </w:p>
+        </w:tc>
+      </w:tr>
+      <w:tr>
+        <w:tc>
+          <w:tcPr>
+            <w:tcW w:type="dxa" w:w="1178"/>
+            <w:shd w:fill="0A5455"/>
+          </w:tcPr>
+          <w:p>
+            <w:pPr>
+              <w:spacing w:before="60" w:after="60"/>
+            </w:pPr>
+            <w:r/>
+            <w:r>
+              <w:rPr>
+                <w:rFonts w:ascii="Arial" w:hAnsi="Arial"/>
+                <w:b/>
+                <w:color w:val="FFFFFF"/>
+                <w:sz w:val="20"/>
+              </w:rPr>
+              <w:t>Carbon sequestration</w:t>
+            </w:r>
+          </w:p>
+        </w:tc>
+        <w:tc>
+          <w:tcPr>
+            <w:tcW w:type="dxa" w:w="1178"/>
+          </w:tcPr>
+          <w:p>
+            <w:pPr>
+              <w:spacing w:before="60" w:after="60"/>
+              <w:jc w:val="center"/>
+            </w:pPr>
+            <w:r/>
+            <w:r>
+              <w:rPr>
+                <w:rFonts w:ascii="Arial" w:hAnsi="Arial"/>
+                <w:b w:val="0"/>
+                <w:color w:val="30302F"/>
+                <w:sz w:val="20"/>
+              </w:rPr>
+              <w:t>Mg CO₂/yr</w:t>
+            </w:r>
+          </w:p>
+        </w:tc>
+        <w:tc>
+          <w:tcPr>
+            <w:tcW w:type="dxa" w:w="1178"/>
+          </w:tcPr>
+          <w:p>
+            <w:pPr>
+              <w:spacing w:before="60" w:after="60"/>
+              <w:jc w:val="center"/>
+            </w:pPr>
+            <w:r/>
+            <w:r>
+              <w:rPr>
+                <w:rFonts w:ascii="Arial" w:hAnsi="Arial"/>
+                <w:b w:val="0"/>
+                <w:color w:val="30302F"/>
+                <w:sz w:val="20"/>
+              </w:rPr>
+              <w:t>0</w:t>
+            </w:r>
+          </w:p>
+        </w:tc>
+        <w:tc>
+          <w:tcPr>
+            <w:tcW w:type="dxa" w:w="1178"/>
+          </w:tcPr>
+          <w:p>
+            <w:pPr>
+              <w:spacing w:before="60" w:after="60"/>
+              <w:jc w:val="center"/>
+            </w:pPr>
+            <w:r/>
+            <w:r>
+              <w:rPr>
+                <w:rFonts w:ascii="Arial" w:hAnsi="Arial"/>
+                <w:b w:val="0"/>
+                <w:color w:val="30302F"/>
+                <w:sz w:val="20"/>
+              </w:rPr>
+              <w:t>1,040</w:t>
+            </w:r>
+          </w:p>
+        </w:tc>
+        <w:tc>
+          <w:tcPr>
+            <w:tcW w:type="dxa" w:w="1178"/>
+          </w:tcPr>
+          <w:p>
+            <w:pPr>
+              <w:spacing w:before="60" w:after="60"/>
+              <w:jc w:val="center"/>
+            </w:pPr>
+            <w:r/>
+            <w:r>
+              <w:rPr>
+                <w:rFonts w:ascii="Arial" w:hAnsi="Arial"/>
+                <w:b w:val="0"/>
+                <w:color w:val="30302F"/>
+                <w:sz w:val="20"/>
+              </w:rPr>
+              <w:t>1,295</w:t>
+            </w:r>
+          </w:p>
+        </w:tc>
+        <w:tc>
+          <w:tcPr>
+            <w:tcW w:type="dxa" w:w="1178"/>
+          </w:tcPr>
+          <w:p>
+            <w:pPr>
+              <w:spacing w:before="60" w:after="60"/>
+              <w:jc w:val="center"/>
+            </w:pPr>
+            <w:r/>
+            <w:r>
+              <w:rPr>
+                <w:rFonts w:ascii="Arial" w:hAnsi="Arial"/>
+                <w:b w:val="0"/>
+                <w:color w:val="30302F"/>
+                <w:sz w:val="20"/>
+              </w:rPr>
+              <w:t>2,335</w:t>
+            </w:r>
+          </w:p>
+        </w:tc>
+        <w:tc>
+          <w:tcPr>
+            <w:tcW w:type="dxa" w:w="1178"/>
+          </w:tcPr>
+          <w:p>
+            <w:pPr>
+              <w:spacing w:before="60" w:after="60"/>
+              <w:jc w:val="center"/>
+            </w:pPr>
+            <w:r/>
+            <w:r>
+              <w:rPr>
+                <w:rFonts w:ascii="Arial" w:hAnsi="Arial"/>
+                <w:b w:val="0"/>
+                <w:color w:val="30302F"/>
+                <w:sz w:val="20"/>
+              </w:rPr>
+              <w:t>0</w:t>
+            </w:r>
+          </w:p>
+        </w:tc>
+        <w:tc>
+          <w:tcPr>
+            <w:tcW w:type="dxa" w:w="1178"/>
+          </w:tcPr>
+          <w:p>
+            <w:pPr>
+              <w:spacing w:before="60" w:after="60"/>
+              <w:jc w:val="center"/>
+            </w:pPr>
+            <w:r/>
+            <w:r>
+              <w:rPr>
+                <w:rFonts w:ascii="Arial" w:hAnsi="Arial"/>
+                <w:b w:val="0"/>
+                <w:color w:val="30302F"/>
+                <w:sz w:val="20"/>
+              </w:rPr>
+              <w:t>0</w:t>
+            </w:r>
+          </w:p>
+        </w:tc>
+        <w:tc>
+          <w:tcPr>
+            <w:tcW w:type="dxa" w:w="1178"/>
+          </w:tcPr>
+          <w:p>
+            <w:pPr>
+              <w:spacing w:before="60" w:after="60"/>
+              <w:jc w:val="center"/>
+            </w:pPr>
+            <w:r/>
+            <w:r>
+              <w:rPr>
+                <w:rFonts w:ascii="Arial" w:hAnsi="Arial"/>
+                <w:b w:val="0"/>
+                <w:color w:val="30302F"/>
+                <w:sz w:val="20"/>
+              </w:rPr>
+              <w:t>0</w:t>
+            </w:r>
+          </w:p>
+        </w:tc>
+        <w:tc>
+          <w:tcPr>
+            <w:tcW w:type="dxa" w:w="1178"/>
+          </w:tcPr>
+          <w:p>
+            <w:pPr>
+              <w:spacing w:before="60" w:after="60"/>
+              <w:jc w:val="center"/>
+            </w:pPr>
+            <w:r/>
+            <w:r>
+              <w:rPr>
+                <w:rFonts w:ascii="Arial" w:hAnsi="Arial"/>
+                <w:b w:val="0"/>
+                <w:color w:val="30302F"/>
+                <w:sz w:val="20"/>
+              </w:rPr>
+              <w:t>0</w:t>
+            </w:r>
+          </w:p>
+        </w:tc>
+        <w:tc>
+          <w:tcPr>
+            <w:tcW w:type="dxa" w:w="1178"/>
+          </w:tcPr>
+          <w:p>
+            <w:pPr>
+              <w:spacing w:before="60" w:after="60"/>
+              <w:jc w:val="center"/>
+            </w:pPr>
+            <w:r/>
+            <w:r>
+              <w:rPr>
+                <w:rFonts w:ascii="Arial" w:hAnsi="Arial"/>
+                <w:b w:val="0"/>
+                <w:color w:val="30302F"/>
+                <w:sz w:val="20"/>
+              </w:rPr>
+              <w:t>2,335</w:t>
+            </w:r>
+          </w:p>
+        </w:tc>
+        <w:tc>
+          <w:tcPr>
+            <w:tcW w:type="dxa" w:w="1178"/>
+          </w:tcPr>
+          <w:p>
+            <w:pPr>
+              <w:spacing w:before="60" w:after="60"/>
+              <w:jc w:val="center"/>
+            </w:pPr>
+            <w:r/>
+            <w:r>
+              <w:rPr>
+                <w:rFonts w:ascii="Arial" w:hAnsi="Arial"/>
+                <w:b w:val="0"/>
+                <w:color w:val="30302F"/>
+                <w:sz w:val="20"/>
+              </w:rPr>
+              <w:t>2,335</w:t>
+            </w:r>
+          </w:p>
+        </w:tc>
+      </w:tr>
+      <w:tr>
+        <w:tc>
+          <w:tcPr>
+            <w:tcW w:type="dxa" w:w="1178"/>
+            <w:shd w:fill="0A5455"/>
+          </w:tcPr>
+          <w:p>
+            <w:pPr>
+              <w:spacing w:before="60" w:after="60"/>
+            </w:pPr>
+            <w:r/>
+            <w:r>
+              <w:rPr>
+                <w:rFonts w:ascii="Arial" w:hAnsi="Arial"/>
+                <w:b/>
+                <w:color w:val="FFFFFF"/>
+                <w:sz w:val="20"/>
+              </w:rPr>
+              <w:t>Coastal protection</w:t>
+            </w:r>
+          </w:p>
+        </w:tc>
+        <w:tc>
+          <w:tcPr>
+            <w:tcW w:type="dxa" w:w="1178"/>
+          </w:tcPr>
+          <w:p>
+            <w:pPr>
+              <w:spacing w:before="60" w:after="60"/>
+              <w:jc w:val="center"/>
+            </w:pPr>
+            <w:r/>
+            <w:r>
+              <w:rPr>
+                <w:rFonts w:ascii="Arial" w:hAnsi="Arial"/>
+                <w:b w:val="0"/>
+                <w:color w:val="30302F"/>
+                <w:sz w:val="20"/>
+              </w:rPr>
+              <w:t>m coastline</w:t>
+            </w:r>
+          </w:p>
+        </w:tc>
+        <w:tc>
+          <w:tcPr>
+            <w:tcW w:type="dxa" w:w="1178"/>
+          </w:tcPr>
+          <w:p>
+            <w:pPr>
+              <w:spacing w:before="60" w:after="60"/>
+              <w:jc w:val="center"/>
+            </w:pPr>
+            <w:r/>
+            <w:r>
+              <w:rPr>
+                <w:rFonts w:ascii="Arial" w:hAnsi="Arial"/>
+                <w:b w:val="0"/>
+                <w:color w:val="30302F"/>
+                <w:sz w:val="20"/>
+              </w:rPr>
+              <w:t>12,000</w:t>
+            </w:r>
+          </w:p>
+        </w:tc>
+        <w:tc>
+          <w:tcPr>
+            <w:tcW w:type="dxa" w:w="1178"/>
+          </w:tcPr>
+          <w:p>
+            <w:pPr>
+              <w:spacing w:before="60" w:after="60"/>
+              <w:jc w:val="center"/>
+            </w:pPr>
+            <w:r/>
+            <w:r>
+              <w:rPr>
+                <w:rFonts w:ascii="Arial" w:hAnsi="Arial"/>
+                <w:b w:val="0"/>
+                <w:color w:val="30302F"/>
+                <w:sz w:val="20"/>
+              </w:rPr>
+              <w:t>0</w:t>
+            </w:r>
+          </w:p>
+        </w:tc>
+        <w:tc>
+          <w:tcPr>
+            <w:tcW w:type="dxa" w:w="1178"/>
+          </w:tcPr>
+          <w:p>
+            <w:pPr>
+              <w:spacing w:before="60" w:after="60"/>
+              <w:jc w:val="center"/>
+            </w:pPr>
+            <w:r/>
+            <w:r>
+              <w:rPr>
+                <w:rFonts w:ascii="Arial" w:hAnsi="Arial"/>
+                <w:b w:val="0"/>
+                <w:color w:val="30302F"/>
+                <w:sz w:val="20"/>
+              </w:rPr>
+              <w:t>3,500</w:t>
+            </w:r>
+          </w:p>
+        </w:tc>
+        <w:tc>
+          <w:tcPr>
+            <w:tcW w:type="dxa" w:w="1178"/>
+          </w:tcPr>
+          <w:p>
+            <w:pPr>
+              <w:spacing w:before="60" w:after="60"/>
+              <w:jc w:val="center"/>
+            </w:pPr>
+            <w:r/>
+            <w:r>
+              <w:rPr>
+                <w:rFonts w:ascii="Arial" w:hAnsi="Arial"/>
+                <w:b w:val="0"/>
+                <w:color w:val="30302F"/>
+                <w:sz w:val="20"/>
+              </w:rPr>
+              <w:t>15,500</w:t>
+            </w:r>
+          </w:p>
+        </w:tc>
+        <w:tc>
+          <w:tcPr>
+            <w:tcW w:type="dxa" w:w="1178"/>
+          </w:tcPr>
+          <w:p>
+            <w:pPr>
+              <w:spacing w:before="60" w:after="60"/>
+              <w:jc w:val="center"/>
+            </w:pPr>
+            <w:r/>
+            <w:r>
+              <w:rPr>
+                <w:rFonts w:ascii="Arial" w:hAnsi="Arial"/>
+                <w:b w:val="0"/>
+                <w:color w:val="30302F"/>
+                <w:sz w:val="20"/>
+              </w:rPr>
+              <w:t>0</w:t>
+            </w:r>
+          </w:p>
+        </w:tc>
+        <w:tc>
+          <w:tcPr>
+            <w:tcW w:type="dxa" w:w="1178"/>
+          </w:tcPr>
+          <w:p>
+            <w:pPr>
+              <w:spacing w:before="60" w:after="60"/>
+              <w:jc w:val="center"/>
+            </w:pPr>
+            <w:r/>
+            <w:r>
+              <w:rPr>
+                <w:rFonts w:ascii="Arial" w:hAnsi="Arial"/>
+                <w:b w:val="0"/>
+                <w:color w:val="30302F"/>
+                <w:sz w:val="20"/>
+              </w:rPr>
+              <w:t>0</w:t>
+            </w:r>
+          </w:p>
+        </w:tc>
+        <w:tc>
+          <w:tcPr>
+            <w:tcW w:type="dxa" w:w="1178"/>
+          </w:tcPr>
+          <w:p>
+            <w:pPr>
+              <w:spacing w:before="60" w:after="60"/>
+              <w:jc w:val="center"/>
+            </w:pPr>
+            <w:r/>
+            <w:r>
+              <w:rPr>
+                <w:rFonts w:ascii="Arial" w:hAnsi="Arial"/>
+                <w:b w:val="0"/>
+                <w:color w:val="30302F"/>
+                <w:sz w:val="20"/>
+              </w:rPr>
+              <w:t>10,000</w:t>
+            </w:r>
+          </w:p>
+        </w:tc>
+        <w:tc>
+          <w:tcPr>
+            <w:tcW w:type="dxa" w:w="1178"/>
+          </w:tcPr>
+          <w:p>
+            <w:pPr>
+              <w:spacing w:before="60" w:after="60"/>
+              <w:jc w:val="center"/>
+            </w:pPr>
+            <w:r/>
+            <w:r>
+              <w:rPr>
+                <w:rFonts w:ascii="Arial" w:hAnsi="Arial"/>
+                <w:b w:val="0"/>
+                <w:color w:val="30302F"/>
+                <w:sz w:val="20"/>
+              </w:rPr>
+              <w:t>5,500</w:t>
+            </w:r>
+          </w:p>
+        </w:tc>
+        <w:tc>
+          <w:tcPr>
+            <w:tcW w:type="dxa" w:w="1178"/>
+          </w:tcPr>
+          <w:p>
+            <w:pPr>
+              <w:spacing w:before="60" w:after="60"/>
+              <w:jc w:val="center"/>
+            </w:pPr>
+            <w:r/>
+            <w:r>
+              <w:rPr>
+                <w:rFonts w:ascii="Arial" w:hAnsi="Arial"/>
+                <w:b w:val="0"/>
+                <w:color w:val="30302F"/>
+                <w:sz w:val="20"/>
+              </w:rPr>
+              <w:t>0</w:t>
+            </w:r>
+          </w:p>
+        </w:tc>
+        <w:tc>
+          <w:tcPr>
+            <w:tcW w:type="dxa" w:w="1178"/>
+          </w:tcPr>
+          <w:p>
+            <w:pPr>
+              <w:spacing w:before="60" w:after="60"/>
+              <w:jc w:val="center"/>
+            </w:pPr>
+            <w:r/>
+            <w:r>
+              <w:rPr>
+                <w:rFonts w:ascii="Arial" w:hAnsi="Arial"/>
+                <w:b w:val="0"/>
+                <w:color w:val="30302F"/>
+                <w:sz w:val="20"/>
+              </w:rPr>
+              <w:t>15,500</w:t>
+            </w:r>
+          </w:p>
+        </w:tc>
+      </w:tr>
+      <w:tr>
+        <w:tc>
+          <w:tcPr>
+            <w:tcW w:type="dxa" w:w="1178"/>
+            <w:shd w:fill="0A5455"/>
+          </w:tcPr>
+          <w:p>
+            <w:pPr>
+              <w:spacing w:before="60" w:after="60"/>
+            </w:pPr>
+            <w:r/>
+            <w:r>
+              <w:rPr>
+                <w:rFonts w:ascii="Arial" w:hAnsi="Arial"/>
+                <w:b/>
+                <w:color w:val="FFFFFF"/>
+                <w:sz w:val="20"/>
+              </w:rPr>
+              <w:t>Nursery habitat</w:t>
+            </w:r>
+          </w:p>
+        </w:tc>
+        <w:tc>
+          <w:tcPr>
+            <w:tcW w:type="dxa" w:w="1178"/>
+          </w:tcPr>
+          <w:p>
+            <w:pPr>
+              <w:spacing w:before="60" w:after="60"/>
+              <w:jc w:val="center"/>
+            </w:pPr>
+            <w:r/>
+            <w:r>
+              <w:rPr>
+                <w:rFonts w:ascii="Arial" w:hAnsi="Arial"/>
+                <w:b w:val="0"/>
+                <w:color w:val="30302F"/>
+                <w:sz w:val="20"/>
+              </w:rPr>
+              <w:t>kg biomass/yr</w:t>
+            </w:r>
+          </w:p>
+        </w:tc>
+        <w:tc>
+          <w:tcPr>
+            <w:tcW w:type="dxa" w:w="1178"/>
+          </w:tcPr>
+          <w:p>
+            <w:pPr>
+              <w:spacing w:before="60" w:after="60"/>
+              <w:jc w:val="center"/>
+            </w:pPr>
+            <w:r/>
+            <w:r>
+              <w:rPr>
+                <w:rFonts w:ascii="Arial" w:hAnsi="Arial"/>
+                <w:b w:val="0"/>
+                <w:color w:val="30302F"/>
+                <w:sz w:val="20"/>
+              </w:rPr>
+              <w:t>4,500</w:t>
+            </w:r>
+          </w:p>
+        </w:tc>
+        <w:tc>
+          <w:tcPr>
+            <w:tcW w:type="dxa" w:w="1178"/>
+          </w:tcPr>
+          <w:p>
+            <w:pPr>
+              <w:spacing w:before="60" w:after="60"/>
+              <w:jc w:val="center"/>
+            </w:pPr>
+            <w:r/>
+            <w:r>
+              <w:rPr>
+                <w:rFonts w:ascii="Arial" w:hAnsi="Arial"/>
+                <w:b w:val="0"/>
+                <w:color w:val="30302F"/>
+                <w:sz w:val="20"/>
+              </w:rPr>
+              <w:t>2,800</w:t>
+            </w:r>
+          </w:p>
+        </w:tc>
+        <w:tc>
+          <w:tcPr>
+            <w:tcW w:type="dxa" w:w="1178"/>
+          </w:tcPr>
+          <w:p>
+            <w:pPr>
+              <w:spacing w:before="60" w:after="60"/>
+              <w:jc w:val="center"/>
+            </w:pPr>
+            <w:r/>
+            <w:r>
+              <w:rPr>
+                <w:rFonts w:ascii="Arial" w:hAnsi="Arial"/>
+                <w:b w:val="0"/>
+                <w:color w:val="30302F"/>
+                <w:sz w:val="20"/>
+              </w:rPr>
+              <w:t>0</w:t>
+            </w:r>
+          </w:p>
+        </w:tc>
+        <w:tc>
+          <w:tcPr>
+            <w:tcW w:type="dxa" w:w="1178"/>
+          </w:tcPr>
+          <w:p>
+            <w:pPr>
+              <w:spacing w:before="60" w:after="60"/>
+              <w:jc w:val="center"/>
+            </w:pPr>
+            <w:r/>
+            <w:r>
+              <w:rPr>
+                <w:rFonts w:ascii="Arial" w:hAnsi="Arial"/>
+                <w:b w:val="0"/>
+                <w:color w:val="30302F"/>
+                <w:sz w:val="20"/>
+              </w:rPr>
+              <w:t>7,300</w:t>
+            </w:r>
+          </w:p>
+        </w:tc>
+        <w:tc>
+          <w:tcPr>
+            <w:tcW w:type="dxa" w:w="1178"/>
+          </w:tcPr>
+          <w:p>
+            <w:pPr>
+              <w:spacing w:before="60" w:after="60"/>
+              <w:jc w:val="center"/>
+            </w:pPr>
+            <w:r/>
+            <w:r>
+              <w:rPr>
+                <w:rFonts w:ascii="Arial" w:hAnsi="Arial"/>
+                <w:b w:val="0"/>
+                <w:color w:val="30302F"/>
+                <w:sz w:val="20"/>
+              </w:rPr>
+              <w:t>7,300</w:t>
+            </w:r>
+          </w:p>
+        </w:tc>
+        <w:tc>
+          <w:tcPr>
+            <w:tcW w:type="dxa" w:w="1178"/>
+          </w:tcPr>
+          <w:p>
+            <w:pPr>
+              <w:spacing w:before="60" w:after="60"/>
+              <w:jc w:val="center"/>
+            </w:pPr>
+            <w:r/>
+            <w:r>
+              <w:rPr>
+                <w:rFonts w:ascii="Arial" w:hAnsi="Arial"/>
+                <w:b w:val="0"/>
+                <w:color w:val="30302F"/>
+                <w:sz w:val="20"/>
+              </w:rPr>
+              <w:t>0</w:t>
+            </w:r>
+          </w:p>
+        </w:tc>
+        <w:tc>
+          <w:tcPr>
+            <w:tcW w:type="dxa" w:w="1178"/>
+          </w:tcPr>
+          <w:p>
+            <w:pPr>
+              <w:spacing w:before="60" w:after="60"/>
+              <w:jc w:val="center"/>
+            </w:pPr>
+            <w:r/>
+            <w:r>
+              <w:rPr>
+                <w:rFonts w:ascii="Arial" w:hAnsi="Arial"/>
+                <w:b w:val="0"/>
+                <w:color w:val="30302F"/>
+                <w:sz w:val="20"/>
+              </w:rPr>
+              <w:t>0</w:t>
+            </w:r>
+          </w:p>
+        </w:tc>
+        <w:tc>
+          <w:tcPr>
+            <w:tcW w:type="dxa" w:w="1178"/>
+          </w:tcPr>
+          <w:p>
+            <w:pPr>
+              <w:spacing w:before="60" w:after="60"/>
+              <w:jc w:val="center"/>
+            </w:pPr>
+            <w:r/>
+            <w:r>
+              <w:rPr>
+                <w:rFonts w:ascii="Arial" w:hAnsi="Arial"/>
+                <w:b w:val="0"/>
+                <w:color w:val="30302F"/>
+                <w:sz w:val="20"/>
+              </w:rPr>
+              <w:t>0</w:t>
+            </w:r>
+          </w:p>
+        </w:tc>
+        <w:tc>
+          <w:tcPr>
+            <w:tcW w:type="dxa" w:w="1178"/>
+          </w:tcPr>
+          <w:p>
+            <w:pPr>
+              <w:spacing w:before="60" w:after="60"/>
+              <w:jc w:val="center"/>
+            </w:pPr>
+            <w:r/>
+            <w:r>
+              <w:rPr>
+                <w:rFonts w:ascii="Arial" w:hAnsi="Arial"/>
+                <w:b w:val="0"/>
+                <w:color w:val="30302F"/>
+                <w:sz w:val="20"/>
+              </w:rPr>
+              <w:t>0</w:t>
+            </w:r>
+          </w:p>
+        </w:tc>
+        <w:tc>
+          <w:tcPr>
+            <w:tcW w:type="dxa" w:w="1178"/>
+          </w:tcPr>
+          <w:p>
+            <w:pPr>
+              <w:spacing w:before="60" w:after="60"/>
+              <w:jc w:val="center"/>
+            </w:pPr>
+            <w:r/>
+            <w:r>
+              <w:rPr>
+                <w:rFonts w:ascii="Arial" w:hAnsi="Arial"/>
+                <w:b w:val="0"/>
+                <w:color w:val="30302F"/>
+                <w:sz w:val="20"/>
+              </w:rPr>
+              <w:t>7,300</w:t>
+            </w:r>
+          </w:p>
+        </w:tc>
+      </w:tr>
+      <w:tr>
+        <w:tc>
+          <w:tcPr>
+            <w:tcW w:type="dxa" w:w="1178"/>
+            <w:shd w:fill="0A5455"/>
+          </w:tcPr>
+          <w:p>
+            <w:pPr>
+              <w:spacing w:before="60" w:after="60"/>
+            </w:pPr>
+            <w:r/>
+            <w:r>
+              <w:rPr>
+                <w:rFonts w:ascii="Arial" w:hAnsi="Arial"/>
+                <w:b/>
+                <w:color w:val="FFFFFF"/>
+                <w:sz w:val="20"/>
+              </w:rPr>
+              <w:t>Recreation</w:t>
+            </w:r>
+          </w:p>
+        </w:tc>
+        <w:tc>
+          <w:tcPr>
+            <w:tcW w:type="dxa" w:w="1178"/>
+          </w:tcPr>
+          <w:p>
+            <w:pPr>
+              <w:spacing w:before="60" w:after="60"/>
+              <w:jc w:val="center"/>
+            </w:pPr>
+            <w:r/>
+            <w:r>
+              <w:rPr>
+                <w:rFonts w:ascii="Arial" w:hAnsi="Arial"/>
+                <w:b w:val="0"/>
+                <w:color w:val="30302F"/>
+                <w:sz w:val="20"/>
+              </w:rPr>
+              <w:t>visitors/yr</w:t>
+            </w:r>
+          </w:p>
+        </w:tc>
+        <w:tc>
+          <w:tcPr>
+            <w:tcW w:type="dxa" w:w="1178"/>
+          </w:tcPr>
+          <w:p>
+            <w:pPr>
+              <w:spacing w:before="60" w:after="60"/>
+              <w:jc w:val="center"/>
+            </w:pPr>
+            <w:r/>
+            <w:r>
+              <w:rPr>
+                <w:rFonts w:ascii="Arial" w:hAnsi="Arial"/>
+                <w:b w:val="0"/>
+                <w:color w:val="30302F"/>
+                <w:sz w:val="20"/>
+              </w:rPr>
+              <w:t>15,000</w:t>
+            </w:r>
+          </w:p>
+        </w:tc>
+        <w:tc>
+          <w:tcPr>
+            <w:tcW w:type="dxa" w:w="1178"/>
+          </w:tcPr>
+          <w:p>
+            <w:pPr>
+              <w:spacing w:before="60" w:after="60"/>
+              <w:jc w:val="center"/>
+            </w:pPr>
+            <w:r/>
+            <w:r>
+              <w:rPr>
+                <w:rFonts w:ascii="Arial" w:hAnsi="Arial"/>
+                <w:b w:val="0"/>
+                <w:color w:val="30302F"/>
+                <w:sz w:val="20"/>
+              </w:rPr>
+              <w:t>0</w:t>
+            </w:r>
+          </w:p>
+        </w:tc>
+        <w:tc>
+          <w:tcPr>
+            <w:tcW w:type="dxa" w:w="1178"/>
+          </w:tcPr>
+          <w:p>
+            <w:pPr>
+              <w:spacing w:before="60" w:after="60"/>
+              <w:jc w:val="center"/>
+            </w:pPr>
+            <w:r/>
+            <w:r>
+              <w:rPr>
+                <w:rFonts w:ascii="Arial" w:hAnsi="Arial"/>
+                <w:b w:val="0"/>
+                <w:color w:val="30302F"/>
+                <w:sz w:val="20"/>
+              </w:rPr>
+              <w:t>2,400</w:t>
+            </w:r>
+          </w:p>
+        </w:tc>
+        <w:tc>
+          <w:tcPr>
+            <w:tcW w:type="dxa" w:w="1178"/>
+          </w:tcPr>
+          <w:p>
+            <w:pPr>
+              <w:spacing w:before="60" w:after="60"/>
+              <w:jc w:val="center"/>
+            </w:pPr>
+            <w:r/>
+            <w:r>
+              <w:rPr>
+                <w:rFonts w:ascii="Arial" w:hAnsi="Arial"/>
+                <w:b w:val="0"/>
+                <w:color w:val="30302F"/>
+                <w:sz w:val="20"/>
+              </w:rPr>
+              <w:t>17,400</w:t>
+            </w:r>
+          </w:p>
+        </w:tc>
+        <w:tc>
+          <w:tcPr>
+            <w:tcW w:type="dxa" w:w="1178"/>
+          </w:tcPr>
+          <w:p>
+            <w:pPr>
+              <w:spacing w:before="60" w:after="60"/>
+              <w:jc w:val="center"/>
+            </w:pPr>
+            <w:r/>
+            <w:r>
+              <w:rPr>
+                <w:rFonts w:ascii="Arial" w:hAnsi="Arial"/>
+                <w:b w:val="0"/>
+                <w:color w:val="30302F"/>
+                <w:sz w:val="20"/>
+              </w:rPr>
+              <w:t>0</w:t>
+            </w:r>
+          </w:p>
+        </w:tc>
+        <w:tc>
+          <w:tcPr>
+            <w:tcW w:type="dxa" w:w="1178"/>
+          </w:tcPr>
+          <w:p>
+            <w:pPr>
+              <w:spacing w:before="60" w:after="60"/>
+              <w:jc w:val="center"/>
+            </w:pPr>
+            <w:r/>
+            <w:r>
+              <w:rPr>
+                <w:rFonts w:ascii="Arial" w:hAnsi="Arial"/>
+                <w:b w:val="0"/>
+                <w:color w:val="30302F"/>
+                <w:sz w:val="20"/>
+              </w:rPr>
+              <w:t>15,000</w:t>
+            </w:r>
+          </w:p>
+        </w:tc>
+        <w:tc>
+          <w:tcPr>
+            <w:tcW w:type="dxa" w:w="1178"/>
+          </w:tcPr>
+          <w:p>
+            <w:pPr>
+              <w:spacing w:before="60" w:after="60"/>
+              <w:jc w:val="center"/>
+            </w:pPr>
+            <w:r/>
+            <w:r>
+              <w:rPr>
+                <w:rFonts w:ascii="Arial" w:hAnsi="Arial"/>
+                <w:b w:val="0"/>
+                <w:color w:val="30302F"/>
+                <w:sz w:val="20"/>
+              </w:rPr>
+              <w:t>2,400</w:t>
+            </w:r>
+          </w:p>
+        </w:tc>
+        <w:tc>
+          <w:tcPr>
+            <w:tcW w:type="dxa" w:w="1178"/>
+          </w:tcPr>
+          <w:p>
+            <w:pPr>
+              <w:spacing w:before="60" w:after="60"/>
+              <w:jc w:val="center"/>
+            </w:pPr>
+            <w:r/>
+            <w:r>
+              <w:rPr>
+                <w:rFonts w:ascii="Arial" w:hAnsi="Arial"/>
+                <w:b w:val="0"/>
+                <w:color w:val="30302F"/>
+                <w:sz w:val="20"/>
+              </w:rPr>
+              <w:t>0</w:t>
+            </w:r>
+          </w:p>
+        </w:tc>
+        <w:tc>
+          <w:tcPr>
+            <w:tcW w:type="dxa" w:w="1178"/>
+          </w:tcPr>
+          <w:p>
+            <w:pPr>
+              <w:spacing w:before="60" w:after="60"/>
+              <w:jc w:val="center"/>
+            </w:pPr>
+            <w:r/>
+            <w:r>
+              <w:rPr>
+                <w:rFonts w:ascii="Arial" w:hAnsi="Arial"/>
+                <w:b w:val="0"/>
+                <w:color w:val="30302F"/>
+                <w:sz w:val="20"/>
+              </w:rPr>
+              <w:t>0</w:t>
+            </w:r>
+          </w:p>
+        </w:tc>
+        <w:tc>
+          <w:tcPr>
+            <w:tcW w:type="dxa" w:w="1178"/>
+          </w:tcPr>
+          <w:p>
+            <w:pPr>
+              <w:spacing w:before="60" w:after="60"/>
+              <w:jc w:val="center"/>
+            </w:pPr>
+            <w:r/>
+            <w:r>
+              <w:rPr>
+                <w:rFonts w:ascii="Arial" w:hAnsi="Arial"/>
+                <w:b w:val="0"/>
+                <w:color w:val="30302F"/>
+                <w:sz w:val="20"/>
+              </w:rPr>
+              <w:t>17,400</w:t>
+            </w:r>
+          </w:p>
+        </w:tc>
+      </w:tr>
+      <w:tr>
+        <w:tc>
+          <w:tcPr>
+            <w:tcW w:type="dxa" w:w="1178"/>
+            <w:shd w:fill="0A5455"/>
+          </w:tcPr>
+          <w:p>
+            <w:pPr>
+              <w:spacing w:before="60" w:after="60"/>
+            </w:pPr>
+            <w:r/>
+            <w:r>
+              <w:rPr>
+                <w:rFonts w:ascii="Arial" w:hAnsi="Arial"/>
+                <w:b/>
+                <w:color w:val="FFFFFF"/>
+                <w:sz w:val="20"/>
+              </w:rPr>
+              <w:t>Gleaning</w:t>
+            </w:r>
+          </w:p>
+        </w:tc>
+        <w:tc>
+          <w:tcPr>
+            <w:tcW w:type="dxa" w:w="1178"/>
+          </w:tcPr>
+          <w:p>
+            <w:pPr>
+              <w:spacing w:before="60" w:after="60"/>
+              <w:jc w:val="center"/>
+            </w:pPr>
+            <w:r/>
+            <w:r>
+              <w:rPr>
+                <w:rFonts w:ascii="Arial" w:hAnsi="Arial"/>
+                <w:b w:val="0"/>
+                <w:color w:val="30302F"/>
+                <w:sz w:val="20"/>
+              </w:rPr>
+              <w:t>hours/yr</w:t>
+            </w:r>
+          </w:p>
+        </w:tc>
+        <w:tc>
+          <w:tcPr>
+            <w:tcW w:type="dxa" w:w="1178"/>
+          </w:tcPr>
+          <w:p>
+            <w:pPr>
+              <w:spacing w:before="60" w:after="60"/>
+              <w:jc w:val="center"/>
+            </w:pPr>
+            <w:r/>
+            <w:r>
+              <w:rPr>
+                <w:rFonts w:ascii="Arial" w:hAnsi="Arial"/>
+                <w:b w:val="0"/>
+                <w:color w:val="30302F"/>
+                <w:sz w:val="20"/>
+              </w:rPr>
+              <w:t>0</w:t>
+            </w:r>
+          </w:p>
+        </w:tc>
+        <w:tc>
+          <w:tcPr>
+            <w:tcW w:type="dxa" w:w="1178"/>
+          </w:tcPr>
+          <w:p>
+            <w:pPr>
+              <w:spacing w:before="60" w:after="60"/>
+              <w:jc w:val="center"/>
+            </w:pPr>
+            <w:r/>
+            <w:r>
+              <w:rPr>
+                <w:rFonts w:ascii="Arial" w:hAnsi="Arial"/>
+                <w:b w:val="0"/>
+                <w:color w:val="30302F"/>
+                <w:sz w:val="20"/>
+              </w:rPr>
+              <w:t>18,000</w:t>
+            </w:r>
+          </w:p>
+        </w:tc>
+        <w:tc>
+          <w:tcPr>
+            <w:tcW w:type="dxa" w:w="1178"/>
+          </w:tcPr>
+          <w:p>
+            <w:pPr>
+              <w:spacing w:before="60" w:after="60"/>
+              <w:jc w:val="center"/>
+            </w:pPr>
+            <w:r/>
+            <w:r>
+              <w:rPr>
+                <w:rFonts w:ascii="Arial" w:hAnsi="Arial"/>
+                <w:b w:val="0"/>
+                <w:color w:val="30302F"/>
+                <w:sz w:val="20"/>
+              </w:rPr>
+              <w:t>0</w:t>
+            </w:r>
+          </w:p>
+        </w:tc>
+        <w:tc>
+          <w:tcPr>
+            <w:tcW w:type="dxa" w:w="1178"/>
+          </w:tcPr>
+          <w:p>
+            <w:pPr>
+              <w:spacing w:before="60" w:after="60"/>
+              <w:jc w:val="center"/>
+            </w:pPr>
+            <w:r/>
+            <w:r>
+              <w:rPr>
+                <w:rFonts w:ascii="Arial" w:hAnsi="Arial"/>
+                <w:b w:val="0"/>
+                <w:color w:val="30302F"/>
+                <w:sz w:val="20"/>
+              </w:rPr>
+              <w:t>18,000</w:t>
+            </w:r>
+          </w:p>
+        </w:tc>
+        <w:tc>
+          <w:tcPr>
+            <w:tcW w:type="dxa" w:w="1178"/>
+          </w:tcPr>
+          <w:p>
+            <w:pPr>
+              <w:spacing w:before="60" w:after="60"/>
+              <w:jc w:val="center"/>
+            </w:pPr>
+            <w:r/>
+            <w:r>
+              <w:rPr>
+                <w:rFonts w:ascii="Arial" w:hAnsi="Arial"/>
+                <w:b w:val="0"/>
+                <w:color w:val="30302F"/>
+                <w:sz w:val="20"/>
+              </w:rPr>
+              <w:t>0</w:t>
+            </w:r>
+          </w:p>
+        </w:tc>
+        <w:tc>
+          <w:tcPr>
+            <w:tcW w:type="dxa" w:w="1178"/>
+          </w:tcPr>
+          <w:p>
+            <w:pPr>
+              <w:spacing w:before="60" w:after="60"/>
+              <w:jc w:val="center"/>
+            </w:pPr>
+            <w:r/>
+            <w:r>
+              <w:rPr>
+                <w:rFonts w:ascii="Arial" w:hAnsi="Arial"/>
+                <w:b w:val="0"/>
+                <w:color w:val="30302F"/>
+                <w:sz w:val="20"/>
+              </w:rPr>
+              <w:t>0</w:t>
+            </w:r>
+          </w:p>
+        </w:tc>
+        <w:tc>
+          <w:tcPr>
+            <w:tcW w:type="dxa" w:w="1178"/>
+          </w:tcPr>
+          <w:p>
+            <w:pPr>
+              <w:spacing w:before="60" w:after="60"/>
+              <w:jc w:val="center"/>
+            </w:pPr>
+            <w:r/>
+            <w:r>
+              <w:rPr>
+                <w:rFonts w:ascii="Arial" w:hAnsi="Arial"/>
+                <w:b w:val="0"/>
+                <w:color w:val="30302F"/>
+                <w:sz w:val="20"/>
+              </w:rPr>
+              <w:t>18,000</w:t>
+            </w:r>
+          </w:p>
+        </w:tc>
+        <w:tc>
+          <w:tcPr>
+            <w:tcW w:type="dxa" w:w="1178"/>
+          </w:tcPr>
+          <w:p>
+            <w:pPr>
+              <w:spacing w:before="60" w:after="60"/>
+              <w:jc w:val="center"/>
+            </w:pPr>
+            <w:r/>
+            <w:r>
+              <w:rPr>
+                <w:rFonts w:ascii="Arial" w:hAnsi="Arial"/>
+                <w:b w:val="0"/>
+                <w:color w:val="30302F"/>
+                <w:sz w:val="20"/>
+              </w:rPr>
+              <w:t>0</w:t>
+            </w:r>
+          </w:p>
+        </w:tc>
+        <w:tc>
+          <w:tcPr>
+            <w:tcW w:type="dxa" w:w="1178"/>
+          </w:tcPr>
+          <w:p>
+            <w:pPr>
+              <w:spacing w:before="60" w:after="60"/>
+              <w:jc w:val="center"/>
+            </w:pPr>
+            <w:r/>
+            <w:r>
+              <w:rPr>
+                <w:rFonts w:ascii="Arial" w:hAnsi="Arial"/>
+                <w:b w:val="0"/>
+                <w:color w:val="30302F"/>
+                <w:sz w:val="20"/>
+              </w:rPr>
+              <w:t>0</w:t>
+            </w:r>
+          </w:p>
+        </w:tc>
+        <w:tc>
+          <w:tcPr>
+            <w:tcW w:type="dxa" w:w="1178"/>
+          </w:tcPr>
+          <w:p>
+            <w:pPr>
+              <w:spacing w:before="60" w:after="60"/>
+              <w:jc w:val="center"/>
+            </w:pPr>
+            <w:r/>
+            <w:r>
+              <w:rPr>
+                <w:rFonts w:ascii="Arial" w:hAnsi="Arial"/>
+                <w:b w:val="0"/>
+                <w:color w:val="30302F"/>
+                <w:sz w:val="20"/>
+              </w:rPr>
+              <w:t>18,000</w:t>
+            </w:r>
+          </w:p>
+        </w:tc>
+      </w:tr>
+    </w:tbl>
+    <w:p>
+      <w:pPr>
+        <w:spacing w:before="160"/>
+      </w:pPr>
+      <w:r>
+        <w:rPr>
+          <w:rFonts w:ascii="Arial" w:hAnsi="Arial"/>
+          <w:b/>
+          <w:color w:val="0A5455"/>
+          <w:sz w:val="20"/>
+        </w:rPr>
+        <w:t>Reading the combined table:</w:t>
+      </w:r>
+    </w:p>
+    <w:p>
+      <w:pPr>
+        <w:spacing w:after="120"/>
+      </w:pPr>
+      <w:r>
+        <w:rPr>
+          <w:rFonts w:ascii="Arial" w:hAnsi="Arial"/>
+          <w:b w:val="0"/>
+          <w:color w:val="30302F"/>
+          <w:sz w:val="20"/>
+        </w:rPr>
+        <w:t>Each row tells the complete story of one service. For example, fish provisioning: 120,000 kg comes from coral reefs, 45,000 kg from seagrass, and 15,000 kg from mangroves (total supply = 180,000 kg). All 180,000 kg is used by the fisheries sector (total use = 180,000 kg). The accounting identity -- total supply equals total use -- must hold for every row. This is a fundamental check on the account's consistency.</w:t>
+      </w:r>
+    </w:p>
     <w:sectPr>
       <w:pgSz w:w="15840" w:h="12240" w:orient="landscape"/>
       <w:pgMar w:top="850" w:right="850" w:bottom="850" w:left="850" w:header="720" w:footer="720" w:gutter="0"/>

--- a/s-s-event-bogor/print-notebooks/03-services/11-filled-example.docx
+++ b/s-s-event-bogor/print-notebooks/03-services/11-filled-example.docx
@@ -8,7 +8,7 @@
           <w:rFonts w:ascii="Arial" w:hAnsi="Arial"/>
           <w:b w:val="0"/>
           <w:color w:val="0A5455"/>
-          <w:sz w:val="32"/>
+          <w:sz w:val="20"/>
         </w:rPr>
         <w:t>Worked Example: Ecosystem Services Account -- Coastal District</w:t>
       </w:r>
@@ -19,7 +19,7 @@
           <w:rFonts w:ascii="Arial" w:hAnsi="Arial"/>
           <w:b w:val="0"/>
           <w:color w:val="3B9C7B"/>
-          <w:sz w:val="22"/>
+          <w:sz w:val="20"/>
         </w:rPr>
         <w:t>Accounting area: illustrative coastal district with coral reefs, seagrass beds, and mangroves  |  Year: 2023</w:t>
       </w:r>
@@ -33,19 +33,22 @@
           <w:rFonts w:ascii="Arial" w:hAnsi="Arial"/>
           <w:b w:val="0"/>
           <w:color w:val="555555"/>
-          <w:sz w:val="18"/>
+          <w:sz w:val="20"/>
         </w:rPr>
         <w:t>Three ecosystem types supply services to the local economy. Part A (physical units) is the core account; Part B (monetary) supplements it.</w:t>
       </w:r>
     </w:p>
     <w:p/>
     <w:p>
+      <w:pPr>
+        <w:keepNext/>
+      </w:pPr>
       <w:r>
         <w:rPr>
           <w:rFonts w:ascii="Arial" w:hAnsi="Arial"/>
           <w:b w:val="0"/>
           <w:color w:val="0A5455"/>
-          <w:sz w:val="32"/>
+          <w:sz w:val="20"/>
         </w:rPr>
         <w:t>Table 4a: Physical Supply of Ecosystem Services (Part A)</w:t>
       </w:r>
@@ -1593,7 +1596,7 @@
           <w:rFonts w:ascii="Arial" w:hAnsi="Arial"/>
           <w:b w:val="0"/>
           <w:color w:val="555555"/>
-          <w:sz w:val="18"/>
+          <w:sz w:val="20"/>
         </w:rPr>
         <w:t>Dashes (--) indicate that the ecosystem type does not supply the service or the flow is negligible. Carbon sequestration counts only annual burial, not standing stock.</w:t>
       </w:r>
@@ -1604,12 +1607,15 @@
       </w:r>
     </w:p>
     <w:p>
+      <w:pPr>
+        <w:keepNext/>
+      </w:pPr>
       <w:r>
         <w:rPr>
           <w:rFonts w:ascii="Arial" w:hAnsi="Arial"/>
           <w:b w:val="0"/>
           <w:color w:val="0A5455"/>
-          <w:sz w:val="32"/>
+          <w:sz w:val="20"/>
         </w:rPr>
         <w:t>Table 4b: Monetary Supply of Ecosystem Services (Part B -- USD/year)</w:t>
       </w:r>
@@ -3370,9 +3376,2715 @@
           <w:rFonts w:ascii="Arial" w:hAnsi="Arial"/>
           <w:b w:val="0"/>
           <w:color w:val="0A5455"/>
-          <w:sz w:val="32"/>
+          <w:sz w:val="20"/>
         </w:rPr>
-        <w:t>Table 4e: Combined Physical Supply and Use Table</w:t>
+        <w:t>Table 4c: Physical Use of Ecosystem Services</w:t>
+      </w:r>
+    </w:p>
+    <w:p>
+      <w:pPr>
+        <w:spacing w:before="80" w:after="80"/>
+        <w:keepNext/>
+      </w:pPr>
+      <w:r>
+        <w:rPr>
+          <w:rFonts w:ascii="Arial" w:hAnsi="Arial"/>
+          <w:b w:val="0"/>
+          <w:color w:val="555555"/>
+          <w:sz w:val="20"/>
+        </w:rPr>
+        <w:t>The use table shows which economic sectors benefit from each service. Total use must equal total supply from Table 4a for every service row.</w:t>
+      </w:r>
+    </w:p>
+    <w:tbl>
+      <w:tblPr>
+        <w:tblW w:type="auto" w:w="0"/>
+        <w:jc w:val="center"/>
+        <w:tblLook w:firstColumn="1" w:firstRow="1" w:lastColumn="0" w:lastRow="0" w:noHBand="0" w:noVBand="1" w:val="04A0"/>
+        <w:tblBorders>
+          <w:top w:val="single" w:sz="4" w:color="404040"/>
+          <w:left w:val="single" w:sz="4" w:color="404040"/>
+          <w:bottom w:val="single" w:sz="4" w:color="404040"/>
+          <w:right w:val="single" w:sz="4" w:color="404040"/>
+          <w:insideH w:val="single" w:sz="4" w:color="404040"/>
+          <w:insideV w:val="single" w:sz="4" w:color="404040"/>
+        </w:tblBorders>
+      </w:tblPr>
+      <w:tblGrid>
+        <w:gridCol w:w="1767"/>
+        <w:gridCol w:w="1767"/>
+        <w:gridCol w:w="1767"/>
+        <w:gridCol w:w="1767"/>
+        <w:gridCol w:w="1767"/>
+        <w:gridCol w:w="1767"/>
+        <w:gridCol w:w="1767"/>
+        <w:gridCol w:w="1767"/>
+      </w:tblGrid>
+      <w:tr>
+        <w:tc>
+          <w:tcPr>
+            <w:tcW w:type="dxa" w:w="1767"/>
+            <w:shd w:fill="3B9C7B"/>
+          </w:tcPr>
+          <w:p>
+            <w:pPr>
+              <w:jc w:val="center"/>
+            </w:pPr>
+            <w:r/>
+            <w:r>
+              <w:rPr>
+                <w:rFonts w:ascii="Arial" w:hAnsi="Arial"/>
+                <w:b/>
+                <w:color w:val="FFFFFF"/>
+                <w:sz w:val="20"/>
+              </w:rPr>
+              <w:t>Service</w:t>
+            </w:r>
+          </w:p>
+        </w:tc>
+        <w:tc>
+          <w:tcPr>
+            <w:tcW w:type="dxa" w:w="1767"/>
+            <w:shd w:fill="3B9C7B"/>
+          </w:tcPr>
+          <w:p>
+            <w:pPr>
+              <w:jc w:val="center"/>
+            </w:pPr>
+            <w:r/>
+            <w:r>
+              <w:rPr>
+                <w:rFonts w:ascii="Arial" w:hAnsi="Arial"/>
+                <w:b/>
+                <w:color w:val="FFFFFF"/>
+                <w:sz w:val="20"/>
+              </w:rPr>
+              <w:t>Unit</w:t>
+            </w:r>
+          </w:p>
+        </w:tc>
+        <w:tc>
+          <w:tcPr>
+            <w:tcW w:type="dxa" w:w="1767"/>
+            <w:shd w:fill="3B9C7B"/>
+          </w:tcPr>
+          <w:p>
+            <w:pPr>
+              <w:jc w:val="center"/>
+            </w:pPr>
+            <w:r/>
+            <w:r>
+              <w:rPr>
+                <w:rFonts w:ascii="Arial" w:hAnsi="Arial"/>
+                <w:b/>
+                <w:color w:val="FFFFFF"/>
+                <w:sz w:val="20"/>
+              </w:rPr>
+              <w:t>Fisheries</w:t>
+            </w:r>
+          </w:p>
+        </w:tc>
+        <w:tc>
+          <w:tcPr>
+            <w:tcW w:type="dxa" w:w="1767"/>
+            <w:shd w:fill="3B9C7B"/>
+          </w:tcPr>
+          <w:p>
+            <w:pPr>
+              <w:jc w:val="center"/>
+            </w:pPr>
+            <w:r/>
+            <w:r>
+              <w:rPr>
+                <w:rFonts w:ascii="Arial" w:hAnsi="Arial"/>
+                <w:b/>
+                <w:color w:val="FFFFFF"/>
+                <w:sz w:val="20"/>
+              </w:rPr>
+              <w:t>Tourism</w:t>
+            </w:r>
+          </w:p>
+        </w:tc>
+        <w:tc>
+          <w:tcPr>
+            <w:tcW w:type="dxa" w:w="1767"/>
+            <w:shd w:fill="3B9C7B"/>
+          </w:tcPr>
+          <w:p>
+            <w:pPr>
+              <w:jc w:val="center"/>
+            </w:pPr>
+            <w:r/>
+            <w:r>
+              <w:rPr>
+                <w:rFonts w:ascii="Arial" w:hAnsi="Arial"/>
+                <w:b/>
+                <w:color w:val="FFFFFF"/>
+                <w:sz w:val="20"/>
+              </w:rPr>
+              <w:t>Coastal HH</w:t>
+            </w:r>
+          </w:p>
+        </w:tc>
+        <w:tc>
+          <w:tcPr>
+            <w:tcW w:type="dxa" w:w="1767"/>
+            <w:shd w:fill="3B9C7B"/>
+          </w:tcPr>
+          <w:p>
+            <w:pPr>
+              <w:jc w:val="center"/>
+            </w:pPr>
+            <w:r/>
+            <w:r>
+              <w:rPr>
+                <w:rFonts w:ascii="Arial" w:hAnsi="Arial"/>
+                <w:b/>
+                <w:color w:val="FFFFFF"/>
+                <w:sz w:val="20"/>
+              </w:rPr>
+              <w:t>Govt</w:t>
+            </w:r>
+          </w:p>
+        </w:tc>
+        <w:tc>
+          <w:tcPr>
+            <w:tcW w:type="dxa" w:w="1767"/>
+            <w:shd w:fill="3B9C7B"/>
+          </w:tcPr>
+          <w:p>
+            <w:pPr>
+              <w:jc w:val="center"/>
+            </w:pPr>
+            <w:r/>
+            <w:r>
+              <w:rPr>
+                <w:rFonts w:ascii="Arial" w:hAnsi="Arial"/>
+                <w:b/>
+                <w:color w:val="FFFFFF"/>
+                <w:sz w:val="20"/>
+              </w:rPr>
+              <w:t>Global</w:t>
+            </w:r>
+          </w:p>
+        </w:tc>
+        <w:tc>
+          <w:tcPr>
+            <w:tcW w:type="dxa" w:w="1767"/>
+            <w:shd w:fill="3B9C7B"/>
+          </w:tcPr>
+          <w:p>
+            <w:pPr>
+              <w:jc w:val="center"/>
+            </w:pPr>
+            <w:r/>
+            <w:r>
+              <w:rPr>
+                <w:rFonts w:ascii="Arial" w:hAnsi="Arial"/>
+                <w:b/>
+                <w:color w:val="FFFFFF"/>
+                <w:sz w:val="20"/>
+              </w:rPr>
+              <w:t>Total</w:t>
+            </w:r>
+          </w:p>
+        </w:tc>
+      </w:tr>
+      <w:tr>
+        <w:tc>
+          <w:tcPr>
+            <w:tcW w:type="dxa" w:w="1767"/>
+            <w:shd w:fill="0A5455"/>
+          </w:tcPr>
+          <w:p>
+            <w:pPr>
+              <w:spacing w:before="60" w:after="60"/>
+            </w:pPr>
+            <w:r/>
+            <w:r>
+              <w:rPr>
+                <w:rFonts w:ascii="Arial" w:hAnsi="Arial"/>
+                <w:b/>
+                <w:color w:val="FFFFFF"/>
+                <w:sz w:val="20"/>
+              </w:rPr>
+              <w:t>Fish provisioning</w:t>
+            </w:r>
+          </w:p>
+        </w:tc>
+        <w:tc>
+          <w:tcPr>
+            <w:tcW w:type="dxa" w:w="1767"/>
+          </w:tcPr>
+          <w:p>
+            <w:pPr>
+              <w:spacing w:before="60" w:after="60"/>
+              <w:jc w:val="center"/>
+            </w:pPr>
+            <w:r/>
+            <w:r>
+              <w:rPr>
+                <w:rFonts w:ascii="Arial" w:hAnsi="Arial"/>
+                <w:b w:val="0"/>
+                <w:color w:val="30302F"/>
+                <w:sz w:val="20"/>
+              </w:rPr>
+              <w:t>kg/yr</w:t>
+            </w:r>
+          </w:p>
+        </w:tc>
+        <w:tc>
+          <w:tcPr>
+            <w:tcW w:type="dxa" w:w="1767"/>
+          </w:tcPr>
+          <w:p>
+            <w:pPr>
+              <w:spacing w:before="60" w:after="60"/>
+              <w:jc w:val="center"/>
+            </w:pPr>
+            <w:r/>
+            <w:r>
+              <w:rPr>
+                <w:rFonts w:ascii="Arial" w:hAnsi="Arial"/>
+                <w:b w:val="0"/>
+                <w:color w:val="30302F"/>
+                <w:sz w:val="20"/>
+              </w:rPr>
+              <w:t>180,000</w:t>
+            </w:r>
+          </w:p>
+        </w:tc>
+        <w:tc>
+          <w:tcPr>
+            <w:tcW w:type="dxa" w:w="1767"/>
+          </w:tcPr>
+          <w:p>
+            <w:pPr>
+              <w:spacing w:before="60" w:after="60"/>
+              <w:jc w:val="center"/>
+            </w:pPr>
+            <w:r/>
+            <w:r>
+              <w:rPr>
+                <w:rFonts w:ascii="Arial" w:hAnsi="Arial"/>
+                <w:b w:val="0"/>
+                <w:color w:val="30302F"/>
+                <w:sz w:val="20"/>
+              </w:rPr>
+              <w:t>0</w:t>
+            </w:r>
+          </w:p>
+        </w:tc>
+        <w:tc>
+          <w:tcPr>
+            <w:tcW w:type="dxa" w:w="1767"/>
+          </w:tcPr>
+          <w:p>
+            <w:pPr>
+              <w:spacing w:before="60" w:after="60"/>
+              <w:jc w:val="center"/>
+            </w:pPr>
+            <w:r/>
+            <w:r>
+              <w:rPr>
+                <w:rFonts w:ascii="Arial" w:hAnsi="Arial"/>
+                <w:b w:val="0"/>
+                <w:color w:val="30302F"/>
+                <w:sz w:val="20"/>
+              </w:rPr>
+              <w:t>0</w:t>
+            </w:r>
+          </w:p>
+        </w:tc>
+        <w:tc>
+          <w:tcPr>
+            <w:tcW w:type="dxa" w:w="1767"/>
+          </w:tcPr>
+          <w:p>
+            <w:pPr>
+              <w:spacing w:before="60" w:after="60"/>
+              <w:jc w:val="center"/>
+            </w:pPr>
+            <w:r/>
+            <w:r>
+              <w:rPr>
+                <w:rFonts w:ascii="Arial" w:hAnsi="Arial"/>
+                <w:b w:val="0"/>
+                <w:color w:val="30302F"/>
+                <w:sz w:val="20"/>
+              </w:rPr>
+              <w:t>0</w:t>
+            </w:r>
+          </w:p>
+        </w:tc>
+        <w:tc>
+          <w:tcPr>
+            <w:tcW w:type="dxa" w:w="1767"/>
+          </w:tcPr>
+          <w:p>
+            <w:pPr>
+              <w:spacing w:before="60" w:after="60"/>
+              <w:jc w:val="center"/>
+            </w:pPr>
+            <w:r/>
+            <w:r>
+              <w:rPr>
+                <w:rFonts w:ascii="Arial" w:hAnsi="Arial"/>
+                <w:b w:val="0"/>
+                <w:color w:val="30302F"/>
+                <w:sz w:val="20"/>
+              </w:rPr>
+              <w:t>0</w:t>
+            </w:r>
+          </w:p>
+        </w:tc>
+        <w:tc>
+          <w:tcPr>
+            <w:tcW w:type="dxa" w:w="1767"/>
+          </w:tcPr>
+          <w:p>
+            <w:pPr>
+              <w:spacing w:before="60" w:after="60"/>
+              <w:jc w:val="center"/>
+            </w:pPr>
+            <w:r/>
+            <w:r>
+              <w:rPr>
+                <w:rFonts w:ascii="Arial" w:hAnsi="Arial"/>
+                <w:b w:val="0"/>
+                <w:color w:val="30302F"/>
+                <w:sz w:val="20"/>
+              </w:rPr>
+              <w:t>180,000</w:t>
+            </w:r>
+          </w:p>
+        </w:tc>
+      </w:tr>
+      <w:tr>
+        <w:tc>
+          <w:tcPr>
+            <w:tcW w:type="dxa" w:w="1767"/>
+            <w:shd w:fill="0A5455"/>
+          </w:tcPr>
+          <w:p>
+            <w:pPr>
+              <w:spacing w:before="60" w:after="60"/>
+            </w:pPr>
+            <w:r/>
+            <w:r>
+              <w:rPr>
+                <w:rFonts w:ascii="Arial" w:hAnsi="Arial"/>
+                <w:b/>
+                <w:color w:val="FFFFFF"/>
+                <w:sz w:val="20"/>
+              </w:rPr>
+              <w:t>Carbon sequestration</w:t>
+            </w:r>
+          </w:p>
+        </w:tc>
+        <w:tc>
+          <w:tcPr>
+            <w:tcW w:type="dxa" w:w="1767"/>
+          </w:tcPr>
+          <w:p>
+            <w:pPr>
+              <w:spacing w:before="60" w:after="60"/>
+              <w:jc w:val="center"/>
+            </w:pPr>
+            <w:r/>
+            <w:r>
+              <w:rPr>
+                <w:rFonts w:ascii="Arial" w:hAnsi="Arial"/>
+                <w:b w:val="0"/>
+                <w:color w:val="30302F"/>
+                <w:sz w:val="20"/>
+              </w:rPr>
+              <w:t>Mg CO₂/yr</w:t>
+            </w:r>
+          </w:p>
+        </w:tc>
+        <w:tc>
+          <w:tcPr>
+            <w:tcW w:type="dxa" w:w="1767"/>
+          </w:tcPr>
+          <w:p>
+            <w:pPr>
+              <w:spacing w:before="60" w:after="60"/>
+              <w:jc w:val="center"/>
+            </w:pPr>
+            <w:r/>
+            <w:r>
+              <w:rPr>
+                <w:rFonts w:ascii="Arial" w:hAnsi="Arial"/>
+                <w:b w:val="0"/>
+                <w:color w:val="30302F"/>
+                <w:sz w:val="20"/>
+              </w:rPr>
+              <w:t>0</w:t>
+            </w:r>
+          </w:p>
+        </w:tc>
+        <w:tc>
+          <w:tcPr>
+            <w:tcW w:type="dxa" w:w="1767"/>
+          </w:tcPr>
+          <w:p>
+            <w:pPr>
+              <w:spacing w:before="60" w:after="60"/>
+              <w:jc w:val="center"/>
+            </w:pPr>
+            <w:r/>
+            <w:r>
+              <w:rPr>
+                <w:rFonts w:ascii="Arial" w:hAnsi="Arial"/>
+                <w:b w:val="0"/>
+                <w:color w:val="30302F"/>
+                <w:sz w:val="20"/>
+              </w:rPr>
+              <w:t>0</w:t>
+            </w:r>
+          </w:p>
+        </w:tc>
+        <w:tc>
+          <w:tcPr>
+            <w:tcW w:type="dxa" w:w="1767"/>
+          </w:tcPr>
+          <w:p>
+            <w:pPr>
+              <w:spacing w:before="60" w:after="60"/>
+              <w:jc w:val="center"/>
+            </w:pPr>
+            <w:r/>
+            <w:r>
+              <w:rPr>
+                <w:rFonts w:ascii="Arial" w:hAnsi="Arial"/>
+                <w:b w:val="0"/>
+                <w:color w:val="30302F"/>
+                <w:sz w:val="20"/>
+              </w:rPr>
+              <w:t>0</w:t>
+            </w:r>
+          </w:p>
+        </w:tc>
+        <w:tc>
+          <w:tcPr>
+            <w:tcW w:type="dxa" w:w="1767"/>
+          </w:tcPr>
+          <w:p>
+            <w:pPr>
+              <w:spacing w:before="60" w:after="60"/>
+              <w:jc w:val="center"/>
+            </w:pPr>
+            <w:r/>
+            <w:r>
+              <w:rPr>
+                <w:rFonts w:ascii="Arial" w:hAnsi="Arial"/>
+                <w:b w:val="0"/>
+                <w:color w:val="30302F"/>
+                <w:sz w:val="20"/>
+              </w:rPr>
+              <w:t>0</w:t>
+            </w:r>
+          </w:p>
+        </w:tc>
+        <w:tc>
+          <w:tcPr>
+            <w:tcW w:type="dxa" w:w="1767"/>
+          </w:tcPr>
+          <w:p>
+            <w:pPr>
+              <w:spacing w:before="60" w:after="60"/>
+              <w:jc w:val="center"/>
+            </w:pPr>
+            <w:r/>
+            <w:r>
+              <w:rPr>
+                <w:rFonts w:ascii="Arial" w:hAnsi="Arial"/>
+                <w:b w:val="0"/>
+                <w:color w:val="30302F"/>
+                <w:sz w:val="20"/>
+              </w:rPr>
+              <w:t>2,335</w:t>
+            </w:r>
+          </w:p>
+        </w:tc>
+        <w:tc>
+          <w:tcPr>
+            <w:tcW w:type="dxa" w:w="1767"/>
+          </w:tcPr>
+          <w:p>
+            <w:pPr>
+              <w:spacing w:before="60" w:after="60"/>
+              <w:jc w:val="center"/>
+            </w:pPr>
+            <w:r/>
+            <w:r>
+              <w:rPr>
+                <w:rFonts w:ascii="Arial" w:hAnsi="Arial"/>
+                <w:b w:val="0"/>
+                <w:color w:val="30302F"/>
+                <w:sz w:val="20"/>
+              </w:rPr>
+              <w:t>2,335</w:t>
+            </w:r>
+          </w:p>
+        </w:tc>
+      </w:tr>
+      <w:tr>
+        <w:tc>
+          <w:tcPr>
+            <w:tcW w:type="dxa" w:w="1767"/>
+            <w:shd w:fill="0A5455"/>
+          </w:tcPr>
+          <w:p>
+            <w:pPr>
+              <w:spacing w:before="60" w:after="60"/>
+            </w:pPr>
+            <w:r/>
+            <w:r>
+              <w:rPr>
+                <w:rFonts w:ascii="Arial" w:hAnsi="Arial"/>
+                <w:b/>
+                <w:color w:val="FFFFFF"/>
+                <w:sz w:val="20"/>
+              </w:rPr>
+              <w:t>Coastal protection</w:t>
+            </w:r>
+          </w:p>
+        </w:tc>
+        <w:tc>
+          <w:tcPr>
+            <w:tcW w:type="dxa" w:w="1767"/>
+          </w:tcPr>
+          <w:p>
+            <w:pPr>
+              <w:spacing w:before="60" w:after="60"/>
+              <w:jc w:val="center"/>
+            </w:pPr>
+            <w:r/>
+            <w:r>
+              <w:rPr>
+                <w:rFonts w:ascii="Arial" w:hAnsi="Arial"/>
+                <w:b w:val="0"/>
+                <w:color w:val="30302F"/>
+                <w:sz w:val="20"/>
+              </w:rPr>
+              <w:t>m</w:t>
+            </w:r>
+          </w:p>
+        </w:tc>
+        <w:tc>
+          <w:tcPr>
+            <w:tcW w:type="dxa" w:w="1767"/>
+          </w:tcPr>
+          <w:p>
+            <w:pPr>
+              <w:spacing w:before="60" w:after="60"/>
+              <w:jc w:val="center"/>
+            </w:pPr>
+            <w:r/>
+            <w:r>
+              <w:rPr>
+                <w:rFonts w:ascii="Arial" w:hAnsi="Arial"/>
+                <w:b w:val="0"/>
+                <w:color w:val="30302F"/>
+                <w:sz w:val="20"/>
+              </w:rPr>
+              <w:t>0</w:t>
+            </w:r>
+          </w:p>
+        </w:tc>
+        <w:tc>
+          <w:tcPr>
+            <w:tcW w:type="dxa" w:w="1767"/>
+          </w:tcPr>
+          <w:p>
+            <w:pPr>
+              <w:spacing w:before="60" w:after="60"/>
+              <w:jc w:val="center"/>
+            </w:pPr>
+            <w:r/>
+            <w:r>
+              <w:rPr>
+                <w:rFonts w:ascii="Arial" w:hAnsi="Arial"/>
+                <w:b w:val="0"/>
+                <w:color w:val="30302F"/>
+                <w:sz w:val="20"/>
+              </w:rPr>
+              <w:t>0</w:t>
+            </w:r>
+          </w:p>
+        </w:tc>
+        <w:tc>
+          <w:tcPr>
+            <w:tcW w:type="dxa" w:w="1767"/>
+          </w:tcPr>
+          <w:p>
+            <w:pPr>
+              <w:spacing w:before="60" w:after="60"/>
+              <w:jc w:val="center"/>
+            </w:pPr>
+            <w:r/>
+            <w:r>
+              <w:rPr>
+                <w:rFonts w:ascii="Arial" w:hAnsi="Arial"/>
+                <w:b w:val="0"/>
+                <w:color w:val="30302F"/>
+                <w:sz w:val="20"/>
+              </w:rPr>
+              <w:t>10,000</w:t>
+            </w:r>
+          </w:p>
+        </w:tc>
+        <w:tc>
+          <w:tcPr>
+            <w:tcW w:type="dxa" w:w="1767"/>
+          </w:tcPr>
+          <w:p>
+            <w:pPr>
+              <w:spacing w:before="60" w:after="60"/>
+              <w:jc w:val="center"/>
+            </w:pPr>
+            <w:r/>
+            <w:r>
+              <w:rPr>
+                <w:rFonts w:ascii="Arial" w:hAnsi="Arial"/>
+                <w:b w:val="0"/>
+                <w:color w:val="30302F"/>
+                <w:sz w:val="20"/>
+              </w:rPr>
+              <w:t>5,500</w:t>
+            </w:r>
+          </w:p>
+        </w:tc>
+        <w:tc>
+          <w:tcPr>
+            <w:tcW w:type="dxa" w:w="1767"/>
+          </w:tcPr>
+          <w:p>
+            <w:pPr>
+              <w:spacing w:before="60" w:after="60"/>
+              <w:jc w:val="center"/>
+            </w:pPr>
+            <w:r/>
+            <w:r>
+              <w:rPr>
+                <w:rFonts w:ascii="Arial" w:hAnsi="Arial"/>
+                <w:b w:val="0"/>
+                <w:color w:val="30302F"/>
+                <w:sz w:val="20"/>
+              </w:rPr>
+              <w:t>0</w:t>
+            </w:r>
+          </w:p>
+        </w:tc>
+        <w:tc>
+          <w:tcPr>
+            <w:tcW w:type="dxa" w:w="1767"/>
+          </w:tcPr>
+          <w:p>
+            <w:pPr>
+              <w:spacing w:before="60" w:after="60"/>
+              <w:jc w:val="center"/>
+            </w:pPr>
+            <w:r/>
+            <w:r>
+              <w:rPr>
+                <w:rFonts w:ascii="Arial" w:hAnsi="Arial"/>
+                <w:b w:val="0"/>
+                <w:color w:val="30302F"/>
+                <w:sz w:val="20"/>
+              </w:rPr>
+              <w:t>15,500</w:t>
+            </w:r>
+          </w:p>
+        </w:tc>
+      </w:tr>
+      <w:tr>
+        <w:tc>
+          <w:tcPr>
+            <w:tcW w:type="dxa" w:w="1767"/>
+            <w:shd w:fill="0A5455"/>
+          </w:tcPr>
+          <w:p>
+            <w:pPr>
+              <w:spacing w:before="60" w:after="60"/>
+            </w:pPr>
+            <w:r/>
+            <w:r>
+              <w:rPr>
+                <w:rFonts w:ascii="Arial" w:hAnsi="Arial"/>
+                <w:b/>
+                <w:color w:val="FFFFFF"/>
+                <w:sz w:val="20"/>
+              </w:rPr>
+              <w:t>Nursery habitat</w:t>
+            </w:r>
+          </w:p>
+        </w:tc>
+        <w:tc>
+          <w:tcPr>
+            <w:tcW w:type="dxa" w:w="1767"/>
+          </w:tcPr>
+          <w:p>
+            <w:pPr>
+              <w:spacing w:before="60" w:after="60"/>
+              <w:jc w:val="center"/>
+            </w:pPr>
+            <w:r/>
+            <w:r>
+              <w:rPr>
+                <w:rFonts w:ascii="Arial" w:hAnsi="Arial"/>
+                <w:b w:val="0"/>
+                <w:color w:val="30302F"/>
+                <w:sz w:val="20"/>
+              </w:rPr>
+              <w:t>kg/yr</w:t>
+            </w:r>
+          </w:p>
+        </w:tc>
+        <w:tc>
+          <w:tcPr>
+            <w:tcW w:type="dxa" w:w="1767"/>
+          </w:tcPr>
+          <w:p>
+            <w:pPr>
+              <w:spacing w:before="60" w:after="60"/>
+              <w:jc w:val="center"/>
+            </w:pPr>
+            <w:r/>
+            <w:r>
+              <w:rPr>
+                <w:rFonts w:ascii="Arial" w:hAnsi="Arial"/>
+                <w:b w:val="0"/>
+                <w:color w:val="30302F"/>
+                <w:sz w:val="20"/>
+              </w:rPr>
+              <w:t>7,300</w:t>
+            </w:r>
+          </w:p>
+        </w:tc>
+        <w:tc>
+          <w:tcPr>
+            <w:tcW w:type="dxa" w:w="1767"/>
+          </w:tcPr>
+          <w:p>
+            <w:pPr>
+              <w:spacing w:before="60" w:after="60"/>
+              <w:jc w:val="center"/>
+            </w:pPr>
+            <w:r/>
+            <w:r>
+              <w:rPr>
+                <w:rFonts w:ascii="Arial" w:hAnsi="Arial"/>
+                <w:b w:val="0"/>
+                <w:color w:val="30302F"/>
+                <w:sz w:val="20"/>
+              </w:rPr>
+              <w:t>0</w:t>
+            </w:r>
+          </w:p>
+        </w:tc>
+        <w:tc>
+          <w:tcPr>
+            <w:tcW w:type="dxa" w:w="1767"/>
+          </w:tcPr>
+          <w:p>
+            <w:pPr>
+              <w:spacing w:before="60" w:after="60"/>
+              <w:jc w:val="center"/>
+            </w:pPr>
+            <w:r/>
+            <w:r>
+              <w:rPr>
+                <w:rFonts w:ascii="Arial" w:hAnsi="Arial"/>
+                <w:b w:val="0"/>
+                <w:color w:val="30302F"/>
+                <w:sz w:val="20"/>
+              </w:rPr>
+              <w:t>0</w:t>
+            </w:r>
+          </w:p>
+        </w:tc>
+        <w:tc>
+          <w:tcPr>
+            <w:tcW w:type="dxa" w:w="1767"/>
+          </w:tcPr>
+          <w:p>
+            <w:pPr>
+              <w:spacing w:before="60" w:after="60"/>
+              <w:jc w:val="center"/>
+            </w:pPr>
+            <w:r/>
+            <w:r>
+              <w:rPr>
+                <w:rFonts w:ascii="Arial" w:hAnsi="Arial"/>
+                <w:b w:val="0"/>
+                <w:color w:val="30302F"/>
+                <w:sz w:val="20"/>
+              </w:rPr>
+              <w:t>0</w:t>
+            </w:r>
+          </w:p>
+        </w:tc>
+        <w:tc>
+          <w:tcPr>
+            <w:tcW w:type="dxa" w:w="1767"/>
+          </w:tcPr>
+          <w:p>
+            <w:pPr>
+              <w:spacing w:before="60" w:after="60"/>
+              <w:jc w:val="center"/>
+            </w:pPr>
+            <w:r/>
+            <w:r>
+              <w:rPr>
+                <w:rFonts w:ascii="Arial" w:hAnsi="Arial"/>
+                <w:b w:val="0"/>
+                <w:color w:val="30302F"/>
+                <w:sz w:val="20"/>
+              </w:rPr>
+              <w:t>0</w:t>
+            </w:r>
+          </w:p>
+        </w:tc>
+        <w:tc>
+          <w:tcPr>
+            <w:tcW w:type="dxa" w:w="1767"/>
+          </w:tcPr>
+          <w:p>
+            <w:pPr>
+              <w:spacing w:before="60" w:after="60"/>
+              <w:jc w:val="center"/>
+            </w:pPr>
+            <w:r/>
+            <w:r>
+              <w:rPr>
+                <w:rFonts w:ascii="Arial" w:hAnsi="Arial"/>
+                <w:b w:val="0"/>
+                <w:color w:val="30302F"/>
+                <w:sz w:val="20"/>
+              </w:rPr>
+              <w:t>7,300</w:t>
+            </w:r>
+          </w:p>
+        </w:tc>
+      </w:tr>
+      <w:tr>
+        <w:tc>
+          <w:tcPr>
+            <w:tcW w:type="dxa" w:w="1767"/>
+            <w:shd w:fill="0A5455"/>
+          </w:tcPr>
+          <w:p>
+            <w:pPr>
+              <w:spacing w:before="60" w:after="60"/>
+            </w:pPr>
+            <w:r/>
+            <w:r>
+              <w:rPr>
+                <w:rFonts w:ascii="Arial" w:hAnsi="Arial"/>
+                <w:b/>
+                <w:color w:val="FFFFFF"/>
+                <w:sz w:val="20"/>
+              </w:rPr>
+              <w:t>Recreation</w:t>
+            </w:r>
+          </w:p>
+        </w:tc>
+        <w:tc>
+          <w:tcPr>
+            <w:tcW w:type="dxa" w:w="1767"/>
+          </w:tcPr>
+          <w:p>
+            <w:pPr>
+              <w:spacing w:before="60" w:after="60"/>
+              <w:jc w:val="center"/>
+            </w:pPr>
+            <w:r/>
+            <w:r>
+              <w:rPr>
+                <w:rFonts w:ascii="Arial" w:hAnsi="Arial"/>
+                <w:b w:val="0"/>
+                <w:color w:val="30302F"/>
+                <w:sz w:val="20"/>
+              </w:rPr>
+              <w:t>visitors/yr</w:t>
+            </w:r>
+          </w:p>
+        </w:tc>
+        <w:tc>
+          <w:tcPr>
+            <w:tcW w:type="dxa" w:w="1767"/>
+          </w:tcPr>
+          <w:p>
+            <w:pPr>
+              <w:spacing w:before="60" w:after="60"/>
+              <w:jc w:val="center"/>
+            </w:pPr>
+            <w:r/>
+            <w:r>
+              <w:rPr>
+                <w:rFonts w:ascii="Arial" w:hAnsi="Arial"/>
+                <w:b w:val="0"/>
+                <w:color w:val="30302F"/>
+                <w:sz w:val="20"/>
+              </w:rPr>
+              <w:t>0</w:t>
+            </w:r>
+          </w:p>
+        </w:tc>
+        <w:tc>
+          <w:tcPr>
+            <w:tcW w:type="dxa" w:w="1767"/>
+          </w:tcPr>
+          <w:p>
+            <w:pPr>
+              <w:spacing w:before="60" w:after="60"/>
+              <w:jc w:val="center"/>
+            </w:pPr>
+            <w:r/>
+            <w:r>
+              <w:rPr>
+                <w:rFonts w:ascii="Arial" w:hAnsi="Arial"/>
+                <w:b w:val="0"/>
+                <w:color w:val="30302F"/>
+                <w:sz w:val="20"/>
+              </w:rPr>
+              <w:t>15,000</w:t>
+            </w:r>
+          </w:p>
+        </w:tc>
+        <w:tc>
+          <w:tcPr>
+            <w:tcW w:type="dxa" w:w="1767"/>
+          </w:tcPr>
+          <w:p>
+            <w:pPr>
+              <w:spacing w:before="60" w:after="60"/>
+              <w:jc w:val="center"/>
+            </w:pPr>
+            <w:r/>
+            <w:r>
+              <w:rPr>
+                <w:rFonts w:ascii="Arial" w:hAnsi="Arial"/>
+                <w:b w:val="0"/>
+                <w:color w:val="30302F"/>
+                <w:sz w:val="20"/>
+              </w:rPr>
+              <w:t>2,400</w:t>
+            </w:r>
+          </w:p>
+        </w:tc>
+        <w:tc>
+          <w:tcPr>
+            <w:tcW w:type="dxa" w:w="1767"/>
+          </w:tcPr>
+          <w:p>
+            <w:pPr>
+              <w:spacing w:before="60" w:after="60"/>
+              <w:jc w:val="center"/>
+            </w:pPr>
+            <w:r/>
+            <w:r>
+              <w:rPr>
+                <w:rFonts w:ascii="Arial" w:hAnsi="Arial"/>
+                <w:b w:val="0"/>
+                <w:color w:val="30302F"/>
+                <w:sz w:val="20"/>
+              </w:rPr>
+              <w:t>0</w:t>
+            </w:r>
+          </w:p>
+        </w:tc>
+        <w:tc>
+          <w:tcPr>
+            <w:tcW w:type="dxa" w:w="1767"/>
+          </w:tcPr>
+          <w:p>
+            <w:pPr>
+              <w:spacing w:before="60" w:after="60"/>
+              <w:jc w:val="center"/>
+            </w:pPr>
+            <w:r/>
+            <w:r>
+              <w:rPr>
+                <w:rFonts w:ascii="Arial" w:hAnsi="Arial"/>
+                <w:b w:val="0"/>
+                <w:color w:val="30302F"/>
+                <w:sz w:val="20"/>
+              </w:rPr>
+              <w:t>0</w:t>
+            </w:r>
+          </w:p>
+        </w:tc>
+        <w:tc>
+          <w:tcPr>
+            <w:tcW w:type="dxa" w:w="1767"/>
+          </w:tcPr>
+          <w:p>
+            <w:pPr>
+              <w:spacing w:before="60" w:after="60"/>
+              <w:jc w:val="center"/>
+            </w:pPr>
+            <w:r/>
+            <w:r>
+              <w:rPr>
+                <w:rFonts w:ascii="Arial" w:hAnsi="Arial"/>
+                <w:b w:val="0"/>
+                <w:color w:val="30302F"/>
+                <w:sz w:val="20"/>
+              </w:rPr>
+              <w:t>17,400</w:t>
+            </w:r>
+          </w:p>
+        </w:tc>
+      </w:tr>
+      <w:tr>
+        <w:tc>
+          <w:tcPr>
+            <w:tcW w:type="dxa" w:w="1767"/>
+            <w:shd w:fill="0A5455"/>
+          </w:tcPr>
+          <w:p>
+            <w:pPr>
+              <w:spacing w:before="60" w:after="60"/>
+            </w:pPr>
+            <w:r/>
+            <w:r>
+              <w:rPr>
+                <w:rFonts w:ascii="Arial" w:hAnsi="Arial"/>
+                <w:b/>
+                <w:color w:val="FFFFFF"/>
+                <w:sz w:val="20"/>
+              </w:rPr>
+              <w:t>Gleaning</w:t>
+            </w:r>
+          </w:p>
+        </w:tc>
+        <w:tc>
+          <w:tcPr>
+            <w:tcW w:type="dxa" w:w="1767"/>
+          </w:tcPr>
+          <w:p>
+            <w:pPr>
+              <w:spacing w:before="60" w:after="60"/>
+              <w:jc w:val="center"/>
+            </w:pPr>
+            <w:r/>
+            <w:r>
+              <w:rPr>
+                <w:rFonts w:ascii="Arial" w:hAnsi="Arial"/>
+                <w:b w:val="0"/>
+                <w:color w:val="30302F"/>
+                <w:sz w:val="20"/>
+              </w:rPr>
+              <w:t>hours/yr</w:t>
+            </w:r>
+          </w:p>
+        </w:tc>
+        <w:tc>
+          <w:tcPr>
+            <w:tcW w:type="dxa" w:w="1767"/>
+          </w:tcPr>
+          <w:p>
+            <w:pPr>
+              <w:spacing w:before="60" w:after="60"/>
+              <w:jc w:val="center"/>
+            </w:pPr>
+            <w:r/>
+            <w:r>
+              <w:rPr>
+                <w:rFonts w:ascii="Arial" w:hAnsi="Arial"/>
+                <w:b w:val="0"/>
+                <w:color w:val="30302F"/>
+                <w:sz w:val="20"/>
+              </w:rPr>
+              <w:t>0</w:t>
+            </w:r>
+          </w:p>
+        </w:tc>
+        <w:tc>
+          <w:tcPr>
+            <w:tcW w:type="dxa" w:w="1767"/>
+          </w:tcPr>
+          <w:p>
+            <w:pPr>
+              <w:spacing w:before="60" w:after="60"/>
+              <w:jc w:val="center"/>
+            </w:pPr>
+            <w:r/>
+            <w:r>
+              <w:rPr>
+                <w:rFonts w:ascii="Arial" w:hAnsi="Arial"/>
+                <w:b w:val="0"/>
+                <w:color w:val="30302F"/>
+                <w:sz w:val="20"/>
+              </w:rPr>
+              <w:t>0</w:t>
+            </w:r>
+          </w:p>
+        </w:tc>
+        <w:tc>
+          <w:tcPr>
+            <w:tcW w:type="dxa" w:w="1767"/>
+          </w:tcPr>
+          <w:p>
+            <w:pPr>
+              <w:spacing w:before="60" w:after="60"/>
+              <w:jc w:val="center"/>
+            </w:pPr>
+            <w:r/>
+            <w:r>
+              <w:rPr>
+                <w:rFonts w:ascii="Arial" w:hAnsi="Arial"/>
+                <w:b w:val="0"/>
+                <w:color w:val="30302F"/>
+                <w:sz w:val="20"/>
+              </w:rPr>
+              <w:t>18,000</w:t>
+            </w:r>
+          </w:p>
+        </w:tc>
+        <w:tc>
+          <w:tcPr>
+            <w:tcW w:type="dxa" w:w="1767"/>
+          </w:tcPr>
+          <w:p>
+            <w:pPr>
+              <w:spacing w:before="60" w:after="60"/>
+              <w:jc w:val="center"/>
+            </w:pPr>
+            <w:r/>
+            <w:r>
+              <w:rPr>
+                <w:rFonts w:ascii="Arial" w:hAnsi="Arial"/>
+                <w:b w:val="0"/>
+                <w:color w:val="30302F"/>
+                <w:sz w:val="20"/>
+              </w:rPr>
+              <w:t>0</w:t>
+            </w:r>
+          </w:p>
+        </w:tc>
+        <w:tc>
+          <w:tcPr>
+            <w:tcW w:type="dxa" w:w="1767"/>
+          </w:tcPr>
+          <w:p>
+            <w:pPr>
+              <w:spacing w:before="60" w:after="60"/>
+              <w:jc w:val="center"/>
+            </w:pPr>
+            <w:r/>
+            <w:r>
+              <w:rPr>
+                <w:rFonts w:ascii="Arial" w:hAnsi="Arial"/>
+                <w:b w:val="0"/>
+                <w:color w:val="30302F"/>
+                <w:sz w:val="20"/>
+              </w:rPr>
+              <w:t>0</w:t>
+            </w:r>
+          </w:p>
+        </w:tc>
+        <w:tc>
+          <w:tcPr>
+            <w:tcW w:type="dxa" w:w="1767"/>
+          </w:tcPr>
+          <w:p>
+            <w:pPr>
+              <w:spacing w:before="60" w:after="60"/>
+              <w:jc w:val="center"/>
+            </w:pPr>
+            <w:r/>
+            <w:r>
+              <w:rPr>
+                <w:rFonts w:ascii="Arial" w:hAnsi="Arial"/>
+                <w:b w:val="0"/>
+                <w:color w:val="30302F"/>
+                <w:sz w:val="20"/>
+              </w:rPr>
+              <w:t>18,000</w:t>
+            </w:r>
+          </w:p>
+        </w:tc>
+      </w:tr>
+    </w:tbl>
+    <w:p>
+      <w:pPr>
+        <w:spacing w:before="160"/>
+      </w:pPr>
+      <w:r>
+        <w:rPr>
+          <w:rFonts w:ascii="Arial" w:hAnsi="Arial"/>
+          <w:b/>
+          <w:color w:val="0A5455"/>
+          <w:sz w:val="20"/>
+        </w:rPr>
+        <w:t>Interpretation:</w:t>
+      </w:r>
+    </w:p>
+    <w:p>
+      <w:pPr>
+        <w:spacing w:after="120"/>
+      </w:pPr>
+      <w:r>
+        <w:rPr>
+          <w:rFonts w:ascii="Arial" w:hAnsi="Arial"/>
+          <w:b w:val="0"/>
+          <w:color w:val="30302F"/>
+          <w:sz w:val="20"/>
+        </w:rPr>
+        <w:t>Fish provisioning is used entirely by the fisheries sector. Carbon sequestration benefits the global community through climate regulation. Coastal protection is split between coastal households (property protection, 10,000 m) and government (public infrastructure, 5,500 m). Recreation is used by tourism businesses (15,000 visitors) and coastal households for local recreation (2,400 visitors). Gleaning is a subsistence activity benefiting coastal households exclusively.</w:t>
+      </w:r>
+    </w:p>
+    <w:p>
+      <w:r>
+        <w:br w:type="page"/>
+      </w:r>
+    </w:p>
+    <w:p>
+      <w:pPr>
+        <w:keepNext/>
+      </w:pPr>
+      <w:r>
+        <w:rPr>
+          <w:rFonts w:ascii="Arial" w:hAnsi="Arial"/>
+          <w:b w:val="0"/>
+          <w:color w:val="0A5455"/>
+          <w:sz w:val="20"/>
+        </w:rPr>
+        <w:t>Table 4d: Monetary Use of Ecosystem Services (USD/year)</w:t>
+      </w:r>
+    </w:p>
+    <w:tbl>
+      <w:tblPr>
+        <w:tblW w:type="auto" w:w="0"/>
+        <w:jc w:val="center"/>
+        <w:tblLook w:firstColumn="1" w:firstRow="1" w:lastColumn="0" w:lastRow="0" w:noHBand="0" w:noVBand="1" w:val="04A0"/>
+        <w:tblBorders>
+          <w:top w:val="single" w:sz="4" w:color="404040"/>
+          <w:left w:val="single" w:sz="4" w:color="404040"/>
+          <w:bottom w:val="single" w:sz="4" w:color="404040"/>
+          <w:right w:val="single" w:sz="4" w:color="404040"/>
+          <w:insideH w:val="single" w:sz="4" w:color="404040"/>
+          <w:insideV w:val="single" w:sz="4" w:color="404040"/>
+        </w:tblBorders>
+      </w:tblPr>
+      <w:tblGrid>
+        <w:gridCol w:w="1767"/>
+        <w:gridCol w:w="1767"/>
+        <w:gridCol w:w="1767"/>
+        <w:gridCol w:w="1767"/>
+        <w:gridCol w:w="1767"/>
+        <w:gridCol w:w="1767"/>
+        <w:gridCol w:w="1767"/>
+        <w:gridCol w:w="1767"/>
+      </w:tblGrid>
+      <w:tr>
+        <w:tc>
+          <w:tcPr>
+            <w:tcW w:type="dxa" w:w="1767"/>
+            <w:shd w:fill="3B9C7B"/>
+          </w:tcPr>
+          <w:p>
+            <w:pPr>
+              <w:jc w:val="center"/>
+            </w:pPr>
+            <w:r/>
+            <w:r>
+              <w:rPr>
+                <w:rFonts w:ascii="Arial" w:hAnsi="Arial"/>
+                <w:b/>
+                <w:color w:val="FFFFFF"/>
+                <w:sz w:val="20"/>
+              </w:rPr>
+              <w:t>Service</w:t>
+            </w:r>
+          </w:p>
+        </w:tc>
+        <w:tc>
+          <w:tcPr>
+            <w:tcW w:type="dxa" w:w="1767"/>
+            <w:shd w:fill="3B9C7B"/>
+          </w:tcPr>
+          <w:p>
+            <w:pPr>
+              <w:jc w:val="center"/>
+            </w:pPr>
+            <w:r/>
+            <w:r>
+              <w:rPr>
+                <w:rFonts w:ascii="Arial" w:hAnsi="Arial"/>
+                <w:b/>
+                <w:color w:val="FFFFFF"/>
+                <w:sz w:val="20"/>
+              </w:rPr>
+              <w:t>Method</w:t>
+            </w:r>
+          </w:p>
+        </w:tc>
+        <w:tc>
+          <w:tcPr>
+            <w:tcW w:type="dxa" w:w="1767"/>
+            <w:shd w:fill="3B9C7B"/>
+          </w:tcPr>
+          <w:p>
+            <w:pPr>
+              <w:jc w:val="center"/>
+            </w:pPr>
+            <w:r/>
+            <w:r>
+              <w:rPr>
+                <w:rFonts w:ascii="Arial" w:hAnsi="Arial"/>
+                <w:b/>
+                <w:color w:val="FFFFFF"/>
+                <w:sz w:val="20"/>
+              </w:rPr>
+              <w:t>Fisheries</w:t>
+            </w:r>
+          </w:p>
+        </w:tc>
+        <w:tc>
+          <w:tcPr>
+            <w:tcW w:type="dxa" w:w="1767"/>
+            <w:shd w:fill="3B9C7B"/>
+          </w:tcPr>
+          <w:p>
+            <w:pPr>
+              <w:jc w:val="center"/>
+            </w:pPr>
+            <w:r/>
+            <w:r>
+              <w:rPr>
+                <w:rFonts w:ascii="Arial" w:hAnsi="Arial"/>
+                <w:b/>
+                <w:color w:val="FFFFFF"/>
+                <w:sz w:val="20"/>
+              </w:rPr>
+              <w:t>Tourism</w:t>
+            </w:r>
+          </w:p>
+        </w:tc>
+        <w:tc>
+          <w:tcPr>
+            <w:tcW w:type="dxa" w:w="1767"/>
+            <w:shd w:fill="3B9C7B"/>
+          </w:tcPr>
+          <w:p>
+            <w:pPr>
+              <w:jc w:val="center"/>
+            </w:pPr>
+            <w:r/>
+            <w:r>
+              <w:rPr>
+                <w:rFonts w:ascii="Arial" w:hAnsi="Arial"/>
+                <w:b/>
+                <w:color w:val="FFFFFF"/>
+                <w:sz w:val="20"/>
+              </w:rPr>
+              <w:t>Coastal HH</w:t>
+            </w:r>
+          </w:p>
+        </w:tc>
+        <w:tc>
+          <w:tcPr>
+            <w:tcW w:type="dxa" w:w="1767"/>
+            <w:shd w:fill="3B9C7B"/>
+          </w:tcPr>
+          <w:p>
+            <w:pPr>
+              <w:jc w:val="center"/>
+            </w:pPr>
+            <w:r/>
+            <w:r>
+              <w:rPr>
+                <w:rFonts w:ascii="Arial" w:hAnsi="Arial"/>
+                <w:b/>
+                <w:color w:val="FFFFFF"/>
+                <w:sz w:val="20"/>
+              </w:rPr>
+              <w:t>Govt</w:t>
+            </w:r>
+          </w:p>
+        </w:tc>
+        <w:tc>
+          <w:tcPr>
+            <w:tcW w:type="dxa" w:w="1767"/>
+            <w:shd w:fill="3B9C7B"/>
+          </w:tcPr>
+          <w:p>
+            <w:pPr>
+              <w:jc w:val="center"/>
+            </w:pPr>
+            <w:r/>
+            <w:r>
+              <w:rPr>
+                <w:rFonts w:ascii="Arial" w:hAnsi="Arial"/>
+                <w:b/>
+                <w:color w:val="FFFFFF"/>
+                <w:sz w:val="20"/>
+              </w:rPr>
+              <w:t>Global</w:t>
+            </w:r>
+          </w:p>
+        </w:tc>
+        <w:tc>
+          <w:tcPr>
+            <w:tcW w:type="dxa" w:w="1767"/>
+            <w:shd w:fill="3B9C7B"/>
+          </w:tcPr>
+          <w:p>
+            <w:pPr>
+              <w:jc w:val="center"/>
+            </w:pPr>
+            <w:r/>
+            <w:r>
+              <w:rPr>
+                <w:rFonts w:ascii="Arial" w:hAnsi="Arial"/>
+                <w:b/>
+                <w:color w:val="FFFFFF"/>
+                <w:sz w:val="20"/>
+              </w:rPr>
+              <w:t>Total</w:t>
+            </w:r>
+          </w:p>
+        </w:tc>
+      </w:tr>
+      <w:tr>
+        <w:tc>
+          <w:tcPr>
+            <w:tcW w:type="dxa" w:w="1767"/>
+            <w:shd w:fill="0A5455"/>
+          </w:tcPr>
+          <w:p>
+            <w:pPr>
+              <w:spacing w:before="60" w:after="60"/>
+            </w:pPr>
+            <w:r/>
+            <w:r>
+              <w:rPr>
+                <w:rFonts w:ascii="Arial" w:hAnsi="Arial"/>
+                <w:b/>
+                <w:color w:val="FFFFFF"/>
+                <w:sz w:val="20"/>
+              </w:rPr>
+              <w:t>Fish provisioning</w:t>
+            </w:r>
+          </w:p>
+        </w:tc>
+        <w:tc>
+          <w:tcPr>
+            <w:tcW w:type="dxa" w:w="1767"/>
+          </w:tcPr>
+          <w:p>
+            <w:pPr>
+              <w:spacing w:before="60" w:after="60"/>
+              <w:jc w:val="center"/>
+            </w:pPr>
+            <w:r/>
+            <w:r>
+              <w:rPr>
+                <w:rFonts w:ascii="Arial" w:hAnsi="Arial"/>
+                <w:b w:val="0"/>
+                <w:color w:val="30302F"/>
+                <w:sz w:val="20"/>
+              </w:rPr>
+              <w:t>Resource rent</w:t>
+            </w:r>
+          </w:p>
+        </w:tc>
+        <w:tc>
+          <w:tcPr>
+            <w:tcW w:type="dxa" w:w="1767"/>
+          </w:tcPr>
+          <w:p>
+            <w:pPr>
+              <w:spacing w:before="60" w:after="60"/>
+              <w:jc w:val="center"/>
+            </w:pPr>
+            <w:r/>
+            <w:r>
+              <w:rPr>
+                <w:rFonts w:ascii="Arial" w:hAnsi="Arial"/>
+                <w:b w:val="0"/>
+                <w:color w:val="30302F"/>
+                <w:sz w:val="20"/>
+              </w:rPr>
+              <w:t>210,000</w:t>
+            </w:r>
+          </w:p>
+        </w:tc>
+        <w:tc>
+          <w:tcPr>
+            <w:tcW w:type="dxa" w:w="1767"/>
+          </w:tcPr>
+          <w:p>
+            <w:pPr>
+              <w:spacing w:before="60" w:after="60"/>
+              <w:jc w:val="center"/>
+            </w:pPr>
+            <w:r/>
+            <w:r>
+              <w:rPr>
+                <w:rFonts w:ascii="Arial" w:hAnsi="Arial"/>
+                <w:b w:val="0"/>
+                <w:color w:val="30302F"/>
+                <w:sz w:val="20"/>
+              </w:rPr>
+              <w:t>0</w:t>
+            </w:r>
+          </w:p>
+        </w:tc>
+        <w:tc>
+          <w:tcPr>
+            <w:tcW w:type="dxa" w:w="1767"/>
+          </w:tcPr>
+          <w:p>
+            <w:pPr>
+              <w:spacing w:before="60" w:after="60"/>
+              <w:jc w:val="center"/>
+            </w:pPr>
+            <w:r/>
+            <w:r>
+              <w:rPr>
+                <w:rFonts w:ascii="Arial" w:hAnsi="Arial"/>
+                <w:b w:val="0"/>
+                <w:color w:val="30302F"/>
+                <w:sz w:val="20"/>
+              </w:rPr>
+              <w:t>0</w:t>
+            </w:r>
+          </w:p>
+        </w:tc>
+        <w:tc>
+          <w:tcPr>
+            <w:tcW w:type="dxa" w:w="1767"/>
+          </w:tcPr>
+          <w:p>
+            <w:pPr>
+              <w:spacing w:before="60" w:after="60"/>
+              <w:jc w:val="center"/>
+            </w:pPr>
+            <w:r/>
+            <w:r>
+              <w:rPr>
+                <w:rFonts w:ascii="Arial" w:hAnsi="Arial"/>
+                <w:b w:val="0"/>
+                <w:color w:val="30302F"/>
+                <w:sz w:val="20"/>
+              </w:rPr>
+              <w:t>0</w:t>
+            </w:r>
+          </w:p>
+        </w:tc>
+        <w:tc>
+          <w:tcPr>
+            <w:tcW w:type="dxa" w:w="1767"/>
+          </w:tcPr>
+          <w:p>
+            <w:pPr>
+              <w:spacing w:before="60" w:after="60"/>
+              <w:jc w:val="center"/>
+            </w:pPr>
+            <w:r/>
+            <w:r>
+              <w:rPr>
+                <w:rFonts w:ascii="Arial" w:hAnsi="Arial"/>
+                <w:b w:val="0"/>
+                <w:color w:val="30302F"/>
+                <w:sz w:val="20"/>
+              </w:rPr>
+              <w:t>0</w:t>
+            </w:r>
+          </w:p>
+        </w:tc>
+        <w:tc>
+          <w:tcPr>
+            <w:tcW w:type="dxa" w:w="1767"/>
+          </w:tcPr>
+          <w:p>
+            <w:pPr>
+              <w:spacing w:before="60" w:after="60"/>
+              <w:jc w:val="center"/>
+            </w:pPr>
+            <w:r/>
+            <w:r>
+              <w:rPr>
+                <w:rFonts w:ascii="Arial" w:hAnsi="Arial"/>
+                <w:b w:val="0"/>
+                <w:color w:val="30302F"/>
+                <w:sz w:val="20"/>
+              </w:rPr>
+              <w:t>210,000</w:t>
+            </w:r>
+          </w:p>
+        </w:tc>
+      </w:tr>
+      <w:tr>
+        <w:tc>
+          <w:tcPr>
+            <w:tcW w:type="dxa" w:w="1767"/>
+            <w:shd w:fill="0A5455"/>
+          </w:tcPr>
+          <w:p>
+            <w:pPr>
+              <w:spacing w:before="60" w:after="60"/>
+            </w:pPr>
+            <w:r/>
+            <w:r>
+              <w:rPr>
+                <w:rFonts w:ascii="Arial" w:hAnsi="Arial"/>
+                <w:b/>
+                <w:color w:val="FFFFFF"/>
+                <w:sz w:val="20"/>
+              </w:rPr>
+              <w:t>Carbon sequestration</w:t>
+            </w:r>
+          </w:p>
+        </w:tc>
+        <w:tc>
+          <w:tcPr>
+            <w:tcW w:type="dxa" w:w="1767"/>
+          </w:tcPr>
+          <w:p>
+            <w:pPr>
+              <w:spacing w:before="60" w:after="60"/>
+              <w:jc w:val="center"/>
+            </w:pPr>
+            <w:r/>
+            <w:r>
+              <w:rPr>
+                <w:rFonts w:ascii="Arial" w:hAnsi="Arial"/>
+                <w:b w:val="0"/>
+                <w:color w:val="30302F"/>
+                <w:sz w:val="20"/>
+              </w:rPr>
+              <w:t>SCC</w:t>
+            </w:r>
+          </w:p>
+        </w:tc>
+        <w:tc>
+          <w:tcPr>
+            <w:tcW w:type="dxa" w:w="1767"/>
+          </w:tcPr>
+          <w:p>
+            <w:pPr>
+              <w:spacing w:before="60" w:after="60"/>
+              <w:jc w:val="center"/>
+            </w:pPr>
+            <w:r/>
+            <w:r>
+              <w:rPr>
+                <w:rFonts w:ascii="Arial" w:hAnsi="Arial"/>
+                <w:b w:val="0"/>
+                <w:color w:val="30302F"/>
+                <w:sz w:val="20"/>
+              </w:rPr>
+              <w:t>0</w:t>
+            </w:r>
+          </w:p>
+        </w:tc>
+        <w:tc>
+          <w:tcPr>
+            <w:tcW w:type="dxa" w:w="1767"/>
+          </w:tcPr>
+          <w:p>
+            <w:pPr>
+              <w:spacing w:before="60" w:after="60"/>
+              <w:jc w:val="center"/>
+            </w:pPr>
+            <w:r/>
+            <w:r>
+              <w:rPr>
+                <w:rFonts w:ascii="Arial" w:hAnsi="Arial"/>
+                <w:b w:val="0"/>
+                <w:color w:val="30302F"/>
+                <w:sz w:val="20"/>
+              </w:rPr>
+              <w:t>0</w:t>
+            </w:r>
+          </w:p>
+        </w:tc>
+        <w:tc>
+          <w:tcPr>
+            <w:tcW w:type="dxa" w:w="1767"/>
+          </w:tcPr>
+          <w:p>
+            <w:pPr>
+              <w:spacing w:before="60" w:after="60"/>
+              <w:jc w:val="center"/>
+            </w:pPr>
+            <w:r/>
+            <w:r>
+              <w:rPr>
+                <w:rFonts w:ascii="Arial" w:hAnsi="Arial"/>
+                <w:b w:val="0"/>
+                <w:color w:val="30302F"/>
+                <w:sz w:val="20"/>
+              </w:rPr>
+              <w:t>0</w:t>
+            </w:r>
+          </w:p>
+        </w:tc>
+        <w:tc>
+          <w:tcPr>
+            <w:tcW w:type="dxa" w:w="1767"/>
+          </w:tcPr>
+          <w:p>
+            <w:pPr>
+              <w:spacing w:before="60" w:after="60"/>
+              <w:jc w:val="center"/>
+            </w:pPr>
+            <w:r/>
+            <w:r>
+              <w:rPr>
+                <w:rFonts w:ascii="Arial" w:hAnsi="Arial"/>
+                <w:b w:val="0"/>
+                <w:color w:val="30302F"/>
+                <w:sz w:val="20"/>
+              </w:rPr>
+              <w:t>0</w:t>
+            </w:r>
+          </w:p>
+        </w:tc>
+        <w:tc>
+          <w:tcPr>
+            <w:tcW w:type="dxa" w:w="1767"/>
+          </w:tcPr>
+          <w:p>
+            <w:pPr>
+              <w:spacing w:before="60" w:after="60"/>
+              <w:jc w:val="center"/>
+            </w:pPr>
+            <w:r/>
+            <w:r>
+              <w:rPr>
+                <w:rFonts w:ascii="Arial" w:hAnsi="Arial"/>
+                <w:b w:val="0"/>
+                <w:color w:val="30302F"/>
+                <w:sz w:val="20"/>
+              </w:rPr>
+              <w:t>119,085</w:t>
+            </w:r>
+          </w:p>
+        </w:tc>
+        <w:tc>
+          <w:tcPr>
+            <w:tcW w:type="dxa" w:w="1767"/>
+          </w:tcPr>
+          <w:p>
+            <w:pPr>
+              <w:spacing w:before="60" w:after="60"/>
+              <w:jc w:val="center"/>
+            </w:pPr>
+            <w:r/>
+            <w:r>
+              <w:rPr>
+                <w:rFonts w:ascii="Arial" w:hAnsi="Arial"/>
+                <w:b w:val="0"/>
+                <w:color w:val="30302F"/>
+                <w:sz w:val="20"/>
+              </w:rPr>
+              <w:t>119,085</w:t>
+            </w:r>
+          </w:p>
+        </w:tc>
+      </w:tr>
+      <w:tr>
+        <w:tc>
+          <w:tcPr>
+            <w:tcW w:type="dxa" w:w="1767"/>
+            <w:shd w:fill="0A5455"/>
+          </w:tcPr>
+          <w:p>
+            <w:pPr>
+              <w:spacing w:before="60" w:after="60"/>
+            </w:pPr>
+            <w:r/>
+            <w:r>
+              <w:rPr>
+                <w:rFonts w:ascii="Arial" w:hAnsi="Arial"/>
+                <w:b/>
+                <w:color w:val="FFFFFF"/>
+                <w:sz w:val="20"/>
+              </w:rPr>
+              <w:t>Coastal protection</w:t>
+            </w:r>
+          </w:p>
+        </w:tc>
+        <w:tc>
+          <w:tcPr>
+            <w:tcW w:type="dxa" w:w="1767"/>
+          </w:tcPr>
+          <w:p>
+            <w:pPr>
+              <w:spacing w:before="60" w:after="60"/>
+              <w:jc w:val="center"/>
+            </w:pPr>
+            <w:r/>
+            <w:r>
+              <w:rPr>
+                <w:rFonts w:ascii="Arial" w:hAnsi="Arial"/>
+                <w:b w:val="0"/>
+                <w:color w:val="30302F"/>
+                <w:sz w:val="20"/>
+              </w:rPr>
+              <w:t>Replacement</w:t>
+            </w:r>
+          </w:p>
+        </w:tc>
+        <w:tc>
+          <w:tcPr>
+            <w:tcW w:type="dxa" w:w="1767"/>
+          </w:tcPr>
+          <w:p>
+            <w:pPr>
+              <w:spacing w:before="60" w:after="60"/>
+              <w:jc w:val="center"/>
+            </w:pPr>
+            <w:r/>
+            <w:r>
+              <w:rPr>
+                <w:rFonts w:ascii="Arial" w:hAnsi="Arial"/>
+                <w:b w:val="0"/>
+                <w:color w:val="30302F"/>
+                <w:sz w:val="20"/>
+              </w:rPr>
+              <w:t>0</w:t>
+            </w:r>
+          </w:p>
+        </w:tc>
+        <w:tc>
+          <w:tcPr>
+            <w:tcW w:type="dxa" w:w="1767"/>
+          </w:tcPr>
+          <w:p>
+            <w:pPr>
+              <w:spacing w:before="60" w:after="60"/>
+              <w:jc w:val="center"/>
+            </w:pPr>
+            <w:r/>
+            <w:r>
+              <w:rPr>
+                <w:rFonts w:ascii="Arial" w:hAnsi="Arial"/>
+                <w:b w:val="0"/>
+                <w:color w:val="30302F"/>
+                <w:sz w:val="20"/>
+              </w:rPr>
+              <w:t>0</w:t>
+            </w:r>
+          </w:p>
+        </w:tc>
+        <w:tc>
+          <w:tcPr>
+            <w:tcW w:type="dxa" w:w="1767"/>
+          </w:tcPr>
+          <w:p>
+            <w:pPr>
+              <w:spacing w:before="60" w:after="60"/>
+              <w:jc w:val="center"/>
+            </w:pPr>
+            <w:r/>
+            <w:r>
+              <w:rPr>
+                <w:rFonts w:ascii="Arial" w:hAnsi="Arial"/>
+                <w:b w:val="0"/>
+                <w:color w:val="30302F"/>
+                <w:sz w:val="20"/>
+              </w:rPr>
+              <w:t>880,000</w:t>
+            </w:r>
+          </w:p>
+        </w:tc>
+        <w:tc>
+          <w:tcPr>
+            <w:tcW w:type="dxa" w:w="1767"/>
+          </w:tcPr>
+          <w:p>
+            <w:pPr>
+              <w:spacing w:before="60" w:after="60"/>
+              <w:jc w:val="center"/>
+            </w:pPr>
+            <w:r/>
+            <w:r>
+              <w:rPr>
+                <w:rFonts w:ascii="Arial" w:hAnsi="Arial"/>
+                <w:b w:val="0"/>
+                <w:color w:val="30302F"/>
+                <w:sz w:val="20"/>
+              </w:rPr>
+              <w:t>495,000</w:t>
+            </w:r>
+          </w:p>
+        </w:tc>
+        <w:tc>
+          <w:tcPr>
+            <w:tcW w:type="dxa" w:w="1767"/>
+          </w:tcPr>
+          <w:p>
+            <w:pPr>
+              <w:spacing w:before="60" w:after="60"/>
+              <w:jc w:val="center"/>
+            </w:pPr>
+            <w:r/>
+            <w:r>
+              <w:rPr>
+                <w:rFonts w:ascii="Arial" w:hAnsi="Arial"/>
+                <w:b w:val="0"/>
+                <w:color w:val="30302F"/>
+                <w:sz w:val="20"/>
+              </w:rPr>
+              <w:t>0</w:t>
+            </w:r>
+          </w:p>
+        </w:tc>
+        <w:tc>
+          <w:tcPr>
+            <w:tcW w:type="dxa" w:w="1767"/>
+          </w:tcPr>
+          <w:p>
+            <w:pPr>
+              <w:spacing w:before="60" w:after="60"/>
+              <w:jc w:val="center"/>
+            </w:pPr>
+            <w:r/>
+            <w:r>
+              <w:rPr>
+                <w:rFonts w:ascii="Arial" w:hAnsi="Arial"/>
+                <w:b w:val="0"/>
+                <w:color w:val="30302F"/>
+                <w:sz w:val="20"/>
+              </w:rPr>
+              <w:t>1,375,000</w:t>
+            </w:r>
+          </w:p>
+        </w:tc>
+      </w:tr>
+      <w:tr>
+        <w:tc>
+          <w:tcPr>
+            <w:tcW w:type="dxa" w:w="1767"/>
+            <w:shd w:fill="0A5455"/>
+          </w:tcPr>
+          <w:p>
+            <w:pPr>
+              <w:spacing w:before="60" w:after="60"/>
+            </w:pPr>
+            <w:r/>
+            <w:r>
+              <w:rPr>
+                <w:rFonts w:ascii="Arial" w:hAnsi="Arial"/>
+                <w:b/>
+                <w:color w:val="FFFFFF"/>
+                <w:sz w:val="20"/>
+              </w:rPr>
+              <w:t>Nursery habitat</w:t>
+            </w:r>
+          </w:p>
+        </w:tc>
+        <w:tc>
+          <w:tcPr>
+            <w:tcW w:type="dxa" w:w="1767"/>
+          </w:tcPr>
+          <w:p>
+            <w:pPr>
+              <w:spacing w:before="60" w:after="60"/>
+              <w:jc w:val="center"/>
+            </w:pPr>
+            <w:r/>
+            <w:r>
+              <w:rPr>
+                <w:rFonts w:ascii="Arial" w:hAnsi="Arial"/>
+                <w:b w:val="0"/>
+                <w:color w:val="30302F"/>
+                <w:sz w:val="20"/>
+              </w:rPr>
+              <w:t>Productivity</w:t>
+            </w:r>
+          </w:p>
+        </w:tc>
+        <w:tc>
+          <w:tcPr>
+            <w:tcW w:type="dxa" w:w="1767"/>
+          </w:tcPr>
+          <w:p>
+            <w:pPr>
+              <w:spacing w:before="60" w:after="60"/>
+              <w:jc w:val="center"/>
+            </w:pPr>
+            <w:r/>
+            <w:r>
+              <w:rPr>
+                <w:rFonts w:ascii="Arial" w:hAnsi="Arial"/>
+                <w:b w:val="0"/>
+                <w:color w:val="30302F"/>
+                <w:sz w:val="20"/>
+              </w:rPr>
+              <w:t>127,750</w:t>
+            </w:r>
+          </w:p>
+        </w:tc>
+        <w:tc>
+          <w:tcPr>
+            <w:tcW w:type="dxa" w:w="1767"/>
+          </w:tcPr>
+          <w:p>
+            <w:pPr>
+              <w:spacing w:before="60" w:after="60"/>
+              <w:jc w:val="center"/>
+            </w:pPr>
+            <w:r/>
+            <w:r>
+              <w:rPr>
+                <w:rFonts w:ascii="Arial" w:hAnsi="Arial"/>
+                <w:b w:val="0"/>
+                <w:color w:val="30302F"/>
+                <w:sz w:val="20"/>
+              </w:rPr>
+              <w:t>0</w:t>
+            </w:r>
+          </w:p>
+        </w:tc>
+        <w:tc>
+          <w:tcPr>
+            <w:tcW w:type="dxa" w:w="1767"/>
+          </w:tcPr>
+          <w:p>
+            <w:pPr>
+              <w:spacing w:before="60" w:after="60"/>
+              <w:jc w:val="center"/>
+            </w:pPr>
+            <w:r/>
+            <w:r>
+              <w:rPr>
+                <w:rFonts w:ascii="Arial" w:hAnsi="Arial"/>
+                <w:b w:val="0"/>
+                <w:color w:val="30302F"/>
+                <w:sz w:val="20"/>
+              </w:rPr>
+              <w:t>0</w:t>
+            </w:r>
+          </w:p>
+        </w:tc>
+        <w:tc>
+          <w:tcPr>
+            <w:tcW w:type="dxa" w:w="1767"/>
+          </w:tcPr>
+          <w:p>
+            <w:pPr>
+              <w:spacing w:before="60" w:after="60"/>
+              <w:jc w:val="center"/>
+            </w:pPr>
+            <w:r/>
+            <w:r>
+              <w:rPr>
+                <w:rFonts w:ascii="Arial" w:hAnsi="Arial"/>
+                <w:b w:val="0"/>
+                <w:color w:val="30302F"/>
+                <w:sz w:val="20"/>
+              </w:rPr>
+              <w:t>0</w:t>
+            </w:r>
+          </w:p>
+        </w:tc>
+        <w:tc>
+          <w:tcPr>
+            <w:tcW w:type="dxa" w:w="1767"/>
+          </w:tcPr>
+          <w:p>
+            <w:pPr>
+              <w:spacing w:before="60" w:after="60"/>
+              <w:jc w:val="center"/>
+            </w:pPr>
+            <w:r/>
+            <w:r>
+              <w:rPr>
+                <w:rFonts w:ascii="Arial" w:hAnsi="Arial"/>
+                <w:b w:val="0"/>
+                <w:color w:val="30302F"/>
+                <w:sz w:val="20"/>
+              </w:rPr>
+              <w:t>0</w:t>
+            </w:r>
+          </w:p>
+        </w:tc>
+        <w:tc>
+          <w:tcPr>
+            <w:tcW w:type="dxa" w:w="1767"/>
+          </w:tcPr>
+          <w:p>
+            <w:pPr>
+              <w:spacing w:before="60" w:after="60"/>
+              <w:jc w:val="center"/>
+            </w:pPr>
+            <w:r/>
+            <w:r>
+              <w:rPr>
+                <w:rFonts w:ascii="Arial" w:hAnsi="Arial"/>
+                <w:b w:val="0"/>
+                <w:color w:val="30302F"/>
+                <w:sz w:val="20"/>
+              </w:rPr>
+              <w:t>127,750</w:t>
+            </w:r>
+          </w:p>
+        </w:tc>
+      </w:tr>
+      <w:tr>
+        <w:tc>
+          <w:tcPr>
+            <w:tcW w:type="dxa" w:w="1767"/>
+            <w:shd w:fill="0A5455"/>
+          </w:tcPr>
+          <w:p>
+            <w:pPr>
+              <w:spacing w:before="60" w:after="60"/>
+            </w:pPr>
+            <w:r/>
+            <w:r>
+              <w:rPr>
+                <w:rFonts w:ascii="Arial" w:hAnsi="Arial"/>
+                <w:b/>
+                <w:color w:val="FFFFFF"/>
+                <w:sz w:val="20"/>
+              </w:rPr>
+              <w:t>Recreation</w:t>
+            </w:r>
+          </w:p>
+        </w:tc>
+        <w:tc>
+          <w:tcPr>
+            <w:tcW w:type="dxa" w:w="1767"/>
+          </w:tcPr>
+          <w:p>
+            <w:pPr>
+              <w:spacing w:before="60" w:after="60"/>
+              <w:jc w:val="center"/>
+            </w:pPr>
+            <w:r/>
+            <w:r>
+              <w:rPr>
+                <w:rFonts w:ascii="Arial" w:hAnsi="Arial"/>
+                <w:b w:val="0"/>
+                <w:color w:val="30302F"/>
+                <w:sz w:val="20"/>
+              </w:rPr>
+              <w:t>Expenditure</w:t>
+            </w:r>
+          </w:p>
+        </w:tc>
+        <w:tc>
+          <w:tcPr>
+            <w:tcW w:type="dxa" w:w="1767"/>
+          </w:tcPr>
+          <w:p>
+            <w:pPr>
+              <w:spacing w:before="60" w:after="60"/>
+              <w:jc w:val="center"/>
+            </w:pPr>
+            <w:r/>
+            <w:r>
+              <w:rPr>
+                <w:rFonts w:ascii="Arial" w:hAnsi="Arial"/>
+                <w:b w:val="0"/>
+                <w:color w:val="30302F"/>
+                <w:sz w:val="20"/>
+              </w:rPr>
+              <w:t>0</w:t>
+            </w:r>
+          </w:p>
+        </w:tc>
+        <w:tc>
+          <w:tcPr>
+            <w:tcW w:type="dxa" w:w="1767"/>
+          </w:tcPr>
+          <w:p>
+            <w:pPr>
+              <w:spacing w:before="60" w:after="60"/>
+              <w:jc w:val="center"/>
+            </w:pPr>
+            <w:r/>
+            <w:r>
+              <w:rPr>
+                <w:rFonts w:ascii="Arial" w:hAnsi="Arial"/>
+                <w:b w:val="0"/>
+                <w:color w:val="30302F"/>
+                <w:sz w:val="20"/>
+              </w:rPr>
+              <w:t>1,275,000</w:t>
+            </w:r>
+          </w:p>
+        </w:tc>
+        <w:tc>
+          <w:tcPr>
+            <w:tcW w:type="dxa" w:w="1767"/>
+          </w:tcPr>
+          <w:p>
+            <w:pPr>
+              <w:spacing w:before="60" w:after="60"/>
+              <w:jc w:val="center"/>
+            </w:pPr>
+            <w:r/>
+            <w:r>
+              <w:rPr>
+                <w:rFonts w:ascii="Arial" w:hAnsi="Arial"/>
+                <w:b w:val="0"/>
+                <w:color w:val="30302F"/>
+                <w:sz w:val="20"/>
+              </w:rPr>
+              <w:t>84,000</w:t>
+            </w:r>
+          </w:p>
+        </w:tc>
+        <w:tc>
+          <w:tcPr>
+            <w:tcW w:type="dxa" w:w="1767"/>
+          </w:tcPr>
+          <w:p>
+            <w:pPr>
+              <w:spacing w:before="60" w:after="60"/>
+              <w:jc w:val="center"/>
+            </w:pPr>
+            <w:r/>
+            <w:r>
+              <w:rPr>
+                <w:rFonts w:ascii="Arial" w:hAnsi="Arial"/>
+                <w:b w:val="0"/>
+                <w:color w:val="30302F"/>
+                <w:sz w:val="20"/>
+              </w:rPr>
+              <w:t>0</w:t>
+            </w:r>
+          </w:p>
+        </w:tc>
+        <w:tc>
+          <w:tcPr>
+            <w:tcW w:type="dxa" w:w="1767"/>
+          </w:tcPr>
+          <w:p>
+            <w:pPr>
+              <w:spacing w:before="60" w:after="60"/>
+              <w:jc w:val="center"/>
+            </w:pPr>
+            <w:r/>
+            <w:r>
+              <w:rPr>
+                <w:rFonts w:ascii="Arial" w:hAnsi="Arial"/>
+                <w:b w:val="0"/>
+                <w:color w:val="30302F"/>
+                <w:sz w:val="20"/>
+              </w:rPr>
+              <w:t>0</w:t>
+            </w:r>
+          </w:p>
+        </w:tc>
+        <w:tc>
+          <w:tcPr>
+            <w:tcW w:type="dxa" w:w="1767"/>
+          </w:tcPr>
+          <w:p>
+            <w:pPr>
+              <w:spacing w:before="60" w:after="60"/>
+              <w:jc w:val="center"/>
+            </w:pPr>
+            <w:r/>
+            <w:r>
+              <w:rPr>
+                <w:rFonts w:ascii="Arial" w:hAnsi="Arial"/>
+                <w:b w:val="0"/>
+                <w:color w:val="30302F"/>
+                <w:sz w:val="20"/>
+              </w:rPr>
+              <w:t>1,359,000</w:t>
+            </w:r>
+          </w:p>
+        </w:tc>
+      </w:tr>
+      <w:tr>
+        <w:tc>
+          <w:tcPr>
+            <w:tcW w:type="dxa" w:w="1767"/>
+            <w:shd w:fill="0A5455"/>
+          </w:tcPr>
+          <w:p>
+            <w:pPr>
+              <w:spacing w:before="60" w:after="60"/>
+            </w:pPr>
+            <w:r/>
+            <w:r>
+              <w:rPr>
+                <w:rFonts w:ascii="Arial" w:hAnsi="Arial"/>
+                <w:b/>
+                <w:color w:val="FFFFFF"/>
+                <w:sz w:val="20"/>
+              </w:rPr>
+              <w:t>Gleaning</w:t>
+            </w:r>
+          </w:p>
+        </w:tc>
+        <w:tc>
+          <w:tcPr>
+            <w:tcW w:type="dxa" w:w="1767"/>
+          </w:tcPr>
+          <w:p>
+            <w:pPr>
+              <w:spacing w:before="60" w:after="60"/>
+              <w:jc w:val="center"/>
+            </w:pPr>
+            <w:r/>
+            <w:r>
+              <w:rPr>
+                <w:rFonts w:ascii="Arial" w:hAnsi="Arial"/>
+                <w:b w:val="0"/>
+                <w:color w:val="30302F"/>
+                <w:sz w:val="20"/>
+              </w:rPr>
+              <w:t>Equiv. wage</w:t>
+            </w:r>
+          </w:p>
+        </w:tc>
+        <w:tc>
+          <w:tcPr>
+            <w:tcW w:type="dxa" w:w="1767"/>
+          </w:tcPr>
+          <w:p>
+            <w:pPr>
+              <w:spacing w:before="60" w:after="60"/>
+              <w:jc w:val="center"/>
+            </w:pPr>
+            <w:r/>
+            <w:r>
+              <w:rPr>
+                <w:rFonts w:ascii="Arial" w:hAnsi="Arial"/>
+                <w:b w:val="0"/>
+                <w:color w:val="30302F"/>
+                <w:sz w:val="20"/>
+              </w:rPr>
+              <w:t>0</w:t>
+            </w:r>
+          </w:p>
+        </w:tc>
+        <w:tc>
+          <w:tcPr>
+            <w:tcW w:type="dxa" w:w="1767"/>
+          </w:tcPr>
+          <w:p>
+            <w:pPr>
+              <w:spacing w:before="60" w:after="60"/>
+              <w:jc w:val="center"/>
+            </w:pPr>
+            <w:r/>
+            <w:r>
+              <w:rPr>
+                <w:rFonts w:ascii="Arial" w:hAnsi="Arial"/>
+                <w:b w:val="0"/>
+                <w:color w:val="30302F"/>
+                <w:sz w:val="20"/>
+              </w:rPr>
+              <w:t>0</w:t>
+            </w:r>
+          </w:p>
+        </w:tc>
+        <w:tc>
+          <w:tcPr>
+            <w:tcW w:type="dxa" w:w="1767"/>
+          </w:tcPr>
+          <w:p>
+            <w:pPr>
+              <w:spacing w:before="60" w:after="60"/>
+              <w:jc w:val="center"/>
+            </w:pPr>
+            <w:r/>
+            <w:r>
+              <w:rPr>
+                <w:rFonts w:ascii="Arial" w:hAnsi="Arial"/>
+                <w:b w:val="0"/>
+                <w:color w:val="30302F"/>
+                <w:sz w:val="20"/>
+              </w:rPr>
+              <w:t>63,000</w:t>
+            </w:r>
+          </w:p>
+        </w:tc>
+        <w:tc>
+          <w:tcPr>
+            <w:tcW w:type="dxa" w:w="1767"/>
+          </w:tcPr>
+          <w:p>
+            <w:pPr>
+              <w:spacing w:before="60" w:after="60"/>
+              <w:jc w:val="center"/>
+            </w:pPr>
+            <w:r/>
+            <w:r>
+              <w:rPr>
+                <w:rFonts w:ascii="Arial" w:hAnsi="Arial"/>
+                <w:b w:val="0"/>
+                <w:color w:val="30302F"/>
+                <w:sz w:val="20"/>
+              </w:rPr>
+              <w:t>0</w:t>
+            </w:r>
+          </w:p>
+        </w:tc>
+        <w:tc>
+          <w:tcPr>
+            <w:tcW w:type="dxa" w:w="1767"/>
+          </w:tcPr>
+          <w:p>
+            <w:pPr>
+              <w:spacing w:before="60" w:after="60"/>
+              <w:jc w:val="center"/>
+            </w:pPr>
+            <w:r/>
+            <w:r>
+              <w:rPr>
+                <w:rFonts w:ascii="Arial" w:hAnsi="Arial"/>
+                <w:b w:val="0"/>
+                <w:color w:val="30302F"/>
+                <w:sz w:val="20"/>
+              </w:rPr>
+              <w:t>0</w:t>
+            </w:r>
+          </w:p>
+        </w:tc>
+        <w:tc>
+          <w:tcPr>
+            <w:tcW w:type="dxa" w:w="1767"/>
+          </w:tcPr>
+          <w:p>
+            <w:pPr>
+              <w:spacing w:before="60" w:after="60"/>
+              <w:jc w:val="center"/>
+            </w:pPr>
+            <w:r/>
+            <w:r>
+              <w:rPr>
+                <w:rFonts w:ascii="Arial" w:hAnsi="Arial"/>
+                <w:b w:val="0"/>
+                <w:color w:val="30302F"/>
+                <w:sz w:val="20"/>
+              </w:rPr>
+              <w:t>63,000</w:t>
+            </w:r>
+          </w:p>
+        </w:tc>
+      </w:tr>
+      <w:tr>
+        <w:tc>
+          <w:tcPr>
+            <w:tcW w:type="dxa" w:w="1767"/>
+            <w:shd w:fill="0A5455"/>
+          </w:tcPr>
+          <w:p>
+            <w:pPr>
+              <w:spacing w:before="60" w:after="60"/>
+            </w:pPr>
+            <w:r/>
+            <w:r>
+              <w:rPr>
+                <w:rFonts w:ascii="Arial" w:hAnsi="Arial"/>
+                <w:b/>
+                <w:color w:val="FFFFFF"/>
+                <w:sz w:val="20"/>
+              </w:rPr>
+              <w:t>TOTAL</w:t>
+            </w:r>
+          </w:p>
+        </w:tc>
+        <w:tc>
+          <w:tcPr>
+            <w:tcW w:type="dxa" w:w="1767"/>
+          </w:tcPr>
+          <w:p>
+            <w:pPr>
+              <w:spacing w:before="60" w:after="60"/>
+              <w:jc w:val="center"/>
+            </w:pPr>
+            <w:r/>
+            <w:r>
+              <w:rPr>
+                <w:rFonts w:ascii="Arial" w:hAnsi="Arial"/>
+                <w:b w:val="0"/>
+                <w:color w:val="30302F"/>
+                <w:sz w:val="20"/>
+              </w:rPr>
+              <w:t>--</w:t>
+            </w:r>
+          </w:p>
+        </w:tc>
+        <w:tc>
+          <w:tcPr>
+            <w:tcW w:type="dxa" w:w="1767"/>
+          </w:tcPr>
+          <w:p>
+            <w:pPr>
+              <w:spacing w:before="60" w:after="60"/>
+              <w:jc w:val="center"/>
+            </w:pPr>
+            <w:r/>
+            <w:r>
+              <w:rPr>
+                <w:rFonts w:ascii="Arial" w:hAnsi="Arial"/>
+                <w:b w:val="0"/>
+                <w:color w:val="30302F"/>
+                <w:sz w:val="20"/>
+              </w:rPr>
+              <w:t>337,750</w:t>
+            </w:r>
+          </w:p>
+        </w:tc>
+        <w:tc>
+          <w:tcPr>
+            <w:tcW w:type="dxa" w:w="1767"/>
+          </w:tcPr>
+          <w:p>
+            <w:pPr>
+              <w:spacing w:before="60" w:after="60"/>
+              <w:jc w:val="center"/>
+            </w:pPr>
+            <w:r/>
+            <w:r>
+              <w:rPr>
+                <w:rFonts w:ascii="Arial" w:hAnsi="Arial"/>
+                <w:b w:val="0"/>
+                <w:color w:val="30302F"/>
+                <w:sz w:val="20"/>
+              </w:rPr>
+              <w:t>1,275,000</w:t>
+            </w:r>
+          </w:p>
+        </w:tc>
+        <w:tc>
+          <w:tcPr>
+            <w:tcW w:type="dxa" w:w="1767"/>
+          </w:tcPr>
+          <w:p>
+            <w:pPr>
+              <w:spacing w:before="60" w:after="60"/>
+              <w:jc w:val="center"/>
+            </w:pPr>
+            <w:r/>
+            <w:r>
+              <w:rPr>
+                <w:rFonts w:ascii="Arial" w:hAnsi="Arial"/>
+                <w:b w:val="0"/>
+                <w:color w:val="30302F"/>
+                <w:sz w:val="20"/>
+              </w:rPr>
+              <w:t>1,027,000</w:t>
+            </w:r>
+          </w:p>
+        </w:tc>
+        <w:tc>
+          <w:tcPr>
+            <w:tcW w:type="dxa" w:w="1767"/>
+          </w:tcPr>
+          <w:p>
+            <w:pPr>
+              <w:spacing w:before="60" w:after="60"/>
+              <w:jc w:val="center"/>
+            </w:pPr>
+            <w:r/>
+            <w:r>
+              <w:rPr>
+                <w:rFonts w:ascii="Arial" w:hAnsi="Arial"/>
+                <w:b w:val="0"/>
+                <w:color w:val="30302F"/>
+                <w:sz w:val="20"/>
+              </w:rPr>
+              <w:t>495,000</w:t>
+            </w:r>
+          </w:p>
+        </w:tc>
+        <w:tc>
+          <w:tcPr>
+            <w:tcW w:type="dxa" w:w="1767"/>
+          </w:tcPr>
+          <w:p>
+            <w:pPr>
+              <w:spacing w:before="60" w:after="60"/>
+              <w:jc w:val="center"/>
+            </w:pPr>
+            <w:r/>
+            <w:r>
+              <w:rPr>
+                <w:rFonts w:ascii="Arial" w:hAnsi="Arial"/>
+                <w:b w:val="0"/>
+                <w:color w:val="30302F"/>
+                <w:sz w:val="20"/>
+              </w:rPr>
+              <w:t>119,085</w:t>
+            </w:r>
+          </w:p>
+        </w:tc>
+        <w:tc>
+          <w:tcPr>
+            <w:tcW w:type="dxa" w:w="1767"/>
+          </w:tcPr>
+          <w:p>
+            <w:pPr>
+              <w:spacing w:before="60" w:after="60"/>
+              <w:jc w:val="center"/>
+            </w:pPr>
+            <w:r/>
+            <w:r>
+              <w:rPr>
+                <w:rFonts w:ascii="Arial" w:hAnsi="Arial"/>
+                <w:b w:val="0"/>
+                <w:color w:val="30302F"/>
+                <w:sz w:val="20"/>
+              </w:rPr>
+              <w:t>3,253,835</w:t>
+            </w:r>
+          </w:p>
+        </w:tc>
+      </w:tr>
+    </w:tbl>
+    <w:p>
+      <w:pPr>
+        <w:spacing w:before="160"/>
+      </w:pPr>
+      <w:r>
+        <w:rPr>
+          <w:rFonts w:ascii="Arial" w:hAnsi="Arial"/>
+          <w:b/>
+          <w:color w:val="0A5455"/>
+          <w:sz w:val="20"/>
+        </w:rPr>
+        <w:t>Interpretation:</w:t>
+      </w:r>
+    </w:p>
+    <w:p>
+      <w:pPr>
+        <w:spacing w:after="120"/>
+      </w:pPr>
+      <w:r>
+        <w:rPr>
+          <w:rFonts w:ascii="Arial" w:hAnsi="Arial"/>
+          <w:b w:val="0"/>
+          <w:color w:val="30302F"/>
+          <w:sz w:val="20"/>
+        </w:rPr>
+        <w:t>Coastal households receive the most value (USD 1,027,000, 31.6%), driven by coastal protection and gleaning. Tourism is the second-largest beneficiary (USD 1,275,000, 39.2%), almost entirely from recreation. Fisheries receive USD 337,750 from fish provisioning and nursery habitat combined. Government benefits from coastal protection of public infrastructure (USD 495,000). The global community receives USD 119,085 from carbon sequestration valued at the social cost of carbon.</w:t>
+      </w:r>
+    </w:p>
+    <w:p>
+      <w:r>
+        <w:br w:type="page"/>
+      </w:r>
+    </w:p>
+    <w:p>
+      <w:r>
+        <w:rPr>
+          <w:rFonts w:ascii="Arial" w:hAnsi="Arial"/>
+          <w:b w:val="0"/>
+          <w:color w:val="0A5455"/>
+          <w:sz w:val="20"/>
+        </w:rPr>
+        <w:t>Table 4e: Integrated Supply-Use Table (SEEA EA Table 7.1 format)</w:t>
       </w:r>
     </w:p>
     <w:p>
@@ -3384,7 +6096,21 @@
           <w:rFonts w:ascii="Arial" w:hAnsi="Arial"/>
           <w:b w:val="0"/>
           <w:color w:val="555555"/>
-          <w:sz w:val="18"/>
+          <w:sz w:val="20"/>
+        </w:rPr>
+        <w:t>The integrated SUT shows the complete picture. Supply (top) shows ecosystems providing services. Use (bottom) shows who benefits. Total supply = Total use for each service.</w:t>
+      </w:r>
+    </w:p>
+    <w:p>
+      <w:pPr>
+        <w:spacing w:before="80" w:after="80"/>
+      </w:pPr>
+      <w:r>
+        <w:rPr>
+          <w:rFonts w:ascii="Arial" w:hAnsi="Arial"/>
+          <w:b w:val="0"/>
+          <w:color w:val="555555"/>
+          <w:sz w:val="20"/>
         </w:rPr>
         <w:t>The SEEA EA presents supply and use together in a single integrated table. The left half shows which ecosystem types supply each service; the right half shows which economic sectors use (benefit from) each service. Total supply = Total use for every row.</w:t>
       </w:r>
@@ -3404,23 +6130,22 @@
         </w:tblBorders>
       </w:tblPr>
       <w:tblGrid>
-        <w:gridCol w:w="1178"/>
-        <w:gridCol w:w="1178"/>
-        <w:gridCol w:w="1178"/>
-        <w:gridCol w:w="1178"/>
-        <w:gridCol w:w="1178"/>
-        <w:gridCol w:w="1178"/>
-        <w:gridCol w:w="1178"/>
-        <w:gridCol w:w="1178"/>
-        <w:gridCol w:w="1178"/>
-        <w:gridCol w:w="1178"/>
-        <w:gridCol w:w="1178"/>
-        <w:gridCol w:w="1178"/>
+        <w:gridCol w:w="1285"/>
+        <w:gridCol w:w="1285"/>
+        <w:gridCol w:w="1285"/>
+        <w:gridCol w:w="1285"/>
+        <w:gridCol w:w="1285"/>
+        <w:gridCol w:w="1285"/>
+        <w:gridCol w:w="1285"/>
+        <w:gridCol w:w="1285"/>
+        <w:gridCol w:w="1285"/>
+        <w:gridCol w:w="1285"/>
+        <w:gridCol w:w="1285"/>
       </w:tblGrid>
       <w:tr>
         <w:tc>
           <w:tcPr>
-            <w:tcW w:type="dxa" w:w="1178"/>
+            <w:tcW w:type="dxa" w:w="1285"/>
             <w:shd w:fill="3B9C7B"/>
           </w:tcPr>
           <w:p>
@@ -3441,7 +6166,7 @@
         </w:tc>
         <w:tc>
           <w:tcPr>
-            <w:tcW w:type="dxa" w:w="1178"/>
+            <w:tcW w:type="dxa" w:w="1285"/>
             <w:shd w:fill="3B9C7B"/>
           </w:tcPr>
           <w:p>
@@ -3462,7 +6187,7 @@
         </w:tc>
         <w:tc>
           <w:tcPr>
-            <w:tcW w:type="dxa" w:w="1178"/>
+            <w:tcW w:type="dxa" w:w="1285"/>
             <w:shd w:fill="3B9C7B"/>
           </w:tcPr>
           <w:p>
@@ -3478,14 +6203,12 @@
                 <w:sz w:val="20"/>
               </w:rPr>
               <w:t>Coral reefs</w:t>
-              <w:br/>
-              <w:t>(supply)</w:t>
-            </w:r>
-          </w:p>
-        </w:tc>
-        <w:tc>
-          <w:tcPr>
-            <w:tcW w:type="dxa" w:w="1178"/>
+            </w:r>
+          </w:p>
+        </w:tc>
+        <w:tc>
+          <w:tcPr>
+            <w:tcW w:type="dxa" w:w="1285"/>
             <w:shd w:fill="3B9C7B"/>
           </w:tcPr>
           <w:p>
@@ -3501,14 +6224,12 @@
                 <w:sz w:val="20"/>
               </w:rPr>
               <w:t>Seagrass</w:t>
-              <w:br/>
-              <w:t>(supply)</w:t>
-            </w:r>
-          </w:p>
-        </w:tc>
-        <w:tc>
-          <w:tcPr>
-            <w:tcW w:type="dxa" w:w="1178"/>
+            </w:r>
+          </w:p>
+        </w:tc>
+        <w:tc>
+          <w:tcPr>
+            <w:tcW w:type="dxa" w:w="1285"/>
             <w:shd w:fill="3B9C7B"/>
           </w:tcPr>
           <w:p>
@@ -3524,14 +6245,12 @@
                 <w:sz w:val="20"/>
               </w:rPr>
               <w:t>Mangroves</w:t>
-              <w:br/>
-              <w:t>(supply)</w:t>
-            </w:r>
-          </w:p>
-        </w:tc>
-        <w:tc>
-          <w:tcPr>
-            <w:tcW w:type="dxa" w:w="1178"/>
+            </w:r>
+          </w:p>
+        </w:tc>
+        <w:tc>
+          <w:tcPr>
+            <w:tcW w:type="dxa" w:w="1285"/>
             <w:shd w:fill="3B9C7B"/>
           </w:tcPr>
           <w:p>
@@ -3546,15 +6265,13 @@
                 <w:color w:val="FFFFFF"/>
                 <w:sz w:val="20"/>
               </w:rPr>
-              <w:t>Total</w:t>
-              <w:br/>
-              <w:t>supply</w:t>
-            </w:r>
-          </w:p>
-        </w:tc>
-        <w:tc>
-          <w:tcPr>
-            <w:tcW w:type="dxa" w:w="1178"/>
+              <w:t>Fisheries</w:t>
+            </w:r>
+          </w:p>
+        </w:tc>
+        <w:tc>
+          <w:tcPr>
+            <w:tcW w:type="dxa" w:w="1285"/>
             <w:shd w:fill="3B9C7B"/>
           </w:tcPr>
           <w:p>
@@ -3569,15 +6286,13 @@
                 <w:color w:val="FFFFFF"/>
                 <w:sz w:val="20"/>
               </w:rPr>
-              <w:t>Fisheries</w:t>
-              <w:br/>
-              <w:t>(use)</w:t>
-            </w:r>
-          </w:p>
-        </w:tc>
-        <w:tc>
-          <w:tcPr>
-            <w:tcW w:type="dxa" w:w="1178"/>
+              <w:t>Tourism</w:t>
+            </w:r>
+          </w:p>
+        </w:tc>
+        <w:tc>
+          <w:tcPr>
+            <w:tcW w:type="dxa" w:w="1285"/>
             <w:shd w:fill="3B9C7B"/>
           </w:tcPr>
           <w:p>
@@ -3592,15 +6307,13 @@
                 <w:color w:val="FFFFFF"/>
                 <w:sz w:val="20"/>
               </w:rPr>
-              <w:t>Tourism</w:t>
-              <w:br/>
-              <w:t>(use)</w:t>
-            </w:r>
-          </w:p>
-        </w:tc>
-        <w:tc>
-          <w:tcPr>
-            <w:tcW w:type="dxa" w:w="1178"/>
+              <w:t>Coastal HH</w:t>
+            </w:r>
+          </w:p>
+        </w:tc>
+        <w:tc>
+          <w:tcPr>
+            <w:tcW w:type="dxa" w:w="1285"/>
             <w:shd w:fill="3B9C7B"/>
           </w:tcPr>
           <w:p>
@@ -3615,15 +6328,13 @@
                 <w:color w:val="FFFFFF"/>
                 <w:sz w:val="20"/>
               </w:rPr>
-              <w:t>Coastal HH</w:t>
-              <w:br/>
-              <w:t>(use)</w:t>
-            </w:r>
-          </w:p>
-        </w:tc>
-        <w:tc>
-          <w:tcPr>
-            <w:tcW w:type="dxa" w:w="1178"/>
+              <w:t>Govt</w:t>
+            </w:r>
+          </w:p>
+        </w:tc>
+        <w:tc>
+          <w:tcPr>
+            <w:tcW w:type="dxa" w:w="1285"/>
             <w:shd w:fill="3B9C7B"/>
           </w:tcPr>
           <w:p>
@@ -3638,15 +6349,13 @@
                 <w:color w:val="FFFFFF"/>
                 <w:sz w:val="20"/>
               </w:rPr>
-              <w:t>Govt</w:t>
-              <w:br/>
-              <w:t>(use)</w:t>
-            </w:r>
-          </w:p>
-        </w:tc>
-        <w:tc>
-          <w:tcPr>
-            <w:tcW w:type="dxa" w:w="1178"/>
+              <w:t>Global</w:t>
+            </w:r>
+          </w:p>
+        </w:tc>
+        <w:tc>
+          <w:tcPr>
+            <w:tcW w:type="dxa" w:w="1285"/>
             <w:shd w:fill="3B9C7B"/>
           </w:tcPr>
           <w:p>
@@ -3661,20 +6370,20 @@
                 <w:color w:val="FFFFFF"/>
                 <w:sz w:val="20"/>
               </w:rPr>
-              <w:t>Global</w:t>
-              <w:br/>
-              <w:t>(use)</w:t>
-            </w:r>
-          </w:p>
-        </w:tc>
-        <w:tc>
-          <w:tcPr>
-            <w:tcW w:type="dxa" w:w="1178"/>
-            <w:shd w:fill="3B9C7B"/>
-          </w:tcPr>
-          <w:p>
-            <w:pPr>
-              <w:jc w:val="center"/>
+              <w:t>TOTAL</w:t>
+            </w:r>
+          </w:p>
+        </w:tc>
+      </w:tr>
+      <w:tr>
+        <w:tc>
+          <w:tcPr>
+            <w:tcW w:type="dxa" w:w="1285"/>
+            <w:shd w:fill="0A5455"/>
+          </w:tcPr>
+          <w:p>
+            <w:pPr>
+              <w:spacing w:before="60" w:after="60"/>
             </w:pPr>
             <w:r/>
             <w:r>
@@ -3684,9 +6393,217 @@
                 <w:color w:val="FFFFFF"/>
                 <w:sz w:val="20"/>
               </w:rPr>
-              <w:t>Total</w:t>
-              <w:br/>
-              <w:t>use</w:t>
+              <w:t>── SUPPLY ──</w:t>
+            </w:r>
+          </w:p>
+        </w:tc>
+        <w:tc>
+          <w:tcPr>
+            <w:tcW w:type="dxa" w:w="1285"/>
+          </w:tcPr>
+          <w:p>
+            <w:pPr>
+              <w:spacing w:before="60" w:after="60"/>
+              <w:jc w:val="center"/>
+            </w:pPr>
+            <w:r/>
+            <w:r>
+              <w:rPr>
+                <w:rFonts w:ascii="Arial" w:hAnsi="Arial"/>
+                <w:b w:val="0"/>
+                <w:color w:val="30302F"/>
+                <w:sz w:val="20"/>
+              </w:rPr>
+              <w:t>--</w:t>
+            </w:r>
+          </w:p>
+        </w:tc>
+        <w:tc>
+          <w:tcPr>
+            <w:tcW w:type="dxa" w:w="1285"/>
+          </w:tcPr>
+          <w:p>
+            <w:pPr>
+              <w:spacing w:before="60" w:after="60"/>
+              <w:jc w:val="center"/>
+            </w:pPr>
+            <w:r/>
+            <w:r>
+              <w:rPr>
+                <w:rFonts w:ascii="Arial" w:hAnsi="Arial"/>
+                <w:b w:val="0"/>
+                <w:color w:val="30302F"/>
+                <w:sz w:val="20"/>
+              </w:rPr>
+              <w:t>--</w:t>
+            </w:r>
+          </w:p>
+        </w:tc>
+        <w:tc>
+          <w:tcPr>
+            <w:tcW w:type="dxa" w:w="1285"/>
+          </w:tcPr>
+          <w:p>
+            <w:pPr>
+              <w:spacing w:before="60" w:after="60"/>
+              <w:jc w:val="center"/>
+            </w:pPr>
+            <w:r/>
+            <w:r>
+              <w:rPr>
+                <w:rFonts w:ascii="Arial" w:hAnsi="Arial"/>
+                <w:b w:val="0"/>
+                <w:color w:val="30302F"/>
+                <w:sz w:val="20"/>
+              </w:rPr>
+              <w:t>--</w:t>
+            </w:r>
+          </w:p>
+        </w:tc>
+        <w:tc>
+          <w:tcPr>
+            <w:tcW w:type="dxa" w:w="1285"/>
+          </w:tcPr>
+          <w:p>
+            <w:pPr>
+              <w:spacing w:before="60" w:after="60"/>
+              <w:jc w:val="center"/>
+            </w:pPr>
+            <w:r/>
+            <w:r>
+              <w:rPr>
+                <w:rFonts w:ascii="Arial" w:hAnsi="Arial"/>
+                <w:b w:val="0"/>
+                <w:color w:val="30302F"/>
+                <w:sz w:val="20"/>
+              </w:rPr>
+              <w:t>--</w:t>
+            </w:r>
+          </w:p>
+        </w:tc>
+        <w:tc>
+          <w:tcPr>
+            <w:tcW w:type="dxa" w:w="1285"/>
+          </w:tcPr>
+          <w:p>
+            <w:pPr>
+              <w:spacing w:before="60" w:after="60"/>
+              <w:jc w:val="center"/>
+            </w:pPr>
+            <w:r/>
+            <w:r>
+              <w:rPr>
+                <w:rFonts w:ascii="Arial" w:hAnsi="Arial"/>
+                <w:b w:val="0"/>
+                <w:color w:val="30302F"/>
+                <w:sz w:val="20"/>
+              </w:rPr>
+              <w:t>--</w:t>
+            </w:r>
+          </w:p>
+        </w:tc>
+        <w:tc>
+          <w:tcPr>
+            <w:tcW w:type="dxa" w:w="1285"/>
+          </w:tcPr>
+          <w:p>
+            <w:pPr>
+              <w:spacing w:before="60" w:after="60"/>
+              <w:jc w:val="center"/>
+            </w:pPr>
+            <w:r/>
+            <w:r>
+              <w:rPr>
+                <w:rFonts w:ascii="Arial" w:hAnsi="Arial"/>
+                <w:b w:val="0"/>
+                <w:color w:val="30302F"/>
+                <w:sz w:val="20"/>
+              </w:rPr>
+              <w:t>--</w:t>
+            </w:r>
+          </w:p>
+        </w:tc>
+        <w:tc>
+          <w:tcPr>
+            <w:tcW w:type="dxa" w:w="1285"/>
+          </w:tcPr>
+          <w:p>
+            <w:pPr>
+              <w:spacing w:before="60" w:after="60"/>
+              <w:jc w:val="center"/>
+            </w:pPr>
+            <w:r/>
+            <w:r>
+              <w:rPr>
+                <w:rFonts w:ascii="Arial" w:hAnsi="Arial"/>
+                <w:b w:val="0"/>
+                <w:color w:val="30302F"/>
+                <w:sz w:val="20"/>
+              </w:rPr>
+              <w:t>--</w:t>
+            </w:r>
+          </w:p>
+        </w:tc>
+        <w:tc>
+          <w:tcPr>
+            <w:tcW w:type="dxa" w:w="1285"/>
+          </w:tcPr>
+          <w:p>
+            <w:pPr>
+              <w:spacing w:before="60" w:after="60"/>
+              <w:jc w:val="center"/>
+            </w:pPr>
+            <w:r/>
+            <w:r>
+              <w:rPr>
+                <w:rFonts w:ascii="Arial" w:hAnsi="Arial"/>
+                <w:b w:val="0"/>
+                <w:color w:val="30302F"/>
+                <w:sz w:val="20"/>
+              </w:rPr>
+              <w:t>--</w:t>
+            </w:r>
+          </w:p>
+        </w:tc>
+        <w:tc>
+          <w:tcPr>
+            <w:tcW w:type="dxa" w:w="1285"/>
+          </w:tcPr>
+          <w:p>
+            <w:pPr>
+              <w:spacing w:before="60" w:after="60"/>
+              <w:jc w:val="center"/>
+            </w:pPr>
+            <w:r/>
+            <w:r>
+              <w:rPr>
+                <w:rFonts w:ascii="Arial" w:hAnsi="Arial"/>
+                <w:b w:val="0"/>
+                <w:color w:val="30302F"/>
+                <w:sz w:val="20"/>
+              </w:rPr>
+              <w:t>--</w:t>
+            </w:r>
+          </w:p>
+        </w:tc>
+        <w:tc>
+          <w:tcPr>
+            <w:tcW w:type="dxa" w:w="1285"/>
+          </w:tcPr>
+          <w:p>
+            <w:pPr>
+              <w:spacing w:before="60" w:after="60"/>
+              <w:jc w:val="center"/>
+            </w:pPr>
+            <w:r/>
+            <w:r>
+              <w:rPr>
+                <w:rFonts w:ascii="Arial" w:hAnsi="Arial"/>
+                <w:b w:val="0"/>
+                <w:color w:val="30302F"/>
+                <w:sz w:val="20"/>
+              </w:rPr>
+              <w:t>--</w:t>
             </w:r>
           </w:p>
         </w:tc>
@@ -3694,7 +6611,7 @@
       <w:tr>
         <w:tc>
           <w:tcPr>
-            <w:tcW w:type="dxa" w:w="1178"/>
+            <w:tcW w:type="dxa" w:w="1285"/>
             <w:shd w:fill="0A5455"/>
           </w:tcPr>
           <w:p>
@@ -3715,7 +6632,7 @@
         </w:tc>
         <w:tc>
           <w:tcPr>
-            <w:tcW w:type="dxa" w:w="1178"/>
+            <w:tcW w:type="dxa" w:w="1285"/>
           </w:tcPr>
           <w:p>
             <w:pPr>
@@ -3736,7 +6653,7 @@
         </w:tc>
         <w:tc>
           <w:tcPr>
-            <w:tcW w:type="dxa" w:w="1178"/>
+            <w:tcW w:type="dxa" w:w="1285"/>
           </w:tcPr>
           <w:p>
             <w:pPr>
@@ -3757,7 +6674,7 @@
         </w:tc>
         <w:tc>
           <w:tcPr>
-            <w:tcW w:type="dxa" w:w="1178"/>
+            <w:tcW w:type="dxa" w:w="1285"/>
           </w:tcPr>
           <w:p>
             <w:pPr>
@@ -3778,7 +6695,7 @@
         </w:tc>
         <w:tc>
           <w:tcPr>
-            <w:tcW w:type="dxa" w:w="1178"/>
+            <w:tcW w:type="dxa" w:w="1285"/>
           </w:tcPr>
           <w:p>
             <w:pPr>
@@ -3799,133 +6716,112 @@
         </w:tc>
         <w:tc>
           <w:tcPr>
-            <w:tcW w:type="dxa" w:w="1178"/>
-          </w:tcPr>
-          <w:p>
-            <w:pPr>
-              <w:spacing w:before="60" w:after="60"/>
-              <w:jc w:val="center"/>
-            </w:pPr>
-            <w:r/>
-            <w:r>
-              <w:rPr>
-                <w:rFonts w:ascii="Arial" w:hAnsi="Arial"/>
-                <w:b w:val="0"/>
-                <w:color w:val="30302F"/>
-                <w:sz w:val="20"/>
-              </w:rPr>
-              <w:t>180,000</w:t>
-            </w:r>
-          </w:p>
-        </w:tc>
-        <w:tc>
-          <w:tcPr>
-            <w:tcW w:type="dxa" w:w="1178"/>
-          </w:tcPr>
-          <w:p>
-            <w:pPr>
-              <w:spacing w:before="60" w:after="60"/>
-              <w:jc w:val="center"/>
-            </w:pPr>
-            <w:r/>
-            <w:r>
-              <w:rPr>
-                <w:rFonts w:ascii="Arial" w:hAnsi="Arial"/>
-                <w:b w:val="0"/>
-                <w:color w:val="30302F"/>
-                <w:sz w:val="20"/>
-              </w:rPr>
-              <w:t>180,000</w:t>
-            </w:r>
-          </w:p>
-        </w:tc>
-        <w:tc>
-          <w:tcPr>
-            <w:tcW w:type="dxa" w:w="1178"/>
-          </w:tcPr>
-          <w:p>
-            <w:pPr>
-              <w:spacing w:before="60" w:after="60"/>
-              <w:jc w:val="center"/>
-            </w:pPr>
-            <w:r/>
-            <w:r>
-              <w:rPr>
-                <w:rFonts w:ascii="Arial" w:hAnsi="Arial"/>
-                <w:b w:val="0"/>
-                <w:color w:val="30302F"/>
-                <w:sz w:val="20"/>
-              </w:rPr>
-              <w:t>0</w:t>
-            </w:r>
-          </w:p>
-        </w:tc>
-        <w:tc>
-          <w:tcPr>
-            <w:tcW w:type="dxa" w:w="1178"/>
-          </w:tcPr>
-          <w:p>
-            <w:pPr>
-              <w:spacing w:before="60" w:after="60"/>
-              <w:jc w:val="center"/>
-            </w:pPr>
-            <w:r/>
-            <w:r>
-              <w:rPr>
-                <w:rFonts w:ascii="Arial" w:hAnsi="Arial"/>
-                <w:b w:val="0"/>
-                <w:color w:val="30302F"/>
-                <w:sz w:val="20"/>
-              </w:rPr>
-              <w:t>0</w:t>
-            </w:r>
-          </w:p>
-        </w:tc>
-        <w:tc>
-          <w:tcPr>
-            <w:tcW w:type="dxa" w:w="1178"/>
-          </w:tcPr>
-          <w:p>
-            <w:pPr>
-              <w:spacing w:before="60" w:after="60"/>
-              <w:jc w:val="center"/>
-            </w:pPr>
-            <w:r/>
-            <w:r>
-              <w:rPr>
-                <w:rFonts w:ascii="Arial" w:hAnsi="Arial"/>
-                <w:b w:val="0"/>
-                <w:color w:val="30302F"/>
-                <w:sz w:val="20"/>
-              </w:rPr>
-              <w:t>0</w:t>
-            </w:r>
-          </w:p>
-        </w:tc>
-        <w:tc>
-          <w:tcPr>
-            <w:tcW w:type="dxa" w:w="1178"/>
-          </w:tcPr>
-          <w:p>
-            <w:pPr>
-              <w:spacing w:before="60" w:after="60"/>
-              <w:jc w:val="center"/>
-            </w:pPr>
-            <w:r/>
-            <w:r>
-              <w:rPr>
-                <w:rFonts w:ascii="Arial" w:hAnsi="Arial"/>
-                <w:b w:val="0"/>
-                <w:color w:val="30302F"/>
-                <w:sz w:val="20"/>
-              </w:rPr>
-              <w:t>0</w:t>
-            </w:r>
-          </w:p>
-        </w:tc>
-        <w:tc>
-          <w:tcPr>
-            <w:tcW w:type="dxa" w:w="1178"/>
+            <w:tcW w:type="dxa" w:w="1285"/>
+          </w:tcPr>
+          <w:p>
+            <w:pPr>
+              <w:spacing w:before="60" w:after="60"/>
+              <w:jc w:val="center"/>
+            </w:pPr>
+            <w:r/>
+            <w:r>
+              <w:rPr>
+                <w:rFonts w:ascii="Arial" w:hAnsi="Arial"/>
+                <w:b w:val="0"/>
+                <w:color w:val="30302F"/>
+                <w:sz w:val="20"/>
+              </w:rPr>
+              <w:t>--</w:t>
+            </w:r>
+          </w:p>
+        </w:tc>
+        <w:tc>
+          <w:tcPr>
+            <w:tcW w:type="dxa" w:w="1285"/>
+          </w:tcPr>
+          <w:p>
+            <w:pPr>
+              <w:spacing w:before="60" w:after="60"/>
+              <w:jc w:val="center"/>
+            </w:pPr>
+            <w:r/>
+            <w:r>
+              <w:rPr>
+                <w:rFonts w:ascii="Arial" w:hAnsi="Arial"/>
+                <w:b w:val="0"/>
+                <w:color w:val="30302F"/>
+                <w:sz w:val="20"/>
+              </w:rPr>
+              <w:t>--</w:t>
+            </w:r>
+          </w:p>
+        </w:tc>
+        <w:tc>
+          <w:tcPr>
+            <w:tcW w:type="dxa" w:w="1285"/>
+          </w:tcPr>
+          <w:p>
+            <w:pPr>
+              <w:spacing w:before="60" w:after="60"/>
+              <w:jc w:val="center"/>
+            </w:pPr>
+            <w:r/>
+            <w:r>
+              <w:rPr>
+                <w:rFonts w:ascii="Arial" w:hAnsi="Arial"/>
+                <w:b w:val="0"/>
+                <w:color w:val="30302F"/>
+                <w:sz w:val="20"/>
+              </w:rPr>
+              <w:t>--</w:t>
+            </w:r>
+          </w:p>
+        </w:tc>
+        <w:tc>
+          <w:tcPr>
+            <w:tcW w:type="dxa" w:w="1285"/>
+          </w:tcPr>
+          <w:p>
+            <w:pPr>
+              <w:spacing w:before="60" w:after="60"/>
+              <w:jc w:val="center"/>
+            </w:pPr>
+            <w:r/>
+            <w:r>
+              <w:rPr>
+                <w:rFonts w:ascii="Arial" w:hAnsi="Arial"/>
+                <w:b w:val="0"/>
+                <w:color w:val="30302F"/>
+                <w:sz w:val="20"/>
+              </w:rPr>
+              <w:t>--</w:t>
+            </w:r>
+          </w:p>
+        </w:tc>
+        <w:tc>
+          <w:tcPr>
+            <w:tcW w:type="dxa" w:w="1285"/>
+          </w:tcPr>
+          <w:p>
+            <w:pPr>
+              <w:spacing w:before="60" w:after="60"/>
+              <w:jc w:val="center"/>
+            </w:pPr>
+            <w:r/>
+            <w:r>
+              <w:rPr>
+                <w:rFonts w:ascii="Arial" w:hAnsi="Arial"/>
+                <w:b w:val="0"/>
+                <w:color w:val="30302F"/>
+                <w:sz w:val="20"/>
+              </w:rPr>
+              <w:t>--</w:t>
+            </w:r>
+          </w:p>
+        </w:tc>
+        <w:tc>
+          <w:tcPr>
+            <w:tcW w:type="dxa" w:w="1285"/>
           </w:tcPr>
           <w:p>
             <w:pPr>
@@ -3948,7 +6844,7 @@
       <w:tr>
         <w:tc>
           <w:tcPr>
-            <w:tcW w:type="dxa" w:w="1178"/>
+            <w:tcW w:type="dxa" w:w="1285"/>
             <w:shd w:fill="0A5455"/>
           </w:tcPr>
           <w:p>
@@ -3969,7 +6865,7 @@
         </w:tc>
         <w:tc>
           <w:tcPr>
-            <w:tcW w:type="dxa" w:w="1178"/>
+            <w:tcW w:type="dxa" w:w="1285"/>
           </w:tcPr>
           <w:p>
             <w:pPr>
@@ -3990,7 +6886,7 @@
         </w:tc>
         <w:tc>
           <w:tcPr>
-            <w:tcW w:type="dxa" w:w="1178"/>
+            <w:tcW w:type="dxa" w:w="1285"/>
           </w:tcPr>
           <w:p>
             <w:pPr>
@@ -4011,7 +6907,7 @@
         </w:tc>
         <w:tc>
           <w:tcPr>
-            <w:tcW w:type="dxa" w:w="1178"/>
+            <w:tcW w:type="dxa" w:w="1285"/>
           </w:tcPr>
           <w:p>
             <w:pPr>
@@ -4032,7 +6928,7 @@
         </w:tc>
         <w:tc>
           <w:tcPr>
-            <w:tcW w:type="dxa" w:w="1178"/>
+            <w:tcW w:type="dxa" w:w="1285"/>
           </w:tcPr>
           <w:p>
             <w:pPr>
@@ -4053,133 +6949,112 @@
         </w:tc>
         <w:tc>
           <w:tcPr>
-            <w:tcW w:type="dxa" w:w="1178"/>
-          </w:tcPr>
-          <w:p>
-            <w:pPr>
-              <w:spacing w:before="60" w:after="60"/>
-              <w:jc w:val="center"/>
-            </w:pPr>
-            <w:r/>
-            <w:r>
-              <w:rPr>
-                <w:rFonts w:ascii="Arial" w:hAnsi="Arial"/>
-                <w:b w:val="0"/>
-                <w:color w:val="30302F"/>
-                <w:sz w:val="20"/>
-              </w:rPr>
-              <w:t>2,335</w:t>
-            </w:r>
-          </w:p>
-        </w:tc>
-        <w:tc>
-          <w:tcPr>
-            <w:tcW w:type="dxa" w:w="1178"/>
-          </w:tcPr>
-          <w:p>
-            <w:pPr>
-              <w:spacing w:before="60" w:after="60"/>
-              <w:jc w:val="center"/>
-            </w:pPr>
-            <w:r/>
-            <w:r>
-              <w:rPr>
-                <w:rFonts w:ascii="Arial" w:hAnsi="Arial"/>
-                <w:b w:val="0"/>
-                <w:color w:val="30302F"/>
-                <w:sz w:val="20"/>
-              </w:rPr>
-              <w:t>0</w:t>
-            </w:r>
-          </w:p>
-        </w:tc>
-        <w:tc>
-          <w:tcPr>
-            <w:tcW w:type="dxa" w:w="1178"/>
-          </w:tcPr>
-          <w:p>
-            <w:pPr>
-              <w:spacing w:before="60" w:after="60"/>
-              <w:jc w:val="center"/>
-            </w:pPr>
-            <w:r/>
-            <w:r>
-              <w:rPr>
-                <w:rFonts w:ascii="Arial" w:hAnsi="Arial"/>
-                <w:b w:val="0"/>
-                <w:color w:val="30302F"/>
-                <w:sz w:val="20"/>
-              </w:rPr>
-              <w:t>0</w:t>
-            </w:r>
-          </w:p>
-        </w:tc>
-        <w:tc>
-          <w:tcPr>
-            <w:tcW w:type="dxa" w:w="1178"/>
-          </w:tcPr>
-          <w:p>
-            <w:pPr>
-              <w:spacing w:before="60" w:after="60"/>
-              <w:jc w:val="center"/>
-            </w:pPr>
-            <w:r/>
-            <w:r>
-              <w:rPr>
-                <w:rFonts w:ascii="Arial" w:hAnsi="Arial"/>
-                <w:b w:val="0"/>
-                <w:color w:val="30302F"/>
-                <w:sz w:val="20"/>
-              </w:rPr>
-              <w:t>0</w:t>
-            </w:r>
-          </w:p>
-        </w:tc>
-        <w:tc>
-          <w:tcPr>
-            <w:tcW w:type="dxa" w:w="1178"/>
-          </w:tcPr>
-          <w:p>
-            <w:pPr>
-              <w:spacing w:before="60" w:after="60"/>
-              <w:jc w:val="center"/>
-            </w:pPr>
-            <w:r/>
-            <w:r>
-              <w:rPr>
-                <w:rFonts w:ascii="Arial" w:hAnsi="Arial"/>
-                <w:b w:val="0"/>
-                <w:color w:val="30302F"/>
-                <w:sz w:val="20"/>
-              </w:rPr>
-              <w:t>0</w:t>
-            </w:r>
-          </w:p>
-        </w:tc>
-        <w:tc>
-          <w:tcPr>
-            <w:tcW w:type="dxa" w:w="1178"/>
-          </w:tcPr>
-          <w:p>
-            <w:pPr>
-              <w:spacing w:before="60" w:after="60"/>
-              <w:jc w:val="center"/>
-            </w:pPr>
-            <w:r/>
-            <w:r>
-              <w:rPr>
-                <w:rFonts w:ascii="Arial" w:hAnsi="Arial"/>
-                <w:b w:val="0"/>
-                <w:color w:val="30302F"/>
-                <w:sz w:val="20"/>
-              </w:rPr>
-              <w:t>2,335</w:t>
-            </w:r>
-          </w:p>
-        </w:tc>
-        <w:tc>
-          <w:tcPr>
-            <w:tcW w:type="dxa" w:w="1178"/>
+            <w:tcW w:type="dxa" w:w="1285"/>
+          </w:tcPr>
+          <w:p>
+            <w:pPr>
+              <w:spacing w:before="60" w:after="60"/>
+              <w:jc w:val="center"/>
+            </w:pPr>
+            <w:r/>
+            <w:r>
+              <w:rPr>
+                <w:rFonts w:ascii="Arial" w:hAnsi="Arial"/>
+                <w:b w:val="0"/>
+                <w:color w:val="30302F"/>
+                <w:sz w:val="20"/>
+              </w:rPr>
+              <w:t>--</w:t>
+            </w:r>
+          </w:p>
+        </w:tc>
+        <w:tc>
+          <w:tcPr>
+            <w:tcW w:type="dxa" w:w="1285"/>
+          </w:tcPr>
+          <w:p>
+            <w:pPr>
+              <w:spacing w:before="60" w:after="60"/>
+              <w:jc w:val="center"/>
+            </w:pPr>
+            <w:r/>
+            <w:r>
+              <w:rPr>
+                <w:rFonts w:ascii="Arial" w:hAnsi="Arial"/>
+                <w:b w:val="0"/>
+                <w:color w:val="30302F"/>
+                <w:sz w:val="20"/>
+              </w:rPr>
+              <w:t>--</w:t>
+            </w:r>
+          </w:p>
+        </w:tc>
+        <w:tc>
+          <w:tcPr>
+            <w:tcW w:type="dxa" w:w="1285"/>
+          </w:tcPr>
+          <w:p>
+            <w:pPr>
+              <w:spacing w:before="60" w:after="60"/>
+              <w:jc w:val="center"/>
+            </w:pPr>
+            <w:r/>
+            <w:r>
+              <w:rPr>
+                <w:rFonts w:ascii="Arial" w:hAnsi="Arial"/>
+                <w:b w:val="0"/>
+                <w:color w:val="30302F"/>
+                <w:sz w:val="20"/>
+              </w:rPr>
+              <w:t>--</w:t>
+            </w:r>
+          </w:p>
+        </w:tc>
+        <w:tc>
+          <w:tcPr>
+            <w:tcW w:type="dxa" w:w="1285"/>
+          </w:tcPr>
+          <w:p>
+            <w:pPr>
+              <w:spacing w:before="60" w:after="60"/>
+              <w:jc w:val="center"/>
+            </w:pPr>
+            <w:r/>
+            <w:r>
+              <w:rPr>
+                <w:rFonts w:ascii="Arial" w:hAnsi="Arial"/>
+                <w:b w:val="0"/>
+                <w:color w:val="30302F"/>
+                <w:sz w:val="20"/>
+              </w:rPr>
+              <w:t>--</w:t>
+            </w:r>
+          </w:p>
+        </w:tc>
+        <w:tc>
+          <w:tcPr>
+            <w:tcW w:type="dxa" w:w="1285"/>
+          </w:tcPr>
+          <w:p>
+            <w:pPr>
+              <w:spacing w:before="60" w:after="60"/>
+              <w:jc w:val="center"/>
+            </w:pPr>
+            <w:r/>
+            <w:r>
+              <w:rPr>
+                <w:rFonts w:ascii="Arial" w:hAnsi="Arial"/>
+                <w:b w:val="0"/>
+                <w:color w:val="30302F"/>
+                <w:sz w:val="20"/>
+              </w:rPr>
+              <w:t>--</w:t>
+            </w:r>
+          </w:p>
+        </w:tc>
+        <w:tc>
+          <w:tcPr>
+            <w:tcW w:type="dxa" w:w="1285"/>
           </w:tcPr>
           <w:p>
             <w:pPr>
@@ -4202,7 +7077,7 @@
       <w:tr>
         <w:tc>
           <w:tcPr>
-            <w:tcW w:type="dxa" w:w="1178"/>
+            <w:tcW w:type="dxa" w:w="1285"/>
             <w:shd w:fill="0A5455"/>
           </w:tcPr>
           <w:p>
@@ -4223,7 +7098,7 @@
         </w:tc>
         <w:tc>
           <w:tcPr>
-            <w:tcW w:type="dxa" w:w="1178"/>
+            <w:tcW w:type="dxa" w:w="1285"/>
           </w:tcPr>
           <w:p>
             <w:pPr>
@@ -4244,7 +7119,7 @@
         </w:tc>
         <w:tc>
           <w:tcPr>
-            <w:tcW w:type="dxa" w:w="1178"/>
+            <w:tcW w:type="dxa" w:w="1285"/>
           </w:tcPr>
           <w:p>
             <w:pPr>
@@ -4265,7 +7140,7 @@
         </w:tc>
         <w:tc>
           <w:tcPr>
-            <w:tcW w:type="dxa" w:w="1178"/>
+            <w:tcW w:type="dxa" w:w="1285"/>
           </w:tcPr>
           <w:p>
             <w:pPr>
@@ -4286,7 +7161,7 @@
         </w:tc>
         <w:tc>
           <w:tcPr>
-            <w:tcW w:type="dxa" w:w="1178"/>
+            <w:tcW w:type="dxa" w:w="1285"/>
           </w:tcPr>
           <w:p>
             <w:pPr>
@@ -4307,133 +7182,112 @@
         </w:tc>
         <w:tc>
           <w:tcPr>
-            <w:tcW w:type="dxa" w:w="1178"/>
-          </w:tcPr>
-          <w:p>
-            <w:pPr>
-              <w:spacing w:before="60" w:after="60"/>
-              <w:jc w:val="center"/>
-            </w:pPr>
-            <w:r/>
-            <w:r>
-              <w:rPr>
-                <w:rFonts w:ascii="Arial" w:hAnsi="Arial"/>
-                <w:b w:val="0"/>
-                <w:color w:val="30302F"/>
-                <w:sz w:val="20"/>
-              </w:rPr>
-              <w:t>15,500</w:t>
-            </w:r>
-          </w:p>
-        </w:tc>
-        <w:tc>
-          <w:tcPr>
-            <w:tcW w:type="dxa" w:w="1178"/>
-          </w:tcPr>
-          <w:p>
-            <w:pPr>
-              <w:spacing w:before="60" w:after="60"/>
-              <w:jc w:val="center"/>
-            </w:pPr>
-            <w:r/>
-            <w:r>
-              <w:rPr>
-                <w:rFonts w:ascii="Arial" w:hAnsi="Arial"/>
-                <w:b w:val="0"/>
-                <w:color w:val="30302F"/>
-                <w:sz w:val="20"/>
-              </w:rPr>
-              <w:t>0</w:t>
-            </w:r>
-          </w:p>
-        </w:tc>
-        <w:tc>
-          <w:tcPr>
-            <w:tcW w:type="dxa" w:w="1178"/>
-          </w:tcPr>
-          <w:p>
-            <w:pPr>
-              <w:spacing w:before="60" w:after="60"/>
-              <w:jc w:val="center"/>
-            </w:pPr>
-            <w:r/>
-            <w:r>
-              <w:rPr>
-                <w:rFonts w:ascii="Arial" w:hAnsi="Arial"/>
-                <w:b w:val="0"/>
-                <w:color w:val="30302F"/>
-                <w:sz w:val="20"/>
-              </w:rPr>
-              <w:t>0</w:t>
-            </w:r>
-          </w:p>
-        </w:tc>
-        <w:tc>
-          <w:tcPr>
-            <w:tcW w:type="dxa" w:w="1178"/>
-          </w:tcPr>
-          <w:p>
-            <w:pPr>
-              <w:spacing w:before="60" w:after="60"/>
-              <w:jc w:val="center"/>
-            </w:pPr>
-            <w:r/>
-            <w:r>
-              <w:rPr>
-                <w:rFonts w:ascii="Arial" w:hAnsi="Arial"/>
-                <w:b w:val="0"/>
-                <w:color w:val="30302F"/>
-                <w:sz w:val="20"/>
-              </w:rPr>
-              <w:t>10,000</w:t>
-            </w:r>
-          </w:p>
-        </w:tc>
-        <w:tc>
-          <w:tcPr>
-            <w:tcW w:type="dxa" w:w="1178"/>
-          </w:tcPr>
-          <w:p>
-            <w:pPr>
-              <w:spacing w:before="60" w:after="60"/>
-              <w:jc w:val="center"/>
-            </w:pPr>
-            <w:r/>
-            <w:r>
-              <w:rPr>
-                <w:rFonts w:ascii="Arial" w:hAnsi="Arial"/>
-                <w:b w:val="0"/>
-                <w:color w:val="30302F"/>
-                <w:sz w:val="20"/>
-              </w:rPr>
-              <w:t>5,500</w:t>
-            </w:r>
-          </w:p>
-        </w:tc>
-        <w:tc>
-          <w:tcPr>
-            <w:tcW w:type="dxa" w:w="1178"/>
-          </w:tcPr>
-          <w:p>
-            <w:pPr>
-              <w:spacing w:before="60" w:after="60"/>
-              <w:jc w:val="center"/>
-            </w:pPr>
-            <w:r/>
-            <w:r>
-              <w:rPr>
-                <w:rFonts w:ascii="Arial" w:hAnsi="Arial"/>
-                <w:b w:val="0"/>
-                <w:color w:val="30302F"/>
-                <w:sz w:val="20"/>
-              </w:rPr>
-              <w:t>0</w:t>
-            </w:r>
-          </w:p>
-        </w:tc>
-        <w:tc>
-          <w:tcPr>
-            <w:tcW w:type="dxa" w:w="1178"/>
+            <w:tcW w:type="dxa" w:w="1285"/>
+          </w:tcPr>
+          <w:p>
+            <w:pPr>
+              <w:spacing w:before="60" w:after="60"/>
+              <w:jc w:val="center"/>
+            </w:pPr>
+            <w:r/>
+            <w:r>
+              <w:rPr>
+                <w:rFonts w:ascii="Arial" w:hAnsi="Arial"/>
+                <w:b w:val="0"/>
+                <w:color w:val="30302F"/>
+                <w:sz w:val="20"/>
+              </w:rPr>
+              <w:t>--</w:t>
+            </w:r>
+          </w:p>
+        </w:tc>
+        <w:tc>
+          <w:tcPr>
+            <w:tcW w:type="dxa" w:w="1285"/>
+          </w:tcPr>
+          <w:p>
+            <w:pPr>
+              <w:spacing w:before="60" w:after="60"/>
+              <w:jc w:val="center"/>
+            </w:pPr>
+            <w:r/>
+            <w:r>
+              <w:rPr>
+                <w:rFonts w:ascii="Arial" w:hAnsi="Arial"/>
+                <w:b w:val="0"/>
+                <w:color w:val="30302F"/>
+                <w:sz w:val="20"/>
+              </w:rPr>
+              <w:t>--</w:t>
+            </w:r>
+          </w:p>
+        </w:tc>
+        <w:tc>
+          <w:tcPr>
+            <w:tcW w:type="dxa" w:w="1285"/>
+          </w:tcPr>
+          <w:p>
+            <w:pPr>
+              <w:spacing w:before="60" w:after="60"/>
+              <w:jc w:val="center"/>
+            </w:pPr>
+            <w:r/>
+            <w:r>
+              <w:rPr>
+                <w:rFonts w:ascii="Arial" w:hAnsi="Arial"/>
+                <w:b w:val="0"/>
+                <w:color w:val="30302F"/>
+                <w:sz w:val="20"/>
+              </w:rPr>
+              <w:t>--</w:t>
+            </w:r>
+          </w:p>
+        </w:tc>
+        <w:tc>
+          <w:tcPr>
+            <w:tcW w:type="dxa" w:w="1285"/>
+          </w:tcPr>
+          <w:p>
+            <w:pPr>
+              <w:spacing w:before="60" w:after="60"/>
+              <w:jc w:val="center"/>
+            </w:pPr>
+            <w:r/>
+            <w:r>
+              <w:rPr>
+                <w:rFonts w:ascii="Arial" w:hAnsi="Arial"/>
+                <w:b w:val="0"/>
+                <w:color w:val="30302F"/>
+                <w:sz w:val="20"/>
+              </w:rPr>
+              <w:t>--</w:t>
+            </w:r>
+          </w:p>
+        </w:tc>
+        <w:tc>
+          <w:tcPr>
+            <w:tcW w:type="dxa" w:w="1285"/>
+          </w:tcPr>
+          <w:p>
+            <w:pPr>
+              <w:spacing w:before="60" w:after="60"/>
+              <w:jc w:val="center"/>
+            </w:pPr>
+            <w:r/>
+            <w:r>
+              <w:rPr>
+                <w:rFonts w:ascii="Arial" w:hAnsi="Arial"/>
+                <w:b w:val="0"/>
+                <w:color w:val="30302F"/>
+                <w:sz w:val="20"/>
+              </w:rPr>
+              <w:t>--</w:t>
+            </w:r>
+          </w:p>
+        </w:tc>
+        <w:tc>
+          <w:tcPr>
+            <w:tcW w:type="dxa" w:w="1285"/>
           </w:tcPr>
           <w:p>
             <w:pPr>
@@ -4456,7 +7310,7 @@
       <w:tr>
         <w:tc>
           <w:tcPr>
-            <w:tcW w:type="dxa" w:w="1178"/>
+            <w:tcW w:type="dxa" w:w="1285"/>
             <w:shd w:fill="0A5455"/>
           </w:tcPr>
           <w:p>
@@ -4477,7 +7331,7 @@
         </w:tc>
         <w:tc>
           <w:tcPr>
-            <w:tcW w:type="dxa" w:w="1178"/>
+            <w:tcW w:type="dxa" w:w="1285"/>
           </w:tcPr>
           <w:p>
             <w:pPr>
@@ -4498,7 +7352,7 @@
         </w:tc>
         <w:tc>
           <w:tcPr>
-            <w:tcW w:type="dxa" w:w="1178"/>
+            <w:tcW w:type="dxa" w:w="1285"/>
           </w:tcPr>
           <w:p>
             <w:pPr>
@@ -4519,7 +7373,7 @@
         </w:tc>
         <w:tc>
           <w:tcPr>
-            <w:tcW w:type="dxa" w:w="1178"/>
+            <w:tcW w:type="dxa" w:w="1285"/>
           </w:tcPr>
           <w:p>
             <w:pPr>
@@ -4540,7 +7394,7 @@
         </w:tc>
         <w:tc>
           <w:tcPr>
-            <w:tcW w:type="dxa" w:w="1178"/>
+            <w:tcW w:type="dxa" w:w="1285"/>
           </w:tcPr>
           <w:p>
             <w:pPr>
@@ -4561,133 +7415,112 @@
         </w:tc>
         <w:tc>
           <w:tcPr>
-            <w:tcW w:type="dxa" w:w="1178"/>
-          </w:tcPr>
-          <w:p>
-            <w:pPr>
-              <w:spacing w:before="60" w:after="60"/>
-              <w:jc w:val="center"/>
-            </w:pPr>
-            <w:r/>
-            <w:r>
-              <w:rPr>
-                <w:rFonts w:ascii="Arial" w:hAnsi="Arial"/>
-                <w:b w:val="0"/>
-                <w:color w:val="30302F"/>
-                <w:sz w:val="20"/>
-              </w:rPr>
-              <w:t>7,300</w:t>
-            </w:r>
-          </w:p>
-        </w:tc>
-        <w:tc>
-          <w:tcPr>
-            <w:tcW w:type="dxa" w:w="1178"/>
-          </w:tcPr>
-          <w:p>
-            <w:pPr>
-              <w:spacing w:before="60" w:after="60"/>
-              <w:jc w:val="center"/>
-            </w:pPr>
-            <w:r/>
-            <w:r>
-              <w:rPr>
-                <w:rFonts w:ascii="Arial" w:hAnsi="Arial"/>
-                <w:b w:val="0"/>
-                <w:color w:val="30302F"/>
-                <w:sz w:val="20"/>
-              </w:rPr>
-              <w:t>7,300</w:t>
-            </w:r>
-          </w:p>
-        </w:tc>
-        <w:tc>
-          <w:tcPr>
-            <w:tcW w:type="dxa" w:w="1178"/>
-          </w:tcPr>
-          <w:p>
-            <w:pPr>
-              <w:spacing w:before="60" w:after="60"/>
-              <w:jc w:val="center"/>
-            </w:pPr>
-            <w:r/>
-            <w:r>
-              <w:rPr>
-                <w:rFonts w:ascii="Arial" w:hAnsi="Arial"/>
-                <w:b w:val="0"/>
-                <w:color w:val="30302F"/>
-                <w:sz w:val="20"/>
-              </w:rPr>
-              <w:t>0</w:t>
-            </w:r>
-          </w:p>
-        </w:tc>
-        <w:tc>
-          <w:tcPr>
-            <w:tcW w:type="dxa" w:w="1178"/>
-          </w:tcPr>
-          <w:p>
-            <w:pPr>
-              <w:spacing w:before="60" w:after="60"/>
-              <w:jc w:val="center"/>
-            </w:pPr>
-            <w:r/>
-            <w:r>
-              <w:rPr>
-                <w:rFonts w:ascii="Arial" w:hAnsi="Arial"/>
-                <w:b w:val="0"/>
-                <w:color w:val="30302F"/>
-                <w:sz w:val="20"/>
-              </w:rPr>
-              <w:t>0</w:t>
-            </w:r>
-          </w:p>
-        </w:tc>
-        <w:tc>
-          <w:tcPr>
-            <w:tcW w:type="dxa" w:w="1178"/>
-          </w:tcPr>
-          <w:p>
-            <w:pPr>
-              <w:spacing w:before="60" w:after="60"/>
-              <w:jc w:val="center"/>
-            </w:pPr>
-            <w:r/>
-            <w:r>
-              <w:rPr>
-                <w:rFonts w:ascii="Arial" w:hAnsi="Arial"/>
-                <w:b w:val="0"/>
-                <w:color w:val="30302F"/>
-                <w:sz w:val="20"/>
-              </w:rPr>
-              <w:t>0</w:t>
-            </w:r>
-          </w:p>
-        </w:tc>
-        <w:tc>
-          <w:tcPr>
-            <w:tcW w:type="dxa" w:w="1178"/>
-          </w:tcPr>
-          <w:p>
-            <w:pPr>
-              <w:spacing w:before="60" w:after="60"/>
-              <w:jc w:val="center"/>
-            </w:pPr>
-            <w:r/>
-            <w:r>
-              <w:rPr>
-                <w:rFonts w:ascii="Arial" w:hAnsi="Arial"/>
-                <w:b w:val="0"/>
-                <w:color w:val="30302F"/>
-                <w:sz w:val="20"/>
-              </w:rPr>
-              <w:t>0</w:t>
-            </w:r>
-          </w:p>
-        </w:tc>
-        <w:tc>
-          <w:tcPr>
-            <w:tcW w:type="dxa" w:w="1178"/>
+            <w:tcW w:type="dxa" w:w="1285"/>
+          </w:tcPr>
+          <w:p>
+            <w:pPr>
+              <w:spacing w:before="60" w:after="60"/>
+              <w:jc w:val="center"/>
+            </w:pPr>
+            <w:r/>
+            <w:r>
+              <w:rPr>
+                <w:rFonts w:ascii="Arial" w:hAnsi="Arial"/>
+                <w:b w:val="0"/>
+                <w:color w:val="30302F"/>
+                <w:sz w:val="20"/>
+              </w:rPr>
+              <w:t>--</w:t>
+            </w:r>
+          </w:p>
+        </w:tc>
+        <w:tc>
+          <w:tcPr>
+            <w:tcW w:type="dxa" w:w="1285"/>
+          </w:tcPr>
+          <w:p>
+            <w:pPr>
+              <w:spacing w:before="60" w:after="60"/>
+              <w:jc w:val="center"/>
+            </w:pPr>
+            <w:r/>
+            <w:r>
+              <w:rPr>
+                <w:rFonts w:ascii="Arial" w:hAnsi="Arial"/>
+                <w:b w:val="0"/>
+                <w:color w:val="30302F"/>
+                <w:sz w:val="20"/>
+              </w:rPr>
+              <w:t>--</w:t>
+            </w:r>
+          </w:p>
+        </w:tc>
+        <w:tc>
+          <w:tcPr>
+            <w:tcW w:type="dxa" w:w="1285"/>
+          </w:tcPr>
+          <w:p>
+            <w:pPr>
+              <w:spacing w:before="60" w:after="60"/>
+              <w:jc w:val="center"/>
+            </w:pPr>
+            <w:r/>
+            <w:r>
+              <w:rPr>
+                <w:rFonts w:ascii="Arial" w:hAnsi="Arial"/>
+                <w:b w:val="0"/>
+                <w:color w:val="30302F"/>
+                <w:sz w:val="20"/>
+              </w:rPr>
+              <w:t>--</w:t>
+            </w:r>
+          </w:p>
+        </w:tc>
+        <w:tc>
+          <w:tcPr>
+            <w:tcW w:type="dxa" w:w="1285"/>
+          </w:tcPr>
+          <w:p>
+            <w:pPr>
+              <w:spacing w:before="60" w:after="60"/>
+              <w:jc w:val="center"/>
+            </w:pPr>
+            <w:r/>
+            <w:r>
+              <w:rPr>
+                <w:rFonts w:ascii="Arial" w:hAnsi="Arial"/>
+                <w:b w:val="0"/>
+                <w:color w:val="30302F"/>
+                <w:sz w:val="20"/>
+              </w:rPr>
+              <w:t>--</w:t>
+            </w:r>
+          </w:p>
+        </w:tc>
+        <w:tc>
+          <w:tcPr>
+            <w:tcW w:type="dxa" w:w="1285"/>
+          </w:tcPr>
+          <w:p>
+            <w:pPr>
+              <w:spacing w:before="60" w:after="60"/>
+              <w:jc w:val="center"/>
+            </w:pPr>
+            <w:r/>
+            <w:r>
+              <w:rPr>
+                <w:rFonts w:ascii="Arial" w:hAnsi="Arial"/>
+                <w:b w:val="0"/>
+                <w:color w:val="30302F"/>
+                <w:sz w:val="20"/>
+              </w:rPr>
+              <w:t>--</w:t>
+            </w:r>
+          </w:p>
+        </w:tc>
+        <w:tc>
+          <w:tcPr>
+            <w:tcW w:type="dxa" w:w="1285"/>
           </w:tcPr>
           <w:p>
             <w:pPr>
@@ -4710,7 +7543,7 @@
       <w:tr>
         <w:tc>
           <w:tcPr>
-            <w:tcW w:type="dxa" w:w="1178"/>
+            <w:tcW w:type="dxa" w:w="1285"/>
             <w:shd w:fill="0A5455"/>
           </w:tcPr>
           <w:p>
@@ -4731,7 +7564,7 @@
         </w:tc>
         <w:tc>
           <w:tcPr>
-            <w:tcW w:type="dxa" w:w="1178"/>
+            <w:tcW w:type="dxa" w:w="1285"/>
           </w:tcPr>
           <w:p>
             <w:pPr>
@@ -4752,7 +7585,7 @@
         </w:tc>
         <w:tc>
           <w:tcPr>
-            <w:tcW w:type="dxa" w:w="1178"/>
+            <w:tcW w:type="dxa" w:w="1285"/>
           </w:tcPr>
           <w:p>
             <w:pPr>
@@ -4773,7 +7606,7 @@
         </w:tc>
         <w:tc>
           <w:tcPr>
-            <w:tcW w:type="dxa" w:w="1178"/>
+            <w:tcW w:type="dxa" w:w="1285"/>
           </w:tcPr>
           <w:p>
             <w:pPr>
@@ -4794,7 +7627,7 @@
         </w:tc>
         <w:tc>
           <w:tcPr>
-            <w:tcW w:type="dxa" w:w="1178"/>
+            <w:tcW w:type="dxa" w:w="1285"/>
           </w:tcPr>
           <w:p>
             <w:pPr>
@@ -4815,133 +7648,112 @@
         </w:tc>
         <w:tc>
           <w:tcPr>
-            <w:tcW w:type="dxa" w:w="1178"/>
-          </w:tcPr>
-          <w:p>
-            <w:pPr>
-              <w:spacing w:before="60" w:after="60"/>
-              <w:jc w:val="center"/>
-            </w:pPr>
-            <w:r/>
-            <w:r>
-              <w:rPr>
-                <w:rFonts w:ascii="Arial" w:hAnsi="Arial"/>
-                <w:b w:val="0"/>
-                <w:color w:val="30302F"/>
-                <w:sz w:val="20"/>
-              </w:rPr>
-              <w:t>17,400</w:t>
-            </w:r>
-          </w:p>
-        </w:tc>
-        <w:tc>
-          <w:tcPr>
-            <w:tcW w:type="dxa" w:w="1178"/>
-          </w:tcPr>
-          <w:p>
-            <w:pPr>
-              <w:spacing w:before="60" w:after="60"/>
-              <w:jc w:val="center"/>
-            </w:pPr>
-            <w:r/>
-            <w:r>
-              <w:rPr>
-                <w:rFonts w:ascii="Arial" w:hAnsi="Arial"/>
-                <w:b w:val="0"/>
-                <w:color w:val="30302F"/>
-                <w:sz w:val="20"/>
-              </w:rPr>
-              <w:t>0</w:t>
-            </w:r>
-          </w:p>
-        </w:tc>
-        <w:tc>
-          <w:tcPr>
-            <w:tcW w:type="dxa" w:w="1178"/>
-          </w:tcPr>
-          <w:p>
-            <w:pPr>
-              <w:spacing w:before="60" w:after="60"/>
-              <w:jc w:val="center"/>
-            </w:pPr>
-            <w:r/>
-            <w:r>
-              <w:rPr>
-                <w:rFonts w:ascii="Arial" w:hAnsi="Arial"/>
-                <w:b w:val="0"/>
-                <w:color w:val="30302F"/>
-                <w:sz w:val="20"/>
-              </w:rPr>
-              <w:t>15,000</w:t>
-            </w:r>
-          </w:p>
-        </w:tc>
-        <w:tc>
-          <w:tcPr>
-            <w:tcW w:type="dxa" w:w="1178"/>
-          </w:tcPr>
-          <w:p>
-            <w:pPr>
-              <w:spacing w:before="60" w:after="60"/>
-              <w:jc w:val="center"/>
-            </w:pPr>
-            <w:r/>
-            <w:r>
-              <w:rPr>
-                <w:rFonts w:ascii="Arial" w:hAnsi="Arial"/>
-                <w:b w:val="0"/>
-                <w:color w:val="30302F"/>
-                <w:sz w:val="20"/>
-              </w:rPr>
-              <w:t>2,400</w:t>
-            </w:r>
-          </w:p>
-        </w:tc>
-        <w:tc>
-          <w:tcPr>
-            <w:tcW w:type="dxa" w:w="1178"/>
-          </w:tcPr>
-          <w:p>
-            <w:pPr>
-              <w:spacing w:before="60" w:after="60"/>
-              <w:jc w:val="center"/>
-            </w:pPr>
-            <w:r/>
-            <w:r>
-              <w:rPr>
-                <w:rFonts w:ascii="Arial" w:hAnsi="Arial"/>
-                <w:b w:val="0"/>
-                <w:color w:val="30302F"/>
-                <w:sz w:val="20"/>
-              </w:rPr>
-              <w:t>0</w:t>
-            </w:r>
-          </w:p>
-        </w:tc>
-        <w:tc>
-          <w:tcPr>
-            <w:tcW w:type="dxa" w:w="1178"/>
-          </w:tcPr>
-          <w:p>
-            <w:pPr>
-              <w:spacing w:before="60" w:after="60"/>
-              <w:jc w:val="center"/>
-            </w:pPr>
-            <w:r/>
-            <w:r>
-              <w:rPr>
-                <w:rFonts w:ascii="Arial" w:hAnsi="Arial"/>
-                <w:b w:val="0"/>
-                <w:color w:val="30302F"/>
-                <w:sz w:val="20"/>
-              </w:rPr>
-              <w:t>0</w:t>
-            </w:r>
-          </w:p>
-        </w:tc>
-        <w:tc>
-          <w:tcPr>
-            <w:tcW w:type="dxa" w:w="1178"/>
+            <w:tcW w:type="dxa" w:w="1285"/>
+          </w:tcPr>
+          <w:p>
+            <w:pPr>
+              <w:spacing w:before="60" w:after="60"/>
+              <w:jc w:val="center"/>
+            </w:pPr>
+            <w:r/>
+            <w:r>
+              <w:rPr>
+                <w:rFonts w:ascii="Arial" w:hAnsi="Arial"/>
+                <w:b w:val="0"/>
+                <w:color w:val="30302F"/>
+                <w:sz w:val="20"/>
+              </w:rPr>
+              <w:t>--</w:t>
+            </w:r>
+          </w:p>
+        </w:tc>
+        <w:tc>
+          <w:tcPr>
+            <w:tcW w:type="dxa" w:w="1285"/>
+          </w:tcPr>
+          <w:p>
+            <w:pPr>
+              <w:spacing w:before="60" w:after="60"/>
+              <w:jc w:val="center"/>
+            </w:pPr>
+            <w:r/>
+            <w:r>
+              <w:rPr>
+                <w:rFonts w:ascii="Arial" w:hAnsi="Arial"/>
+                <w:b w:val="0"/>
+                <w:color w:val="30302F"/>
+                <w:sz w:val="20"/>
+              </w:rPr>
+              <w:t>--</w:t>
+            </w:r>
+          </w:p>
+        </w:tc>
+        <w:tc>
+          <w:tcPr>
+            <w:tcW w:type="dxa" w:w="1285"/>
+          </w:tcPr>
+          <w:p>
+            <w:pPr>
+              <w:spacing w:before="60" w:after="60"/>
+              <w:jc w:val="center"/>
+            </w:pPr>
+            <w:r/>
+            <w:r>
+              <w:rPr>
+                <w:rFonts w:ascii="Arial" w:hAnsi="Arial"/>
+                <w:b w:val="0"/>
+                <w:color w:val="30302F"/>
+                <w:sz w:val="20"/>
+              </w:rPr>
+              <w:t>--</w:t>
+            </w:r>
+          </w:p>
+        </w:tc>
+        <w:tc>
+          <w:tcPr>
+            <w:tcW w:type="dxa" w:w="1285"/>
+          </w:tcPr>
+          <w:p>
+            <w:pPr>
+              <w:spacing w:before="60" w:after="60"/>
+              <w:jc w:val="center"/>
+            </w:pPr>
+            <w:r/>
+            <w:r>
+              <w:rPr>
+                <w:rFonts w:ascii="Arial" w:hAnsi="Arial"/>
+                <w:b w:val="0"/>
+                <w:color w:val="30302F"/>
+                <w:sz w:val="20"/>
+              </w:rPr>
+              <w:t>--</w:t>
+            </w:r>
+          </w:p>
+        </w:tc>
+        <w:tc>
+          <w:tcPr>
+            <w:tcW w:type="dxa" w:w="1285"/>
+          </w:tcPr>
+          <w:p>
+            <w:pPr>
+              <w:spacing w:before="60" w:after="60"/>
+              <w:jc w:val="center"/>
+            </w:pPr>
+            <w:r/>
+            <w:r>
+              <w:rPr>
+                <w:rFonts w:ascii="Arial" w:hAnsi="Arial"/>
+                <w:b w:val="0"/>
+                <w:color w:val="30302F"/>
+                <w:sz w:val="20"/>
+              </w:rPr>
+              <w:t>--</w:t>
+            </w:r>
+          </w:p>
+        </w:tc>
+        <w:tc>
+          <w:tcPr>
+            <w:tcW w:type="dxa" w:w="1285"/>
           </w:tcPr>
           <w:p>
             <w:pPr>
@@ -4964,7 +7776,7 @@
       <w:tr>
         <w:tc>
           <w:tcPr>
-            <w:tcW w:type="dxa" w:w="1178"/>
+            <w:tcW w:type="dxa" w:w="1285"/>
             <w:shd w:fill="0A5455"/>
           </w:tcPr>
           <w:p>
@@ -4985,7 +7797,7 @@
         </w:tc>
         <w:tc>
           <w:tcPr>
-            <w:tcW w:type="dxa" w:w="1178"/>
+            <w:tcW w:type="dxa" w:w="1285"/>
           </w:tcPr>
           <w:p>
             <w:pPr>
@@ -5006,7 +7818,7 @@
         </w:tc>
         <w:tc>
           <w:tcPr>
-            <w:tcW w:type="dxa" w:w="1178"/>
+            <w:tcW w:type="dxa" w:w="1285"/>
           </w:tcPr>
           <w:p>
             <w:pPr>
@@ -5027,7 +7839,7 @@
         </w:tc>
         <w:tc>
           <w:tcPr>
-            <w:tcW w:type="dxa" w:w="1178"/>
+            <w:tcW w:type="dxa" w:w="1285"/>
           </w:tcPr>
           <w:p>
             <w:pPr>
@@ -5048,7 +7860,7 @@
         </w:tc>
         <w:tc>
           <w:tcPr>
-            <w:tcW w:type="dxa" w:w="1178"/>
+            <w:tcW w:type="dxa" w:w="1285"/>
           </w:tcPr>
           <w:p>
             <w:pPr>
@@ -5069,7 +7881,112 @@
         </w:tc>
         <w:tc>
           <w:tcPr>
-            <w:tcW w:type="dxa" w:w="1178"/>
+            <w:tcW w:type="dxa" w:w="1285"/>
+          </w:tcPr>
+          <w:p>
+            <w:pPr>
+              <w:spacing w:before="60" w:after="60"/>
+              <w:jc w:val="center"/>
+            </w:pPr>
+            <w:r/>
+            <w:r>
+              <w:rPr>
+                <w:rFonts w:ascii="Arial" w:hAnsi="Arial"/>
+                <w:b w:val="0"/>
+                <w:color w:val="30302F"/>
+                <w:sz w:val="20"/>
+              </w:rPr>
+              <w:t>--</w:t>
+            </w:r>
+          </w:p>
+        </w:tc>
+        <w:tc>
+          <w:tcPr>
+            <w:tcW w:type="dxa" w:w="1285"/>
+          </w:tcPr>
+          <w:p>
+            <w:pPr>
+              <w:spacing w:before="60" w:after="60"/>
+              <w:jc w:val="center"/>
+            </w:pPr>
+            <w:r/>
+            <w:r>
+              <w:rPr>
+                <w:rFonts w:ascii="Arial" w:hAnsi="Arial"/>
+                <w:b w:val="0"/>
+                <w:color w:val="30302F"/>
+                <w:sz w:val="20"/>
+              </w:rPr>
+              <w:t>--</w:t>
+            </w:r>
+          </w:p>
+        </w:tc>
+        <w:tc>
+          <w:tcPr>
+            <w:tcW w:type="dxa" w:w="1285"/>
+          </w:tcPr>
+          <w:p>
+            <w:pPr>
+              <w:spacing w:before="60" w:after="60"/>
+              <w:jc w:val="center"/>
+            </w:pPr>
+            <w:r/>
+            <w:r>
+              <w:rPr>
+                <w:rFonts w:ascii="Arial" w:hAnsi="Arial"/>
+                <w:b w:val="0"/>
+                <w:color w:val="30302F"/>
+                <w:sz w:val="20"/>
+              </w:rPr>
+              <w:t>--</w:t>
+            </w:r>
+          </w:p>
+        </w:tc>
+        <w:tc>
+          <w:tcPr>
+            <w:tcW w:type="dxa" w:w="1285"/>
+          </w:tcPr>
+          <w:p>
+            <w:pPr>
+              <w:spacing w:before="60" w:after="60"/>
+              <w:jc w:val="center"/>
+            </w:pPr>
+            <w:r/>
+            <w:r>
+              <w:rPr>
+                <w:rFonts w:ascii="Arial" w:hAnsi="Arial"/>
+                <w:b w:val="0"/>
+                <w:color w:val="30302F"/>
+                <w:sz w:val="20"/>
+              </w:rPr>
+              <w:t>--</w:t>
+            </w:r>
+          </w:p>
+        </w:tc>
+        <w:tc>
+          <w:tcPr>
+            <w:tcW w:type="dxa" w:w="1285"/>
+          </w:tcPr>
+          <w:p>
+            <w:pPr>
+              <w:spacing w:before="60" w:after="60"/>
+              <w:jc w:val="center"/>
+            </w:pPr>
+            <w:r/>
+            <w:r>
+              <w:rPr>
+                <w:rFonts w:ascii="Arial" w:hAnsi="Arial"/>
+                <w:b w:val="0"/>
+                <w:color w:val="30302F"/>
+                <w:sz w:val="20"/>
+              </w:rPr>
+              <w:t>--</w:t>
+            </w:r>
+          </w:p>
+        </w:tc>
+        <w:tc>
+          <w:tcPr>
+            <w:tcW w:type="dxa" w:w="1285"/>
           </w:tcPr>
           <w:p>
             <w:pPr>
@@ -5088,9 +8005,370 @@
             </w:r>
           </w:p>
         </w:tc>
-        <w:tc>
-          <w:tcPr>
-            <w:tcW w:type="dxa" w:w="1178"/>
+      </w:tr>
+      <w:tr>
+        <w:tc>
+          <w:tcPr>
+            <w:tcW w:type="dxa" w:w="1285"/>
+            <w:shd w:fill="0A5455"/>
+          </w:tcPr>
+          <w:p>
+            <w:pPr>
+              <w:spacing w:before="60" w:after="60"/>
+            </w:pPr>
+            <w:r/>
+            <w:r>
+              <w:rPr>
+                <w:rFonts w:ascii="Arial" w:hAnsi="Arial"/>
+                <w:b/>
+                <w:color w:val="FFFFFF"/>
+                <w:sz w:val="20"/>
+              </w:rPr>
+              <w:t>── USE ──</w:t>
+            </w:r>
+          </w:p>
+        </w:tc>
+        <w:tc>
+          <w:tcPr>
+            <w:tcW w:type="dxa" w:w="1285"/>
+          </w:tcPr>
+          <w:p>
+            <w:pPr>
+              <w:spacing w:before="60" w:after="60"/>
+              <w:jc w:val="center"/>
+            </w:pPr>
+            <w:r/>
+            <w:r>
+              <w:rPr>
+                <w:rFonts w:ascii="Arial" w:hAnsi="Arial"/>
+                <w:b w:val="0"/>
+                <w:color w:val="30302F"/>
+                <w:sz w:val="20"/>
+              </w:rPr>
+              <w:t>--</w:t>
+            </w:r>
+          </w:p>
+        </w:tc>
+        <w:tc>
+          <w:tcPr>
+            <w:tcW w:type="dxa" w:w="1285"/>
+          </w:tcPr>
+          <w:p>
+            <w:pPr>
+              <w:spacing w:before="60" w:after="60"/>
+              <w:jc w:val="center"/>
+            </w:pPr>
+            <w:r/>
+            <w:r>
+              <w:rPr>
+                <w:rFonts w:ascii="Arial" w:hAnsi="Arial"/>
+                <w:b w:val="0"/>
+                <w:color w:val="30302F"/>
+                <w:sz w:val="20"/>
+              </w:rPr>
+              <w:t>--</w:t>
+            </w:r>
+          </w:p>
+        </w:tc>
+        <w:tc>
+          <w:tcPr>
+            <w:tcW w:type="dxa" w:w="1285"/>
+          </w:tcPr>
+          <w:p>
+            <w:pPr>
+              <w:spacing w:before="60" w:after="60"/>
+              <w:jc w:val="center"/>
+            </w:pPr>
+            <w:r/>
+            <w:r>
+              <w:rPr>
+                <w:rFonts w:ascii="Arial" w:hAnsi="Arial"/>
+                <w:b w:val="0"/>
+                <w:color w:val="30302F"/>
+                <w:sz w:val="20"/>
+              </w:rPr>
+              <w:t>--</w:t>
+            </w:r>
+          </w:p>
+        </w:tc>
+        <w:tc>
+          <w:tcPr>
+            <w:tcW w:type="dxa" w:w="1285"/>
+          </w:tcPr>
+          <w:p>
+            <w:pPr>
+              <w:spacing w:before="60" w:after="60"/>
+              <w:jc w:val="center"/>
+            </w:pPr>
+            <w:r/>
+            <w:r>
+              <w:rPr>
+                <w:rFonts w:ascii="Arial" w:hAnsi="Arial"/>
+                <w:b w:val="0"/>
+                <w:color w:val="30302F"/>
+                <w:sz w:val="20"/>
+              </w:rPr>
+              <w:t>--</w:t>
+            </w:r>
+          </w:p>
+        </w:tc>
+        <w:tc>
+          <w:tcPr>
+            <w:tcW w:type="dxa" w:w="1285"/>
+          </w:tcPr>
+          <w:p>
+            <w:pPr>
+              <w:spacing w:before="60" w:after="60"/>
+              <w:jc w:val="center"/>
+            </w:pPr>
+            <w:r/>
+            <w:r>
+              <w:rPr>
+                <w:rFonts w:ascii="Arial" w:hAnsi="Arial"/>
+                <w:b w:val="0"/>
+                <w:color w:val="30302F"/>
+                <w:sz w:val="20"/>
+              </w:rPr>
+              <w:t>--</w:t>
+            </w:r>
+          </w:p>
+        </w:tc>
+        <w:tc>
+          <w:tcPr>
+            <w:tcW w:type="dxa" w:w="1285"/>
+          </w:tcPr>
+          <w:p>
+            <w:pPr>
+              <w:spacing w:before="60" w:after="60"/>
+              <w:jc w:val="center"/>
+            </w:pPr>
+            <w:r/>
+            <w:r>
+              <w:rPr>
+                <w:rFonts w:ascii="Arial" w:hAnsi="Arial"/>
+                <w:b w:val="0"/>
+                <w:color w:val="30302F"/>
+                <w:sz w:val="20"/>
+              </w:rPr>
+              <w:t>--</w:t>
+            </w:r>
+          </w:p>
+        </w:tc>
+        <w:tc>
+          <w:tcPr>
+            <w:tcW w:type="dxa" w:w="1285"/>
+          </w:tcPr>
+          <w:p>
+            <w:pPr>
+              <w:spacing w:before="60" w:after="60"/>
+              <w:jc w:val="center"/>
+            </w:pPr>
+            <w:r/>
+            <w:r>
+              <w:rPr>
+                <w:rFonts w:ascii="Arial" w:hAnsi="Arial"/>
+                <w:b w:val="0"/>
+                <w:color w:val="30302F"/>
+                <w:sz w:val="20"/>
+              </w:rPr>
+              <w:t>--</w:t>
+            </w:r>
+          </w:p>
+        </w:tc>
+        <w:tc>
+          <w:tcPr>
+            <w:tcW w:type="dxa" w:w="1285"/>
+          </w:tcPr>
+          <w:p>
+            <w:pPr>
+              <w:spacing w:before="60" w:after="60"/>
+              <w:jc w:val="center"/>
+            </w:pPr>
+            <w:r/>
+            <w:r>
+              <w:rPr>
+                <w:rFonts w:ascii="Arial" w:hAnsi="Arial"/>
+                <w:b w:val="0"/>
+                <w:color w:val="30302F"/>
+                <w:sz w:val="20"/>
+              </w:rPr>
+              <w:t>--</w:t>
+            </w:r>
+          </w:p>
+        </w:tc>
+        <w:tc>
+          <w:tcPr>
+            <w:tcW w:type="dxa" w:w="1285"/>
+          </w:tcPr>
+          <w:p>
+            <w:pPr>
+              <w:spacing w:before="60" w:after="60"/>
+              <w:jc w:val="center"/>
+            </w:pPr>
+            <w:r/>
+            <w:r>
+              <w:rPr>
+                <w:rFonts w:ascii="Arial" w:hAnsi="Arial"/>
+                <w:b w:val="0"/>
+                <w:color w:val="30302F"/>
+                <w:sz w:val="20"/>
+              </w:rPr>
+              <w:t>--</w:t>
+            </w:r>
+          </w:p>
+        </w:tc>
+        <w:tc>
+          <w:tcPr>
+            <w:tcW w:type="dxa" w:w="1285"/>
+          </w:tcPr>
+          <w:p>
+            <w:pPr>
+              <w:spacing w:before="60" w:after="60"/>
+              <w:jc w:val="center"/>
+            </w:pPr>
+            <w:r/>
+            <w:r>
+              <w:rPr>
+                <w:rFonts w:ascii="Arial" w:hAnsi="Arial"/>
+                <w:b w:val="0"/>
+                <w:color w:val="30302F"/>
+                <w:sz w:val="20"/>
+              </w:rPr>
+              <w:t>--</w:t>
+            </w:r>
+          </w:p>
+        </w:tc>
+      </w:tr>
+      <w:tr>
+        <w:tc>
+          <w:tcPr>
+            <w:tcW w:type="dxa" w:w="1285"/>
+            <w:shd w:fill="0A5455"/>
+          </w:tcPr>
+          <w:p>
+            <w:pPr>
+              <w:spacing w:before="60" w:after="60"/>
+            </w:pPr>
+            <w:r/>
+            <w:r>
+              <w:rPr>
+                <w:rFonts w:ascii="Arial" w:hAnsi="Arial"/>
+                <w:b/>
+                <w:color w:val="FFFFFF"/>
+                <w:sz w:val="20"/>
+              </w:rPr>
+              <w:t>Fish provisioning</w:t>
+            </w:r>
+          </w:p>
+        </w:tc>
+        <w:tc>
+          <w:tcPr>
+            <w:tcW w:type="dxa" w:w="1285"/>
+          </w:tcPr>
+          <w:p>
+            <w:pPr>
+              <w:spacing w:before="60" w:after="60"/>
+              <w:jc w:val="center"/>
+            </w:pPr>
+            <w:r/>
+            <w:r>
+              <w:rPr>
+                <w:rFonts w:ascii="Arial" w:hAnsi="Arial"/>
+                <w:b w:val="0"/>
+                <w:color w:val="30302F"/>
+                <w:sz w:val="20"/>
+              </w:rPr>
+              <w:t>kg/yr</w:t>
+            </w:r>
+          </w:p>
+        </w:tc>
+        <w:tc>
+          <w:tcPr>
+            <w:tcW w:type="dxa" w:w="1285"/>
+          </w:tcPr>
+          <w:p>
+            <w:pPr>
+              <w:spacing w:before="60" w:after="60"/>
+              <w:jc w:val="center"/>
+            </w:pPr>
+            <w:r/>
+            <w:r>
+              <w:rPr>
+                <w:rFonts w:ascii="Arial" w:hAnsi="Arial"/>
+                <w:b w:val="0"/>
+                <w:color w:val="30302F"/>
+                <w:sz w:val="20"/>
+              </w:rPr>
+              <w:t>--</w:t>
+            </w:r>
+          </w:p>
+        </w:tc>
+        <w:tc>
+          <w:tcPr>
+            <w:tcW w:type="dxa" w:w="1285"/>
+          </w:tcPr>
+          <w:p>
+            <w:pPr>
+              <w:spacing w:before="60" w:after="60"/>
+              <w:jc w:val="center"/>
+            </w:pPr>
+            <w:r/>
+            <w:r>
+              <w:rPr>
+                <w:rFonts w:ascii="Arial" w:hAnsi="Arial"/>
+                <w:b w:val="0"/>
+                <w:color w:val="30302F"/>
+                <w:sz w:val="20"/>
+              </w:rPr>
+              <w:t>--</w:t>
+            </w:r>
+          </w:p>
+        </w:tc>
+        <w:tc>
+          <w:tcPr>
+            <w:tcW w:type="dxa" w:w="1285"/>
+          </w:tcPr>
+          <w:p>
+            <w:pPr>
+              <w:spacing w:before="60" w:after="60"/>
+              <w:jc w:val="center"/>
+            </w:pPr>
+            <w:r/>
+            <w:r>
+              <w:rPr>
+                <w:rFonts w:ascii="Arial" w:hAnsi="Arial"/>
+                <w:b w:val="0"/>
+                <w:color w:val="30302F"/>
+                <w:sz w:val="20"/>
+              </w:rPr>
+              <w:t>--</w:t>
+            </w:r>
+          </w:p>
+        </w:tc>
+        <w:tc>
+          <w:tcPr>
+            <w:tcW w:type="dxa" w:w="1285"/>
+          </w:tcPr>
+          <w:p>
+            <w:pPr>
+              <w:spacing w:before="60" w:after="60"/>
+              <w:jc w:val="center"/>
+            </w:pPr>
+            <w:r/>
+            <w:r>
+              <w:rPr>
+                <w:rFonts w:ascii="Arial" w:hAnsi="Arial"/>
+                <w:b w:val="0"/>
+                <w:color w:val="30302F"/>
+                <w:sz w:val="20"/>
+              </w:rPr>
+              <w:t>180,000</w:t>
+            </w:r>
+          </w:p>
+        </w:tc>
+        <w:tc>
+          <w:tcPr>
+            <w:tcW w:type="dxa" w:w="1285"/>
           </w:tcPr>
           <w:p>
             <w:pPr>
@@ -5111,7 +8389,7 @@
         </w:tc>
         <w:tc>
           <w:tcPr>
-            <w:tcW w:type="dxa" w:w="1178"/>
+            <w:tcW w:type="dxa" w:w="1285"/>
           </w:tcPr>
           <w:p>
             <w:pPr>
@@ -5132,7 +8410,1151 @@
         </w:tc>
         <w:tc>
           <w:tcPr>
-            <w:tcW w:type="dxa" w:w="1178"/>
+            <w:tcW w:type="dxa" w:w="1285"/>
+          </w:tcPr>
+          <w:p>
+            <w:pPr>
+              <w:spacing w:before="60" w:after="60"/>
+              <w:jc w:val="center"/>
+            </w:pPr>
+            <w:r/>
+            <w:r>
+              <w:rPr>
+                <w:rFonts w:ascii="Arial" w:hAnsi="Arial"/>
+                <w:b w:val="0"/>
+                <w:color w:val="30302F"/>
+                <w:sz w:val="20"/>
+              </w:rPr>
+              <w:t>0</w:t>
+            </w:r>
+          </w:p>
+        </w:tc>
+        <w:tc>
+          <w:tcPr>
+            <w:tcW w:type="dxa" w:w="1285"/>
+          </w:tcPr>
+          <w:p>
+            <w:pPr>
+              <w:spacing w:before="60" w:after="60"/>
+              <w:jc w:val="center"/>
+            </w:pPr>
+            <w:r/>
+            <w:r>
+              <w:rPr>
+                <w:rFonts w:ascii="Arial" w:hAnsi="Arial"/>
+                <w:b w:val="0"/>
+                <w:color w:val="30302F"/>
+                <w:sz w:val="20"/>
+              </w:rPr>
+              <w:t>0</w:t>
+            </w:r>
+          </w:p>
+        </w:tc>
+        <w:tc>
+          <w:tcPr>
+            <w:tcW w:type="dxa" w:w="1285"/>
+          </w:tcPr>
+          <w:p>
+            <w:pPr>
+              <w:spacing w:before="60" w:after="60"/>
+              <w:jc w:val="center"/>
+            </w:pPr>
+            <w:r/>
+            <w:r>
+              <w:rPr>
+                <w:rFonts w:ascii="Arial" w:hAnsi="Arial"/>
+                <w:b w:val="0"/>
+                <w:color w:val="30302F"/>
+                <w:sz w:val="20"/>
+              </w:rPr>
+              <w:t>180,000</w:t>
+            </w:r>
+          </w:p>
+        </w:tc>
+      </w:tr>
+      <w:tr>
+        <w:tc>
+          <w:tcPr>
+            <w:tcW w:type="dxa" w:w="1285"/>
+            <w:shd w:fill="0A5455"/>
+          </w:tcPr>
+          <w:p>
+            <w:pPr>
+              <w:spacing w:before="60" w:after="60"/>
+            </w:pPr>
+            <w:r/>
+            <w:r>
+              <w:rPr>
+                <w:rFonts w:ascii="Arial" w:hAnsi="Arial"/>
+                <w:b/>
+                <w:color w:val="FFFFFF"/>
+                <w:sz w:val="20"/>
+              </w:rPr>
+              <w:t>Carbon sequestration</w:t>
+            </w:r>
+          </w:p>
+        </w:tc>
+        <w:tc>
+          <w:tcPr>
+            <w:tcW w:type="dxa" w:w="1285"/>
+          </w:tcPr>
+          <w:p>
+            <w:pPr>
+              <w:spacing w:before="60" w:after="60"/>
+              <w:jc w:val="center"/>
+            </w:pPr>
+            <w:r/>
+            <w:r>
+              <w:rPr>
+                <w:rFonts w:ascii="Arial" w:hAnsi="Arial"/>
+                <w:b w:val="0"/>
+                <w:color w:val="30302F"/>
+                <w:sz w:val="20"/>
+              </w:rPr>
+              <w:t>Mg CO₂/yr</w:t>
+            </w:r>
+          </w:p>
+        </w:tc>
+        <w:tc>
+          <w:tcPr>
+            <w:tcW w:type="dxa" w:w="1285"/>
+          </w:tcPr>
+          <w:p>
+            <w:pPr>
+              <w:spacing w:before="60" w:after="60"/>
+              <w:jc w:val="center"/>
+            </w:pPr>
+            <w:r/>
+            <w:r>
+              <w:rPr>
+                <w:rFonts w:ascii="Arial" w:hAnsi="Arial"/>
+                <w:b w:val="0"/>
+                <w:color w:val="30302F"/>
+                <w:sz w:val="20"/>
+              </w:rPr>
+              <w:t>--</w:t>
+            </w:r>
+          </w:p>
+        </w:tc>
+        <w:tc>
+          <w:tcPr>
+            <w:tcW w:type="dxa" w:w="1285"/>
+          </w:tcPr>
+          <w:p>
+            <w:pPr>
+              <w:spacing w:before="60" w:after="60"/>
+              <w:jc w:val="center"/>
+            </w:pPr>
+            <w:r/>
+            <w:r>
+              <w:rPr>
+                <w:rFonts w:ascii="Arial" w:hAnsi="Arial"/>
+                <w:b w:val="0"/>
+                <w:color w:val="30302F"/>
+                <w:sz w:val="20"/>
+              </w:rPr>
+              <w:t>--</w:t>
+            </w:r>
+          </w:p>
+        </w:tc>
+        <w:tc>
+          <w:tcPr>
+            <w:tcW w:type="dxa" w:w="1285"/>
+          </w:tcPr>
+          <w:p>
+            <w:pPr>
+              <w:spacing w:before="60" w:after="60"/>
+              <w:jc w:val="center"/>
+            </w:pPr>
+            <w:r/>
+            <w:r>
+              <w:rPr>
+                <w:rFonts w:ascii="Arial" w:hAnsi="Arial"/>
+                <w:b w:val="0"/>
+                <w:color w:val="30302F"/>
+                <w:sz w:val="20"/>
+              </w:rPr>
+              <w:t>--</w:t>
+            </w:r>
+          </w:p>
+        </w:tc>
+        <w:tc>
+          <w:tcPr>
+            <w:tcW w:type="dxa" w:w="1285"/>
+          </w:tcPr>
+          <w:p>
+            <w:pPr>
+              <w:spacing w:before="60" w:after="60"/>
+              <w:jc w:val="center"/>
+            </w:pPr>
+            <w:r/>
+            <w:r>
+              <w:rPr>
+                <w:rFonts w:ascii="Arial" w:hAnsi="Arial"/>
+                <w:b w:val="0"/>
+                <w:color w:val="30302F"/>
+                <w:sz w:val="20"/>
+              </w:rPr>
+              <w:t>0</w:t>
+            </w:r>
+          </w:p>
+        </w:tc>
+        <w:tc>
+          <w:tcPr>
+            <w:tcW w:type="dxa" w:w="1285"/>
+          </w:tcPr>
+          <w:p>
+            <w:pPr>
+              <w:spacing w:before="60" w:after="60"/>
+              <w:jc w:val="center"/>
+            </w:pPr>
+            <w:r/>
+            <w:r>
+              <w:rPr>
+                <w:rFonts w:ascii="Arial" w:hAnsi="Arial"/>
+                <w:b w:val="0"/>
+                <w:color w:val="30302F"/>
+                <w:sz w:val="20"/>
+              </w:rPr>
+              <w:t>0</w:t>
+            </w:r>
+          </w:p>
+        </w:tc>
+        <w:tc>
+          <w:tcPr>
+            <w:tcW w:type="dxa" w:w="1285"/>
+          </w:tcPr>
+          <w:p>
+            <w:pPr>
+              <w:spacing w:before="60" w:after="60"/>
+              <w:jc w:val="center"/>
+            </w:pPr>
+            <w:r/>
+            <w:r>
+              <w:rPr>
+                <w:rFonts w:ascii="Arial" w:hAnsi="Arial"/>
+                <w:b w:val="0"/>
+                <w:color w:val="30302F"/>
+                <w:sz w:val="20"/>
+              </w:rPr>
+              <w:t>0</w:t>
+            </w:r>
+          </w:p>
+        </w:tc>
+        <w:tc>
+          <w:tcPr>
+            <w:tcW w:type="dxa" w:w="1285"/>
+          </w:tcPr>
+          <w:p>
+            <w:pPr>
+              <w:spacing w:before="60" w:after="60"/>
+              <w:jc w:val="center"/>
+            </w:pPr>
+            <w:r/>
+            <w:r>
+              <w:rPr>
+                <w:rFonts w:ascii="Arial" w:hAnsi="Arial"/>
+                <w:b w:val="0"/>
+                <w:color w:val="30302F"/>
+                <w:sz w:val="20"/>
+              </w:rPr>
+              <w:t>0</w:t>
+            </w:r>
+          </w:p>
+        </w:tc>
+        <w:tc>
+          <w:tcPr>
+            <w:tcW w:type="dxa" w:w="1285"/>
+          </w:tcPr>
+          <w:p>
+            <w:pPr>
+              <w:spacing w:before="60" w:after="60"/>
+              <w:jc w:val="center"/>
+            </w:pPr>
+            <w:r/>
+            <w:r>
+              <w:rPr>
+                <w:rFonts w:ascii="Arial" w:hAnsi="Arial"/>
+                <w:b w:val="0"/>
+                <w:color w:val="30302F"/>
+                <w:sz w:val="20"/>
+              </w:rPr>
+              <w:t>2,335</w:t>
+            </w:r>
+          </w:p>
+        </w:tc>
+        <w:tc>
+          <w:tcPr>
+            <w:tcW w:type="dxa" w:w="1285"/>
+          </w:tcPr>
+          <w:p>
+            <w:pPr>
+              <w:spacing w:before="60" w:after="60"/>
+              <w:jc w:val="center"/>
+            </w:pPr>
+            <w:r/>
+            <w:r>
+              <w:rPr>
+                <w:rFonts w:ascii="Arial" w:hAnsi="Arial"/>
+                <w:b w:val="0"/>
+                <w:color w:val="30302F"/>
+                <w:sz w:val="20"/>
+              </w:rPr>
+              <w:t>2,335</w:t>
+            </w:r>
+          </w:p>
+        </w:tc>
+      </w:tr>
+      <w:tr>
+        <w:tc>
+          <w:tcPr>
+            <w:tcW w:type="dxa" w:w="1285"/>
+            <w:shd w:fill="0A5455"/>
+          </w:tcPr>
+          <w:p>
+            <w:pPr>
+              <w:spacing w:before="60" w:after="60"/>
+            </w:pPr>
+            <w:r/>
+            <w:r>
+              <w:rPr>
+                <w:rFonts w:ascii="Arial" w:hAnsi="Arial"/>
+                <w:b/>
+                <w:color w:val="FFFFFF"/>
+                <w:sz w:val="20"/>
+              </w:rPr>
+              <w:t>Coastal protection</w:t>
+            </w:r>
+          </w:p>
+        </w:tc>
+        <w:tc>
+          <w:tcPr>
+            <w:tcW w:type="dxa" w:w="1285"/>
+          </w:tcPr>
+          <w:p>
+            <w:pPr>
+              <w:spacing w:before="60" w:after="60"/>
+              <w:jc w:val="center"/>
+            </w:pPr>
+            <w:r/>
+            <w:r>
+              <w:rPr>
+                <w:rFonts w:ascii="Arial" w:hAnsi="Arial"/>
+                <w:b w:val="0"/>
+                <w:color w:val="30302F"/>
+                <w:sz w:val="20"/>
+              </w:rPr>
+              <w:t>m coastline</w:t>
+            </w:r>
+          </w:p>
+        </w:tc>
+        <w:tc>
+          <w:tcPr>
+            <w:tcW w:type="dxa" w:w="1285"/>
+          </w:tcPr>
+          <w:p>
+            <w:pPr>
+              <w:spacing w:before="60" w:after="60"/>
+              <w:jc w:val="center"/>
+            </w:pPr>
+            <w:r/>
+            <w:r>
+              <w:rPr>
+                <w:rFonts w:ascii="Arial" w:hAnsi="Arial"/>
+                <w:b w:val="0"/>
+                <w:color w:val="30302F"/>
+                <w:sz w:val="20"/>
+              </w:rPr>
+              <w:t>--</w:t>
+            </w:r>
+          </w:p>
+        </w:tc>
+        <w:tc>
+          <w:tcPr>
+            <w:tcW w:type="dxa" w:w="1285"/>
+          </w:tcPr>
+          <w:p>
+            <w:pPr>
+              <w:spacing w:before="60" w:after="60"/>
+              <w:jc w:val="center"/>
+            </w:pPr>
+            <w:r/>
+            <w:r>
+              <w:rPr>
+                <w:rFonts w:ascii="Arial" w:hAnsi="Arial"/>
+                <w:b w:val="0"/>
+                <w:color w:val="30302F"/>
+                <w:sz w:val="20"/>
+              </w:rPr>
+              <w:t>--</w:t>
+            </w:r>
+          </w:p>
+        </w:tc>
+        <w:tc>
+          <w:tcPr>
+            <w:tcW w:type="dxa" w:w="1285"/>
+          </w:tcPr>
+          <w:p>
+            <w:pPr>
+              <w:spacing w:before="60" w:after="60"/>
+              <w:jc w:val="center"/>
+            </w:pPr>
+            <w:r/>
+            <w:r>
+              <w:rPr>
+                <w:rFonts w:ascii="Arial" w:hAnsi="Arial"/>
+                <w:b w:val="0"/>
+                <w:color w:val="30302F"/>
+                <w:sz w:val="20"/>
+              </w:rPr>
+              <w:t>--</w:t>
+            </w:r>
+          </w:p>
+        </w:tc>
+        <w:tc>
+          <w:tcPr>
+            <w:tcW w:type="dxa" w:w="1285"/>
+          </w:tcPr>
+          <w:p>
+            <w:pPr>
+              <w:spacing w:before="60" w:after="60"/>
+              <w:jc w:val="center"/>
+            </w:pPr>
+            <w:r/>
+            <w:r>
+              <w:rPr>
+                <w:rFonts w:ascii="Arial" w:hAnsi="Arial"/>
+                <w:b w:val="0"/>
+                <w:color w:val="30302F"/>
+                <w:sz w:val="20"/>
+              </w:rPr>
+              <w:t>0</w:t>
+            </w:r>
+          </w:p>
+        </w:tc>
+        <w:tc>
+          <w:tcPr>
+            <w:tcW w:type="dxa" w:w="1285"/>
+          </w:tcPr>
+          <w:p>
+            <w:pPr>
+              <w:spacing w:before="60" w:after="60"/>
+              <w:jc w:val="center"/>
+            </w:pPr>
+            <w:r/>
+            <w:r>
+              <w:rPr>
+                <w:rFonts w:ascii="Arial" w:hAnsi="Arial"/>
+                <w:b w:val="0"/>
+                <w:color w:val="30302F"/>
+                <w:sz w:val="20"/>
+              </w:rPr>
+              <w:t>0</w:t>
+            </w:r>
+          </w:p>
+        </w:tc>
+        <w:tc>
+          <w:tcPr>
+            <w:tcW w:type="dxa" w:w="1285"/>
+          </w:tcPr>
+          <w:p>
+            <w:pPr>
+              <w:spacing w:before="60" w:after="60"/>
+              <w:jc w:val="center"/>
+            </w:pPr>
+            <w:r/>
+            <w:r>
+              <w:rPr>
+                <w:rFonts w:ascii="Arial" w:hAnsi="Arial"/>
+                <w:b w:val="0"/>
+                <w:color w:val="30302F"/>
+                <w:sz w:val="20"/>
+              </w:rPr>
+              <w:t>10,000</w:t>
+            </w:r>
+          </w:p>
+        </w:tc>
+        <w:tc>
+          <w:tcPr>
+            <w:tcW w:type="dxa" w:w="1285"/>
+          </w:tcPr>
+          <w:p>
+            <w:pPr>
+              <w:spacing w:before="60" w:after="60"/>
+              <w:jc w:val="center"/>
+            </w:pPr>
+            <w:r/>
+            <w:r>
+              <w:rPr>
+                <w:rFonts w:ascii="Arial" w:hAnsi="Arial"/>
+                <w:b w:val="0"/>
+                <w:color w:val="30302F"/>
+                <w:sz w:val="20"/>
+              </w:rPr>
+              <w:t>5,500</w:t>
+            </w:r>
+          </w:p>
+        </w:tc>
+        <w:tc>
+          <w:tcPr>
+            <w:tcW w:type="dxa" w:w="1285"/>
+          </w:tcPr>
+          <w:p>
+            <w:pPr>
+              <w:spacing w:before="60" w:after="60"/>
+              <w:jc w:val="center"/>
+            </w:pPr>
+            <w:r/>
+            <w:r>
+              <w:rPr>
+                <w:rFonts w:ascii="Arial" w:hAnsi="Arial"/>
+                <w:b w:val="0"/>
+                <w:color w:val="30302F"/>
+                <w:sz w:val="20"/>
+              </w:rPr>
+              <w:t>0</w:t>
+            </w:r>
+          </w:p>
+        </w:tc>
+        <w:tc>
+          <w:tcPr>
+            <w:tcW w:type="dxa" w:w="1285"/>
+          </w:tcPr>
+          <w:p>
+            <w:pPr>
+              <w:spacing w:before="60" w:after="60"/>
+              <w:jc w:val="center"/>
+            </w:pPr>
+            <w:r/>
+            <w:r>
+              <w:rPr>
+                <w:rFonts w:ascii="Arial" w:hAnsi="Arial"/>
+                <w:b w:val="0"/>
+                <w:color w:val="30302F"/>
+                <w:sz w:val="20"/>
+              </w:rPr>
+              <w:t>15,500</w:t>
+            </w:r>
+          </w:p>
+        </w:tc>
+      </w:tr>
+      <w:tr>
+        <w:tc>
+          <w:tcPr>
+            <w:tcW w:type="dxa" w:w="1285"/>
+            <w:shd w:fill="0A5455"/>
+          </w:tcPr>
+          <w:p>
+            <w:pPr>
+              <w:spacing w:before="60" w:after="60"/>
+            </w:pPr>
+            <w:r/>
+            <w:r>
+              <w:rPr>
+                <w:rFonts w:ascii="Arial" w:hAnsi="Arial"/>
+                <w:b/>
+                <w:color w:val="FFFFFF"/>
+                <w:sz w:val="20"/>
+              </w:rPr>
+              <w:t>Nursery habitat</w:t>
+            </w:r>
+          </w:p>
+        </w:tc>
+        <w:tc>
+          <w:tcPr>
+            <w:tcW w:type="dxa" w:w="1285"/>
+          </w:tcPr>
+          <w:p>
+            <w:pPr>
+              <w:spacing w:before="60" w:after="60"/>
+              <w:jc w:val="center"/>
+            </w:pPr>
+            <w:r/>
+            <w:r>
+              <w:rPr>
+                <w:rFonts w:ascii="Arial" w:hAnsi="Arial"/>
+                <w:b w:val="0"/>
+                <w:color w:val="30302F"/>
+                <w:sz w:val="20"/>
+              </w:rPr>
+              <w:t>kg biomass/yr</w:t>
+            </w:r>
+          </w:p>
+        </w:tc>
+        <w:tc>
+          <w:tcPr>
+            <w:tcW w:type="dxa" w:w="1285"/>
+          </w:tcPr>
+          <w:p>
+            <w:pPr>
+              <w:spacing w:before="60" w:after="60"/>
+              <w:jc w:val="center"/>
+            </w:pPr>
+            <w:r/>
+            <w:r>
+              <w:rPr>
+                <w:rFonts w:ascii="Arial" w:hAnsi="Arial"/>
+                <w:b w:val="0"/>
+                <w:color w:val="30302F"/>
+                <w:sz w:val="20"/>
+              </w:rPr>
+              <w:t>--</w:t>
+            </w:r>
+          </w:p>
+        </w:tc>
+        <w:tc>
+          <w:tcPr>
+            <w:tcW w:type="dxa" w:w="1285"/>
+          </w:tcPr>
+          <w:p>
+            <w:pPr>
+              <w:spacing w:before="60" w:after="60"/>
+              <w:jc w:val="center"/>
+            </w:pPr>
+            <w:r/>
+            <w:r>
+              <w:rPr>
+                <w:rFonts w:ascii="Arial" w:hAnsi="Arial"/>
+                <w:b w:val="0"/>
+                <w:color w:val="30302F"/>
+                <w:sz w:val="20"/>
+              </w:rPr>
+              <w:t>--</w:t>
+            </w:r>
+          </w:p>
+        </w:tc>
+        <w:tc>
+          <w:tcPr>
+            <w:tcW w:type="dxa" w:w="1285"/>
+          </w:tcPr>
+          <w:p>
+            <w:pPr>
+              <w:spacing w:before="60" w:after="60"/>
+              <w:jc w:val="center"/>
+            </w:pPr>
+            <w:r/>
+            <w:r>
+              <w:rPr>
+                <w:rFonts w:ascii="Arial" w:hAnsi="Arial"/>
+                <w:b w:val="0"/>
+                <w:color w:val="30302F"/>
+                <w:sz w:val="20"/>
+              </w:rPr>
+              <w:t>--</w:t>
+            </w:r>
+          </w:p>
+        </w:tc>
+        <w:tc>
+          <w:tcPr>
+            <w:tcW w:type="dxa" w:w="1285"/>
+          </w:tcPr>
+          <w:p>
+            <w:pPr>
+              <w:spacing w:before="60" w:after="60"/>
+              <w:jc w:val="center"/>
+            </w:pPr>
+            <w:r/>
+            <w:r>
+              <w:rPr>
+                <w:rFonts w:ascii="Arial" w:hAnsi="Arial"/>
+                <w:b w:val="0"/>
+                <w:color w:val="30302F"/>
+                <w:sz w:val="20"/>
+              </w:rPr>
+              <w:t>7,300</w:t>
+            </w:r>
+          </w:p>
+        </w:tc>
+        <w:tc>
+          <w:tcPr>
+            <w:tcW w:type="dxa" w:w="1285"/>
+          </w:tcPr>
+          <w:p>
+            <w:pPr>
+              <w:spacing w:before="60" w:after="60"/>
+              <w:jc w:val="center"/>
+            </w:pPr>
+            <w:r/>
+            <w:r>
+              <w:rPr>
+                <w:rFonts w:ascii="Arial" w:hAnsi="Arial"/>
+                <w:b w:val="0"/>
+                <w:color w:val="30302F"/>
+                <w:sz w:val="20"/>
+              </w:rPr>
+              <w:t>0</w:t>
+            </w:r>
+          </w:p>
+        </w:tc>
+        <w:tc>
+          <w:tcPr>
+            <w:tcW w:type="dxa" w:w="1285"/>
+          </w:tcPr>
+          <w:p>
+            <w:pPr>
+              <w:spacing w:before="60" w:after="60"/>
+              <w:jc w:val="center"/>
+            </w:pPr>
+            <w:r/>
+            <w:r>
+              <w:rPr>
+                <w:rFonts w:ascii="Arial" w:hAnsi="Arial"/>
+                <w:b w:val="0"/>
+                <w:color w:val="30302F"/>
+                <w:sz w:val="20"/>
+              </w:rPr>
+              <w:t>0</w:t>
+            </w:r>
+          </w:p>
+        </w:tc>
+        <w:tc>
+          <w:tcPr>
+            <w:tcW w:type="dxa" w:w="1285"/>
+          </w:tcPr>
+          <w:p>
+            <w:pPr>
+              <w:spacing w:before="60" w:after="60"/>
+              <w:jc w:val="center"/>
+            </w:pPr>
+            <w:r/>
+            <w:r>
+              <w:rPr>
+                <w:rFonts w:ascii="Arial" w:hAnsi="Arial"/>
+                <w:b w:val="0"/>
+                <w:color w:val="30302F"/>
+                <w:sz w:val="20"/>
+              </w:rPr>
+              <w:t>0</w:t>
+            </w:r>
+          </w:p>
+        </w:tc>
+        <w:tc>
+          <w:tcPr>
+            <w:tcW w:type="dxa" w:w="1285"/>
+          </w:tcPr>
+          <w:p>
+            <w:pPr>
+              <w:spacing w:before="60" w:after="60"/>
+              <w:jc w:val="center"/>
+            </w:pPr>
+            <w:r/>
+            <w:r>
+              <w:rPr>
+                <w:rFonts w:ascii="Arial" w:hAnsi="Arial"/>
+                <w:b w:val="0"/>
+                <w:color w:val="30302F"/>
+                <w:sz w:val="20"/>
+              </w:rPr>
+              <w:t>0</w:t>
+            </w:r>
+          </w:p>
+        </w:tc>
+        <w:tc>
+          <w:tcPr>
+            <w:tcW w:type="dxa" w:w="1285"/>
+          </w:tcPr>
+          <w:p>
+            <w:pPr>
+              <w:spacing w:before="60" w:after="60"/>
+              <w:jc w:val="center"/>
+            </w:pPr>
+            <w:r/>
+            <w:r>
+              <w:rPr>
+                <w:rFonts w:ascii="Arial" w:hAnsi="Arial"/>
+                <w:b w:val="0"/>
+                <w:color w:val="30302F"/>
+                <w:sz w:val="20"/>
+              </w:rPr>
+              <w:t>7,300</w:t>
+            </w:r>
+          </w:p>
+        </w:tc>
+      </w:tr>
+      <w:tr>
+        <w:tc>
+          <w:tcPr>
+            <w:tcW w:type="dxa" w:w="1285"/>
+            <w:shd w:fill="0A5455"/>
+          </w:tcPr>
+          <w:p>
+            <w:pPr>
+              <w:spacing w:before="60" w:after="60"/>
+            </w:pPr>
+            <w:r/>
+            <w:r>
+              <w:rPr>
+                <w:rFonts w:ascii="Arial" w:hAnsi="Arial"/>
+                <w:b/>
+                <w:color w:val="FFFFFF"/>
+                <w:sz w:val="20"/>
+              </w:rPr>
+              <w:t>Recreation</w:t>
+            </w:r>
+          </w:p>
+        </w:tc>
+        <w:tc>
+          <w:tcPr>
+            <w:tcW w:type="dxa" w:w="1285"/>
+          </w:tcPr>
+          <w:p>
+            <w:pPr>
+              <w:spacing w:before="60" w:after="60"/>
+              <w:jc w:val="center"/>
+            </w:pPr>
+            <w:r/>
+            <w:r>
+              <w:rPr>
+                <w:rFonts w:ascii="Arial" w:hAnsi="Arial"/>
+                <w:b w:val="0"/>
+                <w:color w:val="30302F"/>
+                <w:sz w:val="20"/>
+              </w:rPr>
+              <w:t>visitors/yr</w:t>
+            </w:r>
+          </w:p>
+        </w:tc>
+        <w:tc>
+          <w:tcPr>
+            <w:tcW w:type="dxa" w:w="1285"/>
+          </w:tcPr>
+          <w:p>
+            <w:pPr>
+              <w:spacing w:before="60" w:after="60"/>
+              <w:jc w:val="center"/>
+            </w:pPr>
+            <w:r/>
+            <w:r>
+              <w:rPr>
+                <w:rFonts w:ascii="Arial" w:hAnsi="Arial"/>
+                <w:b w:val="0"/>
+                <w:color w:val="30302F"/>
+                <w:sz w:val="20"/>
+              </w:rPr>
+              <w:t>--</w:t>
+            </w:r>
+          </w:p>
+        </w:tc>
+        <w:tc>
+          <w:tcPr>
+            <w:tcW w:type="dxa" w:w="1285"/>
+          </w:tcPr>
+          <w:p>
+            <w:pPr>
+              <w:spacing w:before="60" w:after="60"/>
+              <w:jc w:val="center"/>
+            </w:pPr>
+            <w:r/>
+            <w:r>
+              <w:rPr>
+                <w:rFonts w:ascii="Arial" w:hAnsi="Arial"/>
+                <w:b w:val="0"/>
+                <w:color w:val="30302F"/>
+                <w:sz w:val="20"/>
+              </w:rPr>
+              <w:t>--</w:t>
+            </w:r>
+          </w:p>
+        </w:tc>
+        <w:tc>
+          <w:tcPr>
+            <w:tcW w:type="dxa" w:w="1285"/>
+          </w:tcPr>
+          <w:p>
+            <w:pPr>
+              <w:spacing w:before="60" w:after="60"/>
+              <w:jc w:val="center"/>
+            </w:pPr>
+            <w:r/>
+            <w:r>
+              <w:rPr>
+                <w:rFonts w:ascii="Arial" w:hAnsi="Arial"/>
+                <w:b w:val="0"/>
+                <w:color w:val="30302F"/>
+                <w:sz w:val="20"/>
+              </w:rPr>
+              <w:t>--</w:t>
+            </w:r>
+          </w:p>
+        </w:tc>
+        <w:tc>
+          <w:tcPr>
+            <w:tcW w:type="dxa" w:w="1285"/>
+          </w:tcPr>
+          <w:p>
+            <w:pPr>
+              <w:spacing w:before="60" w:after="60"/>
+              <w:jc w:val="center"/>
+            </w:pPr>
+            <w:r/>
+            <w:r>
+              <w:rPr>
+                <w:rFonts w:ascii="Arial" w:hAnsi="Arial"/>
+                <w:b w:val="0"/>
+                <w:color w:val="30302F"/>
+                <w:sz w:val="20"/>
+              </w:rPr>
+              <w:t>0</w:t>
+            </w:r>
+          </w:p>
+        </w:tc>
+        <w:tc>
+          <w:tcPr>
+            <w:tcW w:type="dxa" w:w="1285"/>
+          </w:tcPr>
+          <w:p>
+            <w:pPr>
+              <w:spacing w:before="60" w:after="60"/>
+              <w:jc w:val="center"/>
+            </w:pPr>
+            <w:r/>
+            <w:r>
+              <w:rPr>
+                <w:rFonts w:ascii="Arial" w:hAnsi="Arial"/>
+                <w:b w:val="0"/>
+                <w:color w:val="30302F"/>
+                <w:sz w:val="20"/>
+              </w:rPr>
+              <w:t>15,000</w:t>
+            </w:r>
+          </w:p>
+        </w:tc>
+        <w:tc>
+          <w:tcPr>
+            <w:tcW w:type="dxa" w:w="1285"/>
+          </w:tcPr>
+          <w:p>
+            <w:pPr>
+              <w:spacing w:before="60" w:after="60"/>
+              <w:jc w:val="center"/>
+            </w:pPr>
+            <w:r/>
+            <w:r>
+              <w:rPr>
+                <w:rFonts w:ascii="Arial" w:hAnsi="Arial"/>
+                <w:b w:val="0"/>
+                <w:color w:val="30302F"/>
+                <w:sz w:val="20"/>
+              </w:rPr>
+              <w:t>2,400</w:t>
+            </w:r>
+          </w:p>
+        </w:tc>
+        <w:tc>
+          <w:tcPr>
+            <w:tcW w:type="dxa" w:w="1285"/>
+          </w:tcPr>
+          <w:p>
+            <w:pPr>
+              <w:spacing w:before="60" w:after="60"/>
+              <w:jc w:val="center"/>
+            </w:pPr>
+            <w:r/>
+            <w:r>
+              <w:rPr>
+                <w:rFonts w:ascii="Arial" w:hAnsi="Arial"/>
+                <w:b w:val="0"/>
+                <w:color w:val="30302F"/>
+                <w:sz w:val="20"/>
+              </w:rPr>
+              <w:t>0</w:t>
+            </w:r>
+          </w:p>
+        </w:tc>
+        <w:tc>
+          <w:tcPr>
+            <w:tcW w:type="dxa" w:w="1285"/>
+          </w:tcPr>
+          <w:p>
+            <w:pPr>
+              <w:spacing w:before="60" w:after="60"/>
+              <w:jc w:val="center"/>
+            </w:pPr>
+            <w:r/>
+            <w:r>
+              <w:rPr>
+                <w:rFonts w:ascii="Arial" w:hAnsi="Arial"/>
+                <w:b w:val="0"/>
+                <w:color w:val="30302F"/>
+                <w:sz w:val="20"/>
+              </w:rPr>
+              <w:t>0</w:t>
+            </w:r>
+          </w:p>
+        </w:tc>
+        <w:tc>
+          <w:tcPr>
+            <w:tcW w:type="dxa" w:w="1285"/>
+          </w:tcPr>
+          <w:p>
+            <w:pPr>
+              <w:spacing w:before="60" w:after="60"/>
+              <w:jc w:val="center"/>
+            </w:pPr>
+            <w:r/>
+            <w:r>
+              <w:rPr>
+                <w:rFonts w:ascii="Arial" w:hAnsi="Arial"/>
+                <w:b w:val="0"/>
+                <w:color w:val="30302F"/>
+                <w:sz w:val="20"/>
+              </w:rPr>
+              <w:t>17,400</w:t>
+            </w:r>
+          </w:p>
+        </w:tc>
+      </w:tr>
+      <w:tr>
+        <w:tc>
+          <w:tcPr>
+            <w:tcW w:type="dxa" w:w="1285"/>
+            <w:shd w:fill="0A5455"/>
+          </w:tcPr>
+          <w:p>
+            <w:pPr>
+              <w:spacing w:before="60" w:after="60"/>
+            </w:pPr>
+            <w:r/>
+            <w:r>
+              <w:rPr>
+                <w:rFonts w:ascii="Arial" w:hAnsi="Arial"/>
+                <w:b/>
+                <w:color w:val="FFFFFF"/>
+                <w:sz w:val="20"/>
+              </w:rPr>
+              <w:t>Gleaning</w:t>
+            </w:r>
+          </w:p>
+        </w:tc>
+        <w:tc>
+          <w:tcPr>
+            <w:tcW w:type="dxa" w:w="1285"/>
+          </w:tcPr>
+          <w:p>
+            <w:pPr>
+              <w:spacing w:before="60" w:after="60"/>
+              <w:jc w:val="center"/>
+            </w:pPr>
+            <w:r/>
+            <w:r>
+              <w:rPr>
+                <w:rFonts w:ascii="Arial" w:hAnsi="Arial"/>
+                <w:b w:val="0"/>
+                <w:color w:val="30302F"/>
+                <w:sz w:val="20"/>
+              </w:rPr>
+              <w:t>hours/yr</w:t>
+            </w:r>
+          </w:p>
+        </w:tc>
+        <w:tc>
+          <w:tcPr>
+            <w:tcW w:type="dxa" w:w="1285"/>
+          </w:tcPr>
+          <w:p>
+            <w:pPr>
+              <w:spacing w:before="60" w:after="60"/>
+              <w:jc w:val="center"/>
+            </w:pPr>
+            <w:r/>
+            <w:r>
+              <w:rPr>
+                <w:rFonts w:ascii="Arial" w:hAnsi="Arial"/>
+                <w:b w:val="0"/>
+                <w:color w:val="30302F"/>
+                <w:sz w:val="20"/>
+              </w:rPr>
+              <w:t>--</w:t>
+            </w:r>
+          </w:p>
+        </w:tc>
+        <w:tc>
+          <w:tcPr>
+            <w:tcW w:type="dxa" w:w="1285"/>
+          </w:tcPr>
+          <w:p>
+            <w:pPr>
+              <w:spacing w:before="60" w:after="60"/>
+              <w:jc w:val="center"/>
+            </w:pPr>
+            <w:r/>
+            <w:r>
+              <w:rPr>
+                <w:rFonts w:ascii="Arial" w:hAnsi="Arial"/>
+                <w:b w:val="0"/>
+                <w:color w:val="30302F"/>
+                <w:sz w:val="20"/>
+              </w:rPr>
+              <w:t>--</w:t>
+            </w:r>
+          </w:p>
+        </w:tc>
+        <w:tc>
+          <w:tcPr>
+            <w:tcW w:type="dxa" w:w="1285"/>
+          </w:tcPr>
+          <w:p>
+            <w:pPr>
+              <w:spacing w:before="60" w:after="60"/>
+              <w:jc w:val="center"/>
+            </w:pPr>
+            <w:r/>
+            <w:r>
+              <w:rPr>
+                <w:rFonts w:ascii="Arial" w:hAnsi="Arial"/>
+                <w:b w:val="0"/>
+                <w:color w:val="30302F"/>
+                <w:sz w:val="20"/>
+              </w:rPr>
+              <w:t>--</w:t>
+            </w:r>
+          </w:p>
+        </w:tc>
+        <w:tc>
+          <w:tcPr>
+            <w:tcW w:type="dxa" w:w="1285"/>
+          </w:tcPr>
+          <w:p>
+            <w:pPr>
+              <w:spacing w:before="60" w:after="60"/>
+              <w:jc w:val="center"/>
+            </w:pPr>
+            <w:r/>
+            <w:r>
+              <w:rPr>
+                <w:rFonts w:ascii="Arial" w:hAnsi="Arial"/>
+                <w:b w:val="0"/>
+                <w:color w:val="30302F"/>
+                <w:sz w:val="20"/>
+              </w:rPr>
+              <w:t>0</w:t>
+            </w:r>
+          </w:p>
+        </w:tc>
+        <w:tc>
+          <w:tcPr>
+            <w:tcW w:type="dxa" w:w="1285"/>
+          </w:tcPr>
+          <w:p>
+            <w:pPr>
+              <w:spacing w:before="60" w:after="60"/>
+              <w:jc w:val="center"/>
+            </w:pPr>
+            <w:r/>
+            <w:r>
+              <w:rPr>
+                <w:rFonts w:ascii="Arial" w:hAnsi="Arial"/>
+                <w:b w:val="0"/>
+                <w:color w:val="30302F"/>
+                <w:sz w:val="20"/>
+              </w:rPr>
+              <w:t>0</w:t>
+            </w:r>
+          </w:p>
+        </w:tc>
+        <w:tc>
+          <w:tcPr>
+            <w:tcW w:type="dxa" w:w="1285"/>
           </w:tcPr>
           <w:p>
             <w:pPr>
@@ -5153,7 +9575,7 @@
         </w:tc>
         <w:tc>
           <w:tcPr>
-            <w:tcW w:type="dxa" w:w="1178"/>
+            <w:tcW w:type="dxa" w:w="1285"/>
           </w:tcPr>
           <w:p>
             <w:pPr>
@@ -5174,7 +9596,7 @@
         </w:tc>
         <w:tc>
           <w:tcPr>
-            <w:tcW w:type="dxa" w:w="1178"/>
+            <w:tcW w:type="dxa" w:w="1285"/>
           </w:tcPr>
           <w:p>
             <w:pPr>
@@ -5195,7 +9617,7 @@
         </w:tc>
         <w:tc>
           <w:tcPr>
-            <w:tcW w:type="dxa" w:w="1178"/>
+            <w:tcW w:type="dxa" w:w="1285"/>
           </w:tcPr>
           <w:p>
             <w:pPr>
@@ -5227,7 +9649,7 @@
           <w:color w:val="0A5455"/>
           <w:sz w:val="20"/>
         </w:rPr>
-        <w:t>Reading the combined table:</w:t>
+        <w:t>Reading the integrated SUT:</w:t>
       </w:r>
     </w:p>
     <w:p>
@@ -5241,7 +9663,7 @@
           <w:color w:val="30302F"/>
           <w:sz w:val="20"/>
         </w:rPr>
-        <w:t>Each row tells the complete story of one service. For example, fish provisioning: 120,000 kg comes from coral reefs, 45,000 kg from seagrass, and 15,000 kg from mangroves (total supply = 180,000 kg). All 180,000 kg is used by the fisheries sector (total use = 180,000 kg). The accounting identity -- total supply equals total use -- must hold for every row. This is a fundamental check on the account's consistency.</w:t>
+        <w:t>The integrated SUT shows the complete picture. Supply (top) shows ecosystems providing services. Use (bottom) shows who benefits. Total supply = Total use for each service. For example, fish provisioning: 120,000 kg from coral reefs + 45,000 from seagrass + 15,000 from mangroves = 180,000 kg total supply. All 180,000 kg is used by the fisheries sector = 180,000 kg total use. This accounting identity must hold for every row and is a fundamental check on the account's consistency. This is the standard SEEA EA output format (Table 7.1).</w:t>
       </w:r>
     </w:p>
     <w:sectPr>

--- a/s-s-event-bogor/print-notebooks/03-services/11-filled-example.docx
+++ b/s-s-event-bogor/print-notebooks/03-services/11-filled-example.docx
@@ -27,6 +27,7 @@
     <w:p>
       <w:pPr>
         <w:spacing w:before="80" w:after="80"/>
+        <w:keepNext w:val="true"/>
       </w:pPr>
       <w:r>
         <w:rPr>
@@ -66,6 +67,7 @@
           <w:insideH w:val="single" w:sz="4" w:color="404040"/>
           <w:insideV w:val="single" w:sz="4" w:color="404040"/>
         </w:tblBorders>
+        <w:tblLayout w:type="fixed"/>
       </w:tblPr>
       <w:tblGrid>
         <w:gridCol w:w="2020"/>
@@ -77,14 +79,18 @@
         <w:gridCol w:w="2020"/>
       </w:tblGrid>
       <w:tr>
-        <w:tc>
-          <w:tcPr>
-            <w:tcW w:type="dxa" w:w="2020"/>
+        <w:trPr>
+          <w:cantSplit w:val="true"/>
+        </w:trPr>
+        <w:tc>
+          <w:tcPr>
+            <w:tcW w:type="dxa" w:w="2578"/>
             <w:shd w:fill="3B9C7B"/>
           </w:tcPr>
           <w:p>
             <w:pPr>
               <w:jc w:val="center"/>
+              <w:keepNext w:val="true"/>
             </w:pPr>
             <w:r/>
             <w:r>
@@ -100,12 +106,13 @@
         </w:tc>
         <w:tc>
           <w:tcPr>
-            <w:tcW w:type="dxa" w:w="2020"/>
+            <w:tcW w:type="dxa" w:w="1641"/>
             <w:shd w:fill="3B9C7B"/>
           </w:tcPr>
           <w:p>
             <w:pPr>
               <w:jc w:val="center"/>
+              <w:keepNext w:val="true"/>
             </w:pPr>
             <w:r/>
             <w:r>
@@ -123,12 +130,13 @@
         </w:tc>
         <w:tc>
           <w:tcPr>
-            <w:tcW w:type="dxa" w:w="2020"/>
+            <w:tcW w:type="dxa" w:w="1289"/>
             <w:shd w:fill="3B9C7B"/>
           </w:tcPr>
           <w:p>
             <w:pPr>
               <w:jc w:val="center"/>
+              <w:keepNext w:val="true"/>
             </w:pPr>
             <w:r/>
             <w:r>
@@ -144,12 +152,13 @@
         </w:tc>
         <w:tc>
           <w:tcPr>
-            <w:tcW w:type="dxa" w:w="2020"/>
+            <w:tcW w:type="dxa" w:w="1289"/>
             <w:shd w:fill="3B9C7B"/>
           </w:tcPr>
           <w:p>
             <w:pPr>
               <w:jc w:val="center"/>
+              <w:keepNext w:val="true"/>
             </w:pPr>
             <w:r/>
             <w:r>
@@ -167,12 +176,13 @@
         </w:tc>
         <w:tc>
           <w:tcPr>
-            <w:tcW w:type="dxa" w:w="2020"/>
+            <w:tcW w:type="dxa" w:w="938"/>
             <w:shd w:fill="3B9C7B"/>
           </w:tcPr>
           <w:p>
             <w:pPr>
               <w:jc w:val="center"/>
+              <w:keepNext w:val="true"/>
             </w:pPr>
             <w:r/>
             <w:r>
@@ -190,12 +200,13 @@
         </w:tc>
         <w:tc>
           <w:tcPr>
-            <w:tcW w:type="dxa" w:w="2020"/>
+            <w:tcW w:type="dxa" w:w="1055"/>
             <w:shd w:fill="3B9C7B"/>
           </w:tcPr>
           <w:p>
             <w:pPr>
               <w:jc w:val="center"/>
+              <w:keepNext w:val="true"/>
             </w:pPr>
             <w:r/>
             <w:r>
@@ -213,12 +224,13 @@
         </w:tc>
         <w:tc>
           <w:tcPr>
-            <w:tcW w:type="dxa" w:w="2020"/>
+            <w:tcW w:type="dxa" w:w="848"/>
             <w:shd w:fill="3B9C7B"/>
           </w:tcPr>
           <w:p>
             <w:pPr>
               <w:jc w:val="center"/>
+              <w:keepNext w:val="true"/>
             </w:pPr>
             <w:r/>
             <w:r>
@@ -234,14 +246,18 @@
         </w:tc>
       </w:tr>
       <w:tr>
-        <w:tc>
-          <w:tcPr>
-            <w:tcW w:type="dxa" w:w="2020"/>
+        <w:trPr>
+          <w:cantSplit w:val="true"/>
+        </w:trPr>
+        <w:tc>
+          <w:tcPr>
+            <w:tcW w:type="dxa" w:w="2578"/>
             <w:shd w:fill="0A5455"/>
           </w:tcPr>
           <w:p>
             <w:pPr>
               <w:spacing w:before="60" w:after="60"/>
+              <w:keepNext w:val="true"/>
             </w:pPr>
             <w:r/>
             <w:r>
@@ -257,12 +273,13 @@
         </w:tc>
         <w:tc>
           <w:tcPr>
-            <w:tcW w:type="dxa" w:w="2020"/>
-          </w:tcPr>
-          <w:p>
-            <w:pPr>
-              <w:spacing w:before="60" w:after="60"/>
-              <w:jc w:val="center"/>
+            <w:tcW w:type="dxa" w:w="1641"/>
+          </w:tcPr>
+          <w:p>
+            <w:pPr>
+              <w:spacing w:before="60" w:after="60"/>
+              <w:jc w:val="center"/>
+              <w:keepNext w:val="true"/>
             </w:pPr>
             <w:r/>
             <w:r>
@@ -278,12 +295,13 @@
         </w:tc>
         <w:tc>
           <w:tcPr>
-            <w:tcW w:type="dxa" w:w="2020"/>
-          </w:tcPr>
-          <w:p>
-            <w:pPr>
-              <w:spacing w:before="60" w:after="60"/>
-              <w:jc w:val="center"/>
+            <w:tcW w:type="dxa" w:w="1289"/>
+          </w:tcPr>
+          <w:p>
+            <w:pPr>
+              <w:spacing w:before="60" w:after="60"/>
+              <w:jc w:val="center"/>
+              <w:keepNext w:val="true"/>
             </w:pPr>
             <w:r/>
             <w:r>
@@ -299,12 +317,13 @@
         </w:tc>
         <w:tc>
           <w:tcPr>
-            <w:tcW w:type="dxa" w:w="2020"/>
-          </w:tcPr>
-          <w:p>
-            <w:pPr>
-              <w:spacing w:before="60" w:after="60"/>
-              <w:jc w:val="center"/>
+            <w:tcW w:type="dxa" w:w="1289"/>
+          </w:tcPr>
+          <w:p>
+            <w:pPr>
+              <w:spacing w:before="60" w:after="60"/>
+              <w:jc w:val="center"/>
+              <w:keepNext w:val="true"/>
             </w:pPr>
             <w:r/>
             <w:r>
@@ -320,12 +339,13 @@
         </w:tc>
         <w:tc>
           <w:tcPr>
-            <w:tcW w:type="dxa" w:w="2020"/>
-          </w:tcPr>
-          <w:p>
-            <w:pPr>
-              <w:spacing w:before="60" w:after="60"/>
-              <w:jc w:val="center"/>
+            <w:tcW w:type="dxa" w:w="938"/>
+          </w:tcPr>
+          <w:p>
+            <w:pPr>
+              <w:spacing w:before="60" w:after="60"/>
+              <w:jc w:val="center"/>
+              <w:keepNext w:val="true"/>
             </w:pPr>
             <w:r/>
             <w:r>
@@ -341,12 +361,13 @@
         </w:tc>
         <w:tc>
           <w:tcPr>
-            <w:tcW w:type="dxa" w:w="2020"/>
-          </w:tcPr>
-          <w:p>
-            <w:pPr>
-              <w:spacing w:before="60" w:after="60"/>
-              <w:jc w:val="center"/>
+            <w:tcW w:type="dxa" w:w="1055"/>
+          </w:tcPr>
+          <w:p>
+            <w:pPr>
+              <w:spacing w:before="60" w:after="60"/>
+              <w:jc w:val="center"/>
+              <w:keepNext w:val="true"/>
             </w:pPr>
             <w:r/>
             <w:r>
@@ -362,12 +383,13 @@
         </w:tc>
         <w:tc>
           <w:tcPr>
-            <w:tcW w:type="dxa" w:w="2020"/>
-          </w:tcPr>
-          <w:p>
-            <w:pPr>
-              <w:spacing w:before="60" w:after="60"/>
-              <w:jc w:val="center"/>
+            <w:tcW w:type="dxa" w:w="848"/>
+          </w:tcPr>
+          <w:p>
+            <w:pPr>
+              <w:spacing w:before="60" w:after="60"/>
+              <w:jc w:val="center"/>
+              <w:keepNext w:val="true"/>
             </w:pPr>
             <w:r/>
             <w:r>
@@ -383,14 +405,18 @@
         </w:tc>
       </w:tr>
       <w:tr>
-        <w:tc>
-          <w:tcPr>
-            <w:tcW w:type="dxa" w:w="2020"/>
+        <w:trPr>
+          <w:cantSplit w:val="true"/>
+        </w:trPr>
+        <w:tc>
+          <w:tcPr>
+            <w:tcW w:type="dxa" w:w="2578"/>
             <w:shd w:fill="0A5455"/>
           </w:tcPr>
           <w:p>
             <w:pPr>
               <w:spacing w:before="60" w:after="60"/>
+              <w:keepNext w:val="true"/>
             </w:pPr>
             <w:r/>
             <w:r>
@@ -406,12 +432,13 @@
         </w:tc>
         <w:tc>
           <w:tcPr>
-            <w:tcW w:type="dxa" w:w="2020"/>
-          </w:tcPr>
-          <w:p>
-            <w:pPr>
-              <w:spacing w:before="60" w:after="60"/>
-              <w:jc w:val="center"/>
+            <w:tcW w:type="dxa" w:w="1641"/>
+          </w:tcPr>
+          <w:p>
+            <w:pPr>
+              <w:spacing w:before="60" w:after="60"/>
+              <w:jc w:val="center"/>
+              <w:keepNext w:val="true"/>
             </w:pPr>
             <w:r/>
             <w:r>
@@ -427,12 +454,13 @@
         </w:tc>
         <w:tc>
           <w:tcPr>
-            <w:tcW w:type="dxa" w:w="2020"/>
-          </w:tcPr>
-          <w:p>
-            <w:pPr>
-              <w:spacing w:before="60" w:after="60"/>
-              <w:jc w:val="center"/>
+            <w:tcW w:type="dxa" w:w="1289"/>
+          </w:tcPr>
+          <w:p>
+            <w:pPr>
+              <w:spacing w:before="60" w:after="60"/>
+              <w:jc w:val="center"/>
+              <w:keepNext w:val="true"/>
             </w:pPr>
             <w:r/>
             <w:r>
@@ -448,12 +476,13 @@
         </w:tc>
         <w:tc>
           <w:tcPr>
-            <w:tcW w:type="dxa" w:w="2020"/>
-          </w:tcPr>
-          <w:p>
-            <w:pPr>
-              <w:spacing w:before="60" w:after="60"/>
-              <w:jc w:val="center"/>
+            <w:tcW w:type="dxa" w:w="1289"/>
+          </w:tcPr>
+          <w:p>
+            <w:pPr>
+              <w:spacing w:before="60" w:after="60"/>
+              <w:jc w:val="center"/>
+              <w:keepNext w:val="true"/>
             </w:pPr>
             <w:r/>
             <w:r>
@@ -469,12 +498,13 @@
         </w:tc>
         <w:tc>
           <w:tcPr>
-            <w:tcW w:type="dxa" w:w="2020"/>
-          </w:tcPr>
-          <w:p>
-            <w:pPr>
-              <w:spacing w:before="60" w:after="60"/>
-              <w:jc w:val="center"/>
+            <w:tcW w:type="dxa" w:w="938"/>
+          </w:tcPr>
+          <w:p>
+            <w:pPr>
+              <w:spacing w:before="60" w:after="60"/>
+              <w:jc w:val="center"/>
+              <w:keepNext w:val="true"/>
             </w:pPr>
             <w:r/>
             <w:r>
@@ -490,12 +520,13 @@
         </w:tc>
         <w:tc>
           <w:tcPr>
-            <w:tcW w:type="dxa" w:w="2020"/>
-          </w:tcPr>
-          <w:p>
-            <w:pPr>
-              <w:spacing w:before="60" w:after="60"/>
-              <w:jc w:val="center"/>
+            <w:tcW w:type="dxa" w:w="1055"/>
+          </w:tcPr>
+          <w:p>
+            <w:pPr>
+              <w:spacing w:before="60" w:after="60"/>
+              <w:jc w:val="center"/>
+              <w:keepNext w:val="true"/>
             </w:pPr>
             <w:r/>
             <w:r>
@@ -511,12 +542,13 @@
         </w:tc>
         <w:tc>
           <w:tcPr>
-            <w:tcW w:type="dxa" w:w="2020"/>
-          </w:tcPr>
-          <w:p>
-            <w:pPr>
-              <w:spacing w:before="60" w:after="60"/>
-              <w:jc w:val="center"/>
+            <w:tcW w:type="dxa" w:w="848"/>
+          </w:tcPr>
+          <w:p>
+            <w:pPr>
+              <w:spacing w:before="60" w:after="60"/>
+              <w:jc w:val="center"/>
+              <w:keepNext w:val="true"/>
             </w:pPr>
             <w:r/>
             <w:r>
@@ -532,9 +564,12 @@
         </w:tc>
       </w:tr>
       <w:tr>
-        <w:tc>
-          <w:tcPr>
-            <w:tcW w:type="dxa" w:w="2020"/>
+        <w:trPr>
+          <w:cantSplit w:val="true"/>
+        </w:trPr>
+        <w:tc>
+          <w:tcPr>
+            <w:tcW w:type="dxa" w:w="2578"/>
             <w:shd w:fill="0A5455"/>
           </w:tcPr>
           <w:p>
@@ -555,7 +590,7 @@
         </w:tc>
         <w:tc>
           <w:tcPr>
-            <w:tcW w:type="dxa" w:w="2020"/>
+            <w:tcW w:type="dxa" w:w="1641"/>
           </w:tcPr>
           <w:p>
             <w:pPr>
@@ -576,7 +611,7 @@
         </w:tc>
         <w:tc>
           <w:tcPr>
-            <w:tcW w:type="dxa" w:w="2020"/>
+            <w:tcW w:type="dxa" w:w="1289"/>
           </w:tcPr>
           <w:p>
             <w:pPr>
@@ -597,7 +632,7 @@
         </w:tc>
         <w:tc>
           <w:tcPr>
-            <w:tcW w:type="dxa" w:w="2020"/>
+            <w:tcW w:type="dxa" w:w="1289"/>
           </w:tcPr>
           <w:p>
             <w:pPr>
@@ -618,7 +653,7 @@
         </w:tc>
         <w:tc>
           <w:tcPr>
-            <w:tcW w:type="dxa" w:w="2020"/>
+            <w:tcW w:type="dxa" w:w="938"/>
           </w:tcPr>
           <w:p>
             <w:pPr>
@@ -639,7 +674,7 @@
         </w:tc>
         <w:tc>
           <w:tcPr>
-            <w:tcW w:type="dxa" w:w="2020"/>
+            <w:tcW w:type="dxa" w:w="1055"/>
           </w:tcPr>
           <w:p>
             <w:pPr>
@@ -660,7 +695,7 @@
         </w:tc>
         <w:tc>
           <w:tcPr>
-            <w:tcW w:type="dxa" w:w="2020"/>
+            <w:tcW w:type="dxa" w:w="848"/>
           </w:tcPr>
           <w:p>
             <w:pPr>
@@ -681,9 +716,12 @@
         </w:tc>
       </w:tr>
       <w:tr>
-        <w:tc>
-          <w:tcPr>
-            <w:tcW w:type="dxa" w:w="2020"/>
+        <w:trPr>
+          <w:cantSplit w:val="true"/>
+        </w:trPr>
+        <w:tc>
+          <w:tcPr>
+            <w:tcW w:type="dxa" w:w="2578"/>
             <w:shd w:fill="0A5455"/>
           </w:tcPr>
           <w:p>
@@ -704,7 +742,7 @@
         </w:tc>
         <w:tc>
           <w:tcPr>
-            <w:tcW w:type="dxa" w:w="2020"/>
+            <w:tcW w:type="dxa" w:w="1641"/>
           </w:tcPr>
           <w:p>
             <w:pPr>
@@ -725,7 +763,7 @@
         </w:tc>
         <w:tc>
           <w:tcPr>
-            <w:tcW w:type="dxa" w:w="2020"/>
+            <w:tcW w:type="dxa" w:w="1289"/>
           </w:tcPr>
           <w:p>
             <w:pPr>
@@ -748,7 +786,7 @@
         </w:tc>
         <w:tc>
           <w:tcPr>
-            <w:tcW w:type="dxa" w:w="2020"/>
+            <w:tcW w:type="dxa" w:w="1289"/>
           </w:tcPr>
           <w:p>
             <w:pPr>
@@ -769,7 +807,7 @@
         </w:tc>
         <w:tc>
           <w:tcPr>
-            <w:tcW w:type="dxa" w:w="2020"/>
+            <w:tcW w:type="dxa" w:w="938"/>
           </w:tcPr>
           <w:p>
             <w:pPr>
@@ -790,7 +828,7 @@
         </w:tc>
         <w:tc>
           <w:tcPr>
-            <w:tcW w:type="dxa" w:w="2020"/>
+            <w:tcW w:type="dxa" w:w="1055"/>
           </w:tcPr>
           <w:p>
             <w:pPr>
@@ -811,7 +849,7 @@
         </w:tc>
         <w:tc>
           <w:tcPr>
-            <w:tcW w:type="dxa" w:w="2020"/>
+            <w:tcW w:type="dxa" w:w="848"/>
           </w:tcPr>
           <w:p>
             <w:pPr>
@@ -832,9 +870,12 @@
         </w:tc>
       </w:tr>
       <w:tr>
-        <w:tc>
-          <w:tcPr>
-            <w:tcW w:type="dxa" w:w="2020"/>
+        <w:trPr>
+          <w:cantSplit w:val="true"/>
+        </w:trPr>
+        <w:tc>
+          <w:tcPr>
+            <w:tcW w:type="dxa" w:w="2578"/>
             <w:shd w:fill="0A5455"/>
           </w:tcPr>
           <w:p>
@@ -855,7 +896,7 @@
         </w:tc>
         <w:tc>
           <w:tcPr>
-            <w:tcW w:type="dxa" w:w="2020"/>
+            <w:tcW w:type="dxa" w:w="1641"/>
           </w:tcPr>
           <w:p>
             <w:pPr>
@@ -876,7 +917,7 @@
         </w:tc>
         <w:tc>
           <w:tcPr>
-            <w:tcW w:type="dxa" w:w="2020"/>
+            <w:tcW w:type="dxa" w:w="1289"/>
           </w:tcPr>
           <w:p>
             <w:pPr>
@@ -899,7 +940,7 @@
         </w:tc>
         <w:tc>
           <w:tcPr>
-            <w:tcW w:type="dxa" w:w="2020"/>
+            <w:tcW w:type="dxa" w:w="1289"/>
           </w:tcPr>
           <w:p>
             <w:pPr>
@@ -920,7 +961,7 @@
         </w:tc>
         <w:tc>
           <w:tcPr>
-            <w:tcW w:type="dxa" w:w="2020"/>
+            <w:tcW w:type="dxa" w:w="938"/>
           </w:tcPr>
           <w:p>
             <w:pPr>
@@ -941,7 +982,7 @@
         </w:tc>
         <w:tc>
           <w:tcPr>
-            <w:tcW w:type="dxa" w:w="2020"/>
+            <w:tcW w:type="dxa" w:w="1055"/>
           </w:tcPr>
           <w:p>
             <w:pPr>
@@ -962,7 +1003,7 @@
         </w:tc>
         <w:tc>
           <w:tcPr>
-            <w:tcW w:type="dxa" w:w="2020"/>
+            <w:tcW w:type="dxa" w:w="848"/>
           </w:tcPr>
           <w:p>
             <w:pPr>
@@ -983,9 +1024,12 @@
         </w:tc>
       </w:tr>
       <w:tr>
-        <w:tc>
-          <w:tcPr>
-            <w:tcW w:type="dxa" w:w="2020"/>
+        <w:trPr>
+          <w:cantSplit w:val="true"/>
+        </w:trPr>
+        <w:tc>
+          <w:tcPr>
+            <w:tcW w:type="dxa" w:w="2578"/>
             <w:shd w:fill="0A5455"/>
           </w:tcPr>
           <w:p>
@@ -1008,7 +1052,7 @@
         </w:tc>
         <w:tc>
           <w:tcPr>
-            <w:tcW w:type="dxa" w:w="2020"/>
+            <w:tcW w:type="dxa" w:w="1641"/>
           </w:tcPr>
           <w:p>
             <w:pPr>
@@ -1029,7 +1073,7 @@
         </w:tc>
         <w:tc>
           <w:tcPr>
-            <w:tcW w:type="dxa" w:w="2020"/>
+            <w:tcW w:type="dxa" w:w="1289"/>
           </w:tcPr>
           <w:p>
             <w:pPr>
@@ -1050,7 +1094,7 @@
         </w:tc>
         <w:tc>
           <w:tcPr>
-            <w:tcW w:type="dxa" w:w="2020"/>
+            <w:tcW w:type="dxa" w:w="1289"/>
           </w:tcPr>
           <w:p>
             <w:pPr>
@@ -1071,7 +1115,7 @@
         </w:tc>
         <w:tc>
           <w:tcPr>
-            <w:tcW w:type="dxa" w:w="2020"/>
+            <w:tcW w:type="dxa" w:w="938"/>
           </w:tcPr>
           <w:p>
             <w:pPr>
@@ -1092,7 +1136,7 @@
         </w:tc>
         <w:tc>
           <w:tcPr>
-            <w:tcW w:type="dxa" w:w="2020"/>
+            <w:tcW w:type="dxa" w:w="1055"/>
           </w:tcPr>
           <w:p>
             <w:pPr>
@@ -1113,7 +1157,7 @@
         </w:tc>
         <w:tc>
           <w:tcPr>
-            <w:tcW w:type="dxa" w:w="2020"/>
+            <w:tcW w:type="dxa" w:w="848"/>
           </w:tcPr>
           <w:p>
             <w:pPr>
@@ -1134,9 +1178,12 @@
         </w:tc>
       </w:tr>
       <w:tr>
-        <w:tc>
-          <w:tcPr>
-            <w:tcW w:type="dxa" w:w="2020"/>
+        <w:trPr>
+          <w:cantSplit w:val="true"/>
+        </w:trPr>
+        <w:tc>
+          <w:tcPr>
+            <w:tcW w:type="dxa" w:w="2578"/>
             <w:shd w:fill="0A5455"/>
           </w:tcPr>
           <w:p>
@@ -1159,7 +1206,7 @@
         </w:tc>
         <w:tc>
           <w:tcPr>
-            <w:tcW w:type="dxa" w:w="2020"/>
+            <w:tcW w:type="dxa" w:w="1641"/>
           </w:tcPr>
           <w:p>
             <w:pPr>
@@ -1180,7 +1227,7 @@
         </w:tc>
         <w:tc>
           <w:tcPr>
-            <w:tcW w:type="dxa" w:w="2020"/>
+            <w:tcW w:type="dxa" w:w="1289"/>
           </w:tcPr>
           <w:p>
             <w:pPr>
@@ -1201,7 +1248,7 @@
         </w:tc>
         <w:tc>
           <w:tcPr>
-            <w:tcW w:type="dxa" w:w="2020"/>
+            <w:tcW w:type="dxa" w:w="1289"/>
           </w:tcPr>
           <w:p>
             <w:pPr>
@@ -1222,7 +1269,7 @@
         </w:tc>
         <w:tc>
           <w:tcPr>
-            <w:tcW w:type="dxa" w:w="2020"/>
+            <w:tcW w:type="dxa" w:w="938"/>
           </w:tcPr>
           <w:p>
             <w:pPr>
@@ -1243,7 +1290,7 @@
         </w:tc>
         <w:tc>
           <w:tcPr>
-            <w:tcW w:type="dxa" w:w="2020"/>
+            <w:tcW w:type="dxa" w:w="1055"/>
           </w:tcPr>
           <w:p>
             <w:pPr>
@@ -1264,7 +1311,7 @@
         </w:tc>
         <w:tc>
           <w:tcPr>
-            <w:tcW w:type="dxa" w:w="2020"/>
+            <w:tcW w:type="dxa" w:w="848"/>
           </w:tcPr>
           <w:p>
             <w:pPr>
@@ -1285,9 +1332,12 @@
         </w:tc>
       </w:tr>
       <w:tr>
-        <w:tc>
-          <w:tcPr>
-            <w:tcW w:type="dxa" w:w="2020"/>
+        <w:trPr>
+          <w:cantSplit w:val="true"/>
+        </w:trPr>
+        <w:tc>
+          <w:tcPr>
+            <w:tcW w:type="dxa" w:w="2578"/>
             <w:shd w:fill="0A5455"/>
           </w:tcPr>
           <w:p>
@@ -1310,7 +1360,7 @@
         </w:tc>
         <w:tc>
           <w:tcPr>
-            <w:tcW w:type="dxa" w:w="2020"/>
+            <w:tcW w:type="dxa" w:w="1641"/>
           </w:tcPr>
           <w:p>
             <w:pPr>
@@ -1331,7 +1381,7 @@
         </w:tc>
         <w:tc>
           <w:tcPr>
-            <w:tcW w:type="dxa" w:w="2020"/>
+            <w:tcW w:type="dxa" w:w="1289"/>
           </w:tcPr>
           <w:p>
             <w:pPr>
@@ -1352,7 +1402,7 @@
         </w:tc>
         <w:tc>
           <w:tcPr>
-            <w:tcW w:type="dxa" w:w="2020"/>
+            <w:tcW w:type="dxa" w:w="1289"/>
           </w:tcPr>
           <w:p>
             <w:pPr>
@@ -1373,7 +1423,7 @@
         </w:tc>
         <w:tc>
           <w:tcPr>
-            <w:tcW w:type="dxa" w:w="2020"/>
+            <w:tcW w:type="dxa" w:w="938"/>
           </w:tcPr>
           <w:p>
             <w:pPr>
@@ -1394,7 +1444,7 @@
         </w:tc>
         <w:tc>
           <w:tcPr>
-            <w:tcW w:type="dxa" w:w="2020"/>
+            <w:tcW w:type="dxa" w:w="1055"/>
           </w:tcPr>
           <w:p>
             <w:pPr>
@@ -1415,7 +1465,7 @@
         </w:tc>
         <w:tc>
           <w:tcPr>
-            <w:tcW w:type="dxa" w:w="2020"/>
+            <w:tcW w:type="dxa" w:w="848"/>
           </w:tcPr>
           <w:p>
             <w:pPr>
@@ -1436,9 +1486,12 @@
         </w:tc>
       </w:tr>
       <w:tr>
-        <w:tc>
-          <w:tcPr>
-            <w:tcW w:type="dxa" w:w="2020"/>
+        <w:trPr>
+          <w:cantSplit w:val="true"/>
+        </w:trPr>
+        <w:tc>
+          <w:tcPr>
+            <w:tcW w:type="dxa" w:w="2578"/>
             <w:shd w:fill="0A5455"/>
           </w:tcPr>
           <w:p>
@@ -1461,7 +1514,7 @@
         </w:tc>
         <w:tc>
           <w:tcPr>
-            <w:tcW w:type="dxa" w:w="2020"/>
+            <w:tcW w:type="dxa" w:w="1641"/>
           </w:tcPr>
           <w:p>
             <w:pPr>
@@ -1482,7 +1535,7 @@
         </w:tc>
         <w:tc>
           <w:tcPr>
-            <w:tcW w:type="dxa" w:w="2020"/>
+            <w:tcW w:type="dxa" w:w="1289"/>
           </w:tcPr>
           <w:p>
             <w:pPr>
@@ -1503,7 +1556,7 @@
         </w:tc>
         <w:tc>
           <w:tcPr>
-            <w:tcW w:type="dxa" w:w="2020"/>
+            <w:tcW w:type="dxa" w:w="1289"/>
           </w:tcPr>
           <w:p>
             <w:pPr>
@@ -1524,7 +1577,7 @@
         </w:tc>
         <w:tc>
           <w:tcPr>
-            <w:tcW w:type="dxa" w:w="2020"/>
+            <w:tcW w:type="dxa" w:w="938"/>
           </w:tcPr>
           <w:p>
             <w:pPr>
@@ -1545,7 +1598,7 @@
         </w:tc>
         <w:tc>
           <w:tcPr>
-            <w:tcW w:type="dxa" w:w="2020"/>
+            <w:tcW w:type="dxa" w:w="1055"/>
           </w:tcPr>
           <w:p>
             <w:pPr>
@@ -1566,7 +1619,7 @@
         </w:tc>
         <w:tc>
           <w:tcPr>
-            <w:tcW w:type="dxa" w:w="2020"/>
+            <w:tcW w:type="dxa" w:w="848"/>
           </w:tcPr>
           <w:p>
             <w:pPr>
@@ -1590,6 +1643,7 @@
     <w:p>
       <w:pPr>
         <w:spacing w:before="80" w:after="80"/>
+        <w:keepNext w:val="true"/>
       </w:pPr>
       <w:r>
         <w:rPr>
@@ -1633,6 +1687,7 @@
           <w:insideH w:val="single" w:sz="4" w:color="404040"/>
           <w:insideV w:val="single" w:sz="4" w:color="404040"/>
         </w:tblBorders>
+        <w:tblLayout w:type="fixed"/>
       </w:tblPr>
       <w:tblGrid>
         <w:gridCol w:w="2020"/>
@@ -1644,14 +1699,18 @@
         <w:gridCol w:w="2020"/>
       </w:tblGrid>
       <w:tr>
-        <w:tc>
-          <w:tcPr>
-            <w:tcW w:type="dxa" w:w="2020"/>
+        <w:trPr>
+          <w:cantSplit w:val="true"/>
+        </w:trPr>
+        <w:tc>
+          <w:tcPr>
+            <w:tcW w:type="dxa" w:w="2381"/>
             <w:shd w:fill="3B9C7B"/>
           </w:tcPr>
           <w:p>
             <w:pPr>
               <w:jc w:val="center"/>
+              <w:keepNext w:val="true"/>
             </w:pPr>
             <w:r/>
             <w:r>
@@ -1667,12 +1726,13 @@
         </w:tc>
         <w:tc>
           <w:tcPr>
-            <w:tcW w:type="dxa" w:w="2020"/>
+            <w:tcW w:type="dxa" w:w="1928"/>
             <w:shd w:fill="3B9C7B"/>
           </w:tcPr>
           <w:p>
             <w:pPr>
               <w:jc w:val="center"/>
+              <w:keepNext w:val="true"/>
             </w:pPr>
             <w:r/>
             <w:r>
@@ -1690,12 +1750,13 @@
         </w:tc>
         <w:tc>
           <w:tcPr>
-            <w:tcW w:type="dxa" w:w="2020"/>
+            <w:tcW w:type="dxa" w:w="1134"/>
             <w:shd w:fill="3B9C7B"/>
           </w:tcPr>
           <w:p>
             <w:pPr>
               <w:jc w:val="center"/>
+              <w:keepNext w:val="true"/>
             </w:pPr>
             <w:r/>
             <w:r>
@@ -1713,12 +1774,13 @@
         </w:tc>
         <w:tc>
           <w:tcPr>
-            <w:tcW w:type="dxa" w:w="2020"/>
+            <w:tcW w:type="dxa" w:w="1247"/>
             <w:shd w:fill="3B9C7B"/>
           </w:tcPr>
           <w:p>
             <w:pPr>
               <w:jc w:val="center"/>
+              <w:keepNext w:val="true"/>
             </w:pPr>
             <w:r/>
             <w:r>
@@ -1736,12 +1798,13 @@
         </w:tc>
         <w:tc>
           <w:tcPr>
-            <w:tcW w:type="dxa" w:w="2020"/>
+            <w:tcW w:type="dxa" w:w="907"/>
             <w:shd w:fill="3B9C7B"/>
           </w:tcPr>
           <w:p>
             <w:pPr>
               <w:jc w:val="center"/>
+              <w:keepNext w:val="true"/>
             </w:pPr>
             <w:r/>
             <w:r>
@@ -1759,12 +1822,13 @@
         </w:tc>
         <w:tc>
           <w:tcPr>
-            <w:tcW w:type="dxa" w:w="2020"/>
+            <w:tcW w:type="dxa" w:w="1020"/>
             <w:shd w:fill="3B9C7B"/>
           </w:tcPr>
           <w:p>
             <w:pPr>
               <w:jc w:val="center"/>
+              <w:keepNext w:val="true"/>
             </w:pPr>
             <w:r/>
             <w:r>
@@ -1782,12 +1846,13 @@
         </w:tc>
         <w:tc>
           <w:tcPr>
-            <w:tcW w:type="dxa" w:w="2020"/>
+            <w:tcW w:type="dxa" w:w="1020"/>
             <w:shd w:fill="3B9C7B"/>
           </w:tcPr>
           <w:p>
             <w:pPr>
               <w:jc w:val="center"/>
+              <w:keepNext w:val="true"/>
             </w:pPr>
             <w:r/>
             <w:r>
@@ -1805,14 +1870,18 @@
         </w:tc>
       </w:tr>
       <w:tr>
-        <w:tc>
-          <w:tcPr>
-            <w:tcW w:type="dxa" w:w="2020"/>
+        <w:trPr>
+          <w:cantSplit w:val="true"/>
+        </w:trPr>
+        <w:tc>
+          <w:tcPr>
+            <w:tcW w:type="dxa" w:w="2381"/>
             <w:shd w:fill="0A5455"/>
           </w:tcPr>
           <w:p>
             <w:pPr>
               <w:spacing w:before="60" w:after="60"/>
+              <w:keepNext w:val="true"/>
             </w:pPr>
             <w:r/>
             <w:r>
@@ -1828,12 +1897,13 @@
         </w:tc>
         <w:tc>
           <w:tcPr>
-            <w:tcW w:type="dxa" w:w="2020"/>
-          </w:tcPr>
-          <w:p>
-            <w:pPr>
-              <w:spacing w:before="60" w:after="60"/>
-              <w:jc w:val="center"/>
+            <w:tcW w:type="dxa" w:w="1928"/>
+          </w:tcPr>
+          <w:p>
+            <w:pPr>
+              <w:spacing w:before="60" w:after="60"/>
+              <w:jc w:val="center"/>
+              <w:keepNext w:val="true"/>
             </w:pPr>
             <w:r/>
             <w:r>
@@ -1849,12 +1919,13 @@
         </w:tc>
         <w:tc>
           <w:tcPr>
-            <w:tcW w:type="dxa" w:w="2020"/>
-          </w:tcPr>
-          <w:p>
-            <w:pPr>
-              <w:spacing w:before="60" w:after="60"/>
-              <w:jc w:val="center"/>
+            <w:tcW w:type="dxa" w:w="1134"/>
+          </w:tcPr>
+          <w:p>
+            <w:pPr>
+              <w:spacing w:before="60" w:after="60"/>
+              <w:jc w:val="center"/>
+              <w:keepNext w:val="true"/>
             </w:pPr>
             <w:r/>
             <w:r>
@@ -1870,12 +1941,13 @@
         </w:tc>
         <w:tc>
           <w:tcPr>
-            <w:tcW w:type="dxa" w:w="2020"/>
-          </w:tcPr>
-          <w:p>
-            <w:pPr>
-              <w:spacing w:before="60" w:after="60"/>
-              <w:jc w:val="center"/>
+            <w:tcW w:type="dxa" w:w="1247"/>
+          </w:tcPr>
+          <w:p>
+            <w:pPr>
+              <w:spacing w:before="60" w:after="60"/>
+              <w:jc w:val="center"/>
+              <w:keepNext w:val="true"/>
             </w:pPr>
             <w:r/>
             <w:r>
@@ -1891,12 +1963,13 @@
         </w:tc>
         <w:tc>
           <w:tcPr>
-            <w:tcW w:type="dxa" w:w="2020"/>
-          </w:tcPr>
-          <w:p>
-            <w:pPr>
-              <w:spacing w:before="60" w:after="60"/>
-              <w:jc w:val="center"/>
+            <w:tcW w:type="dxa" w:w="907"/>
+          </w:tcPr>
+          <w:p>
+            <w:pPr>
+              <w:spacing w:before="60" w:after="60"/>
+              <w:jc w:val="center"/>
+              <w:keepNext w:val="true"/>
             </w:pPr>
             <w:r/>
             <w:r>
@@ -1912,12 +1985,13 @@
         </w:tc>
         <w:tc>
           <w:tcPr>
-            <w:tcW w:type="dxa" w:w="2020"/>
-          </w:tcPr>
-          <w:p>
-            <w:pPr>
-              <w:spacing w:before="60" w:after="60"/>
-              <w:jc w:val="center"/>
+            <w:tcW w:type="dxa" w:w="1020"/>
+          </w:tcPr>
+          <w:p>
+            <w:pPr>
+              <w:spacing w:before="60" w:after="60"/>
+              <w:jc w:val="center"/>
+              <w:keepNext w:val="true"/>
             </w:pPr>
             <w:r/>
             <w:r>
@@ -1933,12 +2007,13 @@
         </w:tc>
         <w:tc>
           <w:tcPr>
-            <w:tcW w:type="dxa" w:w="2020"/>
-          </w:tcPr>
-          <w:p>
-            <w:pPr>
-              <w:spacing w:before="60" w:after="60"/>
-              <w:jc w:val="center"/>
+            <w:tcW w:type="dxa" w:w="1020"/>
+          </w:tcPr>
+          <w:p>
+            <w:pPr>
+              <w:spacing w:before="60" w:after="60"/>
+              <w:jc w:val="center"/>
+              <w:keepNext w:val="true"/>
             </w:pPr>
             <w:r/>
             <w:r>
@@ -1954,14 +2029,18 @@
         </w:tc>
       </w:tr>
       <w:tr>
-        <w:tc>
-          <w:tcPr>
-            <w:tcW w:type="dxa" w:w="2020"/>
+        <w:trPr>
+          <w:cantSplit w:val="true"/>
+        </w:trPr>
+        <w:tc>
+          <w:tcPr>
+            <w:tcW w:type="dxa" w:w="2381"/>
             <w:shd w:fill="0A5455"/>
           </w:tcPr>
           <w:p>
             <w:pPr>
               <w:spacing w:before="60" w:after="60"/>
+              <w:keepNext w:val="true"/>
             </w:pPr>
             <w:r/>
             <w:r>
@@ -1977,12 +2056,13 @@
         </w:tc>
         <w:tc>
           <w:tcPr>
-            <w:tcW w:type="dxa" w:w="2020"/>
-          </w:tcPr>
-          <w:p>
-            <w:pPr>
-              <w:spacing w:before="60" w:after="60"/>
-              <w:jc w:val="center"/>
+            <w:tcW w:type="dxa" w:w="1928"/>
+          </w:tcPr>
+          <w:p>
+            <w:pPr>
+              <w:spacing w:before="60" w:after="60"/>
+              <w:jc w:val="center"/>
+              <w:keepNext w:val="true"/>
             </w:pPr>
             <w:r/>
             <w:r>
@@ -1998,12 +2078,13 @@
         </w:tc>
         <w:tc>
           <w:tcPr>
-            <w:tcW w:type="dxa" w:w="2020"/>
-          </w:tcPr>
-          <w:p>
-            <w:pPr>
-              <w:spacing w:before="60" w:after="60"/>
-              <w:jc w:val="center"/>
+            <w:tcW w:type="dxa" w:w="1134"/>
+          </w:tcPr>
+          <w:p>
+            <w:pPr>
+              <w:spacing w:before="60" w:after="60"/>
+              <w:jc w:val="center"/>
+              <w:keepNext w:val="true"/>
             </w:pPr>
             <w:r/>
             <w:r>
@@ -2019,12 +2100,13 @@
         </w:tc>
         <w:tc>
           <w:tcPr>
-            <w:tcW w:type="dxa" w:w="2020"/>
-          </w:tcPr>
-          <w:p>
-            <w:pPr>
-              <w:spacing w:before="60" w:after="60"/>
-              <w:jc w:val="center"/>
+            <w:tcW w:type="dxa" w:w="1247"/>
+          </w:tcPr>
+          <w:p>
+            <w:pPr>
+              <w:spacing w:before="60" w:after="60"/>
+              <w:jc w:val="center"/>
+              <w:keepNext w:val="true"/>
             </w:pPr>
             <w:r/>
             <w:r>
@@ -2040,12 +2122,13 @@
         </w:tc>
         <w:tc>
           <w:tcPr>
-            <w:tcW w:type="dxa" w:w="2020"/>
-          </w:tcPr>
-          <w:p>
-            <w:pPr>
-              <w:spacing w:before="60" w:after="60"/>
-              <w:jc w:val="center"/>
+            <w:tcW w:type="dxa" w:w="907"/>
+          </w:tcPr>
+          <w:p>
+            <w:pPr>
+              <w:spacing w:before="60" w:after="60"/>
+              <w:jc w:val="center"/>
+              <w:keepNext w:val="true"/>
             </w:pPr>
             <w:r/>
             <w:r>
@@ -2061,12 +2144,13 @@
         </w:tc>
         <w:tc>
           <w:tcPr>
-            <w:tcW w:type="dxa" w:w="2020"/>
-          </w:tcPr>
-          <w:p>
-            <w:pPr>
-              <w:spacing w:before="60" w:after="60"/>
-              <w:jc w:val="center"/>
+            <w:tcW w:type="dxa" w:w="1020"/>
+          </w:tcPr>
+          <w:p>
+            <w:pPr>
+              <w:spacing w:before="60" w:after="60"/>
+              <w:jc w:val="center"/>
+              <w:keepNext w:val="true"/>
             </w:pPr>
             <w:r/>
             <w:r>
@@ -2082,12 +2166,13 @@
         </w:tc>
         <w:tc>
           <w:tcPr>
-            <w:tcW w:type="dxa" w:w="2020"/>
-          </w:tcPr>
-          <w:p>
-            <w:pPr>
-              <w:spacing w:before="60" w:after="60"/>
-              <w:jc w:val="center"/>
+            <w:tcW w:type="dxa" w:w="1020"/>
+          </w:tcPr>
+          <w:p>
+            <w:pPr>
+              <w:spacing w:before="60" w:after="60"/>
+              <w:jc w:val="center"/>
+              <w:keepNext w:val="true"/>
             </w:pPr>
             <w:r/>
             <w:r>
@@ -2103,9 +2188,12 @@
         </w:tc>
       </w:tr>
       <w:tr>
-        <w:tc>
-          <w:tcPr>
-            <w:tcW w:type="dxa" w:w="2020"/>
+        <w:trPr>
+          <w:cantSplit w:val="true"/>
+        </w:trPr>
+        <w:tc>
+          <w:tcPr>
+            <w:tcW w:type="dxa" w:w="2381"/>
             <w:shd w:fill="0A5455"/>
           </w:tcPr>
           <w:p>
@@ -2126,7 +2214,7 @@
         </w:tc>
         <w:tc>
           <w:tcPr>
-            <w:tcW w:type="dxa" w:w="2020"/>
+            <w:tcW w:type="dxa" w:w="1928"/>
           </w:tcPr>
           <w:p>
             <w:pPr>
@@ -2149,7 +2237,7 @@
         </w:tc>
         <w:tc>
           <w:tcPr>
-            <w:tcW w:type="dxa" w:w="2020"/>
+            <w:tcW w:type="dxa" w:w="1134"/>
           </w:tcPr>
           <w:p>
             <w:pPr>
@@ -2170,7 +2258,7 @@
         </w:tc>
         <w:tc>
           <w:tcPr>
-            <w:tcW w:type="dxa" w:w="2020"/>
+            <w:tcW w:type="dxa" w:w="1247"/>
           </w:tcPr>
           <w:p>
             <w:pPr>
@@ -2191,7 +2279,7 @@
         </w:tc>
         <w:tc>
           <w:tcPr>
-            <w:tcW w:type="dxa" w:w="2020"/>
+            <w:tcW w:type="dxa" w:w="907"/>
           </w:tcPr>
           <w:p>
             <w:pPr>
@@ -2212,7 +2300,7 @@
         </w:tc>
         <w:tc>
           <w:tcPr>
-            <w:tcW w:type="dxa" w:w="2020"/>
+            <w:tcW w:type="dxa" w:w="1020"/>
           </w:tcPr>
           <w:p>
             <w:pPr>
@@ -2233,7 +2321,7 @@
         </w:tc>
         <w:tc>
           <w:tcPr>
-            <w:tcW w:type="dxa" w:w="2020"/>
+            <w:tcW w:type="dxa" w:w="1020"/>
           </w:tcPr>
           <w:p>
             <w:pPr>
@@ -2254,9 +2342,12 @@
         </w:tc>
       </w:tr>
       <w:tr>
-        <w:tc>
-          <w:tcPr>
-            <w:tcW w:type="dxa" w:w="2020"/>
+        <w:trPr>
+          <w:cantSplit w:val="true"/>
+        </w:trPr>
+        <w:tc>
+          <w:tcPr>
+            <w:tcW w:type="dxa" w:w="2381"/>
             <w:shd w:fill="0A5455"/>
           </w:tcPr>
           <w:p>
@@ -2277,7 +2368,7 @@
         </w:tc>
         <w:tc>
           <w:tcPr>
-            <w:tcW w:type="dxa" w:w="2020"/>
+            <w:tcW w:type="dxa" w:w="1928"/>
           </w:tcPr>
           <w:p>
             <w:pPr>
@@ -2300,7 +2391,7 @@
         </w:tc>
         <w:tc>
           <w:tcPr>
-            <w:tcW w:type="dxa" w:w="2020"/>
+            <w:tcW w:type="dxa" w:w="1134"/>
           </w:tcPr>
           <w:p>
             <w:pPr>
@@ -2321,7 +2412,7 @@
         </w:tc>
         <w:tc>
           <w:tcPr>
-            <w:tcW w:type="dxa" w:w="2020"/>
+            <w:tcW w:type="dxa" w:w="1247"/>
           </w:tcPr>
           <w:p>
             <w:pPr>
@@ -2342,7 +2433,7 @@
         </w:tc>
         <w:tc>
           <w:tcPr>
-            <w:tcW w:type="dxa" w:w="2020"/>
+            <w:tcW w:type="dxa" w:w="907"/>
           </w:tcPr>
           <w:p>
             <w:pPr>
@@ -2363,7 +2454,7 @@
         </w:tc>
         <w:tc>
           <w:tcPr>
-            <w:tcW w:type="dxa" w:w="2020"/>
+            <w:tcW w:type="dxa" w:w="1020"/>
           </w:tcPr>
           <w:p>
             <w:pPr>
@@ -2384,7 +2475,7 @@
         </w:tc>
         <w:tc>
           <w:tcPr>
-            <w:tcW w:type="dxa" w:w="2020"/>
+            <w:tcW w:type="dxa" w:w="1020"/>
           </w:tcPr>
           <w:p>
             <w:pPr>
@@ -2405,9 +2496,12 @@
         </w:tc>
       </w:tr>
       <w:tr>
-        <w:tc>
-          <w:tcPr>
-            <w:tcW w:type="dxa" w:w="2020"/>
+        <w:trPr>
+          <w:cantSplit w:val="true"/>
+        </w:trPr>
+        <w:tc>
+          <w:tcPr>
+            <w:tcW w:type="dxa" w:w="2381"/>
             <w:shd w:fill="0A5455"/>
           </w:tcPr>
           <w:p>
@@ -2428,7 +2522,7 @@
         </w:tc>
         <w:tc>
           <w:tcPr>
-            <w:tcW w:type="dxa" w:w="2020"/>
+            <w:tcW w:type="dxa" w:w="1928"/>
           </w:tcPr>
           <w:p>
             <w:pPr>
@@ -2451,7 +2545,7 @@
         </w:tc>
         <w:tc>
           <w:tcPr>
-            <w:tcW w:type="dxa" w:w="2020"/>
+            <w:tcW w:type="dxa" w:w="1134"/>
           </w:tcPr>
           <w:p>
             <w:pPr>
@@ -2472,7 +2566,7 @@
         </w:tc>
         <w:tc>
           <w:tcPr>
-            <w:tcW w:type="dxa" w:w="2020"/>
+            <w:tcW w:type="dxa" w:w="1247"/>
           </w:tcPr>
           <w:p>
             <w:pPr>
@@ -2493,7 +2587,7 @@
         </w:tc>
         <w:tc>
           <w:tcPr>
-            <w:tcW w:type="dxa" w:w="2020"/>
+            <w:tcW w:type="dxa" w:w="907"/>
           </w:tcPr>
           <w:p>
             <w:pPr>
@@ -2514,7 +2608,7 @@
         </w:tc>
         <w:tc>
           <w:tcPr>
-            <w:tcW w:type="dxa" w:w="2020"/>
+            <w:tcW w:type="dxa" w:w="1020"/>
           </w:tcPr>
           <w:p>
             <w:pPr>
@@ -2535,7 +2629,7 @@
         </w:tc>
         <w:tc>
           <w:tcPr>
-            <w:tcW w:type="dxa" w:w="2020"/>
+            <w:tcW w:type="dxa" w:w="1020"/>
           </w:tcPr>
           <w:p>
             <w:pPr>
@@ -2556,9 +2650,12 @@
         </w:tc>
       </w:tr>
       <w:tr>
-        <w:tc>
-          <w:tcPr>
-            <w:tcW w:type="dxa" w:w="2020"/>
+        <w:trPr>
+          <w:cantSplit w:val="true"/>
+        </w:trPr>
+        <w:tc>
+          <w:tcPr>
+            <w:tcW w:type="dxa" w:w="2381"/>
             <w:shd w:fill="0A5455"/>
           </w:tcPr>
           <w:p>
@@ -2579,7 +2676,7 @@
         </w:tc>
         <w:tc>
           <w:tcPr>
-            <w:tcW w:type="dxa" w:w="2020"/>
+            <w:tcW w:type="dxa" w:w="1928"/>
           </w:tcPr>
           <w:p>
             <w:pPr>
@@ -2602,7 +2699,7 @@
         </w:tc>
         <w:tc>
           <w:tcPr>
-            <w:tcW w:type="dxa" w:w="2020"/>
+            <w:tcW w:type="dxa" w:w="1134"/>
           </w:tcPr>
           <w:p>
             <w:pPr>
@@ -2623,7 +2720,7 @@
         </w:tc>
         <w:tc>
           <w:tcPr>
-            <w:tcW w:type="dxa" w:w="2020"/>
+            <w:tcW w:type="dxa" w:w="1247"/>
           </w:tcPr>
           <w:p>
             <w:pPr>
@@ -2644,7 +2741,7 @@
         </w:tc>
         <w:tc>
           <w:tcPr>
-            <w:tcW w:type="dxa" w:w="2020"/>
+            <w:tcW w:type="dxa" w:w="907"/>
           </w:tcPr>
           <w:p>
             <w:pPr>
@@ -2665,7 +2762,7 @@
         </w:tc>
         <w:tc>
           <w:tcPr>
-            <w:tcW w:type="dxa" w:w="2020"/>
+            <w:tcW w:type="dxa" w:w="1020"/>
           </w:tcPr>
           <w:p>
             <w:pPr>
@@ -2686,7 +2783,7 @@
         </w:tc>
         <w:tc>
           <w:tcPr>
-            <w:tcW w:type="dxa" w:w="2020"/>
+            <w:tcW w:type="dxa" w:w="1020"/>
           </w:tcPr>
           <w:p>
             <w:pPr>
@@ -2707,9 +2804,12 @@
         </w:tc>
       </w:tr>
       <w:tr>
-        <w:tc>
-          <w:tcPr>
-            <w:tcW w:type="dxa" w:w="2020"/>
+        <w:trPr>
+          <w:cantSplit w:val="true"/>
+        </w:trPr>
+        <w:tc>
+          <w:tcPr>
+            <w:tcW w:type="dxa" w:w="2381"/>
             <w:shd w:fill="0A5455"/>
           </w:tcPr>
           <w:p>
@@ -2730,7 +2830,7 @@
         </w:tc>
         <w:tc>
           <w:tcPr>
-            <w:tcW w:type="dxa" w:w="2020"/>
+            <w:tcW w:type="dxa" w:w="1928"/>
           </w:tcPr>
           <w:p>
             <w:pPr>
@@ -2753,7 +2853,7 @@
         </w:tc>
         <w:tc>
           <w:tcPr>
-            <w:tcW w:type="dxa" w:w="2020"/>
+            <w:tcW w:type="dxa" w:w="1134"/>
           </w:tcPr>
           <w:p>
             <w:pPr>
@@ -2774,7 +2874,7 @@
         </w:tc>
         <w:tc>
           <w:tcPr>
-            <w:tcW w:type="dxa" w:w="2020"/>
+            <w:tcW w:type="dxa" w:w="1247"/>
           </w:tcPr>
           <w:p>
             <w:pPr>
@@ -2795,7 +2895,7 @@
         </w:tc>
         <w:tc>
           <w:tcPr>
-            <w:tcW w:type="dxa" w:w="2020"/>
+            <w:tcW w:type="dxa" w:w="907"/>
           </w:tcPr>
           <w:p>
             <w:pPr>
@@ -2816,7 +2916,7 @@
         </w:tc>
         <w:tc>
           <w:tcPr>
-            <w:tcW w:type="dxa" w:w="2020"/>
+            <w:tcW w:type="dxa" w:w="1020"/>
           </w:tcPr>
           <w:p>
             <w:pPr>
@@ -2837,7 +2937,7 @@
         </w:tc>
         <w:tc>
           <w:tcPr>
-            <w:tcW w:type="dxa" w:w="2020"/>
+            <w:tcW w:type="dxa" w:w="1020"/>
           </w:tcPr>
           <w:p>
             <w:pPr>
@@ -2858,9 +2958,12 @@
         </w:tc>
       </w:tr>
       <w:tr>
-        <w:tc>
-          <w:tcPr>
-            <w:tcW w:type="dxa" w:w="2020"/>
+        <w:trPr>
+          <w:cantSplit w:val="true"/>
+        </w:trPr>
+        <w:tc>
+          <w:tcPr>
+            <w:tcW w:type="dxa" w:w="2381"/>
             <w:shd w:fill="0A5455"/>
           </w:tcPr>
           <w:p>
@@ -2881,7 +2984,7 @@
         </w:tc>
         <w:tc>
           <w:tcPr>
-            <w:tcW w:type="dxa" w:w="2020"/>
+            <w:tcW w:type="dxa" w:w="1928"/>
           </w:tcPr>
           <w:p>
             <w:pPr>
@@ -2904,7 +3007,7 @@
         </w:tc>
         <w:tc>
           <w:tcPr>
-            <w:tcW w:type="dxa" w:w="2020"/>
+            <w:tcW w:type="dxa" w:w="1134"/>
           </w:tcPr>
           <w:p>
             <w:pPr>
@@ -2925,7 +3028,7 @@
         </w:tc>
         <w:tc>
           <w:tcPr>
-            <w:tcW w:type="dxa" w:w="2020"/>
+            <w:tcW w:type="dxa" w:w="1247"/>
           </w:tcPr>
           <w:p>
             <w:pPr>
@@ -2946,7 +3049,7 @@
         </w:tc>
         <w:tc>
           <w:tcPr>
-            <w:tcW w:type="dxa" w:w="2020"/>
+            <w:tcW w:type="dxa" w:w="907"/>
           </w:tcPr>
           <w:p>
             <w:pPr>
@@ -2967,7 +3070,7 @@
         </w:tc>
         <w:tc>
           <w:tcPr>
-            <w:tcW w:type="dxa" w:w="2020"/>
+            <w:tcW w:type="dxa" w:w="1020"/>
           </w:tcPr>
           <w:p>
             <w:pPr>
@@ -2988,7 +3091,7 @@
         </w:tc>
         <w:tc>
           <w:tcPr>
-            <w:tcW w:type="dxa" w:w="2020"/>
+            <w:tcW w:type="dxa" w:w="1020"/>
           </w:tcPr>
           <w:p>
             <w:pPr>
@@ -3009,9 +3112,12 @@
         </w:tc>
       </w:tr>
       <w:tr>
-        <w:tc>
-          <w:tcPr>
-            <w:tcW w:type="dxa" w:w="2020"/>
+        <w:trPr>
+          <w:cantSplit w:val="true"/>
+        </w:trPr>
+        <w:tc>
+          <w:tcPr>
+            <w:tcW w:type="dxa" w:w="2381"/>
             <w:shd w:fill="0A5455"/>
           </w:tcPr>
           <w:p>
@@ -3032,7 +3138,7 @@
         </w:tc>
         <w:tc>
           <w:tcPr>
-            <w:tcW w:type="dxa" w:w="2020"/>
+            <w:tcW w:type="dxa" w:w="1928"/>
           </w:tcPr>
           <w:p>
             <w:pPr>
@@ -3055,7 +3161,7 @@
         </w:tc>
         <w:tc>
           <w:tcPr>
-            <w:tcW w:type="dxa" w:w="2020"/>
+            <w:tcW w:type="dxa" w:w="1134"/>
           </w:tcPr>
           <w:p>
             <w:pPr>
@@ -3076,7 +3182,7 @@
         </w:tc>
         <w:tc>
           <w:tcPr>
-            <w:tcW w:type="dxa" w:w="2020"/>
+            <w:tcW w:type="dxa" w:w="1247"/>
           </w:tcPr>
           <w:p>
             <w:pPr>
@@ -3097,7 +3203,7 @@
         </w:tc>
         <w:tc>
           <w:tcPr>
-            <w:tcW w:type="dxa" w:w="2020"/>
+            <w:tcW w:type="dxa" w:w="907"/>
           </w:tcPr>
           <w:p>
             <w:pPr>
@@ -3118,7 +3224,7 @@
         </w:tc>
         <w:tc>
           <w:tcPr>
-            <w:tcW w:type="dxa" w:w="2020"/>
+            <w:tcW w:type="dxa" w:w="1020"/>
           </w:tcPr>
           <w:p>
             <w:pPr>
@@ -3139,7 +3245,7 @@
         </w:tc>
         <w:tc>
           <w:tcPr>
-            <w:tcW w:type="dxa" w:w="2020"/>
+            <w:tcW w:type="dxa" w:w="1020"/>
           </w:tcPr>
           <w:p>
             <w:pPr>
@@ -3160,9 +3266,12 @@
         </w:tc>
       </w:tr>
       <w:tr>
-        <w:tc>
-          <w:tcPr>
-            <w:tcW w:type="dxa" w:w="2020"/>
+        <w:trPr>
+          <w:cantSplit w:val="true"/>
+        </w:trPr>
+        <w:tc>
+          <w:tcPr>
+            <w:tcW w:type="dxa" w:w="2381"/>
             <w:shd w:fill="0A5455"/>
           </w:tcPr>
           <w:p>
@@ -3183,7 +3292,7 @@
         </w:tc>
         <w:tc>
           <w:tcPr>
-            <w:tcW w:type="dxa" w:w="2020"/>
+            <w:tcW w:type="dxa" w:w="1928"/>
           </w:tcPr>
           <w:p>
             <w:pPr>
@@ -3204,7 +3313,7 @@
         </w:tc>
         <w:tc>
           <w:tcPr>
-            <w:tcW w:type="dxa" w:w="2020"/>
+            <w:tcW w:type="dxa" w:w="1134"/>
           </w:tcPr>
           <w:p>
             <w:pPr>
@@ -3225,7 +3334,7 @@
         </w:tc>
         <w:tc>
           <w:tcPr>
-            <w:tcW w:type="dxa" w:w="2020"/>
+            <w:tcW w:type="dxa" w:w="1247"/>
           </w:tcPr>
           <w:p>
             <w:pPr>
@@ -3246,7 +3355,7 @@
         </w:tc>
         <w:tc>
           <w:tcPr>
-            <w:tcW w:type="dxa" w:w="2020"/>
+            <w:tcW w:type="dxa" w:w="907"/>
           </w:tcPr>
           <w:p>
             <w:pPr>
@@ -3267,7 +3376,7 @@
         </w:tc>
         <w:tc>
           <w:tcPr>
-            <w:tcW w:type="dxa" w:w="2020"/>
+            <w:tcW w:type="dxa" w:w="1020"/>
           </w:tcPr>
           <w:p>
             <w:pPr>
@@ -3288,7 +3397,7 @@
         </w:tc>
         <w:tc>
           <w:tcPr>
-            <w:tcW w:type="dxa" w:w="2020"/>
+            <w:tcW w:type="dxa" w:w="1020"/>
           </w:tcPr>
           <w:p>
             <w:pPr>
@@ -3371,6 +3480,9 @@
       </w:r>
     </w:p>
     <w:p>
+      <w:pPr>
+        <w:keepNext w:val="true"/>
+      </w:pPr>
       <w:r>
         <w:rPr>
           <w:rFonts w:ascii="Arial" w:hAnsi="Arial"/>
@@ -3409,6 +3521,7 @@
           <w:insideH w:val="single" w:sz="4" w:color="404040"/>
           <w:insideV w:val="single" w:sz="4" w:color="404040"/>
         </w:tblBorders>
+        <w:tblLayout w:type="fixed"/>
       </w:tblPr>
       <w:tblGrid>
         <w:gridCol w:w="1767"/>
@@ -3421,14 +3534,18 @@
         <w:gridCol w:w="1767"/>
       </w:tblGrid>
       <w:tr>
-        <w:tc>
-          <w:tcPr>
-            <w:tcW w:type="dxa" w:w="1767"/>
+        <w:trPr>
+          <w:cantSplit w:val="true"/>
+        </w:trPr>
+        <w:tc>
+          <w:tcPr>
+            <w:tcW w:type="dxa" w:w="2496"/>
             <w:shd w:fill="3B9C7B"/>
           </w:tcPr>
           <w:p>
             <w:pPr>
               <w:jc w:val="center"/>
+              <w:keepNext w:val="true"/>
             </w:pPr>
             <w:r/>
             <w:r>
@@ -3444,12 +3561,13 @@
         </w:tc>
         <w:tc>
           <w:tcPr>
-            <w:tcW w:type="dxa" w:w="1767"/>
+            <w:tcW w:type="dxa" w:w="1373"/>
             <w:shd w:fill="3B9C7B"/>
           </w:tcPr>
           <w:p>
             <w:pPr>
               <w:jc w:val="center"/>
+              <w:keepNext w:val="true"/>
             </w:pPr>
             <w:r/>
             <w:r>
@@ -3465,12 +3583,13 @@
         </w:tc>
         <w:tc>
           <w:tcPr>
-            <w:tcW w:type="dxa" w:w="1767"/>
+            <w:tcW w:type="dxa" w:w="1123"/>
             <w:shd w:fill="3B9C7B"/>
           </w:tcPr>
           <w:p>
             <w:pPr>
               <w:jc w:val="center"/>
+              <w:keepNext w:val="true"/>
             </w:pPr>
             <w:r/>
             <w:r>
@@ -3486,12 +3605,13 @@
         </w:tc>
         <w:tc>
           <w:tcPr>
-            <w:tcW w:type="dxa" w:w="1767"/>
+            <w:tcW w:type="dxa" w:w="873"/>
             <w:shd w:fill="3B9C7B"/>
           </w:tcPr>
           <w:p>
             <w:pPr>
               <w:jc w:val="center"/>
+              <w:keepNext w:val="true"/>
             </w:pPr>
             <w:r/>
             <w:r>
@@ -3507,12 +3627,13 @@
         </w:tc>
         <w:tc>
           <w:tcPr>
-            <w:tcW w:type="dxa" w:w="1767"/>
+            <w:tcW w:type="dxa" w:w="1248"/>
             <w:shd w:fill="3B9C7B"/>
           </w:tcPr>
           <w:p>
             <w:pPr>
               <w:jc w:val="center"/>
+              <w:keepNext w:val="true"/>
             </w:pPr>
             <w:r/>
             <w:r>
@@ -3528,12 +3649,13 @@
         </w:tc>
         <w:tc>
           <w:tcPr>
-            <w:tcW w:type="dxa" w:w="1767"/>
+            <w:tcW w:type="dxa" w:w="826"/>
             <w:shd w:fill="3B9C7B"/>
           </w:tcPr>
           <w:p>
             <w:pPr>
               <w:jc w:val="center"/>
+              <w:keepNext w:val="true"/>
             </w:pPr>
             <w:r/>
             <w:r>
@@ -3549,12 +3671,13 @@
         </w:tc>
         <w:tc>
           <w:tcPr>
-            <w:tcW w:type="dxa" w:w="1767"/>
+            <w:tcW w:type="dxa" w:w="826"/>
             <w:shd w:fill="3B9C7B"/>
           </w:tcPr>
           <w:p>
             <w:pPr>
               <w:jc w:val="center"/>
+              <w:keepNext w:val="true"/>
             </w:pPr>
             <w:r/>
             <w:r>
@@ -3570,12 +3693,13 @@
         </w:tc>
         <w:tc>
           <w:tcPr>
-            <w:tcW w:type="dxa" w:w="1767"/>
+            <w:tcW w:type="dxa" w:w="873"/>
             <w:shd w:fill="3B9C7B"/>
           </w:tcPr>
           <w:p>
             <w:pPr>
               <w:jc w:val="center"/>
+              <w:keepNext w:val="true"/>
             </w:pPr>
             <w:r/>
             <w:r>
@@ -3591,14 +3715,18 @@
         </w:tc>
       </w:tr>
       <w:tr>
-        <w:tc>
-          <w:tcPr>
-            <w:tcW w:type="dxa" w:w="1767"/>
+        <w:trPr>
+          <w:cantSplit w:val="true"/>
+        </w:trPr>
+        <w:tc>
+          <w:tcPr>
+            <w:tcW w:type="dxa" w:w="2496"/>
             <w:shd w:fill="0A5455"/>
           </w:tcPr>
           <w:p>
             <w:pPr>
               <w:spacing w:before="60" w:after="60"/>
+              <w:keepNext w:val="true"/>
             </w:pPr>
             <w:r/>
             <w:r>
@@ -3614,12 +3742,13 @@
         </w:tc>
         <w:tc>
           <w:tcPr>
-            <w:tcW w:type="dxa" w:w="1767"/>
-          </w:tcPr>
-          <w:p>
-            <w:pPr>
-              <w:spacing w:before="60" w:after="60"/>
-              <w:jc w:val="center"/>
+            <w:tcW w:type="dxa" w:w="1373"/>
+          </w:tcPr>
+          <w:p>
+            <w:pPr>
+              <w:spacing w:before="60" w:after="60"/>
+              <w:jc w:val="center"/>
+              <w:keepNext w:val="true"/>
             </w:pPr>
             <w:r/>
             <w:r>
@@ -3635,12 +3764,13 @@
         </w:tc>
         <w:tc>
           <w:tcPr>
-            <w:tcW w:type="dxa" w:w="1767"/>
-          </w:tcPr>
-          <w:p>
-            <w:pPr>
-              <w:spacing w:before="60" w:after="60"/>
-              <w:jc w:val="center"/>
+            <w:tcW w:type="dxa" w:w="1123"/>
+          </w:tcPr>
+          <w:p>
+            <w:pPr>
+              <w:spacing w:before="60" w:after="60"/>
+              <w:jc w:val="center"/>
+              <w:keepNext w:val="true"/>
             </w:pPr>
             <w:r/>
             <w:r>
@@ -3656,12 +3786,13 @@
         </w:tc>
         <w:tc>
           <w:tcPr>
-            <w:tcW w:type="dxa" w:w="1767"/>
-          </w:tcPr>
-          <w:p>
-            <w:pPr>
-              <w:spacing w:before="60" w:after="60"/>
-              <w:jc w:val="center"/>
+            <w:tcW w:type="dxa" w:w="873"/>
+          </w:tcPr>
+          <w:p>
+            <w:pPr>
+              <w:spacing w:before="60" w:after="60"/>
+              <w:jc w:val="center"/>
+              <w:keepNext w:val="true"/>
             </w:pPr>
             <w:r/>
             <w:r>
@@ -3677,12 +3808,13 @@
         </w:tc>
         <w:tc>
           <w:tcPr>
-            <w:tcW w:type="dxa" w:w="1767"/>
-          </w:tcPr>
-          <w:p>
-            <w:pPr>
-              <w:spacing w:before="60" w:after="60"/>
-              <w:jc w:val="center"/>
+            <w:tcW w:type="dxa" w:w="1248"/>
+          </w:tcPr>
+          <w:p>
+            <w:pPr>
+              <w:spacing w:before="60" w:after="60"/>
+              <w:jc w:val="center"/>
+              <w:keepNext w:val="true"/>
             </w:pPr>
             <w:r/>
             <w:r>
@@ -3698,12 +3830,13 @@
         </w:tc>
         <w:tc>
           <w:tcPr>
-            <w:tcW w:type="dxa" w:w="1767"/>
-          </w:tcPr>
-          <w:p>
-            <w:pPr>
-              <w:spacing w:before="60" w:after="60"/>
-              <w:jc w:val="center"/>
+            <w:tcW w:type="dxa" w:w="826"/>
+          </w:tcPr>
+          <w:p>
+            <w:pPr>
+              <w:spacing w:before="60" w:after="60"/>
+              <w:jc w:val="center"/>
+              <w:keepNext w:val="true"/>
             </w:pPr>
             <w:r/>
             <w:r>
@@ -3719,12 +3852,13 @@
         </w:tc>
         <w:tc>
           <w:tcPr>
-            <w:tcW w:type="dxa" w:w="1767"/>
-          </w:tcPr>
-          <w:p>
-            <w:pPr>
-              <w:spacing w:before="60" w:after="60"/>
-              <w:jc w:val="center"/>
+            <w:tcW w:type="dxa" w:w="826"/>
+          </w:tcPr>
+          <w:p>
+            <w:pPr>
+              <w:spacing w:before="60" w:after="60"/>
+              <w:jc w:val="center"/>
+              <w:keepNext w:val="true"/>
             </w:pPr>
             <w:r/>
             <w:r>
@@ -3740,12 +3874,13 @@
         </w:tc>
         <w:tc>
           <w:tcPr>
-            <w:tcW w:type="dxa" w:w="1767"/>
-          </w:tcPr>
-          <w:p>
-            <w:pPr>
-              <w:spacing w:before="60" w:after="60"/>
-              <w:jc w:val="center"/>
+            <w:tcW w:type="dxa" w:w="873"/>
+          </w:tcPr>
+          <w:p>
+            <w:pPr>
+              <w:spacing w:before="60" w:after="60"/>
+              <w:jc w:val="center"/>
+              <w:keepNext w:val="true"/>
             </w:pPr>
             <w:r/>
             <w:r>
@@ -3761,14 +3896,18 @@
         </w:tc>
       </w:tr>
       <w:tr>
-        <w:tc>
-          <w:tcPr>
-            <w:tcW w:type="dxa" w:w="1767"/>
+        <w:trPr>
+          <w:cantSplit w:val="true"/>
+        </w:trPr>
+        <w:tc>
+          <w:tcPr>
+            <w:tcW w:type="dxa" w:w="2496"/>
             <w:shd w:fill="0A5455"/>
           </w:tcPr>
           <w:p>
             <w:pPr>
               <w:spacing w:before="60" w:after="60"/>
+              <w:keepNext w:val="true"/>
             </w:pPr>
             <w:r/>
             <w:r>
@@ -3784,12 +3923,13 @@
         </w:tc>
         <w:tc>
           <w:tcPr>
-            <w:tcW w:type="dxa" w:w="1767"/>
-          </w:tcPr>
-          <w:p>
-            <w:pPr>
-              <w:spacing w:before="60" w:after="60"/>
-              <w:jc w:val="center"/>
+            <w:tcW w:type="dxa" w:w="1373"/>
+          </w:tcPr>
+          <w:p>
+            <w:pPr>
+              <w:spacing w:before="60" w:after="60"/>
+              <w:jc w:val="center"/>
+              <w:keepNext w:val="true"/>
             </w:pPr>
             <w:r/>
             <w:r>
@@ -3805,12 +3945,13 @@
         </w:tc>
         <w:tc>
           <w:tcPr>
-            <w:tcW w:type="dxa" w:w="1767"/>
-          </w:tcPr>
-          <w:p>
-            <w:pPr>
-              <w:spacing w:before="60" w:after="60"/>
-              <w:jc w:val="center"/>
+            <w:tcW w:type="dxa" w:w="1123"/>
+          </w:tcPr>
+          <w:p>
+            <w:pPr>
+              <w:spacing w:before="60" w:after="60"/>
+              <w:jc w:val="center"/>
+              <w:keepNext w:val="true"/>
             </w:pPr>
             <w:r/>
             <w:r>
@@ -3826,12 +3967,13 @@
         </w:tc>
         <w:tc>
           <w:tcPr>
-            <w:tcW w:type="dxa" w:w="1767"/>
-          </w:tcPr>
-          <w:p>
-            <w:pPr>
-              <w:spacing w:before="60" w:after="60"/>
-              <w:jc w:val="center"/>
+            <w:tcW w:type="dxa" w:w="873"/>
+          </w:tcPr>
+          <w:p>
+            <w:pPr>
+              <w:spacing w:before="60" w:after="60"/>
+              <w:jc w:val="center"/>
+              <w:keepNext w:val="true"/>
             </w:pPr>
             <w:r/>
             <w:r>
@@ -3847,12 +3989,13 @@
         </w:tc>
         <w:tc>
           <w:tcPr>
-            <w:tcW w:type="dxa" w:w="1767"/>
-          </w:tcPr>
-          <w:p>
-            <w:pPr>
-              <w:spacing w:before="60" w:after="60"/>
-              <w:jc w:val="center"/>
+            <w:tcW w:type="dxa" w:w="1248"/>
+          </w:tcPr>
+          <w:p>
+            <w:pPr>
+              <w:spacing w:before="60" w:after="60"/>
+              <w:jc w:val="center"/>
+              <w:keepNext w:val="true"/>
             </w:pPr>
             <w:r/>
             <w:r>
@@ -3868,12 +4011,13 @@
         </w:tc>
         <w:tc>
           <w:tcPr>
-            <w:tcW w:type="dxa" w:w="1767"/>
-          </w:tcPr>
-          <w:p>
-            <w:pPr>
-              <w:spacing w:before="60" w:after="60"/>
-              <w:jc w:val="center"/>
+            <w:tcW w:type="dxa" w:w="826"/>
+          </w:tcPr>
+          <w:p>
+            <w:pPr>
+              <w:spacing w:before="60" w:after="60"/>
+              <w:jc w:val="center"/>
+              <w:keepNext w:val="true"/>
             </w:pPr>
             <w:r/>
             <w:r>
@@ -3889,12 +4033,13 @@
         </w:tc>
         <w:tc>
           <w:tcPr>
-            <w:tcW w:type="dxa" w:w="1767"/>
-          </w:tcPr>
-          <w:p>
-            <w:pPr>
-              <w:spacing w:before="60" w:after="60"/>
-              <w:jc w:val="center"/>
+            <w:tcW w:type="dxa" w:w="826"/>
+          </w:tcPr>
+          <w:p>
+            <w:pPr>
+              <w:spacing w:before="60" w:after="60"/>
+              <w:jc w:val="center"/>
+              <w:keepNext w:val="true"/>
             </w:pPr>
             <w:r/>
             <w:r>
@@ -3910,12 +4055,13 @@
         </w:tc>
         <w:tc>
           <w:tcPr>
-            <w:tcW w:type="dxa" w:w="1767"/>
-          </w:tcPr>
-          <w:p>
-            <w:pPr>
-              <w:spacing w:before="60" w:after="60"/>
-              <w:jc w:val="center"/>
+            <w:tcW w:type="dxa" w:w="873"/>
+          </w:tcPr>
+          <w:p>
+            <w:pPr>
+              <w:spacing w:before="60" w:after="60"/>
+              <w:jc w:val="center"/>
+              <w:keepNext w:val="true"/>
             </w:pPr>
             <w:r/>
             <w:r>
@@ -3931,9 +4077,12 @@
         </w:tc>
       </w:tr>
       <w:tr>
-        <w:tc>
-          <w:tcPr>
-            <w:tcW w:type="dxa" w:w="1767"/>
+        <w:trPr>
+          <w:cantSplit w:val="true"/>
+        </w:trPr>
+        <w:tc>
+          <w:tcPr>
+            <w:tcW w:type="dxa" w:w="2496"/>
             <w:shd w:fill="0A5455"/>
           </w:tcPr>
           <w:p>
@@ -3954,7 +4103,7 @@
         </w:tc>
         <w:tc>
           <w:tcPr>
-            <w:tcW w:type="dxa" w:w="1767"/>
+            <w:tcW w:type="dxa" w:w="1373"/>
           </w:tcPr>
           <w:p>
             <w:pPr>
@@ -3975,7 +4124,7 @@
         </w:tc>
         <w:tc>
           <w:tcPr>
-            <w:tcW w:type="dxa" w:w="1767"/>
+            <w:tcW w:type="dxa" w:w="1123"/>
           </w:tcPr>
           <w:p>
             <w:pPr>
@@ -3996,7 +4145,7 @@
         </w:tc>
         <w:tc>
           <w:tcPr>
-            <w:tcW w:type="dxa" w:w="1767"/>
+            <w:tcW w:type="dxa" w:w="873"/>
           </w:tcPr>
           <w:p>
             <w:pPr>
@@ -4017,7 +4166,7 @@
         </w:tc>
         <w:tc>
           <w:tcPr>
-            <w:tcW w:type="dxa" w:w="1767"/>
+            <w:tcW w:type="dxa" w:w="1248"/>
           </w:tcPr>
           <w:p>
             <w:pPr>
@@ -4038,7 +4187,7 @@
         </w:tc>
         <w:tc>
           <w:tcPr>
-            <w:tcW w:type="dxa" w:w="1767"/>
+            <w:tcW w:type="dxa" w:w="826"/>
           </w:tcPr>
           <w:p>
             <w:pPr>
@@ -4059,7 +4208,7 @@
         </w:tc>
         <w:tc>
           <w:tcPr>
-            <w:tcW w:type="dxa" w:w="1767"/>
+            <w:tcW w:type="dxa" w:w="826"/>
           </w:tcPr>
           <w:p>
             <w:pPr>
@@ -4080,7 +4229,7 @@
         </w:tc>
         <w:tc>
           <w:tcPr>
-            <w:tcW w:type="dxa" w:w="1767"/>
+            <w:tcW w:type="dxa" w:w="873"/>
           </w:tcPr>
           <w:p>
             <w:pPr>
@@ -4101,9 +4250,12 @@
         </w:tc>
       </w:tr>
       <w:tr>
-        <w:tc>
-          <w:tcPr>
-            <w:tcW w:type="dxa" w:w="1767"/>
+        <w:trPr>
+          <w:cantSplit w:val="true"/>
+        </w:trPr>
+        <w:tc>
+          <w:tcPr>
+            <w:tcW w:type="dxa" w:w="2496"/>
             <w:shd w:fill="0A5455"/>
           </w:tcPr>
           <w:p>
@@ -4124,7 +4276,7 @@
         </w:tc>
         <w:tc>
           <w:tcPr>
-            <w:tcW w:type="dxa" w:w="1767"/>
+            <w:tcW w:type="dxa" w:w="1373"/>
           </w:tcPr>
           <w:p>
             <w:pPr>
@@ -4145,7 +4297,7 @@
         </w:tc>
         <w:tc>
           <w:tcPr>
-            <w:tcW w:type="dxa" w:w="1767"/>
+            <w:tcW w:type="dxa" w:w="1123"/>
           </w:tcPr>
           <w:p>
             <w:pPr>
@@ -4166,7 +4318,7 @@
         </w:tc>
         <w:tc>
           <w:tcPr>
-            <w:tcW w:type="dxa" w:w="1767"/>
+            <w:tcW w:type="dxa" w:w="873"/>
           </w:tcPr>
           <w:p>
             <w:pPr>
@@ -4187,7 +4339,7 @@
         </w:tc>
         <w:tc>
           <w:tcPr>
-            <w:tcW w:type="dxa" w:w="1767"/>
+            <w:tcW w:type="dxa" w:w="1248"/>
           </w:tcPr>
           <w:p>
             <w:pPr>
@@ -4208,7 +4360,7 @@
         </w:tc>
         <w:tc>
           <w:tcPr>
-            <w:tcW w:type="dxa" w:w="1767"/>
+            <w:tcW w:type="dxa" w:w="826"/>
           </w:tcPr>
           <w:p>
             <w:pPr>
@@ -4229,7 +4381,7 @@
         </w:tc>
         <w:tc>
           <w:tcPr>
-            <w:tcW w:type="dxa" w:w="1767"/>
+            <w:tcW w:type="dxa" w:w="826"/>
           </w:tcPr>
           <w:p>
             <w:pPr>
@@ -4250,7 +4402,7 @@
         </w:tc>
         <w:tc>
           <w:tcPr>
-            <w:tcW w:type="dxa" w:w="1767"/>
+            <w:tcW w:type="dxa" w:w="873"/>
           </w:tcPr>
           <w:p>
             <w:pPr>
@@ -4271,9 +4423,12 @@
         </w:tc>
       </w:tr>
       <w:tr>
-        <w:tc>
-          <w:tcPr>
-            <w:tcW w:type="dxa" w:w="1767"/>
+        <w:trPr>
+          <w:cantSplit w:val="true"/>
+        </w:trPr>
+        <w:tc>
+          <w:tcPr>
+            <w:tcW w:type="dxa" w:w="2496"/>
             <w:shd w:fill="0A5455"/>
           </w:tcPr>
           <w:p>
@@ -4294,7 +4449,7 @@
         </w:tc>
         <w:tc>
           <w:tcPr>
-            <w:tcW w:type="dxa" w:w="1767"/>
+            <w:tcW w:type="dxa" w:w="1373"/>
           </w:tcPr>
           <w:p>
             <w:pPr>
@@ -4315,7 +4470,7 @@
         </w:tc>
         <w:tc>
           <w:tcPr>
-            <w:tcW w:type="dxa" w:w="1767"/>
+            <w:tcW w:type="dxa" w:w="1123"/>
           </w:tcPr>
           <w:p>
             <w:pPr>
@@ -4336,7 +4491,7 @@
         </w:tc>
         <w:tc>
           <w:tcPr>
-            <w:tcW w:type="dxa" w:w="1767"/>
+            <w:tcW w:type="dxa" w:w="873"/>
           </w:tcPr>
           <w:p>
             <w:pPr>
@@ -4357,7 +4512,7 @@
         </w:tc>
         <w:tc>
           <w:tcPr>
-            <w:tcW w:type="dxa" w:w="1767"/>
+            <w:tcW w:type="dxa" w:w="1248"/>
           </w:tcPr>
           <w:p>
             <w:pPr>
@@ -4378,7 +4533,7 @@
         </w:tc>
         <w:tc>
           <w:tcPr>
-            <w:tcW w:type="dxa" w:w="1767"/>
+            <w:tcW w:type="dxa" w:w="826"/>
           </w:tcPr>
           <w:p>
             <w:pPr>
@@ -4399,7 +4554,7 @@
         </w:tc>
         <w:tc>
           <w:tcPr>
-            <w:tcW w:type="dxa" w:w="1767"/>
+            <w:tcW w:type="dxa" w:w="826"/>
           </w:tcPr>
           <w:p>
             <w:pPr>
@@ -4420,7 +4575,7 @@
         </w:tc>
         <w:tc>
           <w:tcPr>
-            <w:tcW w:type="dxa" w:w="1767"/>
+            <w:tcW w:type="dxa" w:w="873"/>
           </w:tcPr>
           <w:p>
             <w:pPr>
@@ -4441,9 +4596,12 @@
         </w:tc>
       </w:tr>
       <w:tr>
-        <w:tc>
-          <w:tcPr>
-            <w:tcW w:type="dxa" w:w="1767"/>
+        <w:trPr>
+          <w:cantSplit w:val="true"/>
+        </w:trPr>
+        <w:tc>
+          <w:tcPr>
+            <w:tcW w:type="dxa" w:w="2496"/>
             <w:shd w:fill="0A5455"/>
           </w:tcPr>
           <w:p>
@@ -4464,7 +4622,7 @@
         </w:tc>
         <w:tc>
           <w:tcPr>
-            <w:tcW w:type="dxa" w:w="1767"/>
+            <w:tcW w:type="dxa" w:w="1373"/>
           </w:tcPr>
           <w:p>
             <w:pPr>
@@ -4485,7 +4643,7 @@
         </w:tc>
         <w:tc>
           <w:tcPr>
-            <w:tcW w:type="dxa" w:w="1767"/>
+            <w:tcW w:type="dxa" w:w="1123"/>
           </w:tcPr>
           <w:p>
             <w:pPr>
@@ -4506,7 +4664,7 @@
         </w:tc>
         <w:tc>
           <w:tcPr>
-            <w:tcW w:type="dxa" w:w="1767"/>
+            <w:tcW w:type="dxa" w:w="873"/>
           </w:tcPr>
           <w:p>
             <w:pPr>
@@ -4527,7 +4685,7 @@
         </w:tc>
         <w:tc>
           <w:tcPr>
-            <w:tcW w:type="dxa" w:w="1767"/>
+            <w:tcW w:type="dxa" w:w="1248"/>
           </w:tcPr>
           <w:p>
             <w:pPr>
@@ -4548,7 +4706,7 @@
         </w:tc>
         <w:tc>
           <w:tcPr>
-            <w:tcW w:type="dxa" w:w="1767"/>
+            <w:tcW w:type="dxa" w:w="826"/>
           </w:tcPr>
           <w:p>
             <w:pPr>
@@ -4569,7 +4727,7 @@
         </w:tc>
         <w:tc>
           <w:tcPr>
-            <w:tcW w:type="dxa" w:w="1767"/>
+            <w:tcW w:type="dxa" w:w="826"/>
           </w:tcPr>
           <w:p>
             <w:pPr>
@@ -4590,7 +4748,7 @@
         </w:tc>
         <w:tc>
           <w:tcPr>
-            <w:tcW w:type="dxa" w:w="1767"/>
+            <w:tcW w:type="dxa" w:w="873"/>
           </w:tcPr>
           <w:p>
             <w:pPr>
@@ -4628,6 +4786,7 @@
     <w:p>
       <w:pPr>
         <w:spacing w:after="120"/>
+        <w:keepNext w:val="true"/>
       </w:pPr>
       <w:r>
         <w:rPr>
@@ -4671,6 +4830,7 @@
           <w:insideH w:val="single" w:sz="4" w:color="404040"/>
           <w:insideV w:val="single" w:sz="4" w:color="404040"/>
         </w:tblBorders>
+        <w:tblLayout w:type="fixed"/>
       </w:tblPr>
       <w:tblGrid>
         <w:gridCol w:w="1767"/>
@@ -4683,14 +4843,18 @@
         <w:gridCol w:w="1767"/>
       </w:tblGrid>
       <w:tr>
-        <w:tc>
-          <w:tcPr>
-            <w:tcW w:type="dxa" w:w="1767"/>
+        <w:trPr>
+          <w:cantSplit w:val="true"/>
+        </w:trPr>
+        <w:tc>
+          <w:tcPr>
+            <w:tcW w:type="dxa" w:w="2272"/>
             <w:shd w:fill="3B9C7B"/>
           </w:tcPr>
           <w:p>
             <w:pPr>
               <w:jc w:val="center"/>
+              <w:keepNext w:val="true"/>
             </w:pPr>
             <w:r/>
             <w:r>
@@ -4706,12 +4870,13 @@
         </w:tc>
         <w:tc>
           <w:tcPr>
-            <w:tcW w:type="dxa" w:w="1767"/>
+            <w:tcW w:type="dxa" w:w="1477"/>
             <w:shd w:fill="3B9C7B"/>
           </w:tcPr>
           <w:p>
             <w:pPr>
               <w:jc w:val="center"/>
+              <w:keepNext w:val="true"/>
             </w:pPr>
             <w:r/>
             <w:r>
@@ -4727,12 +4892,13 @@
         </w:tc>
         <w:tc>
           <w:tcPr>
-            <w:tcW w:type="dxa" w:w="1767"/>
+            <w:tcW w:type="dxa" w:w="1023"/>
             <w:shd w:fill="3B9C7B"/>
           </w:tcPr>
           <w:p>
             <w:pPr>
               <w:jc w:val="center"/>
+              <w:keepNext w:val="true"/>
             </w:pPr>
             <w:r/>
             <w:r>
@@ -4748,12 +4914,13 @@
         </w:tc>
         <w:tc>
           <w:tcPr>
-            <w:tcW w:type="dxa" w:w="1767"/>
+            <w:tcW w:type="dxa" w:w="1023"/>
             <w:shd w:fill="3B9C7B"/>
           </w:tcPr>
           <w:p>
             <w:pPr>
               <w:jc w:val="center"/>
+              <w:keepNext w:val="true"/>
             </w:pPr>
             <w:r/>
             <w:r>
@@ -4769,12 +4936,13 @@
         </w:tc>
         <w:tc>
           <w:tcPr>
-            <w:tcW w:type="dxa" w:w="1767"/>
+            <w:tcW w:type="dxa" w:w="1136"/>
             <w:shd w:fill="3B9C7B"/>
           </w:tcPr>
           <w:p>
             <w:pPr>
               <w:jc w:val="center"/>
+              <w:keepNext w:val="true"/>
             </w:pPr>
             <w:r/>
             <w:r>
@@ -4790,12 +4958,13 @@
         </w:tc>
         <w:tc>
           <w:tcPr>
-            <w:tcW w:type="dxa" w:w="1767"/>
+            <w:tcW w:type="dxa" w:w="842"/>
             <w:shd w:fill="3B9C7B"/>
           </w:tcPr>
           <w:p>
             <w:pPr>
               <w:jc w:val="center"/>
+              <w:keepNext w:val="true"/>
             </w:pPr>
             <w:r/>
             <w:r>
@@ -4811,12 +4980,13 @@
         </w:tc>
         <w:tc>
           <w:tcPr>
-            <w:tcW w:type="dxa" w:w="1767"/>
+            <w:tcW w:type="dxa" w:w="842"/>
             <w:shd w:fill="3B9C7B"/>
           </w:tcPr>
           <w:p>
             <w:pPr>
               <w:jc w:val="center"/>
+              <w:keepNext w:val="true"/>
             </w:pPr>
             <w:r/>
             <w:r>
@@ -4832,12 +5002,13 @@
         </w:tc>
         <w:tc>
           <w:tcPr>
-            <w:tcW w:type="dxa" w:w="1767"/>
+            <w:tcW w:type="dxa" w:w="1023"/>
             <w:shd w:fill="3B9C7B"/>
           </w:tcPr>
           <w:p>
             <w:pPr>
               <w:jc w:val="center"/>
+              <w:keepNext w:val="true"/>
             </w:pPr>
             <w:r/>
             <w:r>
@@ -4853,14 +5024,18 @@
         </w:tc>
       </w:tr>
       <w:tr>
-        <w:tc>
-          <w:tcPr>
-            <w:tcW w:type="dxa" w:w="1767"/>
+        <w:trPr>
+          <w:cantSplit w:val="true"/>
+        </w:trPr>
+        <w:tc>
+          <w:tcPr>
+            <w:tcW w:type="dxa" w:w="2272"/>
             <w:shd w:fill="0A5455"/>
           </w:tcPr>
           <w:p>
             <w:pPr>
               <w:spacing w:before="60" w:after="60"/>
+              <w:keepNext w:val="true"/>
             </w:pPr>
             <w:r/>
             <w:r>
@@ -4876,12 +5051,13 @@
         </w:tc>
         <w:tc>
           <w:tcPr>
-            <w:tcW w:type="dxa" w:w="1767"/>
-          </w:tcPr>
-          <w:p>
-            <w:pPr>
-              <w:spacing w:before="60" w:after="60"/>
-              <w:jc w:val="center"/>
+            <w:tcW w:type="dxa" w:w="1477"/>
+          </w:tcPr>
+          <w:p>
+            <w:pPr>
+              <w:spacing w:before="60" w:after="60"/>
+              <w:jc w:val="center"/>
+              <w:keepNext w:val="true"/>
             </w:pPr>
             <w:r/>
             <w:r>
@@ -4897,12 +5073,13 @@
         </w:tc>
         <w:tc>
           <w:tcPr>
-            <w:tcW w:type="dxa" w:w="1767"/>
-          </w:tcPr>
-          <w:p>
-            <w:pPr>
-              <w:spacing w:before="60" w:after="60"/>
-              <w:jc w:val="center"/>
+            <w:tcW w:type="dxa" w:w="1023"/>
+          </w:tcPr>
+          <w:p>
+            <w:pPr>
+              <w:spacing w:before="60" w:after="60"/>
+              <w:jc w:val="center"/>
+              <w:keepNext w:val="true"/>
             </w:pPr>
             <w:r/>
             <w:r>
@@ -4918,12 +5095,13 @@
         </w:tc>
         <w:tc>
           <w:tcPr>
-            <w:tcW w:type="dxa" w:w="1767"/>
-          </w:tcPr>
-          <w:p>
-            <w:pPr>
-              <w:spacing w:before="60" w:after="60"/>
-              <w:jc w:val="center"/>
+            <w:tcW w:type="dxa" w:w="1023"/>
+          </w:tcPr>
+          <w:p>
+            <w:pPr>
+              <w:spacing w:before="60" w:after="60"/>
+              <w:jc w:val="center"/>
+              <w:keepNext w:val="true"/>
             </w:pPr>
             <w:r/>
             <w:r>
@@ -4939,12 +5117,13 @@
         </w:tc>
         <w:tc>
           <w:tcPr>
-            <w:tcW w:type="dxa" w:w="1767"/>
-          </w:tcPr>
-          <w:p>
-            <w:pPr>
-              <w:spacing w:before="60" w:after="60"/>
-              <w:jc w:val="center"/>
+            <w:tcW w:type="dxa" w:w="1136"/>
+          </w:tcPr>
+          <w:p>
+            <w:pPr>
+              <w:spacing w:before="60" w:after="60"/>
+              <w:jc w:val="center"/>
+              <w:keepNext w:val="true"/>
             </w:pPr>
             <w:r/>
             <w:r>
@@ -4960,12 +5139,13 @@
         </w:tc>
         <w:tc>
           <w:tcPr>
-            <w:tcW w:type="dxa" w:w="1767"/>
-          </w:tcPr>
-          <w:p>
-            <w:pPr>
-              <w:spacing w:before="60" w:after="60"/>
-              <w:jc w:val="center"/>
+            <w:tcW w:type="dxa" w:w="842"/>
+          </w:tcPr>
+          <w:p>
+            <w:pPr>
+              <w:spacing w:before="60" w:after="60"/>
+              <w:jc w:val="center"/>
+              <w:keepNext w:val="true"/>
             </w:pPr>
             <w:r/>
             <w:r>
@@ -4981,12 +5161,13 @@
         </w:tc>
         <w:tc>
           <w:tcPr>
-            <w:tcW w:type="dxa" w:w="1767"/>
-          </w:tcPr>
-          <w:p>
-            <w:pPr>
-              <w:spacing w:before="60" w:after="60"/>
-              <w:jc w:val="center"/>
+            <w:tcW w:type="dxa" w:w="842"/>
+          </w:tcPr>
+          <w:p>
+            <w:pPr>
+              <w:spacing w:before="60" w:after="60"/>
+              <w:jc w:val="center"/>
+              <w:keepNext w:val="true"/>
             </w:pPr>
             <w:r/>
             <w:r>
@@ -5002,12 +5183,13 @@
         </w:tc>
         <w:tc>
           <w:tcPr>
-            <w:tcW w:type="dxa" w:w="1767"/>
-          </w:tcPr>
-          <w:p>
-            <w:pPr>
-              <w:spacing w:before="60" w:after="60"/>
-              <w:jc w:val="center"/>
+            <w:tcW w:type="dxa" w:w="1023"/>
+          </w:tcPr>
+          <w:p>
+            <w:pPr>
+              <w:spacing w:before="60" w:after="60"/>
+              <w:jc w:val="center"/>
+              <w:keepNext w:val="true"/>
             </w:pPr>
             <w:r/>
             <w:r>
@@ -5023,14 +5205,18 @@
         </w:tc>
       </w:tr>
       <w:tr>
-        <w:tc>
-          <w:tcPr>
-            <w:tcW w:type="dxa" w:w="1767"/>
+        <w:trPr>
+          <w:cantSplit w:val="true"/>
+        </w:trPr>
+        <w:tc>
+          <w:tcPr>
+            <w:tcW w:type="dxa" w:w="2272"/>
             <w:shd w:fill="0A5455"/>
           </w:tcPr>
           <w:p>
             <w:pPr>
               <w:spacing w:before="60" w:after="60"/>
+              <w:keepNext w:val="true"/>
             </w:pPr>
             <w:r/>
             <w:r>
@@ -5046,12 +5232,13 @@
         </w:tc>
         <w:tc>
           <w:tcPr>
-            <w:tcW w:type="dxa" w:w="1767"/>
-          </w:tcPr>
-          <w:p>
-            <w:pPr>
-              <w:spacing w:before="60" w:after="60"/>
-              <w:jc w:val="center"/>
+            <w:tcW w:type="dxa" w:w="1477"/>
+          </w:tcPr>
+          <w:p>
+            <w:pPr>
+              <w:spacing w:before="60" w:after="60"/>
+              <w:jc w:val="center"/>
+              <w:keepNext w:val="true"/>
             </w:pPr>
             <w:r/>
             <w:r>
@@ -5067,12 +5254,13 @@
         </w:tc>
         <w:tc>
           <w:tcPr>
-            <w:tcW w:type="dxa" w:w="1767"/>
-          </w:tcPr>
-          <w:p>
-            <w:pPr>
-              <w:spacing w:before="60" w:after="60"/>
-              <w:jc w:val="center"/>
+            <w:tcW w:type="dxa" w:w="1023"/>
+          </w:tcPr>
+          <w:p>
+            <w:pPr>
+              <w:spacing w:before="60" w:after="60"/>
+              <w:jc w:val="center"/>
+              <w:keepNext w:val="true"/>
             </w:pPr>
             <w:r/>
             <w:r>
@@ -5088,12 +5276,13 @@
         </w:tc>
         <w:tc>
           <w:tcPr>
-            <w:tcW w:type="dxa" w:w="1767"/>
-          </w:tcPr>
-          <w:p>
-            <w:pPr>
-              <w:spacing w:before="60" w:after="60"/>
-              <w:jc w:val="center"/>
+            <w:tcW w:type="dxa" w:w="1023"/>
+          </w:tcPr>
+          <w:p>
+            <w:pPr>
+              <w:spacing w:before="60" w:after="60"/>
+              <w:jc w:val="center"/>
+              <w:keepNext w:val="true"/>
             </w:pPr>
             <w:r/>
             <w:r>
@@ -5109,12 +5298,13 @@
         </w:tc>
         <w:tc>
           <w:tcPr>
-            <w:tcW w:type="dxa" w:w="1767"/>
-          </w:tcPr>
-          <w:p>
-            <w:pPr>
-              <w:spacing w:before="60" w:after="60"/>
-              <w:jc w:val="center"/>
+            <w:tcW w:type="dxa" w:w="1136"/>
+          </w:tcPr>
+          <w:p>
+            <w:pPr>
+              <w:spacing w:before="60" w:after="60"/>
+              <w:jc w:val="center"/>
+              <w:keepNext w:val="true"/>
             </w:pPr>
             <w:r/>
             <w:r>
@@ -5130,12 +5320,13 @@
         </w:tc>
         <w:tc>
           <w:tcPr>
-            <w:tcW w:type="dxa" w:w="1767"/>
-          </w:tcPr>
-          <w:p>
-            <w:pPr>
-              <w:spacing w:before="60" w:after="60"/>
-              <w:jc w:val="center"/>
+            <w:tcW w:type="dxa" w:w="842"/>
+          </w:tcPr>
+          <w:p>
+            <w:pPr>
+              <w:spacing w:before="60" w:after="60"/>
+              <w:jc w:val="center"/>
+              <w:keepNext w:val="true"/>
             </w:pPr>
             <w:r/>
             <w:r>
@@ -5151,12 +5342,13 @@
         </w:tc>
         <w:tc>
           <w:tcPr>
-            <w:tcW w:type="dxa" w:w="1767"/>
-          </w:tcPr>
-          <w:p>
-            <w:pPr>
-              <w:spacing w:before="60" w:after="60"/>
-              <w:jc w:val="center"/>
+            <w:tcW w:type="dxa" w:w="842"/>
+          </w:tcPr>
+          <w:p>
+            <w:pPr>
+              <w:spacing w:before="60" w:after="60"/>
+              <w:jc w:val="center"/>
+              <w:keepNext w:val="true"/>
             </w:pPr>
             <w:r/>
             <w:r>
@@ -5172,12 +5364,13 @@
         </w:tc>
         <w:tc>
           <w:tcPr>
-            <w:tcW w:type="dxa" w:w="1767"/>
-          </w:tcPr>
-          <w:p>
-            <w:pPr>
-              <w:spacing w:before="60" w:after="60"/>
-              <w:jc w:val="center"/>
+            <w:tcW w:type="dxa" w:w="1023"/>
+          </w:tcPr>
+          <w:p>
+            <w:pPr>
+              <w:spacing w:before="60" w:after="60"/>
+              <w:jc w:val="center"/>
+              <w:keepNext w:val="true"/>
             </w:pPr>
             <w:r/>
             <w:r>
@@ -5193,9 +5386,12 @@
         </w:tc>
       </w:tr>
       <w:tr>
-        <w:tc>
-          <w:tcPr>
-            <w:tcW w:type="dxa" w:w="1767"/>
+        <w:trPr>
+          <w:cantSplit w:val="true"/>
+        </w:trPr>
+        <w:tc>
+          <w:tcPr>
+            <w:tcW w:type="dxa" w:w="2272"/>
             <w:shd w:fill="0A5455"/>
           </w:tcPr>
           <w:p>
@@ -5216,7 +5412,7 @@
         </w:tc>
         <w:tc>
           <w:tcPr>
-            <w:tcW w:type="dxa" w:w="1767"/>
+            <w:tcW w:type="dxa" w:w="1477"/>
           </w:tcPr>
           <w:p>
             <w:pPr>
@@ -5237,7 +5433,7 @@
         </w:tc>
         <w:tc>
           <w:tcPr>
-            <w:tcW w:type="dxa" w:w="1767"/>
+            <w:tcW w:type="dxa" w:w="1023"/>
           </w:tcPr>
           <w:p>
             <w:pPr>
@@ -5258,7 +5454,7 @@
         </w:tc>
         <w:tc>
           <w:tcPr>
-            <w:tcW w:type="dxa" w:w="1767"/>
+            <w:tcW w:type="dxa" w:w="1023"/>
           </w:tcPr>
           <w:p>
             <w:pPr>
@@ -5279,7 +5475,7 @@
         </w:tc>
         <w:tc>
           <w:tcPr>
-            <w:tcW w:type="dxa" w:w="1767"/>
+            <w:tcW w:type="dxa" w:w="1136"/>
           </w:tcPr>
           <w:p>
             <w:pPr>
@@ -5300,7 +5496,7 @@
         </w:tc>
         <w:tc>
           <w:tcPr>
-            <w:tcW w:type="dxa" w:w="1767"/>
+            <w:tcW w:type="dxa" w:w="842"/>
           </w:tcPr>
           <w:p>
             <w:pPr>
@@ -5321,7 +5517,7 @@
         </w:tc>
         <w:tc>
           <w:tcPr>
-            <w:tcW w:type="dxa" w:w="1767"/>
+            <w:tcW w:type="dxa" w:w="842"/>
           </w:tcPr>
           <w:p>
             <w:pPr>
@@ -5342,7 +5538,7 @@
         </w:tc>
         <w:tc>
           <w:tcPr>
-            <w:tcW w:type="dxa" w:w="1767"/>
+            <w:tcW w:type="dxa" w:w="1023"/>
           </w:tcPr>
           <w:p>
             <w:pPr>
@@ -5363,9 +5559,12 @@
         </w:tc>
       </w:tr>
       <w:tr>
-        <w:tc>
-          <w:tcPr>
-            <w:tcW w:type="dxa" w:w="1767"/>
+        <w:trPr>
+          <w:cantSplit w:val="true"/>
+        </w:trPr>
+        <w:tc>
+          <w:tcPr>
+            <w:tcW w:type="dxa" w:w="2272"/>
             <w:shd w:fill="0A5455"/>
           </w:tcPr>
           <w:p>
@@ -5386,7 +5585,7 @@
         </w:tc>
         <w:tc>
           <w:tcPr>
-            <w:tcW w:type="dxa" w:w="1767"/>
+            <w:tcW w:type="dxa" w:w="1477"/>
           </w:tcPr>
           <w:p>
             <w:pPr>
@@ -5407,7 +5606,7 @@
         </w:tc>
         <w:tc>
           <w:tcPr>
-            <w:tcW w:type="dxa" w:w="1767"/>
+            <w:tcW w:type="dxa" w:w="1023"/>
           </w:tcPr>
           <w:p>
             <w:pPr>
@@ -5428,7 +5627,7 @@
         </w:tc>
         <w:tc>
           <w:tcPr>
-            <w:tcW w:type="dxa" w:w="1767"/>
+            <w:tcW w:type="dxa" w:w="1023"/>
           </w:tcPr>
           <w:p>
             <w:pPr>
@@ -5449,7 +5648,7 @@
         </w:tc>
         <w:tc>
           <w:tcPr>
-            <w:tcW w:type="dxa" w:w="1767"/>
+            <w:tcW w:type="dxa" w:w="1136"/>
           </w:tcPr>
           <w:p>
             <w:pPr>
@@ -5470,7 +5669,7 @@
         </w:tc>
         <w:tc>
           <w:tcPr>
-            <w:tcW w:type="dxa" w:w="1767"/>
+            <w:tcW w:type="dxa" w:w="842"/>
           </w:tcPr>
           <w:p>
             <w:pPr>
@@ -5491,7 +5690,7 @@
         </w:tc>
         <w:tc>
           <w:tcPr>
-            <w:tcW w:type="dxa" w:w="1767"/>
+            <w:tcW w:type="dxa" w:w="842"/>
           </w:tcPr>
           <w:p>
             <w:pPr>
@@ -5512,7 +5711,7 @@
         </w:tc>
         <w:tc>
           <w:tcPr>
-            <w:tcW w:type="dxa" w:w="1767"/>
+            <w:tcW w:type="dxa" w:w="1023"/>
           </w:tcPr>
           <w:p>
             <w:pPr>
@@ -5533,9 +5732,12 @@
         </w:tc>
       </w:tr>
       <w:tr>
-        <w:tc>
-          <w:tcPr>
-            <w:tcW w:type="dxa" w:w="1767"/>
+        <w:trPr>
+          <w:cantSplit w:val="true"/>
+        </w:trPr>
+        <w:tc>
+          <w:tcPr>
+            <w:tcW w:type="dxa" w:w="2272"/>
             <w:shd w:fill="0A5455"/>
           </w:tcPr>
           <w:p>
@@ -5556,7 +5758,7 @@
         </w:tc>
         <w:tc>
           <w:tcPr>
-            <w:tcW w:type="dxa" w:w="1767"/>
+            <w:tcW w:type="dxa" w:w="1477"/>
           </w:tcPr>
           <w:p>
             <w:pPr>
@@ -5577,7 +5779,7 @@
         </w:tc>
         <w:tc>
           <w:tcPr>
-            <w:tcW w:type="dxa" w:w="1767"/>
+            <w:tcW w:type="dxa" w:w="1023"/>
           </w:tcPr>
           <w:p>
             <w:pPr>
@@ -5598,7 +5800,7 @@
         </w:tc>
         <w:tc>
           <w:tcPr>
-            <w:tcW w:type="dxa" w:w="1767"/>
+            <w:tcW w:type="dxa" w:w="1023"/>
           </w:tcPr>
           <w:p>
             <w:pPr>
@@ -5619,7 +5821,7 @@
         </w:tc>
         <w:tc>
           <w:tcPr>
-            <w:tcW w:type="dxa" w:w="1767"/>
+            <w:tcW w:type="dxa" w:w="1136"/>
           </w:tcPr>
           <w:p>
             <w:pPr>
@@ -5640,7 +5842,7 @@
         </w:tc>
         <w:tc>
           <w:tcPr>
-            <w:tcW w:type="dxa" w:w="1767"/>
+            <w:tcW w:type="dxa" w:w="842"/>
           </w:tcPr>
           <w:p>
             <w:pPr>
@@ -5661,7 +5863,7 @@
         </w:tc>
         <w:tc>
           <w:tcPr>
-            <w:tcW w:type="dxa" w:w="1767"/>
+            <w:tcW w:type="dxa" w:w="842"/>
           </w:tcPr>
           <w:p>
             <w:pPr>
@@ -5682,7 +5884,7 @@
         </w:tc>
         <w:tc>
           <w:tcPr>
-            <w:tcW w:type="dxa" w:w="1767"/>
+            <w:tcW w:type="dxa" w:w="1023"/>
           </w:tcPr>
           <w:p>
             <w:pPr>
@@ -5703,9 +5905,12 @@
         </w:tc>
       </w:tr>
       <w:tr>
-        <w:tc>
-          <w:tcPr>
-            <w:tcW w:type="dxa" w:w="1767"/>
+        <w:trPr>
+          <w:cantSplit w:val="true"/>
+        </w:trPr>
+        <w:tc>
+          <w:tcPr>
+            <w:tcW w:type="dxa" w:w="2272"/>
             <w:shd w:fill="0A5455"/>
           </w:tcPr>
           <w:p>
@@ -5726,7 +5931,7 @@
         </w:tc>
         <w:tc>
           <w:tcPr>
-            <w:tcW w:type="dxa" w:w="1767"/>
+            <w:tcW w:type="dxa" w:w="1477"/>
           </w:tcPr>
           <w:p>
             <w:pPr>
@@ -5747,7 +5952,7 @@
         </w:tc>
         <w:tc>
           <w:tcPr>
-            <w:tcW w:type="dxa" w:w="1767"/>
+            <w:tcW w:type="dxa" w:w="1023"/>
           </w:tcPr>
           <w:p>
             <w:pPr>
@@ -5768,7 +5973,7 @@
         </w:tc>
         <w:tc>
           <w:tcPr>
-            <w:tcW w:type="dxa" w:w="1767"/>
+            <w:tcW w:type="dxa" w:w="1023"/>
           </w:tcPr>
           <w:p>
             <w:pPr>
@@ -5789,7 +5994,7 @@
         </w:tc>
         <w:tc>
           <w:tcPr>
-            <w:tcW w:type="dxa" w:w="1767"/>
+            <w:tcW w:type="dxa" w:w="1136"/>
           </w:tcPr>
           <w:p>
             <w:pPr>
@@ -5810,7 +6015,7 @@
         </w:tc>
         <w:tc>
           <w:tcPr>
-            <w:tcW w:type="dxa" w:w="1767"/>
+            <w:tcW w:type="dxa" w:w="842"/>
           </w:tcPr>
           <w:p>
             <w:pPr>
@@ -5831,7 +6036,7 @@
         </w:tc>
         <w:tc>
           <w:tcPr>
-            <w:tcW w:type="dxa" w:w="1767"/>
+            <w:tcW w:type="dxa" w:w="842"/>
           </w:tcPr>
           <w:p>
             <w:pPr>
@@ -5852,7 +6057,7 @@
         </w:tc>
         <w:tc>
           <w:tcPr>
-            <w:tcW w:type="dxa" w:w="1767"/>
+            <w:tcW w:type="dxa" w:w="1023"/>
           </w:tcPr>
           <w:p>
             <w:pPr>
@@ -5873,9 +6078,12 @@
         </w:tc>
       </w:tr>
       <w:tr>
-        <w:tc>
-          <w:tcPr>
-            <w:tcW w:type="dxa" w:w="1767"/>
+        <w:trPr>
+          <w:cantSplit w:val="true"/>
+        </w:trPr>
+        <w:tc>
+          <w:tcPr>
+            <w:tcW w:type="dxa" w:w="2272"/>
             <w:shd w:fill="0A5455"/>
           </w:tcPr>
           <w:p>
@@ -5896,7 +6104,7 @@
         </w:tc>
         <w:tc>
           <w:tcPr>
-            <w:tcW w:type="dxa" w:w="1767"/>
+            <w:tcW w:type="dxa" w:w="1477"/>
           </w:tcPr>
           <w:p>
             <w:pPr>
@@ -5917,7 +6125,7 @@
         </w:tc>
         <w:tc>
           <w:tcPr>
-            <w:tcW w:type="dxa" w:w="1767"/>
+            <w:tcW w:type="dxa" w:w="1023"/>
           </w:tcPr>
           <w:p>
             <w:pPr>
@@ -5938,7 +6146,7 @@
         </w:tc>
         <w:tc>
           <w:tcPr>
-            <w:tcW w:type="dxa" w:w="1767"/>
+            <w:tcW w:type="dxa" w:w="1023"/>
           </w:tcPr>
           <w:p>
             <w:pPr>
@@ -5959,7 +6167,7 @@
         </w:tc>
         <w:tc>
           <w:tcPr>
-            <w:tcW w:type="dxa" w:w="1767"/>
+            <w:tcW w:type="dxa" w:w="1136"/>
           </w:tcPr>
           <w:p>
             <w:pPr>
@@ -5980,7 +6188,7 @@
         </w:tc>
         <w:tc>
           <w:tcPr>
-            <w:tcW w:type="dxa" w:w="1767"/>
+            <w:tcW w:type="dxa" w:w="842"/>
           </w:tcPr>
           <w:p>
             <w:pPr>
@@ -6001,7 +6209,7 @@
         </w:tc>
         <w:tc>
           <w:tcPr>
-            <w:tcW w:type="dxa" w:w="1767"/>
+            <w:tcW w:type="dxa" w:w="842"/>
           </w:tcPr>
           <w:p>
             <w:pPr>
@@ -6022,7 +6230,7 @@
         </w:tc>
         <w:tc>
           <w:tcPr>
-            <w:tcW w:type="dxa" w:w="1767"/>
+            <w:tcW w:type="dxa" w:w="1023"/>
           </w:tcPr>
           <w:p>
             <w:pPr>
@@ -6077,6 +6285,9 @@
       </w:r>
     </w:p>
     <w:p>
+      <w:pPr>
+        <w:keepNext w:val="true"/>
+      </w:pPr>
       <w:r>
         <w:rPr>
           <w:rFonts w:ascii="Arial" w:hAnsi="Arial"/>
@@ -6090,6 +6301,7 @@
     <w:p>
       <w:pPr>
         <w:spacing w:before="80" w:after="80"/>
+        <w:keepNext w:val="true"/>
       </w:pPr>
       <w:r>
         <w:rPr>
@@ -6104,6 +6316,7 @@
     <w:p>
       <w:pPr>
         <w:spacing w:before="80" w:after="80"/>
+        <w:keepNext w:val="true"/>
       </w:pPr>
       <w:r>
         <w:rPr>
@@ -6128,6 +6341,7 @@
           <w:insideH w:val="single" w:sz="4" w:color="404040"/>
           <w:insideV w:val="single" w:sz="4" w:color="404040"/>
         </w:tblBorders>
+        <w:tblLayout w:type="fixed"/>
       </w:tblPr>
       <w:tblGrid>
         <w:gridCol w:w="1285"/>
@@ -6143,14 +6357,18 @@
         <w:gridCol w:w="1285"/>
       </w:tblGrid>
       <w:tr>
-        <w:tc>
-          <w:tcPr>
-            <w:tcW w:type="dxa" w:w="1285"/>
+        <w:trPr>
+          <w:cantSplit w:val="true"/>
+        </w:trPr>
+        <w:tc>
+          <w:tcPr>
+            <w:tcW w:type="dxa" w:w="1629"/>
             <w:shd w:fill="3B9C7B"/>
           </w:tcPr>
           <w:p>
             <w:pPr>
               <w:jc w:val="center"/>
+              <w:keepNext w:val="true"/>
             </w:pPr>
             <w:r/>
             <w:r>
@@ -6166,12 +6384,13 @@
         </w:tc>
         <w:tc>
           <w:tcPr>
-            <w:tcW w:type="dxa" w:w="1285"/>
+            <w:tcW w:type="dxa" w:w="1059"/>
             <w:shd w:fill="3B9C7B"/>
           </w:tcPr>
           <w:p>
             <w:pPr>
               <w:jc w:val="center"/>
+              <w:keepNext w:val="true"/>
             </w:pPr>
             <w:r/>
             <w:r>
@@ -6187,12 +6406,13 @@
         </w:tc>
         <w:tc>
           <w:tcPr>
-            <w:tcW w:type="dxa" w:w="1285"/>
+            <w:tcW w:type="dxa" w:w="896"/>
             <w:shd w:fill="3B9C7B"/>
           </w:tcPr>
           <w:p>
             <w:pPr>
               <w:jc w:val="center"/>
+              <w:keepNext w:val="true"/>
             </w:pPr>
             <w:r/>
             <w:r>
@@ -6208,12 +6428,13 @@
         </w:tc>
         <w:tc>
           <w:tcPr>
-            <w:tcW w:type="dxa" w:w="1285"/>
+            <w:tcW w:type="dxa" w:w="755"/>
             <w:shd w:fill="3B9C7B"/>
           </w:tcPr>
           <w:p>
             <w:pPr>
               <w:jc w:val="center"/>
+              <w:keepNext w:val="true"/>
             </w:pPr>
             <w:r/>
             <w:r>
@@ -6229,12 +6450,13 @@
         </w:tc>
         <w:tc>
           <w:tcPr>
-            <w:tcW w:type="dxa" w:w="1285"/>
+            <w:tcW w:type="dxa" w:w="733"/>
             <w:shd w:fill="3B9C7B"/>
           </w:tcPr>
           <w:p>
             <w:pPr>
               <w:jc w:val="center"/>
+              <w:keepNext w:val="true"/>
             </w:pPr>
             <w:r/>
             <w:r>
@@ -6250,12 +6472,13 @@
         </w:tc>
         <w:tc>
           <w:tcPr>
-            <w:tcW w:type="dxa" w:w="1285"/>
+            <w:tcW w:type="dxa" w:w="733"/>
             <w:shd w:fill="3B9C7B"/>
           </w:tcPr>
           <w:p>
             <w:pPr>
               <w:jc w:val="center"/>
+              <w:keepNext w:val="true"/>
             </w:pPr>
             <w:r/>
             <w:r>
@@ -6271,12 +6494,13 @@
         </w:tc>
         <w:tc>
           <w:tcPr>
-            <w:tcW w:type="dxa" w:w="1285"/>
+            <w:tcW w:type="dxa" w:w="755"/>
             <w:shd w:fill="3B9C7B"/>
           </w:tcPr>
           <w:p>
             <w:pPr>
               <w:jc w:val="center"/>
+              <w:keepNext w:val="true"/>
             </w:pPr>
             <w:r/>
             <w:r>
@@ -6292,12 +6516,13 @@
         </w:tc>
         <w:tc>
           <w:tcPr>
-            <w:tcW w:type="dxa" w:w="1285"/>
+            <w:tcW w:type="dxa" w:w="815"/>
             <w:shd w:fill="3B9C7B"/>
           </w:tcPr>
           <w:p>
             <w:pPr>
               <w:jc w:val="center"/>
+              <w:keepNext w:val="true"/>
             </w:pPr>
             <w:r/>
             <w:r>
@@ -6313,12 +6538,13 @@
         </w:tc>
         <w:tc>
           <w:tcPr>
-            <w:tcW w:type="dxa" w:w="1285"/>
+            <w:tcW w:type="dxa" w:w="755"/>
             <w:shd w:fill="3B9C7B"/>
           </w:tcPr>
           <w:p>
             <w:pPr>
               <w:jc w:val="center"/>
+              <w:keepNext w:val="true"/>
             </w:pPr>
             <w:r/>
             <w:r>
@@ -6334,12 +6560,13 @@
         </w:tc>
         <w:tc>
           <w:tcPr>
-            <w:tcW w:type="dxa" w:w="1285"/>
+            <w:tcW w:type="dxa" w:w="755"/>
             <w:shd w:fill="3B9C7B"/>
           </w:tcPr>
           <w:p>
             <w:pPr>
               <w:jc w:val="center"/>
+              <w:keepNext w:val="true"/>
             </w:pPr>
             <w:r/>
             <w:r>
@@ -6355,12 +6582,13 @@
         </w:tc>
         <w:tc>
           <w:tcPr>
-            <w:tcW w:type="dxa" w:w="1285"/>
+            <w:tcW w:type="dxa" w:w="755"/>
             <w:shd w:fill="3B9C7B"/>
           </w:tcPr>
           <w:p>
             <w:pPr>
               <w:jc w:val="center"/>
+              <w:keepNext w:val="true"/>
             </w:pPr>
             <w:r/>
             <w:r>
@@ -6376,14 +6604,18 @@
         </w:tc>
       </w:tr>
       <w:tr>
-        <w:tc>
-          <w:tcPr>
-            <w:tcW w:type="dxa" w:w="1285"/>
+        <w:trPr>
+          <w:cantSplit w:val="true"/>
+        </w:trPr>
+        <w:tc>
+          <w:tcPr>
+            <w:tcW w:type="dxa" w:w="1629"/>
             <w:shd w:fill="0A5455"/>
           </w:tcPr>
           <w:p>
             <w:pPr>
               <w:spacing w:before="60" w:after="60"/>
+              <w:keepNext w:val="true"/>
             </w:pPr>
             <w:r/>
             <w:r>
@@ -6399,12 +6631,13 @@
         </w:tc>
         <w:tc>
           <w:tcPr>
-            <w:tcW w:type="dxa" w:w="1285"/>
-          </w:tcPr>
-          <w:p>
-            <w:pPr>
-              <w:spacing w:before="60" w:after="60"/>
-              <w:jc w:val="center"/>
+            <w:tcW w:type="dxa" w:w="1059"/>
+          </w:tcPr>
+          <w:p>
+            <w:pPr>
+              <w:spacing w:before="60" w:after="60"/>
+              <w:jc w:val="center"/>
+              <w:keepNext w:val="true"/>
             </w:pPr>
             <w:r/>
             <w:r>
@@ -6420,12 +6653,13 @@
         </w:tc>
         <w:tc>
           <w:tcPr>
-            <w:tcW w:type="dxa" w:w="1285"/>
-          </w:tcPr>
-          <w:p>
-            <w:pPr>
-              <w:spacing w:before="60" w:after="60"/>
-              <w:jc w:val="center"/>
+            <w:tcW w:type="dxa" w:w="896"/>
+          </w:tcPr>
+          <w:p>
+            <w:pPr>
+              <w:spacing w:before="60" w:after="60"/>
+              <w:jc w:val="center"/>
+              <w:keepNext w:val="true"/>
             </w:pPr>
             <w:r/>
             <w:r>
@@ -6441,12 +6675,13 @@
         </w:tc>
         <w:tc>
           <w:tcPr>
-            <w:tcW w:type="dxa" w:w="1285"/>
-          </w:tcPr>
-          <w:p>
-            <w:pPr>
-              <w:spacing w:before="60" w:after="60"/>
-              <w:jc w:val="center"/>
+            <w:tcW w:type="dxa" w:w="755"/>
+          </w:tcPr>
+          <w:p>
+            <w:pPr>
+              <w:spacing w:before="60" w:after="60"/>
+              <w:jc w:val="center"/>
+              <w:keepNext w:val="true"/>
             </w:pPr>
             <w:r/>
             <w:r>
@@ -6462,12 +6697,13 @@
         </w:tc>
         <w:tc>
           <w:tcPr>
-            <w:tcW w:type="dxa" w:w="1285"/>
-          </w:tcPr>
-          <w:p>
-            <w:pPr>
-              <w:spacing w:before="60" w:after="60"/>
-              <w:jc w:val="center"/>
+            <w:tcW w:type="dxa" w:w="733"/>
+          </w:tcPr>
+          <w:p>
+            <w:pPr>
+              <w:spacing w:before="60" w:after="60"/>
+              <w:jc w:val="center"/>
+              <w:keepNext w:val="true"/>
             </w:pPr>
             <w:r/>
             <w:r>
@@ -6483,12 +6719,13 @@
         </w:tc>
         <w:tc>
           <w:tcPr>
-            <w:tcW w:type="dxa" w:w="1285"/>
-          </w:tcPr>
-          <w:p>
-            <w:pPr>
-              <w:spacing w:before="60" w:after="60"/>
-              <w:jc w:val="center"/>
+            <w:tcW w:type="dxa" w:w="733"/>
+          </w:tcPr>
+          <w:p>
+            <w:pPr>
+              <w:spacing w:before="60" w:after="60"/>
+              <w:jc w:val="center"/>
+              <w:keepNext w:val="true"/>
             </w:pPr>
             <w:r/>
             <w:r>
@@ -6504,12 +6741,13 @@
         </w:tc>
         <w:tc>
           <w:tcPr>
-            <w:tcW w:type="dxa" w:w="1285"/>
-          </w:tcPr>
-          <w:p>
-            <w:pPr>
-              <w:spacing w:before="60" w:after="60"/>
-              <w:jc w:val="center"/>
+            <w:tcW w:type="dxa" w:w="755"/>
+          </w:tcPr>
+          <w:p>
+            <w:pPr>
+              <w:spacing w:before="60" w:after="60"/>
+              <w:jc w:val="center"/>
+              <w:keepNext w:val="true"/>
             </w:pPr>
             <w:r/>
             <w:r>
@@ -6525,12 +6763,13 @@
         </w:tc>
         <w:tc>
           <w:tcPr>
-            <w:tcW w:type="dxa" w:w="1285"/>
-          </w:tcPr>
-          <w:p>
-            <w:pPr>
-              <w:spacing w:before="60" w:after="60"/>
-              <w:jc w:val="center"/>
+            <w:tcW w:type="dxa" w:w="815"/>
+          </w:tcPr>
+          <w:p>
+            <w:pPr>
+              <w:spacing w:before="60" w:after="60"/>
+              <w:jc w:val="center"/>
+              <w:keepNext w:val="true"/>
             </w:pPr>
             <w:r/>
             <w:r>
@@ -6546,12 +6785,13 @@
         </w:tc>
         <w:tc>
           <w:tcPr>
-            <w:tcW w:type="dxa" w:w="1285"/>
-          </w:tcPr>
-          <w:p>
-            <w:pPr>
-              <w:spacing w:before="60" w:after="60"/>
-              <w:jc w:val="center"/>
+            <w:tcW w:type="dxa" w:w="755"/>
+          </w:tcPr>
+          <w:p>
+            <w:pPr>
+              <w:spacing w:before="60" w:after="60"/>
+              <w:jc w:val="center"/>
+              <w:keepNext w:val="true"/>
             </w:pPr>
             <w:r/>
             <w:r>
@@ -6567,12 +6807,13 @@
         </w:tc>
         <w:tc>
           <w:tcPr>
-            <w:tcW w:type="dxa" w:w="1285"/>
-          </w:tcPr>
-          <w:p>
-            <w:pPr>
-              <w:spacing w:before="60" w:after="60"/>
-              <w:jc w:val="center"/>
+            <w:tcW w:type="dxa" w:w="755"/>
+          </w:tcPr>
+          <w:p>
+            <w:pPr>
+              <w:spacing w:before="60" w:after="60"/>
+              <w:jc w:val="center"/>
+              <w:keepNext w:val="true"/>
             </w:pPr>
             <w:r/>
             <w:r>
@@ -6588,12 +6829,13 @@
         </w:tc>
         <w:tc>
           <w:tcPr>
-            <w:tcW w:type="dxa" w:w="1285"/>
-          </w:tcPr>
-          <w:p>
-            <w:pPr>
-              <w:spacing w:before="60" w:after="60"/>
-              <w:jc w:val="center"/>
+            <w:tcW w:type="dxa" w:w="755"/>
+          </w:tcPr>
+          <w:p>
+            <w:pPr>
+              <w:spacing w:before="60" w:after="60"/>
+              <w:jc w:val="center"/>
+              <w:keepNext w:val="true"/>
             </w:pPr>
             <w:r/>
             <w:r>
@@ -6609,14 +6851,18 @@
         </w:tc>
       </w:tr>
       <w:tr>
-        <w:tc>
-          <w:tcPr>
-            <w:tcW w:type="dxa" w:w="1285"/>
+        <w:trPr>
+          <w:cantSplit w:val="true"/>
+        </w:trPr>
+        <w:tc>
+          <w:tcPr>
+            <w:tcW w:type="dxa" w:w="1629"/>
             <w:shd w:fill="0A5455"/>
           </w:tcPr>
           <w:p>
             <w:pPr>
               <w:spacing w:before="60" w:after="60"/>
+              <w:keepNext w:val="true"/>
             </w:pPr>
             <w:r/>
             <w:r>
@@ -6632,12 +6878,13 @@
         </w:tc>
         <w:tc>
           <w:tcPr>
-            <w:tcW w:type="dxa" w:w="1285"/>
-          </w:tcPr>
-          <w:p>
-            <w:pPr>
-              <w:spacing w:before="60" w:after="60"/>
-              <w:jc w:val="center"/>
+            <w:tcW w:type="dxa" w:w="1059"/>
+          </w:tcPr>
+          <w:p>
+            <w:pPr>
+              <w:spacing w:before="60" w:after="60"/>
+              <w:jc w:val="center"/>
+              <w:keepNext w:val="true"/>
             </w:pPr>
             <w:r/>
             <w:r>
@@ -6653,12 +6900,13 @@
         </w:tc>
         <w:tc>
           <w:tcPr>
-            <w:tcW w:type="dxa" w:w="1285"/>
-          </w:tcPr>
-          <w:p>
-            <w:pPr>
-              <w:spacing w:before="60" w:after="60"/>
-              <w:jc w:val="center"/>
+            <w:tcW w:type="dxa" w:w="896"/>
+          </w:tcPr>
+          <w:p>
+            <w:pPr>
+              <w:spacing w:before="60" w:after="60"/>
+              <w:jc w:val="center"/>
+              <w:keepNext w:val="true"/>
             </w:pPr>
             <w:r/>
             <w:r>
@@ -6674,12 +6922,13 @@
         </w:tc>
         <w:tc>
           <w:tcPr>
-            <w:tcW w:type="dxa" w:w="1285"/>
-          </w:tcPr>
-          <w:p>
-            <w:pPr>
-              <w:spacing w:before="60" w:after="60"/>
-              <w:jc w:val="center"/>
+            <w:tcW w:type="dxa" w:w="755"/>
+          </w:tcPr>
+          <w:p>
+            <w:pPr>
+              <w:spacing w:before="60" w:after="60"/>
+              <w:jc w:val="center"/>
+              <w:keepNext w:val="true"/>
             </w:pPr>
             <w:r/>
             <w:r>
@@ -6695,12 +6944,13 @@
         </w:tc>
         <w:tc>
           <w:tcPr>
-            <w:tcW w:type="dxa" w:w="1285"/>
-          </w:tcPr>
-          <w:p>
-            <w:pPr>
-              <w:spacing w:before="60" w:after="60"/>
-              <w:jc w:val="center"/>
+            <w:tcW w:type="dxa" w:w="733"/>
+          </w:tcPr>
+          <w:p>
+            <w:pPr>
+              <w:spacing w:before="60" w:after="60"/>
+              <w:jc w:val="center"/>
+              <w:keepNext w:val="true"/>
             </w:pPr>
             <w:r/>
             <w:r>
@@ -6716,12 +6966,13 @@
         </w:tc>
         <w:tc>
           <w:tcPr>
-            <w:tcW w:type="dxa" w:w="1285"/>
-          </w:tcPr>
-          <w:p>
-            <w:pPr>
-              <w:spacing w:before="60" w:after="60"/>
-              <w:jc w:val="center"/>
+            <w:tcW w:type="dxa" w:w="733"/>
+          </w:tcPr>
+          <w:p>
+            <w:pPr>
+              <w:spacing w:before="60" w:after="60"/>
+              <w:jc w:val="center"/>
+              <w:keepNext w:val="true"/>
             </w:pPr>
             <w:r/>
             <w:r>
@@ -6737,12 +6988,13 @@
         </w:tc>
         <w:tc>
           <w:tcPr>
-            <w:tcW w:type="dxa" w:w="1285"/>
-          </w:tcPr>
-          <w:p>
-            <w:pPr>
-              <w:spacing w:before="60" w:after="60"/>
-              <w:jc w:val="center"/>
+            <w:tcW w:type="dxa" w:w="755"/>
+          </w:tcPr>
+          <w:p>
+            <w:pPr>
+              <w:spacing w:before="60" w:after="60"/>
+              <w:jc w:val="center"/>
+              <w:keepNext w:val="true"/>
             </w:pPr>
             <w:r/>
             <w:r>
@@ -6758,12 +7010,13 @@
         </w:tc>
         <w:tc>
           <w:tcPr>
-            <w:tcW w:type="dxa" w:w="1285"/>
-          </w:tcPr>
-          <w:p>
-            <w:pPr>
-              <w:spacing w:before="60" w:after="60"/>
-              <w:jc w:val="center"/>
+            <w:tcW w:type="dxa" w:w="815"/>
+          </w:tcPr>
+          <w:p>
+            <w:pPr>
+              <w:spacing w:before="60" w:after="60"/>
+              <w:jc w:val="center"/>
+              <w:keepNext w:val="true"/>
             </w:pPr>
             <w:r/>
             <w:r>
@@ -6779,12 +7032,13 @@
         </w:tc>
         <w:tc>
           <w:tcPr>
-            <w:tcW w:type="dxa" w:w="1285"/>
-          </w:tcPr>
-          <w:p>
-            <w:pPr>
-              <w:spacing w:before="60" w:after="60"/>
-              <w:jc w:val="center"/>
+            <w:tcW w:type="dxa" w:w="755"/>
+          </w:tcPr>
+          <w:p>
+            <w:pPr>
+              <w:spacing w:before="60" w:after="60"/>
+              <w:jc w:val="center"/>
+              <w:keepNext w:val="true"/>
             </w:pPr>
             <w:r/>
             <w:r>
@@ -6800,12 +7054,13 @@
         </w:tc>
         <w:tc>
           <w:tcPr>
-            <w:tcW w:type="dxa" w:w="1285"/>
-          </w:tcPr>
-          <w:p>
-            <w:pPr>
-              <w:spacing w:before="60" w:after="60"/>
-              <w:jc w:val="center"/>
+            <w:tcW w:type="dxa" w:w="755"/>
+          </w:tcPr>
+          <w:p>
+            <w:pPr>
+              <w:spacing w:before="60" w:after="60"/>
+              <w:jc w:val="center"/>
+              <w:keepNext w:val="true"/>
             </w:pPr>
             <w:r/>
             <w:r>
@@ -6821,12 +7076,13 @@
         </w:tc>
         <w:tc>
           <w:tcPr>
-            <w:tcW w:type="dxa" w:w="1285"/>
-          </w:tcPr>
-          <w:p>
-            <w:pPr>
-              <w:spacing w:before="60" w:after="60"/>
-              <w:jc w:val="center"/>
+            <w:tcW w:type="dxa" w:w="755"/>
+          </w:tcPr>
+          <w:p>
+            <w:pPr>
+              <w:spacing w:before="60" w:after="60"/>
+              <w:jc w:val="center"/>
+              <w:keepNext w:val="true"/>
             </w:pPr>
             <w:r/>
             <w:r>
@@ -6842,9 +7098,12 @@
         </w:tc>
       </w:tr>
       <w:tr>
-        <w:tc>
-          <w:tcPr>
-            <w:tcW w:type="dxa" w:w="1285"/>
+        <w:trPr>
+          <w:cantSplit w:val="true"/>
+        </w:trPr>
+        <w:tc>
+          <w:tcPr>
+            <w:tcW w:type="dxa" w:w="1629"/>
             <w:shd w:fill="0A5455"/>
           </w:tcPr>
           <w:p>
@@ -6865,7 +7124,7 @@
         </w:tc>
         <w:tc>
           <w:tcPr>
-            <w:tcW w:type="dxa" w:w="1285"/>
+            <w:tcW w:type="dxa" w:w="1059"/>
           </w:tcPr>
           <w:p>
             <w:pPr>
@@ -6886,7 +7145,7 @@
         </w:tc>
         <w:tc>
           <w:tcPr>
-            <w:tcW w:type="dxa" w:w="1285"/>
+            <w:tcW w:type="dxa" w:w="896"/>
           </w:tcPr>
           <w:p>
             <w:pPr>
@@ -6907,7 +7166,7 @@
         </w:tc>
         <w:tc>
           <w:tcPr>
-            <w:tcW w:type="dxa" w:w="1285"/>
+            <w:tcW w:type="dxa" w:w="755"/>
           </w:tcPr>
           <w:p>
             <w:pPr>
@@ -6928,7 +7187,7 @@
         </w:tc>
         <w:tc>
           <w:tcPr>
-            <w:tcW w:type="dxa" w:w="1285"/>
+            <w:tcW w:type="dxa" w:w="733"/>
           </w:tcPr>
           <w:p>
             <w:pPr>
@@ -6949,7 +7208,7 @@
         </w:tc>
         <w:tc>
           <w:tcPr>
-            <w:tcW w:type="dxa" w:w="1285"/>
+            <w:tcW w:type="dxa" w:w="733"/>
           </w:tcPr>
           <w:p>
             <w:pPr>
@@ -6970,7 +7229,7 @@
         </w:tc>
         <w:tc>
           <w:tcPr>
-            <w:tcW w:type="dxa" w:w="1285"/>
+            <w:tcW w:type="dxa" w:w="755"/>
           </w:tcPr>
           <w:p>
             <w:pPr>
@@ -6991,7 +7250,7 @@
         </w:tc>
         <w:tc>
           <w:tcPr>
-            <w:tcW w:type="dxa" w:w="1285"/>
+            <w:tcW w:type="dxa" w:w="815"/>
           </w:tcPr>
           <w:p>
             <w:pPr>
@@ -7012,7 +7271,7 @@
         </w:tc>
         <w:tc>
           <w:tcPr>
-            <w:tcW w:type="dxa" w:w="1285"/>
+            <w:tcW w:type="dxa" w:w="755"/>
           </w:tcPr>
           <w:p>
             <w:pPr>
@@ -7033,7 +7292,7 @@
         </w:tc>
         <w:tc>
           <w:tcPr>
-            <w:tcW w:type="dxa" w:w="1285"/>
+            <w:tcW w:type="dxa" w:w="755"/>
           </w:tcPr>
           <w:p>
             <w:pPr>
@@ -7054,7 +7313,7 @@
         </w:tc>
         <w:tc>
           <w:tcPr>
-            <w:tcW w:type="dxa" w:w="1285"/>
+            <w:tcW w:type="dxa" w:w="755"/>
           </w:tcPr>
           <w:p>
             <w:pPr>
@@ -7075,9 +7334,12 @@
         </w:tc>
       </w:tr>
       <w:tr>
-        <w:tc>
-          <w:tcPr>
-            <w:tcW w:type="dxa" w:w="1285"/>
+        <w:trPr>
+          <w:cantSplit w:val="true"/>
+        </w:trPr>
+        <w:tc>
+          <w:tcPr>
+            <w:tcW w:type="dxa" w:w="1629"/>
             <w:shd w:fill="0A5455"/>
           </w:tcPr>
           <w:p>
@@ -7098,7 +7360,7 @@
         </w:tc>
         <w:tc>
           <w:tcPr>
-            <w:tcW w:type="dxa" w:w="1285"/>
+            <w:tcW w:type="dxa" w:w="1059"/>
           </w:tcPr>
           <w:p>
             <w:pPr>
@@ -7119,7 +7381,7 @@
         </w:tc>
         <w:tc>
           <w:tcPr>
-            <w:tcW w:type="dxa" w:w="1285"/>
+            <w:tcW w:type="dxa" w:w="896"/>
           </w:tcPr>
           <w:p>
             <w:pPr>
@@ -7140,7 +7402,7 @@
         </w:tc>
         <w:tc>
           <w:tcPr>
-            <w:tcW w:type="dxa" w:w="1285"/>
+            <w:tcW w:type="dxa" w:w="755"/>
           </w:tcPr>
           <w:p>
             <w:pPr>
@@ -7161,7 +7423,7 @@
         </w:tc>
         <w:tc>
           <w:tcPr>
-            <w:tcW w:type="dxa" w:w="1285"/>
+            <w:tcW w:type="dxa" w:w="733"/>
           </w:tcPr>
           <w:p>
             <w:pPr>
@@ -7182,7 +7444,7 @@
         </w:tc>
         <w:tc>
           <w:tcPr>
-            <w:tcW w:type="dxa" w:w="1285"/>
+            <w:tcW w:type="dxa" w:w="733"/>
           </w:tcPr>
           <w:p>
             <w:pPr>
@@ -7203,7 +7465,7 @@
         </w:tc>
         <w:tc>
           <w:tcPr>
-            <w:tcW w:type="dxa" w:w="1285"/>
+            <w:tcW w:type="dxa" w:w="755"/>
           </w:tcPr>
           <w:p>
             <w:pPr>
@@ -7224,7 +7486,7 @@
         </w:tc>
         <w:tc>
           <w:tcPr>
-            <w:tcW w:type="dxa" w:w="1285"/>
+            <w:tcW w:type="dxa" w:w="815"/>
           </w:tcPr>
           <w:p>
             <w:pPr>
@@ -7245,7 +7507,7 @@
         </w:tc>
         <w:tc>
           <w:tcPr>
-            <w:tcW w:type="dxa" w:w="1285"/>
+            <w:tcW w:type="dxa" w:w="755"/>
           </w:tcPr>
           <w:p>
             <w:pPr>
@@ -7266,7 +7528,7 @@
         </w:tc>
         <w:tc>
           <w:tcPr>
-            <w:tcW w:type="dxa" w:w="1285"/>
+            <w:tcW w:type="dxa" w:w="755"/>
           </w:tcPr>
           <w:p>
             <w:pPr>
@@ -7287,7 +7549,7 @@
         </w:tc>
         <w:tc>
           <w:tcPr>
-            <w:tcW w:type="dxa" w:w="1285"/>
+            <w:tcW w:type="dxa" w:w="755"/>
           </w:tcPr>
           <w:p>
             <w:pPr>
@@ -7308,9 +7570,12 @@
         </w:tc>
       </w:tr>
       <w:tr>
-        <w:tc>
-          <w:tcPr>
-            <w:tcW w:type="dxa" w:w="1285"/>
+        <w:trPr>
+          <w:cantSplit w:val="true"/>
+        </w:trPr>
+        <w:tc>
+          <w:tcPr>
+            <w:tcW w:type="dxa" w:w="1629"/>
             <w:shd w:fill="0A5455"/>
           </w:tcPr>
           <w:p>
@@ -7331,7 +7596,7 @@
         </w:tc>
         <w:tc>
           <w:tcPr>
-            <w:tcW w:type="dxa" w:w="1285"/>
+            <w:tcW w:type="dxa" w:w="1059"/>
           </w:tcPr>
           <w:p>
             <w:pPr>
@@ -7352,7 +7617,7 @@
         </w:tc>
         <w:tc>
           <w:tcPr>
-            <w:tcW w:type="dxa" w:w="1285"/>
+            <w:tcW w:type="dxa" w:w="896"/>
           </w:tcPr>
           <w:p>
             <w:pPr>
@@ -7373,7 +7638,7 @@
         </w:tc>
         <w:tc>
           <w:tcPr>
-            <w:tcW w:type="dxa" w:w="1285"/>
+            <w:tcW w:type="dxa" w:w="755"/>
           </w:tcPr>
           <w:p>
             <w:pPr>
@@ -7394,7 +7659,7 @@
         </w:tc>
         <w:tc>
           <w:tcPr>
-            <w:tcW w:type="dxa" w:w="1285"/>
+            <w:tcW w:type="dxa" w:w="733"/>
           </w:tcPr>
           <w:p>
             <w:pPr>
@@ -7415,7 +7680,7 @@
         </w:tc>
         <w:tc>
           <w:tcPr>
-            <w:tcW w:type="dxa" w:w="1285"/>
+            <w:tcW w:type="dxa" w:w="733"/>
           </w:tcPr>
           <w:p>
             <w:pPr>
@@ -7436,7 +7701,7 @@
         </w:tc>
         <w:tc>
           <w:tcPr>
-            <w:tcW w:type="dxa" w:w="1285"/>
+            <w:tcW w:type="dxa" w:w="755"/>
           </w:tcPr>
           <w:p>
             <w:pPr>
@@ -7457,7 +7722,7 @@
         </w:tc>
         <w:tc>
           <w:tcPr>
-            <w:tcW w:type="dxa" w:w="1285"/>
+            <w:tcW w:type="dxa" w:w="815"/>
           </w:tcPr>
           <w:p>
             <w:pPr>
@@ -7478,7 +7743,7 @@
         </w:tc>
         <w:tc>
           <w:tcPr>
-            <w:tcW w:type="dxa" w:w="1285"/>
+            <w:tcW w:type="dxa" w:w="755"/>
           </w:tcPr>
           <w:p>
             <w:pPr>
@@ -7499,7 +7764,7 @@
         </w:tc>
         <w:tc>
           <w:tcPr>
-            <w:tcW w:type="dxa" w:w="1285"/>
+            <w:tcW w:type="dxa" w:w="755"/>
           </w:tcPr>
           <w:p>
             <w:pPr>
@@ -7520,7 +7785,7 @@
         </w:tc>
         <w:tc>
           <w:tcPr>
-            <w:tcW w:type="dxa" w:w="1285"/>
+            <w:tcW w:type="dxa" w:w="755"/>
           </w:tcPr>
           <w:p>
             <w:pPr>
@@ -7541,9 +7806,12 @@
         </w:tc>
       </w:tr>
       <w:tr>
-        <w:tc>
-          <w:tcPr>
-            <w:tcW w:type="dxa" w:w="1285"/>
+        <w:trPr>
+          <w:cantSplit w:val="true"/>
+        </w:trPr>
+        <w:tc>
+          <w:tcPr>
+            <w:tcW w:type="dxa" w:w="1629"/>
             <w:shd w:fill="0A5455"/>
           </w:tcPr>
           <w:p>
@@ -7564,7 +7832,7 @@
         </w:tc>
         <w:tc>
           <w:tcPr>
-            <w:tcW w:type="dxa" w:w="1285"/>
+            <w:tcW w:type="dxa" w:w="1059"/>
           </w:tcPr>
           <w:p>
             <w:pPr>
@@ -7585,7 +7853,7 @@
         </w:tc>
         <w:tc>
           <w:tcPr>
-            <w:tcW w:type="dxa" w:w="1285"/>
+            <w:tcW w:type="dxa" w:w="896"/>
           </w:tcPr>
           <w:p>
             <w:pPr>
@@ -7606,7 +7874,7 @@
         </w:tc>
         <w:tc>
           <w:tcPr>
-            <w:tcW w:type="dxa" w:w="1285"/>
+            <w:tcW w:type="dxa" w:w="755"/>
           </w:tcPr>
           <w:p>
             <w:pPr>
@@ -7627,7 +7895,7 @@
         </w:tc>
         <w:tc>
           <w:tcPr>
-            <w:tcW w:type="dxa" w:w="1285"/>
+            <w:tcW w:type="dxa" w:w="733"/>
           </w:tcPr>
           <w:p>
             <w:pPr>
@@ -7648,7 +7916,7 @@
         </w:tc>
         <w:tc>
           <w:tcPr>
-            <w:tcW w:type="dxa" w:w="1285"/>
+            <w:tcW w:type="dxa" w:w="733"/>
           </w:tcPr>
           <w:p>
             <w:pPr>
@@ -7669,7 +7937,7 @@
         </w:tc>
         <w:tc>
           <w:tcPr>
-            <w:tcW w:type="dxa" w:w="1285"/>
+            <w:tcW w:type="dxa" w:w="755"/>
           </w:tcPr>
           <w:p>
             <w:pPr>
@@ -7690,7 +7958,7 @@
         </w:tc>
         <w:tc>
           <w:tcPr>
-            <w:tcW w:type="dxa" w:w="1285"/>
+            <w:tcW w:type="dxa" w:w="815"/>
           </w:tcPr>
           <w:p>
             <w:pPr>
@@ -7711,7 +7979,7 @@
         </w:tc>
         <w:tc>
           <w:tcPr>
-            <w:tcW w:type="dxa" w:w="1285"/>
+            <w:tcW w:type="dxa" w:w="755"/>
           </w:tcPr>
           <w:p>
             <w:pPr>
@@ -7732,7 +8000,7 @@
         </w:tc>
         <w:tc>
           <w:tcPr>
-            <w:tcW w:type="dxa" w:w="1285"/>
+            <w:tcW w:type="dxa" w:w="755"/>
           </w:tcPr>
           <w:p>
             <w:pPr>
@@ -7753,7 +8021,7 @@
         </w:tc>
         <w:tc>
           <w:tcPr>
-            <w:tcW w:type="dxa" w:w="1285"/>
+            <w:tcW w:type="dxa" w:w="755"/>
           </w:tcPr>
           <w:p>
             <w:pPr>
@@ -7774,9 +8042,12 @@
         </w:tc>
       </w:tr>
       <w:tr>
-        <w:tc>
-          <w:tcPr>
-            <w:tcW w:type="dxa" w:w="1285"/>
+        <w:trPr>
+          <w:cantSplit w:val="true"/>
+        </w:trPr>
+        <w:tc>
+          <w:tcPr>
+            <w:tcW w:type="dxa" w:w="1629"/>
             <w:shd w:fill="0A5455"/>
           </w:tcPr>
           <w:p>
@@ -7797,7 +8068,7 @@
         </w:tc>
         <w:tc>
           <w:tcPr>
-            <w:tcW w:type="dxa" w:w="1285"/>
+            <w:tcW w:type="dxa" w:w="1059"/>
           </w:tcPr>
           <w:p>
             <w:pPr>
@@ -7818,7 +8089,7 @@
         </w:tc>
         <w:tc>
           <w:tcPr>
-            <w:tcW w:type="dxa" w:w="1285"/>
+            <w:tcW w:type="dxa" w:w="896"/>
           </w:tcPr>
           <w:p>
             <w:pPr>
@@ -7839,7 +8110,7 @@
         </w:tc>
         <w:tc>
           <w:tcPr>
-            <w:tcW w:type="dxa" w:w="1285"/>
+            <w:tcW w:type="dxa" w:w="755"/>
           </w:tcPr>
           <w:p>
             <w:pPr>
@@ -7860,7 +8131,7 @@
         </w:tc>
         <w:tc>
           <w:tcPr>
-            <w:tcW w:type="dxa" w:w="1285"/>
+            <w:tcW w:type="dxa" w:w="733"/>
           </w:tcPr>
           <w:p>
             <w:pPr>
@@ -7881,7 +8152,7 @@
         </w:tc>
         <w:tc>
           <w:tcPr>
-            <w:tcW w:type="dxa" w:w="1285"/>
+            <w:tcW w:type="dxa" w:w="733"/>
           </w:tcPr>
           <w:p>
             <w:pPr>
@@ -7902,7 +8173,7 @@
         </w:tc>
         <w:tc>
           <w:tcPr>
-            <w:tcW w:type="dxa" w:w="1285"/>
+            <w:tcW w:type="dxa" w:w="755"/>
           </w:tcPr>
           <w:p>
             <w:pPr>
@@ -7923,7 +8194,7 @@
         </w:tc>
         <w:tc>
           <w:tcPr>
-            <w:tcW w:type="dxa" w:w="1285"/>
+            <w:tcW w:type="dxa" w:w="815"/>
           </w:tcPr>
           <w:p>
             <w:pPr>
@@ -7944,7 +8215,7 @@
         </w:tc>
         <w:tc>
           <w:tcPr>
-            <w:tcW w:type="dxa" w:w="1285"/>
+            <w:tcW w:type="dxa" w:w="755"/>
           </w:tcPr>
           <w:p>
             <w:pPr>
@@ -7965,7 +8236,7 @@
         </w:tc>
         <w:tc>
           <w:tcPr>
-            <w:tcW w:type="dxa" w:w="1285"/>
+            <w:tcW w:type="dxa" w:w="755"/>
           </w:tcPr>
           <w:p>
             <w:pPr>
@@ -7986,7 +8257,7 @@
         </w:tc>
         <w:tc>
           <w:tcPr>
-            <w:tcW w:type="dxa" w:w="1285"/>
+            <w:tcW w:type="dxa" w:w="755"/>
           </w:tcPr>
           <w:p>
             <w:pPr>
@@ -8007,9 +8278,12 @@
         </w:tc>
       </w:tr>
       <w:tr>
-        <w:tc>
-          <w:tcPr>
-            <w:tcW w:type="dxa" w:w="1285"/>
+        <w:trPr>
+          <w:cantSplit w:val="true"/>
+        </w:trPr>
+        <w:tc>
+          <w:tcPr>
+            <w:tcW w:type="dxa" w:w="1629"/>
             <w:shd w:fill="0A5455"/>
           </w:tcPr>
           <w:p>
@@ -8030,7 +8304,7 @@
         </w:tc>
         <w:tc>
           <w:tcPr>
-            <w:tcW w:type="dxa" w:w="1285"/>
+            <w:tcW w:type="dxa" w:w="1059"/>
           </w:tcPr>
           <w:p>
             <w:pPr>
@@ -8051,7 +8325,7 @@
         </w:tc>
         <w:tc>
           <w:tcPr>
-            <w:tcW w:type="dxa" w:w="1285"/>
+            <w:tcW w:type="dxa" w:w="896"/>
           </w:tcPr>
           <w:p>
             <w:pPr>
@@ -8072,7 +8346,7 @@
         </w:tc>
         <w:tc>
           <w:tcPr>
-            <w:tcW w:type="dxa" w:w="1285"/>
+            <w:tcW w:type="dxa" w:w="755"/>
           </w:tcPr>
           <w:p>
             <w:pPr>
@@ -8093,7 +8367,7 @@
         </w:tc>
         <w:tc>
           <w:tcPr>
-            <w:tcW w:type="dxa" w:w="1285"/>
+            <w:tcW w:type="dxa" w:w="733"/>
           </w:tcPr>
           <w:p>
             <w:pPr>
@@ -8114,7 +8388,7 @@
         </w:tc>
         <w:tc>
           <w:tcPr>
-            <w:tcW w:type="dxa" w:w="1285"/>
+            <w:tcW w:type="dxa" w:w="733"/>
           </w:tcPr>
           <w:p>
             <w:pPr>
@@ -8135,7 +8409,7 @@
         </w:tc>
         <w:tc>
           <w:tcPr>
-            <w:tcW w:type="dxa" w:w="1285"/>
+            <w:tcW w:type="dxa" w:w="755"/>
           </w:tcPr>
           <w:p>
             <w:pPr>
@@ -8156,7 +8430,7 @@
         </w:tc>
         <w:tc>
           <w:tcPr>
-            <w:tcW w:type="dxa" w:w="1285"/>
+            <w:tcW w:type="dxa" w:w="815"/>
           </w:tcPr>
           <w:p>
             <w:pPr>
@@ -8177,7 +8451,7 @@
         </w:tc>
         <w:tc>
           <w:tcPr>
-            <w:tcW w:type="dxa" w:w="1285"/>
+            <w:tcW w:type="dxa" w:w="755"/>
           </w:tcPr>
           <w:p>
             <w:pPr>
@@ -8198,7 +8472,7 @@
         </w:tc>
         <w:tc>
           <w:tcPr>
-            <w:tcW w:type="dxa" w:w="1285"/>
+            <w:tcW w:type="dxa" w:w="755"/>
           </w:tcPr>
           <w:p>
             <w:pPr>
@@ -8219,7 +8493,7 @@
         </w:tc>
         <w:tc>
           <w:tcPr>
-            <w:tcW w:type="dxa" w:w="1285"/>
+            <w:tcW w:type="dxa" w:w="755"/>
           </w:tcPr>
           <w:p>
             <w:pPr>
@@ -8240,9 +8514,12 @@
         </w:tc>
       </w:tr>
       <w:tr>
-        <w:tc>
-          <w:tcPr>
-            <w:tcW w:type="dxa" w:w="1285"/>
+        <w:trPr>
+          <w:cantSplit w:val="true"/>
+        </w:trPr>
+        <w:tc>
+          <w:tcPr>
+            <w:tcW w:type="dxa" w:w="1629"/>
             <w:shd w:fill="0A5455"/>
           </w:tcPr>
           <w:p>
@@ -8263,7 +8540,7 @@
         </w:tc>
         <w:tc>
           <w:tcPr>
-            <w:tcW w:type="dxa" w:w="1285"/>
+            <w:tcW w:type="dxa" w:w="1059"/>
           </w:tcPr>
           <w:p>
             <w:pPr>
@@ -8284,7 +8561,7 @@
         </w:tc>
         <w:tc>
           <w:tcPr>
-            <w:tcW w:type="dxa" w:w="1285"/>
+            <w:tcW w:type="dxa" w:w="896"/>
           </w:tcPr>
           <w:p>
             <w:pPr>
@@ -8305,7 +8582,7 @@
         </w:tc>
         <w:tc>
           <w:tcPr>
-            <w:tcW w:type="dxa" w:w="1285"/>
+            <w:tcW w:type="dxa" w:w="755"/>
           </w:tcPr>
           <w:p>
             <w:pPr>
@@ -8326,7 +8603,7 @@
         </w:tc>
         <w:tc>
           <w:tcPr>
-            <w:tcW w:type="dxa" w:w="1285"/>
+            <w:tcW w:type="dxa" w:w="733"/>
           </w:tcPr>
           <w:p>
             <w:pPr>
@@ -8347,7 +8624,7 @@
         </w:tc>
         <w:tc>
           <w:tcPr>
-            <w:tcW w:type="dxa" w:w="1285"/>
+            <w:tcW w:type="dxa" w:w="733"/>
           </w:tcPr>
           <w:p>
             <w:pPr>
@@ -8368,7 +8645,7 @@
         </w:tc>
         <w:tc>
           <w:tcPr>
-            <w:tcW w:type="dxa" w:w="1285"/>
+            <w:tcW w:type="dxa" w:w="755"/>
           </w:tcPr>
           <w:p>
             <w:pPr>
@@ -8389,7 +8666,7 @@
         </w:tc>
         <w:tc>
           <w:tcPr>
-            <w:tcW w:type="dxa" w:w="1285"/>
+            <w:tcW w:type="dxa" w:w="815"/>
           </w:tcPr>
           <w:p>
             <w:pPr>
@@ -8410,7 +8687,7 @@
         </w:tc>
         <w:tc>
           <w:tcPr>
-            <w:tcW w:type="dxa" w:w="1285"/>
+            <w:tcW w:type="dxa" w:w="755"/>
           </w:tcPr>
           <w:p>
             <w:pPr>
@@ -8431,7 +8708,7 @@
         </w:tc>
         <w:tc>
           <w:tcPr>
-            <w:tcW w:type="dxa" w:w="1285"/>
+            <w:tcW w:type="dxa" w:w="755"/>
           </w:tcPr>
           <w:p>
             <w:pPr>
@@ -8452,7 +8729,7 @@
         </w:tc>
         <w:tc>
           <w:tcPr>
-            <w:tcW w:type="dxa" w:w="1285"/>
+            <w:tcW w:type="dxa" w:w="755"/>
           </w:tcPr>
           <w:p>
             <w:pPr>
@@ -8473,9 +8750,12 @@
         </w:tc>
       </w:tr>
       <w:tr>
-        <w:tc>
-          <w:tcPr>
-            <w:tcW w:type="dxa" w:w="1285"/>
+        <w:trPr>
+          <w:cantSplit w:val="true"/>
+        </w:trPr>
+        <w:tc>
+          <w:tcPr>
+            <w:tcW w:type="dxa" w:w="1629"/>
             <w:shd w:fill="0A5455"/>
           </w:tcPr>
           <w:p>
@@ -8496,7 +8776,7 @@
         </w:tc>
         <w:tc>
           <w:tcPr>
-            <w:tcW w:type="dxa" w:w="1285"/>
+            <w:tcW w:type="dxa" w:w="1059"/>
           </w:tcPr>
           <w:p>
             <w:pPr>
@@ -8517,7 +8797,7 @@
         </w:tc>
         <w:tc>
           <w:tcPr>
-            <w:tcW w:type="dxa" w:w="1285"/>
+            <w:tcW w:type="dxa" w:w="896"/>
           </w:tcPr>
           <w:p>
             <w:pPr>
@@ -8538,7 +8818,7 @@
         </w:tc>
         <w:tc>
           <w:tcPr>
-            <w:tcW w:type="dxa" w:w="1285"/>
+            <w:tcW w:type="dxa" w:w="755"/>
           </w:tcPr>
           <w:p>
             <w:pPr>
@@ -8559,7 +8839,7 @@
         </w:tc>
         <w:tc>
           <w:tcPr>
-            <w:tcW w:type="dxa" w:w="1285"/>
+            <w:tcW w:type="dxa" w:w="733"/>
           </w:tcPr>
           <w:p>
             <w:pPr>
@@ -8580,7 +8860,7 @@
         </w:tc>
         <w:tc>
           <w:tcPr>
-            <w:tcW w:type="dxa" w:w="1285"/>
+            <w:tcW w:type="dxa" w:w="733"/>
           </w:tcPr>
           <w:p>
             <w:pPr>
@@ -8601,7 +8881,7 @@
         </w:tc>
         <w:tc>
           <w:tcPr>
-            <w:tcW w:type="dxa" w:w="1285"/>
+            <w:tcW w:type="dxa" w:w="755"/>
           </w:tcPr>
           <w:p>
             <w:pPr>
@@ -8622,7 +8902,7 @@
         </w:tc>
         <w:tc>
           <w:tcPr>
-            <w:tcW w:type="dxa" w:w="1285"/>
+            <w:tcW w:type="dxa" w:w="815"/>
           </w:tcPr>
           <w:p>
             <w:pPr>
@@ -8643,7 +8923,7 @@
         </w:tc>
         <w:tc>
           <w:tcPr>
-            <w:tcW w:type="dxa" w:w="1285"/>
+            <w:tcW w:type="dxa" w:w="755"/>
           </w:tcPr>
           <w:p>
             <w:pPr>
@@ -8664,7 +8944,7 @@
         </w:tc>
         <w:tc>
           <w:tcPr>
-            <w:tcW w:type="dxa" w:w="1285"/>
+            <w:tcW w:type="dxa" w:w="755"/>
           </w:tcPr>
           <w:p>
             <w:pPr>
@@ -8685,7 +8965,7 @@
         </w:tc>
         <w:tc>
           <w:tcPr>
-            <w:tcW w:type="dxa" w:w="1285"/>
+            <w:tcW w:type="dxa" w:w="755"/>
           </w:tcPr>
           <w:p>
             <w:pPr>
@@ -8706,9 +8986,12 @@
         </w:tc>
       </w:tr>
       <w:tr>
-        <w:tc>
-          <w:tcPr>
-            <w:tcW w:type="dxa" w:w="1285"/>
+        <w:trPr>
+          <w:cantSplit w:val="true"/>
+        </w:trPr>
+        <w:tc>
+          <w:tcPr>
+            <w:tcW w:type="dxa" w:w="1629"/>
             <w:shd w:fill="0A5455"/>
           </w:tcPr>
           <w:p>
@@ -8729,7 +9012,7 @@
         </w:tc>
         <w:tc>
           <w:tcPr>
-            <w:tcW w:type="dxa" w:w="1285"/>
+            <w:tcW w:type="dxa" w:w="1059"/>
           </w:tcPr>
           <w:p>
             <w:pPr>
@@ -8750,7 +9033,7 @@
         </w:tc>
         <w:tc>
           <w:tcPr>
-            <w:tcW w:type="dxa" w:w="1285"/>
+            <w:tcW w:type="dxa" w:w="896"/>
           </w:tcPr>
           <w:p>
             <w:pPr>
@@ -8771,7 +9054,7 @@
         </w:tc>
         <w:tc>
           <w:tcPr>
-            <w:tcW w:type="dxa" w:w="1285"/>
+            <w:tcW w:type="dxa" w:w="755"/>
           </w:tcPr>
           <w:p>
             <w:pPr>
@@ -8792,7 +9075,7 @@
         </w:tc>
         <w:tc>
           <w:tcPr>
-            <w:tcW w:type="dxa" w:w="1285"/>
+            <w:tcW w:type="dxa" w:w="733"/>
           </w:tcPr>
           <w:p>
             <w:pPr>
@@ -8813,7 +9096,7 @@
         </w:tc>
         <w:tc>
           <w:tcPr>
-            <w:tcW w:type="dxa" w:w="1285"/>
+            <w:tcW w:type="dxa" w:w="733"/>
           </w:tcPr>
           <w:p>
             <w:pPr>
@@ -8834,7 +9117,7 @@
         </w:tc>
         <w:tc>
           <w:tcPr>
-            <w:tcW w:type="dxa" w:w="1285"/>
+            <w:tcW w:type="dxa" w:w="755"/>
           </w:tcPr>
           <w:p>
             <w:pPr>
@@ -8855,7 +9138,7 @@
         </w:tc>
         <w:tc>
           <w:tcPr>
-            <w:tcW w:type="dxa" w:w="1285"/>
+            <w:tcW w:type="dxa" w:w="815"/>
           </w:tcPr>
           <w:p>
             <w:pPr>
@@ -8876,7 +9159,7 @@
         </w:tc>
         <w:tc>
           <w:tcPr>
-            <w:tcW w:type="dxa" w:w="1285"/>
+            <w:tcW w:type="dxa" w:w="755"/>
           </w:tcPr>
           <w:p>
             <w:pPr>
@@ -8897,7 +9180,7 @@
         </w:tc>
         <w:tc>
           <w:tcPr>
-            <w:tcW w:type="dxa" w:w="1285"/>
+            <w:tcW w:type="dxa" w:w="755"/>
           </w:tcPr>
           <w:p>
             <w:pPr>
@@ -8918,7 +9201,7 @@
         </w:tc>
         <w:tc>
           <w:tcPr>
-            <w:tcW w:type="dxa" w:w="1285"/>
+            <w:tcW w:type="dxa" w:w="755"/>
           </w:tcPr>
           <w:p>
             <w:pPr>
@@ -8939,9 +9222,12 @@
         </w:tc>
       </w:tr>
       <w:tr>
-        <w:tc>
-          <w:tcPr>
-            <w:tcW w:type="dxa" w:w="1285"/>
+        <w:trPr>
+          <w:cantSplit w:val="true"/>
+        </w:trPr>
+        <w:tc>
+          <w:tcPr>
+            <w:tcW w:type="dxa" w:w="1629"/>
             <w:shd w:fill="0A5455"/>
           </w:tcPr>
           <w:p>
@@ -8962,7 +9248,7 @@
         </w:tc>
         <w:tc>
           <w:tcPr>
-            <w:tcW w:type="dxa" w:w="1285"/>
+            <w:tcW w:type="dxa" w:w="1059"/>
           </w:tcPr>
           <w:p>
             <w:pPr>
@@ -8983,7 +9269,7 @@
         </w:tc>
         <w:tc>
           <w:tcPr>
-            <w:tcW w:type="dxa" w:w="1285"/>
+            <w:tcW w:type="dxa" w:w="896"/>
           </w:tcPr>
           <w:p>
             <w:pPr>
@@ -9004,7 +9290,7 @@
         </w:tc>
         <w:tc>
           <w:tcPr>
-            <w:tcW w:type="dxa" w:w="1285"/>
+            <w:tcW w:type="dxa" w:w="755"/>
           </w:tcPr>
           <w:p>
             <w:pPr>
@@ -9025,7 +9311,7 @@
         </w:tc>
         <w:tc>
           <w:tcPr>
-            <w:tcW w:type="dxa" w:w="1285"/>
+            <w:tcW w:type="dxa" w:w="733"/>
           </w:tcPr>
           <w:p>
             <w:pPr>
@@ -9046,7 +9332,7 @@
         </w:tc>
         <w:tc>
           <w:tcPr>
-            <w:tcW w:type="dxa" w:w="1285"/>
+            <w:tcW w:type="dxa" w:w="733"/>
           </w:tcPr>
           <w:p>
             <w:pPr>
@@ -9067,7 +9353,7 @@
         </w:tc>
         <w:tc>
           <w:tcPr>
-            <w:tcW w:type="dxa" w:w="1285"/>
+            <w:tcW w:type="dxa" w:w="755"/>
           </w:tcPr>
           <w:p>
             <w:pPr>
@@ -9088,7 +9374,7 @@
         </w:tc>
         <w:tc>
           <w:tcPr>
-            <w:tcW w:type="dxa" w:w="1285"/>
+            <w:tcW w:type="dxa" w:w="815"/>
           </w:tcPr>
           <w:p>
             <w:pPr>
@@ -9109,7 +9395,7 @@
         </w:tc>
         <w:tc>
           <w:tcPr>
-            <w:tcW w:type="dxa" w:w="1285"/>
+            <w:tcW w:type="dxa" w:w="755"/>
           </w:tcPr>
           <w:p>
             <w:pPr>
@@ -9130,7 +9416,7 @@
         </w:tc>
         <w:tc>
           <w:tcPr>
-            <w:tcW w:type="dxa" w:w="1285"/>
+            <w:tcW w:type="dxa" w:w="755"/>
           </w:tcPr>
           <w:p>
             <w:pPr>
@@ -9151,7 +9437,7 @@
         </w:tc>
         <w:tc>
           <w:tcPr>
-            <w:tcW w:type="dxa" w:w="1285"/>
+            <w:tcW w:type="dxa" w:w="755"/>
           </w:tcPr>
           <w:p>
             <w:pPr>
@@ -9172,9 +9458,12 @@
         </w:tc>
       </w:tr>
       <w:tr>
-        <w:tc>
-          <w:tcPr>
-            <w:tcW w:type="dxa" w:w="1285"/>
+        <w:trPr>
+          <w:cantSplit w:val="true"/>
+        </w:trPr>
+        <w:tc>
+          <w:tcPr>
+            <w:tcW w:type="dxa" w:w="1629"/>
             <w:shd w:fill="0A5455"/>
           </w:tcPr>
           <w:p>
@@ -9195,7 +9484,7 @@
         </w:tc>
         <w:tc>
           <w:tcPr>
-            <w:tcW w:type="dxa" w:w="1285"/>
+            <w:tcW w:type="dxa" w:w="1059"/>
           </w:tcPr>
           <w:p>
             <w:pPr>
@@ -9216,7 +9505,7 @@
         </w:tc>
         <w:tc>
           <w:tcPr>
-            <w:tcW w:type="dxa" w:w="1285"/>
+            <w:tcW w:type="dxa" w:w="896"/>
           </w:tcPr>
           <w:p>
             <w:pPr>
@@ -9237,7 +9526,7 @@
         </w:tc>
         <w:tc>
           <w:tcPr>
-            <w:tcW w:type="dxa" w:w="1285"/>
+            <w:tcW w:type="dxa" w:w="755"/>
           </w:tcPr>
           <w:p>
             <w:pPr>
@@ -9258,7 +9547,7 @@
         </w:tc>
         <w:tc>
           <w:tcPr>
-            <w:tcW w:type="dxa" w:w="1285"/>
+            <w:tcW w:type="dxa" w:w="733"/>
           </w:tcPr>
           <w:p>
             <w:pPr>
@@ -9279,7 +9568,7 @@
         </w:tc>
         <w:tc>
           <w:tcPr>
-            <w:tcW w:type="dxa" w:w="1285"/>
+            <w:tcW w:type="dxa" w:w="733"/>
           </w:tcPr>
           <w:p>
             <w:pPr>
@@ -9300,7 +9589,7 @@
         </w:tc>
         <w:tc>
           <w:tcPr>
-            <w:tcW w:type="dxa" w:w="1285"/>
+            <w:tcW w:type="dxa" w:w="755"/>
           </w:tcPr>
           <w:p>
             <w:pPr>
@@ -9321,7 +9610,7 @@
         </w:tc>
         <w:tc>
           <w:tcPr>
-            <w:tcW w:type="dxa" w:w="1285"/>
+            <w:tcW w:type="dxa" w:w="815"/>
           </w:tcPr>
           <w:p>
             <w:pPr>
@@ -9342,7 +9631,7 @@
         </w:tc>
         <w:tc>
           <w:tcPr>
-            <w:tcW w:type="dxa" w:w="1285"/>
+            <w:tcW w:type="dxa" w:w="755"/>
           </w:tcPr>
           <w:p>
             <w:pPr>
@@ -9363,7 +9652,7 @@
         </w:tc>
         <w:tc>
           <w:tcPr>
-            <w:tcW w:type="dxa" w:w="1285"/>
+            <w:tcW w:type="dxa" w:w="755"/>
           </w:tcPr>
           <w:p>
             <w:pPr>
@@ -9384,7 +9673,7 @@
         </w:tc>
         <w:tc>
           <w:tcPr>
-            <w:tcW w:type="dxa" w:w="1285"/>
+            <w:tcW w:type="dxa" w:w="755"/>
           </w:tcPr>
           <w:p>
             <w:pPr>
@@ -9405,9 +9694,12 @@
         </w:tc>
       </w:tr>
       <w:tr>
-        <w:tc>
-          <w:tcPr>
-            <w:tcW w:type="dxa" w:w="1285"/>
+        <w:trPr>
+          <w:cantSplit w:val="true"/>
+        </w:trPr>
+        <w:tc>
+          <w:tcPr>
+            <w:tcW w:type="dxa" w:w="1629"/>
             <w:shd w:fill="0A5455"/>
           </w:tcPr>
           <w:p>
@@ -9428,7 +9720,7 @@
         </w:tc>
         <w:tc>
           <w:tcPr>
-            <w:tcW w:type="dxa" w:w="1285"/>
+            <w:tcW w:type="dxa" w:w="1059"/>
           </w:tcPr>
           <w:p>
             <w:pPr>
@@ -9449,7 +9741,7 @@
         </w:tc>
         <w:tc>
           <w:tcPr>
-            <w:tcW w:type="dxa" w:w="1285"/>
+            <w:tcW w:type="dxa" w:w="896"/>
           </w:tcPr>
           <w:p>
             <w:pPr>
@@ -9470,7 +9762,7 @@
         </w:tc>
         <w:tc>
           <w:tcPr>
-            <w:tcW w:type="dxa" w:w="1285"/>
+            <w:tcW w:type="dxa" w:w="755"/>
           </w:tcPr>
           <w:p>
             <w:pPr>
@@ -9491,7 +9783,7 @@
         </w:tc>
         <w:tc>
           <w:tcPr>
-            <w:tcW w:type="dxa" w:w="1285"/>
+            <w:tcW w:type="dxa" w:w="733"/>
           </w:tcPr>
           <w:p>
             <w:pPr>
@@ -9512,7 +9804,7 @@
         </w:tc>
         <w:tc>
           <w:tcPr>
-            <w:tcW w:type="dxa" w:w="1285"/>
+            <w:tcW w:type="dxa" w:w="733"/>
           </w:tcPr>
           <w:p>
             <w:pPr>
@@ -9533,7 +9825,7 @@
         </w:tc>
         <w:tc>
           <w:tcPr>
-            <w:tcW w:type="dxa" w:w="1285"/>
+            <w:tcW w:type="dxa" w:w="755"/>
           </w:tcPr>
           <w:p>
             <w:pPr>
@@ -9554,7 +9846,7 @@
         </w:tc>
         <w:tc>
           <w:tcPr>
-            <w:tcW w:type="dxa" w:w="1285"/>
+            <w:tcW w:type="dxa" w:w="815"/>
           </w:tcPr>
           <w:p>
             <w:pPr>
@@ -9575,7 +9867,7 @@
         </w:tc>
         <w:tc>
           <w:tcPr>
-            <w:tcW w:type="dxa" w:w="1285"/>
+            <w:tcW w:type="dxa" w:w="755"/>
           </w:tcPr>
           <w:p>
             <w:pPr>
@@ -9596,7 +9888,7 @@
         </w:tc>
         <w:tc>
           <w:tcPr>
-            <w:tcW w:type="dxa" w:w="1285"/>
+            <w:tcW w:type="dxa" w:w="755"/>
           </w:tcPr>
           <w:p>
             <w:pPr>
@@ -9617,7 +9909,7 @@
         </w:tc>
         <w:tc>
           <w:tcPr>
-            <w:tcW w:type="dxa" w:w="1285"/>
+            <w:tcW w:type="dxa" w:w="755"/>
           </w:tcPr>
           <w:p>
             <w:pPr>
